--- a/paper/Re-NIA.docx
+++ b/paper/Re-NIA.docx
@@ -4061,14 +4061,14 @@
           <w:sz w:val="21"/>
           <w:szCs w:val="21"/>
         </w:rPr>
-        <w:t xml:space="preserve">Given the heterogeneity of miRNA and disease nodes, </w:t>
-      </w:r>
-      <w:r>
-        <w:rPr>
-          <w:sz w:val="21"/>
-          <w:szCs w:val="21"/>
-        </w:rPr>
-        <w:t>which exist in distinct feature spaces, we introduce a node-type transformation mechanism to project them into a unified feature space</w:t>
+        <w:t>Given the heterogeneity of miRNA and disease nodes, which exist in distinct feature spaces, we introduce a node-</w:t>
+      </w:r>
+      <w:r>
+        <w:rPr>
+          <w:sz w:val="21"/>
+          <w:szCs w:val="21"/>
+        </w:rPr>
+        <w:t>type transformation mechanism to project them into a unified feature space</w:t>
       </w:r>
       <w:r>
         <w:rPr>
@@ -4781,7 +4781,7 @@
     </w:p>
     <w:p>
       <w:pPr>
-        <w:spacing w:beforeLines="50" w:before="156" w:line="240" w:lineRule="auto"/>
+        <w:spacing w:beforeLines="100" w:before="312" w:line="240" w:lineRule="auto"/>
         <w:jc w:val="center"/>
         <w:rPr>
           <w:sz w:val="21"/>
@@ -4970,6 +4970,7 @@
       <w:pPr>
         <w:spacing w:line="240" w:lineRule="auto"/>
         <w:rPr>
+          <w:rFonts w:hint="eastAsia"/>
           <w:sz w:val="21"/>
           <w:szCs w:val="21"/>
         </w:rPr>
@@ -5104,17 +5105,7 @@
           <w:sz w:val="21"/>
           <w:szCs w:val="21"/>
         </w:rPr>
-        <w:t>Ⅰ</w:t>
-      </w:r>
-      <w:r>
-        <w:rPr>
-          <w:rFonts w:cs="Times New Roman"/>
-          <w:b/>
-          <w:bCs/>
-          <w:sz w:val="21"/>
-          <w:szCs w:val="21"/>
-        </w:rPr>
-        <w:t>:</w:t>
+        <w:t>Ⅰ:</w:t>
       </w:r>
       <w:r>
         <w:rPr>
@@ -5291,12 +5282,87 @@
         </w:rPr>
         <w:t>the</w:t>
       </w:r>
+      <w:r>
+        <w:rPr>
+          <w:sz w:val="21"/>
+          <w:szCs w:val="21"/>
+        </w:rPr>
+        <w:t xml:space="preserve"> </w:t>
+      </w:r>
+      <w:r>
+        <w:rPr>
+          <w:sz w:val="21"/>
+          <w:szCs w:val="21"/>
+        </w:rPr>
+        <w:t>aggregative features by weighting neighbor contributions.</w:t>
+      </w:r>
     </w:p>
     <w:p>
       <w:pPr>
         <w:spacing w:line="240" w:lineRule="auto"/>
-        <w:ind w:firstLineChars="200" w:firstLine="420"/>
-        <w:rPr>
+        <w:ind w:firstLineChars="200" w:firstLine="422"/>
+        <w:rPr>
+          <w:sz w:val="21"/>
+          <w:szCs w:val="21"/>
+        </w:rPr>
+      </w:pPr>
+      <w:r>
+        <w:rPr>
+          <w:b/>
+          <w:bCs/>
+          <w:sz w:val="21"/>
+          <w:szCs w:val="21"/>
+        </w:rPr>
+        <w:t>Step Ⅳ</w:t>
+      </w:r>
+      <w:r>
+        <w:rPr>
+          <w:rFonts w:cs="Times New Roman" w:hint="eastAsia"/>
+          <w:b/>
+          <w:bCs/>
+          <w:sz w:val="21"/>
+          <w:szCs w:val="21"/>
+        </w:rPr>
+        <w:t>:</w:t>
+      </w:r>
+      <w:r>
+        <w:rPr>
+          <w:rFonts w:cs="Times New Roman"/>
+          <w:b/>
+          <w:bCs/>
+          <w:sz w:val="21"/>
+          <w:szCs w:val="21"/>
+        </w:rPr>
+        <w:t xml:space="preserve"> </w:t>
+      </w:r>
+      <w:r>
+        <w:rPr>
+          <w:rFonts w:cs="Times New Roman"/>
+          <w:sz w:val="21"/>
+          <w:szCs w:val="21"/>
+        </w:rPr>
+        <w:t>Prediction Output</w:t>
+      </w:r>
+      <w:r>
+        <w:rPr>
+          <w:sz w:val="21"/>
+          <w:szCs w:val="21"/>
+        </w:rPr>
+        <w:t xml:space="preserve">: </w:t>
+      </w:r>
+      <w:r>
+        <w:rPr>
+          <w:sz w:val="21"/>
+          <w:szCs w:val="21"/>
+        </w:rPr>
+        <w:t>Final discriminative</w:t>
+      </w:r>
+    </w:p>
+    <w:p>
+      <w:pPr>
+        <w:spacing w:line="240" w:lineRule="auto"/>
+        <w:rPr>
+          <w:rFonts w:hint="eastAsia"/>
           <w:sz w:val="21"/>
           <w:szCs w:val="21"/>
         </w:rPr>
@@ -5378,145 +5444,9 @@
         <w:spacing w:line="240" w:lineRule="auto"/>
         <w:jc w:val="center"/>
         <w:rPr>
-          <w:sz w:val="18"/>
-          <w:szCs w:val="18"/>
-        </w:rPr>
-      </w:pPr>
-      <w:r>
-        <w:rPr>
-          <w:rFonts w:hint="eastAsia"/>
-          <w:b/>
-          <w:bCs/>
-          <w:sz w:val="18"/>
-          <w:szCs w:val="18"/>
-        </w:rPr>
-        <w:t>Fig</w:t>
-      </w:r>
-      <w:r>
-        <w:rPr>
-          <w:b/>
-          <w:bCs/>
-          <w:sz w:val="18"/>
-          <w:szCs w:val="18"/>
-        </w:rPr>
-        <w:t>.</w:t>
-      </w:r>
-      <w:r>
-        <w:rPr>
-          <w:b/>
-          <w:bCs/>
-          <w:sz w:val="18"/>
-          <w:szCs w:val="18"/>
-        </w:rPr>
-        <w:t xml:space="preserve"> 2</w:t>
-      </w:r>
-      <w:r>
-        <w:rPr>
-          <w:b/>
-          <w:bCs/>
-          <w:sz w:val="18"/>
-          <w:szCs w:val="18"/>
-        </w:rPr>
-        <w:t>.</w:t>
-      </w:r>
-      <w:r>
-        <w:rPr>
-          <w:sz w:val="18"/>
-          <w:szCs w:val="18"/>
-        </w:rPr>
-        <w:t xml:space="preserve"> </w:t>
-      </w:r>
-      <w:r>
-        <w:rPr>
           <w:rFonts w:hint="eastAsia"/>
           <w:sz w:val="18"/>
           <w:szCs w:val="18"/>
-        </w:rPr>
-        <w:t>The</w:t>
-      </w:r>
-      <w:r>
-        <w:rPr>
-          <w:b/>
-          <w:bCs/>
-          <w:sz w:val="18"/>
-          <w:szCs w:val="18"/>
-        </w:rPr>
-        <w:t xml:space="preserve"> </w:t>
-      </w:r>
-      <w:r>
-        <w:rPr>
-          <w:rFonts w:hint="eastAsia"/>
-          <w:sz w:val="18"/>
-          <w:szCs w:val="18"/>
-        </w:rPr>
-        <w:t>o</w:t>
-      </w:r>
-      <w:r>
-        <w:rPr>
-          <w:sz w:val="18"/>
-          <w:szCs w:val="18"/>
-        </w:rPr>
-        <w:t xml:space="preserve">verall </w:t>
-      </w:r>
-      <w:r>
-        <w:rPr>
-          <w:rFonts w:hint="eastAsia"/>
-          <w:sz w:val="18"/>
-          <w:szCs w:val="18"/>
-        </w:rPr>
-        <w:t>f</w:t>
-      </w:r>
-      <w:r>
-        <w:rPr>
-          <w:sz w:val="18"/>
-          <w:szCs w:val="18"/>
-        </w:rPr>
-        <w:t xml:space="preserve">ramework of </w:t>
-      </w:r>
-      <w:r>
-        <w:rPr>
-          <w:rFonts w:hint="eastAsia"/>
-          <w:sz w:val="18"/>
-          <w:szCs w:val="18"/>
-        </w:rPr>
-        <w:t>the</w:t>
-      </w:r>
-      <w:r>
-        <w:rPr>
-          <w:sz w:val="18"/>
-          <w:szCs w:val="18"/>
-        </w:rPr>
-        <w:t xml:space="preserve"> </w:t>
-      </w:r>
-      <w:r>
-        <w:rPr>
-          <w:sz w:val="18"/>
-          <w:szCs w:val="18"/>
-        </w:rPr>
-        <w:t>Re-NIA</w:t>
-      </w:r>
-      <w:r>
-        <w:rPr>
-          <w:sz w:val="18"/>
-          <w:szCs w:val="18"/>
-        </w:rPr>
-        <w:t xml:space="preserve"> </w:t>
-      </w:r>
-      <w:r>
-        <w:rPr>
-          <w:rFonts w:hint="eastAsia"/>
-          <w:sz w:val="18"/>
-          <w:szCs w:val="18"/>
-        </w:rPr>
-        <w:t>model</w:t>
-      </w:r>
-    </w:p>
-    <w:p>
-      <w:pPr>
-        <w:spacing w:line="240" w:lineRule="auto"/>
-        <w:rPr>
-          <w:sz w:val="21"/>
-          <w:szCs w:val="21"/>
         </w:rPr>
         <w:sectPr>
           <w:type w:val="continuous"/>
@@ -5526,11 +5456,140 @@
           <w:docGrid w:type="linesAndChars" w:linePitch="312"/>
         </w:sectPr>
       </w:pPr>
+      <w:r>
+        <w:rPr>
+          <w:rFonts w:hint="eastAsia"/>
+          <w:b/>
+          <w:bCs/>
+          <w:sz w:val="18"/>
+          <w:szCs w:val="18"/>
+        </w:rPr>
+        <w:t>Fig</w:t>
+      </w:r>
+      <w:r>
+        <w:rPr>
+          <w:b/>
+          <w:bCs/>
+          <w:sz w:val="18"/>
+          <w:szCs w:val="18"/>
+        </w:rPr>
+        <w:t>.</w:t>
+      </w:r>
+      <w:r>
+        <w:rPr>
+          <w:b/>
+          <w:bCs/>
+          <w:sz w:val="18"/>
+          <w:szCs w:val="18"/>
+        </w:rPr>
+        <w:t xml:space="preserve"> 2</w:t>
+      </w:r>
+      <w:r>
+        <w:rPr>
+          <w:b/>
+          <w:bCs/>
+          <w:sz w:val="18"/>
+          <w:szCs w:val="18"/>
+        </w:rPr>
+        <w:t>.</w:t>
+      </w:r>
+      <w:r>
+        <w:rPr>
+          <w:sz w:val="18"/>
+          <w:szCs w:val="18"/>
+        </w:rPr>
+        <w:t xml:space="preserve"> </w:t>
+      </w:r>
+      <w:r>
+        <w:rPr>
+          <w:rFonts w:hint="eastAsia"/>
+          <w:sz w:val="18"/>
+          <w:szCs w:val="18"/>
+        </w:rPr>
+        <w:t>The</w:t>
+      </w:r>
+      <w:r>
+        <w:rPr>
+          <w:b/>
+          <w:bCs/>
+          <w:sz w:val="18"/>
+          <w:szCs w:val="18"/>
+        </w:rPr>
+        <w:t xml:space="preserve"> </w:t>
+      </w:r>
+      <w:r>
+        <w:rPr>
+          <w:rFonts w:hint="eastAsia"/>
+          <w:sz w:val="18"/>
+          <w:szCs w:val="18"/>
+        </w:rPr>
+        <w:t>o</w:t>
+      </w:r>
+      <w:r>
+        <w:rPr>
+          <w:sz w:val="18"/>
+          <w:szCs w:val="18"/>
+        </w:rPr>
+        <w:t xml:space="preserve">verall </w:t>
+      </w:r>
+      <w:r>
+        <w:rPr>
+          <w:rFonts w:hint="eastAsia"/>
+          <w:sz w:val="18"/>
+          <w:szCs w:val="18"/>
+        </w:rPr>
+        <w:t>f</w:t>
+      </w:r>
+      <w:r>
+        <w:rPr>
+          <w:sz w:val="18"/>
+          <w:szCs w:val="18"/>
+        </w:rPr>
+        <w:t xml:space="preserve">ramework of </w:t>
+      </w:r>
+      <w:r>
+        <w:rPr>
+          <w:rFonts w:hint="eastAsia"/>
+          <w:sz w:val="18"/>
+          <w:szCs w:val="18"/>
+        </w:rPr>
+        <w:t>the</w:t>
+      </w:r>
+      <w:r>
+        <w:rPr>
+          <w:sz w:val="18"/>
+          <w:szCs w:val="18"/>
+        </w:rPr>
+        <w:t xml:space="preserve"> </w:t>
+      </w:r>
+      <w:r>
+        <w:rPr>
+          <w:sz w:val="18"/>
+          <w:szCs w:val="18"/>
+        </w:rPr>
+        <w:t>Re-NIA</w:t>
+      </w:r>
+      <w:r>
+        <w:rPr>
+          <w:sz w:val="18"/>
+          <w:szCs w:val="18"/>
+        </w:rPr>
+        <w:t xml:space="preserve"> </w:t>
+      </w:r>
+      <w:r>
+        <w:rPr>
+          <w:rFonts w:hint="eastAsia"/>
+          <w:sz w:val="18"/>
+          <w:szCs w:val="18"/>
+        </w:rPr>
+        <w:t>model</w:t>
+      </w:r>
     </w:p>
     <w:p>
       <w:pPr>
         <w:spacing w:line="440" w:lineRule="exact"/>
         <w:rPr>
+          <w:rFonts w:hint="eastAsia"/>
           <w:b/>
           <w:bCs/>
           <w:szCs w:val="24"/>
@@ -5548,8 +5607,6 @@
       <w:pPr>
         <w:spacing w:line="240" w:lineRule="auto"/>
         <w:rPr>
-          <w:b/>
-          <w:bCs/>
           <w:sz w:val="21"/>
           <w:szCs w:val="21"/>
         </w:rPr>
@@ -5559,68 +5616,7 @@
           <w:sz w:val="21"/>
           <w:szCs w:val="21"/>
         </w:rPr>
-        <w:t>aggregative features by weighting neighbor contributions.</w:t>
-      </w:r>
-    </w:p>
-    <w:p>
-      <w:pPr>
-        <w:spacing w:line="240" w:lineRule="auto"/>
-        <w:ind w:firstLineChars="200" w:firstLine="422"/>
-        <w:rPr>
-          <w:sz w:val="21"/>
-          <w:szCs w:val="21"/>
-        </w:rPr>
-      </w:pPr>
-      <w:r>
-        <w:rPr>
-          <w:b/>
-          <w:bCs/>
-          <w:sz w:val="21"/>
-          <w:szCs w:val="21"/>
-        </w:rPr>
-        <w:t>Step Ⅳ</w:t>
-      </w:r>
-      <w:r>
-        <w:rPr>
-          <w:rFonts w:cs="Times New Roman" w:hint="eastAsia"/>
-          <w:b/>
-          <w:bCs/>
-          <w:sz w:val="21"/>
-          <w:szCs w:val="21"/>
-        </w:rPr>
-        <w:t>:</w:t>
-      </w:r>
-      <w:r>
-        <w:rPr>
-          <w:rFonts w:cs="Times New Roman"/>
-          <w:b/>
-          <w:bCs/>
-          <w:sz w:val="21"/>
-          <w:szCs w:val="21"/>
-        </w:rPr>
-        <w:t xml:space="preserve"> </w:t>
-      </w:r>
-      <w:r>
-        <w:rPr>
-          <w:rFonts w:cs="Times New Roman"/>
-          <w:sz w:val="21"/>
-          <w:szCs w:val="21"/>
-        </w:rPr>
-        <w:t>Prediction Output</w:t>
-      </w:r>
-      <w:r>
-        <w:rPr>
-          <w:sz w:val="21"/>
-          <w:szCs w:val="21"/>
-        </w:rPr>
-        <w:t xml:space="preserve">: </w:t>
-      </w:r>
-      <w:r>
-        <w:rPr>
-          <w:sz w:val="21"/>
-          <w:szCs w:val="21"/>
-        </w:rPr>
-        <w:t xml:space="preserve">Final discriminative features are fed into a fully connected layer for prediction; </w:t>
+        <w:t xml:space="preserve">features are fed into a fully connected layer for prediction; </w:t>
       </w:r>
     </w:p>
     <w:p>
@@ -6723,14 +6719,7 @@
           <w:sz w:val="21"/>
           <w:szCs w:val="21"/>
         </w:rPr>
-        <w:t xml:space="preserve"> is a learnable weight </w:t>
-      </w:r>
-      <w:r>
-        <w:rPr>
-          <w:sz w:val="21"/>
-          <w:szCs w:val="21"/>
-        </w:rPr>
-        <w:t xml:space="preserve">matrix used for linear transformation. </w:t>
+        <w:t xml:space="preserve"> is a learnable weight matrix used for linear transformation. </w:t>
       </w:r>
       <m:oMath>
         <m:r>
@@ -6828,7 +6817,14 @@
           <w:sz w:val="21"/>
           <w:szCs w:val="21"/>
         </w:rPr>
-        <w:t xml:space="preserve"> is the rectified linear unit activation function, which enhances the model’s non-linear representation capability.</w:t>
+        <w:t xml:space="preserve"> is the rectified linear </w:t>
+      </w:r>
+      <w:r>
+        <w:rPr>
+          <w:sz w:val="21"/>
+          <w:szCs w:val="21"/>
+        </w:rPr>
+        <w:t>unit activation function, which enhances the model’s non-linear representation capability.</w:t>
       </w:r>
       <w:r>
         <w:rPr>
@@ -7273,7 +7269,6 @@
           <w:sz w:val="21"/>
           <w:szCs w:val="21"/>
         </w:rPr>
-        <w:lastRenderedPageBreak/>
         <w:t> </w:t>
       </w:r>
       <w:r>
@@ -7417,6 +7412,7 @@
           <w:sz w:val="21"/>
           <w:szCs w:val="21"/>
         </w:rPr>
+        <w:lastRenderedPageBreak/>
         <w:t xml:space="preserve">The coefficient </w:t>
       </w:r>
       <m:oMath>
@@ -9658,14 +9654,14 @@
           <w:sz w:val="21"/>
           <w:szCs w:val="21"/>
         </w:rPr>
-        <w:t xml:space="preserve">, node feature updates rely heavily on the </w:t>
-      </w:r>
-      <w:r>
-        <w:rPr>
-          <w:sz w:val="21"/>
-          <w:szCs w:val="21"/>
-        </w:rPr>
-        <w:t>aggregation of neighboring information. However, we observe that most aggregation schemes suffer from two major limitations: 1. Nodes passively receive information from neighbors without actively discerning which neighbors are relevant or should be ignored</w:t>
+        <w:t xml:space="preserve">, node feature updates rely heavily on the aggregation of neighboring information. However, we </w:t>
+      </w:r>
+      <w:r>
+        <w:rPr>
+          <w:sz w:val="21"/>
+          <w:szCs w:val="21"/>
+        </w:rPr>
+        <w:t>observe that most aggregation schemes suffer from two major limitations: 1. Nodes passively receive information from neighbors without actively discerning which neighbors are relevant or should be ignored</w:t>
       </w:r>
       <w:r>
         <w:rPr>
@@ -23975,29 +23971,13 @@
         </w:rPr>
         <w:t xml:space="preserve"> </w:t>
       </w:r>
-      <w:bookmarkStart w:id="7" w:name="_Hlk203509557"/>
-      <w:r>
-        <w:rPr>
-          <w:sz w:val="21"/>
-          <w:szCs w:val="21"/>
-        </w:rPr>
-        <w:t xml:space="preserve">The overall workflow of the Re-NIA </w:t>
-      </w:r>
-      <w:r>
-        <w:rPr>
-          <w:sz w:val="21"/>
-          <w:szCs w:val="21"/>
-        </w:rPr>
-        <w:t>a</w:t>
-      </w:r>
-      <w:r>
-        <w:rPr>
-          <w:sz w:val="21"/>
-          <w:szCs w:val="21"/>
-        </w:rPr>
-        <w:t>lgorithm</w:t>
-      </w:r>
-      <w:bookmarkEnd w:id="7"/>
+      <w:r>
+        <w:rPr>
+          <w:sz w:val="21"/>
+          <w:szCs w:val="21"/>
+        </w:rPr>
+        <w:t>The overall workflow of the Re-NIA</w:t>
+      </w:r>
       <w:r>
         <w:rPr>
           <w:sz w:val="21"/>
@@ -24010,7 +23990,7 @@
           <w:sz w:val="21"/>
           <w:szCs w:val="21"/>
         </w:rPr>
-        <w:t>is shown in Table 1.</w:t>
+        <w:t>is presented in the form of an algorithm in Table 1.</w:t>
       </w:r>
     </w:p>
     <w:p>
@@ -24018,7 +23998,6 @@
         <w:spacing w:beforeLines="50" w:before="156" w:line="240" w:lineRule="auto"/>
         <w:jc w:val="center"/>
         <w:rPr>
-          <w:rFonts w:hint="eastAsia"/>
           <w:sz w:val="18"/>
           <w:szCs w:val="18"/>
         </w:rPr>
@@ -24039,7 +24018,7 @@
           <w:sz w:val="18"/>
           <w:szCs w:val="18"/>
         </w:rPr>
-        <w:t xml:space="preserve"> </w:t>
+        <w:t xml:space="preserve"> 1</w:t>
       </w:r>
       <w:r>
         <w:rPr>
@@ -24048,30 +24027,21 @@
           <w:sz w:val="18"/>
           <w:szCs w:val="18"/>
         </w:rPr>
-        <w:t>1</w:t>
-      </w:r>
-      <w:r>
-        <w:rPr>
-          <w:b/>
-          <w:bCs/>
+        <w:t>.</w:t>
+      </w:r>
+      <w:r>
+        <w:rPr>
           <w:sz w:val="18"/>
           <w:szCs w:val="18"/>
         </w:rPr>
-        <w:t>.</w:t>
+        <w:t xml:space="preserve"> </w:t>
       </w:r>
       <w:r>
         <w:rPr>
           <w:sz w:val="18"/>
           <w:szCs w:val="18"/>
         </w:rPr>
-        <w:t xml:space="preserve"> </w:t>
-      </w:r>
-      <w:r>
-        <w:rPr>
-          <w:sz w:val="18"/>
-          <w:szCs w:val="18"/>
-        </w:rPr>
-        <w:t>The overall workflow of the Re-NIA algorithm</w:t>
+        <w:t xml:space="preserve">The overall workflow of the Re-NIA </w:t>
       </w:r>
     </w:p>
     <w:tbl>
@@ -24202,25 +24172,7 @@
                 <w:sz w:val="18"/>
                 <w:szCs w:val="18"/>
               </w:rPr>
-              <w:t xml:space="preserve">MiRNA-diseases </w:t>
-            </w:r>
-            <w:r>
-              <w:rPr>
-                <w:rFonts w:cstheme="minorBidi"/>
-                <w:kern w:val="2"/>
-                <w:sz w:val="18"/>
-                <w:szCs w:val="18"/>
-              </w:rPr>
-              <w:t>heterogeneous graph</w:t>
-            </w:r>
-            <w:r>
-              <w:rPr>
-                <w:rFonts w:cstheme="minorBidi"/>
-                <w:kern w:val="2"/>
-                <w:sz w:val="18"/>
-                <w:szCs w:val="18"/>
-              </w:rPr>
-              <w:t xml:space="preserve"> </w:t>
+              <w:t xml:space="preserve">MiRNA-diseases heterogeneous graph </w:t>
             </w:r>
             <m:oMath>
               <m:r>
@@ -24247,7 +24199,7 @@
             <w:pPr>
               <w:spacing w:line="280" w:lineRule="exact"/>
               <w:rPr>
-                <w:rFonts w:cstheme="minorBidi" w:hint="eastAsia"/>
+                <w:rFonts w:cstheme="minorBidi"/>
                 <w:kern w:val="2"/>
                 <w:sz w:val="18"/>
                 <w:szCs w:val="18"/>
@@ -24384,7 +24336,16 @@
                 <w:sz w:val="18"/>
                 <w:szCs w:val="18"/>
               </w:rPr>
-              <w:t xml:space="preserve">1 </w:t>
+              <w:t>1</w:t>
+            </w:r>
+            <w:r>
+              <w:rPr>
+                <w:rFonts w:cstheme="minorBidi"/>
+                <w:kern w:val="2"/>
+                <w:sz w:val="18"/>
+                <w:szCs w:val="18"/>
+              </w:rPr>
+              <w:t xml:space="preserve">   </w:t>
             </w:r>
             <w:r>
               <w:rPr>
@@ -24474,21 +24435,21 @@
             </w:pPr>
             <w:r>
               <w:rPr>
-                <w:rFonts w:cstheme="minorBidi" w:hint="eastAsia"/>
-                <w:kern w:val="2"/>
-                <w:sz w:val="18"/>
-                <w:szCs w:val="18"/>
-              </w:rPr>
-              <w:t>2</w:t>
-            </w:r>
-            <w:r>
-              <w:rPr>
                 <w:rFonts w:cstheme="minorBidi"/>
                 <w:kern w:val="2"/>
                 <w:sz w:val="18"/>
                 <w:szCs w:val="18"/>
               </w:rPr>
-              <w:t xml:space="preserve"> </w:t>
+              <w:t>2</w:t>
+            </w:r>
+            <w:r>
+              <w:rPr>
+                <w:rFonts w:cstheme="minorBidi"/>
+                <w:kern w:val="2"/>
+                <w:sz w:val="18"/>
+                <w:szCs w:val="18"/>
+              </w:rPr>
+              <w:t xml:space="preserve">   </w:t>
             </w:r>
             <w:r>
               <w:rPr>
@@ -24508,7 +24469,7 @@
                 <w:sz w:val="18"/>
                 <w:szCs w:val="18"/>
               </w:rPr>
-              <w:t xml:space="preserve"> fold </w:t>
+              <w:t xml:space="preserve"> epoch </w:t>
             </w:r>
             <w:r>
               <w:rPr>
@@ -24528,7 +24489,7 @@
                 <w:sz w:val="18"/>
                 <w:szCs w:val="18"/>
               </w:rPr>
-              <w:t xml:space="preserve"> folds </w:t>
+              <w:t xml:space="preserve"> pretraining </w:t>
             </w:r>
             <w:r>
               <w:rPr>
@@ -24547,22 +24508,11 @@
               <w:spacing w:line="280" w:lineRule="exact"/>
               <w:rPr>
                 <w:rFonts w:cstheme="minorBidi"/>
-                <w:b/>
-                <w:bCs/>
                 <w:kern w:val="2"/>
                 <w:sz w:val="18"/>
                 <w:szCs w:val="18"/>
               </w:rPr>
             </w:pPr>
-            <w:r>
-              <w:rPr>
-                <w:rFonts w:cstheme="minorBidi" w:hint="eastAsia"/>
-                <w:kern w:val="2"/>
-                <w:sz w:val="18"/>
-                <w:szCs w:val="18"/>
-              </w:rPr>
-              <w:t>3</w:t>
-            </w:r>
             <w:r>
               <w:rPr>
                 <w:rFonts w:cstheme="minorBidi"/>
@@ -24570,7 +24520,7 @@
                 <w:sz w:val="18"/>
                 <w:szCs w:val="18"/>
               </w:rPr>
-              <w:t xml:space="preserve">   </w:t>
+              <w:t>3</w:t>
             </w:r>
             <w:r>
               <w:rPr>
@@ -24579,18 +24529,7 @@
                 <w:sz w:val="18"/>
                 <w:szCs w:val="18"/>
               </w:rPr>
-              <w:t xml:space="preserve"> </w:t>
-            </w:r>
-            <w:r>
-              <w:rPr>
-                <w:rFonts w:cstheme="minorBidi"/>
-                <w:b/>
-                <w:bCs/>
-                <w:kern w:val="2"/>
-                <w:sz w:val="18"/>
-                <w:szCs w:val="18"/>
-              </w:rPr>
-              <w:t>while</w:t>
+              <w:t xml:space="preserve">   </w:t>
             </w:r>
             <w:r>
               <w:rPr>
@@ -24599,18 +24538,7 @@
                 <w:sz w:val="18"/>
                 <w:szCs w:val="18"/>
               </w:rPr>
-              <w:t xml:space="preserve"> epoch </w:t>
-            </w:r>
-            <w:r>
-              <w:rPr>
-                <w:rFonts w:cstheme="minorBidi"/>
-                <w:b/>
-                <w:bCs/>
-                <w:kern w:val="2"/>
-                <w:sz w:val="18"/>
-                <w:szCs w:val="18"/>
-              </w:rPr>
-              <w:t>in</w:t>
+              <w:t xml:space="preserve"> </w:t>
             </w:r>
             <w:r>
               <w:rPr>
@@ -24619,74 +24547,7 @@
                 <w:sz w:val="18"/>
                 <w:szCs w:val="18"/>
               </w:rPr>
-              <w:t xml:space="preserve"> pretraining </w:t>
-            </w:r>
-            <w:r>
-              <w:rPr>
-                <w:rFonts w:cstheme="minorBidi"/>
-                <w:b/>
-                <w:bCs/>
-                <w:kern w:val="2"/>
-                <w:sz w:val="18"/>
-                <w:szCs w:val="18"/>
-              </w:rPr>
-              <w:t>do</w:t>
-            </w:r>
-          </w:p>
-          <w:p>
-            <w:pPr>
-              <w:spacing w:line="280" w:lineRule="exact"/>
-              <w:rPr>
-                <w:rFonts w:cstheme="minorBidi"/>
-                <w:kern w:val="2"/>
-                <w:sz w:val="18"/>
-                <w:szCs w:val="18"/>
-              </w:rPr>
-            </w:pPr>
-            <w:r>
-              <w:rPr>
-                <w:rFonts w:cstheme="minorBidi" w:hint="eastAsia"/>
-                <w:kern w:val="2"/>
-                <w:sz w:val="18"/>
-                <w:szCs w:val="18"/>
-              </w:rPr>
-              <w:t>4</w:t>
-            </w:r>
-            <w:r>
-              <w:rPr>
-                <w:rFonts w:cstheme="minorBidi"/>
-                <w:kern w:val="2"/>
-                <w:sz w:val="18"/>
-                <w:szCs w:val="18"/>
-              </w:rPr>
-              <w:t xml:space="preserve">   </w:t>
-            </w:r>
-            <w:r>
-              <w:rPr>
-                <w:rFonts w:cstheme="minorBidi"/>
-                <w:kern w:val="2"/>
-                <w:sz w:val="18"/>
-                <w:szCs w:val="18"/>
-              </w:rPr>
               <w:t xml:space="preserve">  </w:t>
-            </w:r>
-            <w:r>
-              <w:rPr>
-                <w:rFonts w:cstheme="minorBidi"/>
-                <w:kern w:val="2"/>
-                <w:sz w:val="18"/>
-                <w:szCs w:val="18"/>
-              </w:rPr>
-              <w:t xml:space="preserve">  </w:t>
-            </w:r>
-            <w:r>
-              <w:rPr>
-                <w:rFonts w:cstheme="minorBidi"/>
-                <w:kern w:val="2"/>
-                <w:sz w:val="18"/>
-                <w:szCs w:val="18"/>
-              </w:rPr>
-              <w:t xml:space="preserve"> </w:t>
             </w:r>
             <w:r>
               <w:rPr>
@@ -24820,16 +24681,7 @@
                 <w:sz w:val="18"/>
                 <w:szCs w:val="18"/>
               </w:rPr>
-              <w:t>using</w:t>
-            </w:r>
-            <w:r>
-              <w:rPr>
-                <w:rFonts w:cstheme="minorBidi"/>
-                <w:kern w:val="2"/>
-                <w:sz w:val="18"/>
-                <w:szCs w:val="18"/>
-              </w:rPr>
-              <w:t xml:space="preserve"> </w:t>
+              <w:t xml:space="preserve">using </w:t>
             </w:r>
           </w:p>
           <w:p>
@@ -24858,16 +24710,7 @@
                 <w:sz w:val="18"/>
                 <w:szCs w:val="18"/>
               </w:rPr>
-              <w:t xml:space="preserve">     </w:t>
-            </w:r>
-            <w:r>
-              <w:rPr>
-                <w:rFonts w:cstheme="minorBidi" w:hint="eastAsia"/>
-                <w:kern w:val="2"/>
-                <w:sz w:val="18"/>
-                <w:szCs w:val="18"/>
-              </w:rPr>
-              <w:t xml:space="preserve"> </w:t>
+              <w:t xml:space="preserve">   </w:t>
             </w:r>
             <w:r>
               <w:rPr>
@@ -24876,7 +24719,7 @@
                 <w:sz w:val="18"/>
                 <w:szCs w:val="18"/>
               </w:rPr>
-              <w:t xml:space="preserve"> </w:t>
+              <w:t xml:space="preserve">  </w:t>
             </w:r>
             <w:r>
               <w:rPr>
@@ -25020,21 +24863,21 @@
             </w:pPr>
             <w:r>
               <w:rPr>
-                <w:rFonts w:cstheme="minorBidi" w:hint="eastAsia"/>
-                <w:kern w:val="2"/>
-                <w:sz w:val="18"/>
-                <w:szCs w:val="18"/>
-              </w:rPr>
-              <w:t>5</w:t>
-            </w:r>
-            <w:r>
-              <w:rPr>
                 <w:rFonts w:cstheme="minorBidi"/>
                 <w:kern w:val="2"/>
                 <w:sz w:val="18"/>
                 <w:szCs w:val="18"/>
               </w:rPr>
-              <w:t xml:space="preserve">     </w:t>
+              <w:t>4</w:t>
+            </w:r>
+            <w:r>
+              <w:rPr>
+                <w:rFonts w:cstheme="minorBidi"/>
+                <w:kern w:val="2"/>
+                <w:sz w:val="18"/>
+                <w:szCs w:val="18"/>
+              </w:rPr>
+              <w:t xml:space="preserve">   </w:t>
             </w:r>
             <w:r>
               <w:rPr>
@@ -25170,20 +25013,13 @@
               <w:spacing w:line="280" w:lineRule="exact"/>
               <w:rPr>
                 <w:rFonts w:cstheme="minorBidi" w:hint="eastAsia"/>
+                <w:b/>
+                <w:bCs/>
                 <w:kern w:val="2"/>
                 <w:sz w:val="18"/>
                 <w:szCs w:val="18"/>
               </w:rPr>
             </w:pPr>
-            <w:r>
-              <w:rPr>
-                <w:rFonts w:cstheme="minorBidi" w:hint="eastAsia"/>
-                <w:kern w:val="2"/>
-                <w:sz w:val="18"/>
-                <w:szCs w:val="18"/>
-              </w:rPr>
-              <w:t>6</w:t>
-            </w:r>
             <w:r>
               <w:rPr>
                 <w:rFonts w:cstheme="minorBidi"/>
@@ -25191,7 +25027,7 @@
                 <w:sz w:val="18"/>
                 <w:szCs w:val="18"/>
               </w:rPr>
-              <w:t xml:space="preserve">   </w:t>
+              <w:t>5</w:t>
             </w:r>
             <w:r>
               <w:rPr>
@@ -25200,7 +25036,7 @@
                 <w:sz w:val="18"/>
                 <w:szCs w:val="18"/>
               </w:rPr>
-              <w:t xml:space="preserve">  </w:t>
+              <w:t xml:space="preserve">   </w:t>
             </w:r>
             <w:r>
               <w:rPr>
@@ -25237,21 +25073,12 @@
             </w:pPr>
             <w:r>
               <w:rPr>
-                <w:rFonts w:cstheme="minorBidi" w:hint="eastAsia"/>
-                <w:kern w:val="2"/>
-                <w:sz w:val="18"/>
-                <w:szCs w:val="18"/>
-              </w:rPr>
-              <w:t>7</w:t>
-            </w:r>
-            <w:r>
-              <w:rPr>
                 <w:rFonts w:cstheme="minorBidi"/>
                 <w:kern w:val="2"/>
                 <w:sz w:val="18"/>
                 <w:szCs w:val="18"/>
               </w:rPr>
-              <w:t xml:space="preserve">   </w:t>
+              <w:t>6</w:t>
             </w:r>
             <w:r>
               <w:rPr>
@@ -25260,7 +25087,7 @@
                 <w:sz w:val="18"/>
                 <w:szCs w:val="18"/>
               </w:rPr>
-              <w:t xml:space="preserve">  </w:t>
+              <w:t xml:space="preserve">   </w:t>
             </w:r>
             <w:r>
               <w:rPr>
@@ -25289,25 +25116,7 @@
                 <w:sz w:val="18"/>
                 <w:szCs w:val="18"/>
               </w:rPr>
-              <w:t>; (Eq. (2</w:t>
-            </w:r>
-            <w:r>
-              <w:rPr>
-                <w:rFonts w:cstheme="minorBidi"/>
-                <w:kern w:val="2"/>
-                <w:sz w:val="18"/>
-                <w:szCs w:val="18"/>
-              </w:rPr>
-              <w:t>3</w:t>
-            </w:r>
-            <w:r>
-              <w:rPr>
-                <w:rFonts w:cstheme="minorBidi"/>
-                <w:kern w:val="2"/>
-                <w:sz w:val="18"/>
-                <w:szCs w:val="18"/>
-              </w:rPr>
-              <w:t>))</w:t>
+              <w:t>; (Eq. (23))</w:t>
             </w:r>
           </w:p>
           <w:p>
@@ -25322,21 +25131,21 @@
             </w:pPr>
             <w:r>
               <w:rPr>
-                <w:rFonts w:cstheme="minorBidi" w:hint="eastAsia"/>
-                <w:kern w:val="2"/>
-                <w:sz w:val="18"/>
-                <w:szCs w:val="18"/>
-              </w:rPr>
-              <w:t>8</w:t>
-            </w:r>
-            <w:r>
-              <w:rPr>
                 <w:rFonts w:cstheme="minorBidi"/>
                 <w:kern w:val="2"/>
                 <w:sz w:val="18"/>
                 <w:szCs w:val="18"/>
               </w:rPr>
-              <w:t xml:space="preserve">   </w:t>
+              <w:t>7</w:t>
+            </w:r>
+            <w:r>
+              <w:rPr>
+                <w:rFonts w:cstheme="minorBidi"/>
+                <w:kern w:val="2"/>
+                <w:sz w:val="18"/>
+                <w:szCs w:val="18"/>
+              </w:rPr>
+              <w:t xml:space="preserve"> </w:t>
             </w:r>
             <w:r>
               <w:rPr>
@@ -25385,35 +25194,26 @@
               </w:rPr>
               <w:t xml:space="preserve"> </w:t>
             </w:r>
+            <w:r>
+              <w:rPr>
+                <w:rFonts w:cstheme="minorBidi"/>
+                <w:kern w:val="2"/>
+                <w:sz w:val="18"/>
+                <w:szCs w:val="18"/>
+              </w:rPr>
+              <w:t>(Eq. (24-30))</w:t>
+            </w:r>
           </w:p>
           <w:p>
             <w:pPr>
               <w:spacing w:line="280" w:lineRule="exact"/>
               <w:rPr>
-                <w:rFonts w:cstheme="minorBidi" w:hint="eastAsia"/>
-                <w:kern w:val="2"/>
-                <w:sz w:val="18"/>
-                <w:szCs w:val="18"/>
-              </w:rPr>
-            </w:pPr>
-            <w:r>
-              <w:rPr>
-                <w:rFonts w:cstheme="minorBidi" w:hint="eastAsia"/>
-                <w:kern w:val="2"/>
-                <w:sz w:val="18"/>
-                <w:szCs w:val="18"/>
-              </w:rPr>
-              <w:t xml:space="preserve"> </w:t>
-            </w:r>
-            <w:r>
-              <w:rPr>
                 <w:rFonts w:cstheme="minorBidi"/>
                 <w:kern w:val="2"/>
                 <w:sz w:val="18"/>
                 <w:szCs w:val="18"/>
               </w:rPr>
-              <w:t xml:space="preserve">     </w:t>
-            </w:r>
+            </w:pPr>
             <w:r>
               <w:rPr>
                 <w:rFonts w:cstheme="minorBidi"/>
@@ -25421,19 +25221,8 @@
                 <w:sz w:val="18"/>
                 <w:szCs w:val="18"/>
               </w:rPr>
-              <w:t>(Eq. (24-30))</w:t>
-            </w:r>
-          </w:p>
-          <w:p>
-            <w:pPr>
-              <w:spacing w:line="280" w:lineRule="exact"/>
-              <w:rPr>
-                <w:rFonts w:cstheme="minorBidi" w:hint="eastAsia"/>
-                <w:kern w:val="2"/>
-                <w:sz w:val="18"/>
-                <w:szCs w:val="18"/>
-              </w:rPr>
-            </w:pPr>
+              <w:t>8</w:t>
+            </w:r>
             <w:r>
               <w:rPr>
                 <w:rFonts w:cstheme="minorBidi"/>
@@ -25441,7 +25230,7 @@
                 <w:sz w:val="18"/>
                 <w:szCs w:val="18"/>
               </w:rPr>
-              <w:t xml:space="preserve">9   </w:t>
+              <w:t xml:space="preserve"> </w:t>
             </w:r>
             <w:r>
               <w:rPr>
@@ -25563,7 +25352,7 @@
                 <w:sz w:val="18"/>
                 <w:szCs w:val="18"/>
               </w:rPr>
-              <w:t>10</w:t>
+              <w:t>9</w:t>
             </w:r>
             <w:r>
               <w:rPr>
@@ -25572,7 +25361,7 @@
                 <w:sz w:val="18"/>
                 <w:szCs w:val="18"/>
               </w:rPr>
-              <w:t xml:space="preserve">  </w:t>
+              <w:t xml:space="preserve"> </w:t>
             </w:r>
             <w:r>
               <w:rPr>
@@ -25683,7 +25472,7 @@
                 <w:sz w:val="18"/>
                 <w:szCs w:val="18"/>
               </w:rPr>
-              <w:t xml:space="preserve">1  </w:t>
+              <w:t>0</w:t>
             </w:r>
             <w:r>
               <w:rPr>
@@ -25732,25 +25521,7 @@
                 <w:sz w:val="18"/>
                 <w:szCs w:val="18"/>
               </w:rPr>
-              <w:t xml:space="preserve"> </w:t>
-            </w:r>
-            <w:r>
-              <w:rPr>
-                <w:rFonts w:cstheme="minorBidi"/>
-                <w:kern w:val="2"/>
-                <w:sz w:val="18"/>
-                <w:szCs w:val="18"/>
-              </w:rPr>
-              <w:t>relearning</w:t>
-            </w:r>
-            <w:r>
-              <w:rPr>
-                <w:rFonts w:cstheme="minorBidi"/>
-                <w:kern w:val="2"/>
-                <w:sz w:val="18"/>
-                <w:szCs w:val="18"/>
-              </w:rPr>
-              <w:t xml:space="preserve"> </w:t>
+              <w:t xml:space="preserve"> relearning </w:t>
             </w:r>
             <w:r>
               <w:rPr>
@@ -25791,7 +25562,7 @@
                 <w:sz w:val="18"/>
                 <w:szCs w:val="18"/>
               </w:rPr>
-              <w:t>2</w:t>
+              <w:t>1</w:t>
             </w:r>
             <w:r>
               <w:rPr>
@@ -25818,25 +25589,7 @@
                 <w:sz w:val="18"/>
                 <w:szCs w:val="18"/>
               </w:rPr>
-              <w:t xml:space="preserve"> </w:t>
-            </w:r>
-            <w:r>
-              <w:rPr>
-                <w:rFonts w:cstheme="minorBidi"/>
-                <w:kern w:val="2"/>
-                <w:sz w:val="18"/>
-                <w:szCs w:val="18"/>
-              </w:rPr>
-              <w:t xml:space="preserve">Recalculate </w:t>
-            </w:r>
-            <w:r>
-              <w:rPr>
-                <w:rFonts w:cstheme="minorBidi"/>
-                <w:kern w:val="2"/>
-                <w:sz w:val="18"/>
-                <w:szCs w:val="18"/>
-              </w:rPr>
-              <w:t xml:space="preserve">the prediction score </w:t>
+              <w:t xml:space="preserve">Recalculate the prediction score </w:t>
             </w:r>
             <m:oMath>
               <m:sSub>
@@ -25963,7 +25716,7 @@
               <w:spacing w:line="280" w:lineRule="exact"/>
               <w:ind w:left="540" w:hangingChars="300" w:hanging="540"/>
               <w:rPr>
-                <w:rFonts w:cstheme="minorBidi" w:hint="eastAsia"/>
+                <w:rFonts w:cstheme="minorBidi"/>
                 <w:kern w:val="2"/>
                 <w:sz w:val="18"/>
                 <w:szCs w:val="18"/>
@@ -25986,7 +25739,7 @@
                   <w:sz w:val="18"/>
                   <w:szCs w:val="18"/>
                 </w:rPr>
-                <m:t xml:space="preserve">       </m:t>
+                <m:t xml:space="preserve">    </m:t>
               </m:r>
               <m:sSub>
                 <m:sSubPr>
@@ -26107,7 +25860,7 @@
                 <w:sz w:val="18"/>
                 <w:szCs w:val="18"/>
               </w:rPr>
-              <w:t xml:space="preserve">3    </w:t>
+              <w:t>2</w:t>
             </w:r>
             <w:r>
               <w:rPr>
@@ -26116,7 +25869,16 @@
                 <w:sz w:val="18"/>
                 <w:szCs w:val="18"/>
               </w:rPr>
-              <w:t xml:space="preserve">   </w:t>
+              <w:t xml:space="preserve">    </w:t>
+            </w:r>
+            <w:r>
+              <w:rPr>
+                <w:rFonts w:cstheme="minorBidi"/>
+                <w:kern w:val="2"/>
+                <w:sz w:val="18"/>
+                <w:szCs w:val="18"/>
+              </w:rPr>
+              <w:t xml:space="preserve">  </w:t>
             </w:r>
             <w:r>
               <w:rPr>
@@ -26190,16 +25952,7 @@
                 <w:sz w:val="18"/>
                 <w:szCs w:val="18"/>
               </w:rPr>
-              <w:t xml:space="preserve">and </w:t>
-            </w:r>
-            <w:r>
-              <w:rPr>
-                <w:rFonts w:cstheme="minorBidi"/>
-                <w:kern w:val="2"/>
-                <w:sz w:val="18"/>
-                <w:szCs w:val="18"/>
-              </w:rPr>
-              <w:t xml:space="preserve">loss </w:t>
+              <w:t xml:space="preserve">and loss </w:t>
             </w:r>
             <m:oMath>
               <m:sSub>
@@ -26284,7 +26037,7 @@
                   <w:sz w:val="18"/>
                   <w:szCs w:val="18"/>
                 </w:rPr>
-                <m:t xml:space="preserve">       </m:t>
+                <m:t xml:space="preserve">    </m:t>
               </m:r>
               <m:sSub>
                 <m:sSubPr>
@@ -26431,7 +26184,7 @@
                 <w:sz w:val="18"/>
                 <w:szCs w:val="18"/>
               </w:rPr>
-              <w:t>4</w:t>
+              <w:t>3</w:t>
             </w:r>
             <w:r>
               <w:rPr>
@@ -26449,7 +26202,7 @@
                 <w:sz w:val="18"/>
                 <w:szCs w:val="18"/>
               </w:rPr>
-              <w:t xml:space="preserve">   </w:t>
+              <w:t xml:space="preserve">  </w:t>
             </w:r>
             <w:r>
               <w:rPr>
@@ -26629,31 +26382,14 @@
           <w:p>
             <w:pPr>
               <w:spacing w:line="280" w:lineRule="exact"/>
-              <w:rPr>
-                <w:rFonts w:cstheme="minorBidi" w:hint="eastAsia"/>
-                <w:kern w:val="2"/>
-                <w:sz w:val="18"/>
-                <w:szCs w:val="18"/>
-              </w:rPr>
-            </w:pPr>
-            <w:r>
-              <w:rPr>
-                <w:rFonts w:cstheme="minorBidi" w:hint="eastAsia"/>
-                <w:kern w:val="2"/>
-                <w:sz w:val="18"/>
-                <w:szCs w:val="18"/>
-              </w:rPr>
-              <w:t xml:space="preserve"> </w:t>
-            </w:r>
-            <w:r>
+              <w:ind w:firstLineChars="400" w:firstLine="720"/>
               <w:rPr>
                 <w:rFonts w:cstheme="minorBidi"/>
                 <w:kern w:val="2"/>
                 <w:sz w:val="18"/>
                 <w:szCs w:val="18"/>
               </w:rPr>
-              <w:t xml:space="preserve">        </w:t>
-            </w:r>
+            </w:pPr>
             <w:r>
               <w:rPr>
                 <w:rFonts w:cstheme="minorBidi"/>
@@ -26692,7 +26428,7 @@
                 <w:sz w:val="18"/>
                 <w:szCs w:val="18"/>
               </w:rPr>
-              <w:t xml:space="preserve">5  </w:t>
+              <w:t>4</w:t>
             </w:r>
             <w:r>
               <w:rPr>
@@ -26719,9 +26455,8 @@
             <w:pPr>
               <w:spacing w:line="280" w:lineRule="exact"/>
               <w:rPr>
-                <w:rFonts w:cstheme="minorBidi"/>
-                <w:b/>
-                <w:bCs/>
+                <w:rFonts w:ascii="Cambria Math" w:hAnsi="Cambria Math" w:cstheme="minorBidi"/>
+                <w:i/>
                 <w:kern w:val="2"/>
                 <w:sz w:val="18"/>
                 <w:szCs w:val="18"/>
@@ -26743,39 +26478,7 @@
                 <w:sz w:val="18"/>
                 <w:szCs w:val="18"/>
               </w:rPr>
-              <w:t>6</w:t>
-            </w:r>
-            <w:r>
-              <w:rPr>
-                <w:rFonts w:cstheme="minorBidi"/>
-                <w:b/>
-                <w:bCs/>
-                <w:kern w:val="2"/>
-                <w:sz w:val="18"/>
-                <w:szCs w:val="18"/>
-              </w:rPr>
-              <w:t xml:space="preserve"> end</w:t>
-            </w:r>
-          </w:p>
-          <w:p>
-            <w:pPr>
-              <w:spacing w:line="280" w:lineRule="exact"/>
-              <w:rPr>
-                <w:rFonts w:ascii="Cambria Math" w:hAnsi="Cambria Math" w:cstheme="minorBidi" w:hint="eastAsia"/>
-                <w:i/>
-                <w:kern w:val="2"/>
-                <w:sz w:val="18"/>
-                <w:szCs w:val="18"/>
-              </w:rPr>
-            </w:pPr>
-            <w:r>
-              <w:rPr>
-                <w:rFonts w:cstheme="minorBidi" w:hint="eastAsia"/>
-                <w:kern w:val="2"/>
-                <w:sz w:val="18"/>
-                <w:szCs w:val="18"/>
-              </w:rPr>
-              <w:t>1</w:t>
+              <w:t>5</w:t>
             </w:r>
             <w:r>
               <w:rPr>
@@ -26784,7 +26487,7 @@
                 <w:sz w:val="18"/>
                 <w:szCs w:val="18"/>
               </w:rPr>
-              <w:t>7</w:t>
+              <w:t xml:space="preserve"> </w:t>
             </w:r>
             <w:r>
               <w:rPr>
@@ -26793,7 +26496,16 @@
                 <w:sz w:val="18"/>
                 <w:szCs w:val="18"/>
               </w:rPr>
-              <w:t xml:space="preserve"> Return the f</w:t>
+              <w:t xml:space="preserve"> </w:t>
+            </w:r>
+            <w:r>
+              <w:rPr>
+                <w:rFonts w:cstheme="minorBidi"/>
+                <w:kern w:val="2"/>
+                <w:sz w:val="18"/>
+                <w:szCs w:val="18"/>
+              </w:rPr>
+              <w:t>Return the f</w:t>
             </w:r>
             <w:r>
               <w:rPr>
@@ -27023,7 +26735,7 @@
           <w:sz w:val="21"/>
           <w:szCs w:val="21"/>
         </w:rPr>
-        <w:t xml:space="preserve">The Re-NIA model is implemented using Pytorch Geometric (PyG), a framework specifically designed for the efficient construction and training of graph neural networks. Additionally, Deep Graph Library (DGL) is also utilized for </w:t>
+        <w:t xml:space="preserve">The Re-NIA model is implemented using Pytorch Geometric (PyG), a framework specifically designed for the efficient construction and training of graph neural networks. Additionally, Deep Graph Library (DGL) is also utilized for certain graph structure construction and processing tasks. Re-NIA adopts five-fold cross-validation, where each fold </w:t>
       </w:r>
       <w:r>
         <w:rPr>
@@ -27031,7 +26743,7 @@
           <w:szCs w:val="21"/>
         </w:rPr>
         <w:lastRenderedPageBreak/>
-        <w:t xml:space="preserve">certain graph structure construction and processing tasks. Re-NIA adopts five-fold cross-validation, where each fold undergoes independent training and testing. In each fold, Re-NIA is first pretrained for </w:t>
+        <w:t xml:space="preserve">undergoes independent training and testing. In each fold, Re-NIA is first pretrained for </w:t>
       </w:r>
       <m:oMath>
         <m:r>
@@ -27436,434 +27148,36 @@
           <w:sz w:val="21"/>
           <w:szCs w:val="21"/>
         </w:rPr>
-        <w:t>Fig</w:t>
-      </w:r>
-      <w:r>
-        <w:rPr>
-          <w:sz w:val="21"/>
-          <w:szCs w:val="21"/>
-        </w:rPr>
-        <w:t>.</w:t>
-      </w:r>
-      <w:r>
-        <w:rPr>
-          <w:sz w:val="21"/>
-          <w:szCs w:val="21"/>
-        </w:rPr>
-        <w:t xml:space="preserve"> </w:t>
-      </w:r>
-      <w:r>
-        <w:rPr>
-          <w:sz w:val="21"/>
-          <w:szCs w:val="21"/>
-        </w:rPr>
-        <w:t>4</w:t>
-      </w:r>
-      <w:r>
-        <w:rPr>
-          <w:sz w:val="21"/>
-          <w:szCs w:val="21"/>
-        </w:rPr>
-        <w:t xml:space="preserve"> and Table 2.</w:t>
-      </w:r>
-    </w:p>
-    <w:p>
-      <w:pPr>
-        <w:spacing w:beforeLines="100" w:before="312" w:line="240" w:lineRule="auto"/>
-        <w:rPr>
-          <w:sz w:val="21"/>
-          <w:szCs w:val="21"/>
-        </w:rPr>
-      </w:pPr>
-      <w:r>
-        <w:rPr>
-          <w:noProof/>
-        </w:rPr>
-        <w:drawing>
-          <wp:inline distT="0" distB="0" distL="0" distR="0" wp14:anchorId="21C11F91" wp14:editId="5C31A657">
-            <wp:extent cx="3256915" cy="2600960"/>
-            <wp:effectExtent l="0" t="0" r="635" b="8890"/>
-            <wp:docPr id="9" name="图片 9"/>
-            <wp:cNvGraphicFramePr>
-              <a:graphicFrameLocks xmlns:a="http://schemas.openxmlformats.org/drawingml/2006/main" noChangeAspect="1"/>
-            </wp:cNvGraphicFramePr>
-            <a:graphic xmlns:a="http://schemas.openxmlformats.org/drawingml/2006/main">
-              <a:graphicData uri="http://schemas.openxmlformats.org/drawingml/2006/picture">
-                <pic:pic xmlns:pic="http://schemas.openxmlformats.org/drawingml/2006/picture">
-                  <pic:nvPicPr>
-                    <pic:cNvPr id="0" name="Picture 11"/>
-                    <pic:cNvPicPr>
-                      <a:picLocks noChangeAspect="1" noChangeArrowheads="1"/>
-                    </pic:cNvPicPr>
-                  </pic:nvPicPr>
-                  <pic:blipFill>
-                    <a:blip r:embed="rId10">
-                      <a:extLst>
-                        <a:ext uri="{28A0092B-C50C-407E-A947-70E740481C1C}">
-                          <a14:useLocalDpi xmlns:a14="http://schemas.microsoft.com/office/drawing/2010/main" val="0"/>
-                        </a:ext>
-                      </a:extLst>
-                    </a:blip>
-                    <a:srcRect/>
-                    <a:stretch>
-                      <a:fillRect/>
-                    </a:stretch>
-                  </pic:blipFill>
-                  <pic:spPr bwMode="auto">
-                    <a:xfrm>
-                      <a:off x="0" y="0"/>
-                      <a:ext cx="3256915" cy="2600960"/>
-                    </a:xfrm>
-                    <a:prstGeom prst="rect">
-                      <a:avLst/>
-                    </a:prstGeom>
-                    <a:noFill/>
-                    <a:ln>
-                      <a:noFill/>
-                    </a:ln>
-                  </pic:spPr>
-                </pic:pic>
-              </a:graphicData>
-            </a:graphic>
-          </wp:inline>
-        </w:drawing>
+        <w:t>and Table 2.</w:t>
       </w:r>
     </w:p>
     <w:p>
       <w:pPr>
         <w:spacing w:line="240" w:lineRule="auto"/>
-        <w:rPr>
-          <w:sz w:val="18"/>
-          <w:szCs w:val="18"/>
+        <w:ind w:firstLineChars="200" w:firstLine="420"/>
+        <w:rPr>
+          <w:sz w:val="21"/>
+          <w:szCs w:val="21"/>
         </w:rPr>
       </w:pPr>
       <w:r>
         <w:rPr>
-          <w:b/>
-          <w:bCs/>
-          <w:sz w:val="18"/>
-          <w:szCs w:val="18"/>
-        </w:rPr>
-        <w:t xml:space="preserve">Fig. </w:t>
-      </w:r>
-      <w:r>
-        <w:rPr>
-          <w:b/>
-          <w:bCs/>
-          <w:sz w:val="18"/>
-          <w:szCs w:val="18"/>
-        </w:rPr>
-        <w:t>3</w:t>
-      </w:r>
-      <w:r>
-        <w:rPr>
-          <w:b/>
-          <w:bCs/>
-          <w:sz w:val="18"/>
-          <w:szCs w:val="18"/>
-        </w:rPr>
-        <w:t>.</w:t>
-      </w:r>
-      <w:r>
-        <w:rPr>
-          <w:sz w:val="18"/>
-          <w:szCs w:val="18"/>
-        </w:rPr>
-        <w:t xml:space="preserve"> </w:t>
-      </w:r>
-      <w:r>
-        <w:rPr>
-          <w:sz w:val="18"/>
-          <w:szCs w:val="18"/>
-        </w:rPr>
-        <w:t xml:space="preserve">ROC </w:t>
-      </w:r>
-      <w:r>
-        <w:rPr>
-          <w:sz w:val="18"/>
-          <w:szCs w:val="18"/>
-        </w:rPr>
-        <w:t>curves</w:t>
-      </w:r>
-      <w:r>
-        <w:rPr>
-          <w:sz w:val="18"/>
-          <w:szCs w:val="18"/>
-        </w:rPr>
-        <w:t xml:space="preserve"> </w:t>
-      </w:r>
-      <w:r>
-        <w:rPr>
-          <w:sz w:val="18"/>
-          <w:szCs w:val="18"/>
-        </w:rPr>
-        <w:t>performed by</w:t>
-      </w:r>
-      <w:r>
-        <w:rPr>
-          <w:sz w:val="18"/>
-          <w:szCs w:val="18"/>
-        </w:rPr>
-        <w:t xml:space="preserve"> Re-NIA </w:t>
-      </w:r>
-      <w:r>
-        <w:rPr>
-          <w:sz w:val="18"/>
-          <w:szCs w:val="18"/>
-        </w:rPr>
-        <w:t>model</w:t>
-      </w:r>
-      <w:r>
-        <w:rPr>
-          <w:sz w:val="18"/>
-          <w:szCs w:val="18"/>
-        </w:rPr>
-        <w:t xml:space="preserve"> </w:t>
-      </w:r>
-      <w:r>
-        <w:rPr>
-          <w:sz w:val="18"/>
-          <w:szCs w:val="18"/>
-        </w:rPr>
-        <w:t>based</w:t>
-      </w:r>
-      <w:r>
-        <w:rPr>
-          <w:sz w:val="18"/>
-          <w:szCs w:val="18"/>
-        </w:rPr>
-        <w:t xml:space="preserve"> </w:t>
-      </w:r>
-      <w:r>
-        <w:rPr>
-          <w:sz w:val="18"/>
-          <w:szCs w:val="18"/>
-        </w:rPr>
-        <w:t>on</w:t>
-      </w:r>
-      <w:r>
-        <w:rPr>
-          <w:sz w:val="18"/>
-          <w:szCs w:val="18"/>
-        </w:rPr>
-        <w:t xml:space="preserve"> </w:t>
-      </w:r>
-      <w:r>
-        <w:rPr>
-          <w:sz w:val="18"/>
-          <w:szCs w:val="18"/>
-        </w:rPr>
-        <w:t>HMDD v2.0</w:t>
+          <w:sz w:val="21"/>
+          <w:szCs w:val="21"/>
+        </w:rPr>
+        <w:t xml:space="preserve">The experimental results show that under five-fold cross-validation on the HMDD v2.0 dataset, Re-NIA achieves an average AUC of 94.29% and an average AUPR of 93.73%, demonstrating its excellent discriminative capability and </w:t>
+      </w:r>
+      <w:r>
+        <w:rPr>
+          <w:sz w:val="21"/>
+          <w:szCs w:val="21"/>
+        </w:rPr>
+        <w:t>well-balanced trade-off between precision and recall. In addition, the model achieves an average Accuracy of 86.28%, Precision of 85.01%, Recall of 88.45%, and F1 score of 86.56%, showcasing the strong predictive performance of Re-NIA.</w:t>
       </w:r>
     </w:p>
     <w:p>
       <w:pPr>
-        <w:spacing w:line="240" w:lineRule="auto"/>
-        <w:rPr>
-          <w:sz w:val="21"/>
-          <w:szCs w:val="21"/>
-        </w:rPr>
-      </w:pPr>
-      <w:r>
-        <w:rPr>
-          <w:noProof/>
-        </w:rPr>
-        <w:drawing>
-          <wp:inline distT="0" distB="0" distL="0" distR="0" wp14:anchorId="6ED6FA04" wp14:editId="5685D69A">
-            <wp:extent cx="3256915" cy="2600960"/>
-            <wp:effectExtent l="0" t="0" r="635" b="8890"/>
-            <wp:docPr id="10" name="图片 10"/>
-            <wp:cNvGraphicFramePr>
-              <a:graphicFrameLocks xmlns:a="http://schemas.openxmlformats.org/drawingml/2006/main" noChangeAspect="1"/>
-            </wp:cNvGraphicFramePr>
-            <a:graphic xmlns:a="http://schemas.openxmlformats.org/drawingml/2006/main">
-              <a:graphicData uri="http://schemas.openxmlformats.org/drawingml/2006/picture">
-                <pic:pic xmlns:pic="http://schemas.openxmlformats.org/drawingml/2006/picture">
-                  <pic:nvPicPr>
-                    <pic:cNvPr id="0" name="Picture 13"/>
-                    <pic:cNvPicPr>
-                      <a:picLocks noChangeAspect="1" noChangeArrowheads="1"/>
-                    </pic:cNvPicPr>
-                  </pic:nvPicPr>
-                  <pic:blipFill>
-                    <a:blip r:embed="rId11">
-                      <a:extLst>
-                        <a:ext uri="{28A0092B-C50C-407E-A947-70E740481C1C}">
-                          <a14:useLocalDpi xmlns:a14="http://schemas.microsoft.com/office/drawing/2010/main" val="0"/>
-                        </a:ext>
-                      </a:extLst>
-                    </a:blip>
-                    <a:srcRect/>
-                    <a:stretch>
-                      <a:fillRect/>
-                    </a:stretch>
-                  </pic:blipFill>
-                  <pic:spPr bwMode="auto">
-                    <a:xfrm>
-                      <a:off x="0" y="0"/>
-                      <a:ext cx="3256915" cy="2600960"/>
-                    </a:xfrm>
-                    <a:prstGeom prst="rect">
-                      <a:avLst/>
-                    </a:prstGeom>
-                    <a:noFill/>
-                    <a:ln>
-                      <a:noFill/>
-                    </a:ln>
-                  </pic:spPr>
-                </pic:pic>
-              </a:graphicData>
-            </a:graphic>
-          </wp:inline>
-        </w:drawing>
-      </w:r>
-    </w:p>
-    <w:p>
-      <w:pPr>
-        <w:spacing w:line="240" w:lineRule="auto"/>
-        <w:rPr>
-          <w:sz w:val="18"/>
-          <w:szCs w:val="18"/>
-        </w:rPr>
-      </w:pPr>
-      <w:r>
-        <w:rPr>
-          <w:b/>
-          <w:bCs/>
-          <w:sz w:val="18"/>
-          <w:szCs w:val="18"/>
-        </w:rPr>
-        <w:t xml:space="preserve">Fig. </w:t>
-      </w:r>
-      <w:r>
-        <w:rPr>
-          <w:b/>
-          <w:bCs/>
-          <w:sz w:val="18"/>
-          <w:szCs w:val="18"/>
-        </w:rPr>
-        <w:t>4</w:t>
-      </w:r>
-      <w:r>
-        <w:rPr>
-          <w:b/>
-          <w:bCs/>
-          <w:sz w:val="18"/>
-          <w:szCs w:val="18"/>
-        </w:rPr>
-        <w:t>.</w:t>
-      </w:r>
-      <w:r>
-        <w:rPr>
-          <w:sz w:val="18"/>
-          <w:szCs w:val="18"/>
-        </w:rPr>
-        <w:t xml:space="preserve"> </w:t>
-      </w:r>
-      <w:r>
-        <w:rPr>
-          <w:sz w:val="18"/>
-          <w:szCs w:val="18"/>
-        </w:rPr>
-        <w:t xml:space="preserve">P-R </w:t>
-      </w:r>
-      <w:r>
-        <w:rPr>
-          <w:sz w:val="18"/>
-          <w:szCs w:val="18"/>
-        </w:rPr>
-        <w:t>curves</w:t>
-      </w:r>
-      <w:r>
-        <w:rPr>
-          <w:sz w:val="18"/>
-          <w:szCs w:val="18"/>
-        </w:rPr>
-        <w:t xml:space="preserve"> </w:t>
-      </w:r>
-      <w:r>
-        <w:rPr>
-          <w:sz w:val="18"/>
-          <w:szCs w:val="18"/>
-        </w:rPr>
-        <w:t>performed by</w:t>
-      </w:r>
-      <w:r>
-        <w:rPr>
-          <w:sz w:val="18"/>
-          <w:szCs w:val="18"/>
-        </w:rPr>
-        <w:t xml:space="preserve"> </w:t>
-      </w:r>
-      <w:bookmarkStart w:id="8" w:name="_Hlk202978237"/>
-      <w:r>
-        <w:rPr>
-          <w:sz w:val="18"/>
-          <w:szCs w:val="18"/>
-        </w:rPr>
-        <w:t>Re-NIA</w:t>
-      </w:r>
-      <w:bookmarkEnd w:id="8"/>
-      <w:r>
-        <w:rPr>
-          <w:sz w:val="18"/>
-          <w:szCs w:val="18"/>
-        </w:rPr>
-        <w:t xml:space="preserve"> </w:t>
-      </w:r>
-      <w:r>
-        <w:rPr>
-          <w:sz w:val="18"/>
-          <w:szCs w:val="18"/>
-        </w:rPr>
-        <w:t>model</w:t>
-      </w:r>
-      <w:r>
-        <w:rPr>
-          <w:sz w:val="18"/>
-          <w:szCs w:val="18"/>
-        </w:rPr>
-        <w:t xml:space="preserve"> </w:t>
-      </w:r>
-      <w:r>
-        <w:rPr>
-          <w:sz w:val="18"/>
-          <w:szCs w:val="18"/>
-        </w:rPr>
-        <w:t>based</w:t>
-      </w:r>
-      <w:r>
-        <w:rPr>
-          <w:sz w:val="18"/>
-          <w:szCs w:val="18"/>
-        </w:rPr>
-        <w:t xml:space="preserve"> </w:t>
-      </w:r>
-      <w:r>
-        <w:rPr>
-          <w:sz w:val="18"/>
-          <w:szCs w:val="18"/>
-        </w:rPr>
-        <w:t>on</w:t>
-      </w:r>
-      <w:r>
-        <w:rPr>
-          <w:sz w:val="18"/>
-          <w:szCs w:val="18"/>
-        </w:rPr>
-        <w:t xml:space="preserve"> </w:t>
-      </w:r>
-      <w:r>
-        <w:rPr>
-          <w:sz w:val="18"/>
-          <w:szCs w:val="18"/>
-        </w:rPr>
-        <w:t>HMDD v2.0</w:t>
-      </w:r>
-    </w:p>
-    <w:p>
-      <w:pPr>
-        <w:spacing w:beforeLines="100" w:before="312" w:line="240" w:lineRule="auto"/>
+        <w:spacing w:beforeLines="50" w:before="156" w:line="240" w:lineRule="auto"/>
         <w:rPr>
           <w:sz w:val="18"/>
           <w:szCs w:val="18"/>
@@ -29596,24 +28910,7 @@
     </w:tbl>
     <w:p>
       <w:pPr>
-        <w:spacing w:beforeLines="100" w:before="312" w:line="240" w:lineRule="auto"/>
-        <w:ind w:firstLineChars="200" w:firstLine="420"/>
-        <w:rPr>
-          <w:sz w:val="21"/>
-          <w:szCs w:val="21"/>
-        </w:rPr>
-      </w:pPr>
-      <w:r>
-        <w:rPr>
-          <w:sz w:val="21"/>
-          <w:szCs w:val="21"/>
-        </w:rPr>
-        <w:t>The experimental results show that under five-fold cross-validation on the HMDD v2.0 dataset, Re-NIA achieves an average AUC of 94.29% and an average AUPR of 93.73%, demonstrating its excellent discriminative capability and well-balanced trade-off between precision and recall. In addition, the model achieves an average Accuracy of 86.28%, Precision of 85.01%, Recall of 88.45%, and F1 score of 86.56%, showcasing the strong predictive performance of Re-NIA.</w:t>
-      </w:r>
-    </w:p>
-    <w:p>
-      <w:pPr>
-        <w:spacing w:line="440" w:lineRule="exact"/>
+        <w:spacing w:beforeLines="50" w:before="156" w:line="440" w:lineRule="exact"/>
         <w:rPr>
           <w:szCs w:val="24"/>
         </w:rPr>
@@ -29896,10 +29193,120 @@
         </w:rPr>
         <w:t xml:space="preserve">Feature-based stochastic propagation with attention mechanisms, utilizing feature perturbation and neighbor-enhanced aggregation to </w:t>
       </w:r>
+      <w:r>
+        <w:rPr>
+          <w:sz w:val="21"/>
+          <w:szCs w:val="21"/>
+        </w:rPr>
+        <w:t>perform miRNA</w:t>
+      </w:r>
+      <w:r>
+        <w:rPr>
+          <w:sz w:val="21"/>
+          <w:szCs w:val="21"/>
+        </w:rPr>
+        <w:t>-</w:t>
+      </w:r>
+      <w:r>
+        <w:rPr>
+          <w:sz w:val="21"/>
+          <w:szCs w:val="21"/>
+        </w:rPr>
+        <w:t>disease association prediction.</w:t>
+      </w:r>
     </w:p>
     <w:p>
       <w:pPr>
         <w:spacing w:line="240" w:lineRule="auto"/>
+        <w:ind w:firstLineChars="200" w:firstLine="422"/>
+        <w:rPr>
+          <w:sz w:val="21"/>
+          <w:szCs w:val="21"/>
+        </w:rPr>
+      </w:pPr>
+      <w:r>
+        <w:rPr>
+          <w:b/>
+          <w:bCs/>
+          <w:sz w:val="21"/>
+          <w:szCs w:val="21"/>
+        </w:rPr>
+        <w:t>HGATMDA</w:t>
+      </w:r>
+      <w:r>
+        <w:rPr>
+          <w:b/>
+          <w:bCs/>
+          <w:sz w:val="21"/>
+          <w:szCs w:val="21"/>
+        </w:rPr>
+        <w:t xml:space="preserve"> </w:t>
+      </w:r>
+      <w:r>
+        <w:rPr>
+          <w:b/>
+          <w:bCs/>
+          <w:sz w:val="21"/>
+          <w:szCs w:val="21"/>
+        </w:rPr>
+        <w:fldChar w:fldCharType="begin"/>
+      </w:r>
+      <w:r>
+        <w:rPr>
+          <w:b/>
+          <w:bCs/>
+          <w:sz w:val="21"/>
+          <w:szCs w:val="21"/>
+        </w:rPr>
+        <w:instrText xml:space="preserve"> REF _Ref203468743 \r \h </w:instrText>
+      </w:r>
+      <w:r>
+        <w:rPr>
+          <w:b/>
+          <w:bCs/>
+          <w:sz w:val="21"/>
+          <w:szCs w:val="21"/>
+        </w:rPr>
+      </w:r>
+      <w:r>
+        <w:rPr>
+          <w:b/>
+          <w:bCs/>
+          <w:sz w:val="21"/>
+          <w:szCs w:val="21"/>
+        </w:rPr>
+        <w:fldChar w:fldCharType="separate"/>
+      </w:r>
+      <w:r>
+        <w:rPr>
+          <w:b/>
+          <w:bCs/>
+          <w:sz w:val="21"/>
+          <w:szCs w:val="21"/>
+        </w:rPr>
+        <w:t>[34]</w:t>
+      </w:r>
+      <w:r>
+        <w:rPr>
+          <w:b/>
+          <w:bCs/>
+          <w:sz w:val="21"/>
+          <w:szCs w:val="21"/>
+        </w:rPr>
+        <w:fldChar w:fldCharType="end"/>
+      </w:r>
+      <w:r>
+        <w:rPr>
+          <w:sz w:val="21"/>
+          <w:szCs w:val="21"/>
+        </w:rPr>
+        <w:t>: Proposes an heterogeneous graph attention network that employs multi-head mechanisms to fuse neighbor structures and node attributes for embedding</w:t>
+      </w:r>
+    </w:p>
+    <w:p>
+      <w:pPr>
+        <w:spacing w:line="240" w:lineRule="auto"/>
+        <w:ind w:firstLineChars="200" w:firstLine="420"/>
         <w:rPr>
           <w:rFonts w:hint="eastAsia"/>
           <w:sz w:val="21"/>
@@ -29937,11 +29344,187 @@
         <w:jc w:val="center"/>
         <w:rPr>
           <w:rFonts w:cs="Times New Roman"/>
+          <w:b/>
+          <w:bCs/>
           <w:sz w:val="18"/>
           <w:szCs w:val="18"/>
         </w:rPr>
       </w:pPr>
       <w:r>
+        <w:rPr>
+          <w:noProof/>
+        </w:rPr>
+        <w:drawing>
+          <wp:inline distT="0" distB="0" distL="0" distR="0" wp14:anchorId="443018A9" wp14:editId="40C6B95B">
+            <wp:extent cx="6696710" cy="2416810"/>
+            <wp:effectExtent l="0" t="0" r="8890" b="2540"/>
+            <wp:docPr id="15" name="图片 15"/>
+            <wp:cNvGraphicFramePr>
+              <a:graphicFrameLocks xmlns:a="http://schemas.openxmlformats.org/drawingml/2006/main" noChangeAspect="1"/>
+            </wp:cNvGraphicFramePr>
+            <a:graphic xmlns:a="http://schemas.openxmlformats.org/drawingml/2006/main">
+              <a:graphicData uri="http://schemas.openxmlformats.org/drawingml/2006/picture">
+                <pic:pic xmlns:pic="http://schemas.openxmlformats.org/drawingml/2006/picture">
+                  <pic:nvPicPr>
+                    <pic:cNvPr id="0" name="Picture 11"/>
+                    <pic:cNvPicPr>
+                      <a:picLocks noChangeAspect="1" noChangeArrowheads="1"/>
+                    </pic:cNvPicPr>
+                  </pic:nvPicPr>
+                  <pic:blipFill>
+                    <a:blip r:embed="rId10">
+                      <a:extLst>
+                        <a:ext uri="{28A0092B-C50C-407E-A947-70E740481C1C}">
+                          <a14:useLocalDpi xmlns:a14="http://schemas.microsoft.com/office/drawing/2010/main" val="0"/>
+                        </a:ext>
+                      </a:extLst>
+                    </a:blip>
+                    <a:srcRect/>
+                    <a:stretch>
+                      <a:fillRect/>
+                    </a:stretch>
+                  </pic:blipFill>
+                  <pic:spPr bwMode="auto">
+                    <a:xfrm>
+                      <a:off x="0" y="0"/>
+                      <a:ext cx="6696710" cy="2416810"/>
+                    </a:xfrm>
+                    <a:prstGeom prst="rect">
+                      <a:avLst/>
+                    </a:prstGeom>
+                    <a:noFill/>
+                    <a:ln>
+                      <a:noFill/>
+                    </a:ln>
+                  </pic:spPr>
+                </pic:pic>
+              </a:graphicData>
+            </a:graphic>
+          </wp:inline>
+        </w:drawing>
+      </w:r>
+    </w:p>
+    <w:p>
+      <w:pPr>
+        <w:spacing w:beforeLines="50" w:before="156" w:line="240" w:lineRule="auto"/>
+        <w:jc w:val="center"/>
+        <w:rPr>
+          <w:sz w:val="18"/>
+          <w:szCs w:val="18"/>
+        </w:rPr>
+      </w:pPr>
+      <w:r>
+        <w:rPr>
+          <w:b/>
+          <w:bCs/>
+          <w:sz w:val="18"/>
+          <w:szCs w:val="18"/>
+        </w:rPr>
+        <w:t>Fig. 3.</w:t>
+      </w:r>
+      <w:r>
+        <w:rPr>
+          <w:sz w:val="18"/>
+          <w:szCs w:val="18"/>
+        </w:rPr>
+        <w:t xml:space="preserve"> </w:t>
+      </w:r>
+      <w:r>
+        <w:rPr>
+          <w:sz w:val="18"/>
+          <w:szCs w:val="18"/>
+        </w:rPr>
+        <w:t>ROC</w:t>
+      </w:r>
+      <w:r>
+        <w:rPr>
+          <w:sz w:val="18"/>
+          <w:szCs w:val="18"/>
+        </w:rPr>
+        <w:t xml:space="preserve"> and P-R </w:t>
+      </w:r>
+      <w:r>
+        <w:rPr>
+          <w:sz w:val="18"/>
+          <w:szCs w:val="18"/>
+        </w:rPr>
+        <w:t>curves</w:t>
+      </w:r>
+      <w:r>
+        <w:rPr>
+          <w:sz w:val="18"/>
+          <w:szCs w:val="18"/>
+        </w:rPr>
+        <w:t xml:space="preserve"> </w:t>
+      </w:r>
+      <w:r>
+        <w:rPr>
+          <w:sz w:val="18"/>
+          <w:szCs w:val="18"/>
+        </w:rPr>
+        <w:t>performed by</w:t>
+      </w:r>
+      <w:r>
+        <w:rPr>
+          <w:sz w:val="18"/>
+          <w:szCs w:val="18"/>
+        </w:rPr>
+        <w:t xml:space="preserve"> Re-NIA </w:t>
+      </w:r>
+      <w:r>
+        <w:rPr>
+          <w:sz w:val="18"/>
+          <w:szCs w:val="18"/>
+        </w:rPr>
+        <w:t>model</w:t>
+      </w:r>
+      <w:r>
+        <w:rPr>
+          <w:sz w:val="18"/>
+          <w:szCs w:val="18"/>
+        </w:rPr>
+        <w:t xml:space="preserve"> </w:t>
+      </w:r>
+      <w:r>
+        <w:rPr>
+          <w:sz w:val="18"/>
+          <w:szCs w:val="18"/>
+        </w:rPr>
+        <w:t>based</w:t>
+      </w:r>
+      <w:r>
+        <w:rPr>
+          <w:sz w:val="18"/>
+          <w:szCs w:val="18"/>
+        </w:rPr>
+        <w:t xml:space="preserve"> </w:t>
+      </w:r>
+      <w:r>
+        <w:rPr>
+          <w:sz w:val="18"/>
+          <w:szCs w:val="18"/>
+        </w:rPr>
+        <w:t>on</w:t>
+      </w:r>
+      <w:r>
+        <w:rPr>
+          <w:sz w:val="18"/>
+          <w:szCs w:val="18"/>
+        </w:rPr>
+        <w:t xml:space="preserve"> </w:t>
+      </w:r>
+      <w:r>
+        <w:rPr>
+          <w:sz w:val="18"/>
+          <w:szCs w:val="18"/>
+        </w:rPr>
+        <w:t>HMDD v2.0</w:t>
+      </w:r>
+    </w:p>
+    <w:p>
+      <w:pPr>
+        <w:spacing w:line="240" w:lineRule="auto"/>
+        <w:jc w:val="center"/>
         <w:rPr>
           <w:rFonts w:cs="Times New Roman"/>
           <w:b/>
@@ -29949,7 +29532,26 @@
           <w:sz w:val="18"/>
           <w:szCs w:val="18"/>
         </w:rPr>
-        <w:lastRenderedPageBreak/>
+      </w:pPr>
+    </w:p>
+    <w:p>
+      <w:pPr>
+        <w:spacing w:line="240" w:lineRule="auto"/>
+        <w:jc w:val="center"/>
+        <w:rPr>
+          <w:rFonts w:cs="Times New Roman"/>
+          <w:sz w:val="18"/>
+          <w:szCs w:val="18"/>
+        </w:rPr>
+      </w:pPr>
+      <w:r>
+        <w:rPr>
+          <w:rFonts w:cs="Times New Roman"/>
+          <w:b/>
+          <w:bCs/>
+          <w:sz w:val="18"/>
+          <w:szCs w:val="18"/>
+        </w:rPr>
         <w:t xml:space="preserve">Table </w:t>
       </w:r>
       <w:r>
@@ -30060,7 +29662,7 @@
                 <w:szCs w:val="21"/>
               </w:rPr>
             </w:pPr>
-            <w:bookmarkStart w:id="9" w:name="_Hlk203504235"/>
+            <w:bookmarkStart w:id="7" w:name="_Hlk203504235"/>
             <w:r>
               <w:rPr>
                 <w:b/>
@@ -30898,7 +30500,6 @@
               <w:spacing w:line="240" w:lineRule="exact"/>
               <w:jc w:val="center"/>
               <w:rPr>
-                <w:rFonts w:hint="eastAsia"/>
                 <w:sz w:val="21"/>
                 <w:szCs w:val="21"/>
               </w:rPr>
@@ -31721,7 +31322,7 @@
           </w:p>
         </w:tc>
       </w:tr>
-      <w:bookmarkEnd w:id="9"/>
+      <w:bookmarkEnd w:id="7"/>
     </w:tbl>
     <w:p>
       <w:pPr>
@@ -31750,21 +31351,7 @@
           <w:sz w:val="21"/>
           <w:szCs w:val="21"/>
         </w:rPr>
-        <w:t>perform miRNA</w:t>
-      </w:r>
-      <w:r>
-        <w:rPr>
-          <w:sz w:val="21"/>
-          <w:szCs w:val="21"/>
-        </w:rPr>
-        <w:t>-</w:t>
-      </w:r>
-      <w:r>
-        <w:rPr>
-          <w:sz w:val="21"/>
-          <w:szCs w:val="21"/>
-        </w:rPr>
-        <w:t>disease association prediction.</w:t>
+        <w:t>generation and association prediction.</w:t>
       </w:r>
     </w:p>
     <w:p>
@@ -31783,7 +31370,7 @@
           <w:sz w:val="21"/>
           <w:szCs w:val="21"/>
         </w:rPr>
-        <w:t>HGATMDA</w:t>
+        <w:t>HHOMR</w:t>
       </w:r>
       <w:r>
         <w:rPr>
@@ -31810,7 +31397,7 @@
           <w:sz w:val="21"/>
           <w:szCs w:val="21"/>
         </w:rPr>
-        <w:instrText xml:space="preserve"> REF _Ref203468743 \r \h </w:instrText>
+        <w:instrText xml:space="preserve"> REF _Ref203468777 \r \h </w:instrText>
       </w:r>
       <w:r>
         <w:rPr>
@@ -31836,7 +31423,7 @@
           <w:sz w:val="21"/>
           <w:szCs w:val="21"/>
         </w:rPr>
-        <w:t>[34]</w:t>
+        <w:t>[35]</w:t>
       </w:r>
       <w:r>
         <w:rPr>
@@ -31852,7 +31439,7 @@
           <w:sz w:val="21"/>
           <w:szCs w:val="21"/>
         </w:rPr>
-        <w:t>: Proposes an heterogeneous graph attention network that employs multi-head mechanisms to fuse neighbor structures and node attributes for embedding generation and association prediction.</w:t>
+        <w:t>: Uses a hybrid high-order moment representation combined with element-level attention to enhance miRNA and disease node features and predict their associations using a residual network.</w:t>
       </w:r>
     </w:p>
     <w:p>
@@ -31871,7 +31458,7 @@
           <w:sz w:val="21"/>
           <w:szCs w:val="21"/>
         </w:rPr>
-        <w:t>HHOMR</w:t>
+        <w:t>JKNMDA</w:t>
       </w:r>
       <w:r>
         <w:rPr>
@@ -31898,7 +31485,7 @@
           <w:sz w:val="21"/>
           <w:szCs w:val="21"/>
         </w:rPr>
-        <w:instrText xml:space="preserve"> REF _Ref203468777 \r \h </w:instrText>
+        <w:instrText xml:space="preserve"> REF _Ref203468783 \r \h </w:instrText>
       </w:r>
       <w:r>
         <w:rPr>
@@ -31924,7 +31511,7 @@
           <w:sz w:val="21"/>
           <w:szCs w:val="21"/>
         </w:rPr>
-        <w:t>[35]</w:t>
+        <w:t>[36]</w:t>
       </w:r>
       <w:r>
         <w:rPr>
@@ -31940,7 +31527,21 @@
           <w:sz w:val="21"/>
           <w:szCs w:val="21"/>
         </w:rPr>
-        <w:t>: Uses a hybrid high-order moment representation combined with element-level attention to enhance miRNA and disease node features and predict their associations using a residual network.</w:t>
+        <w:t>: Constructs a heterogeneous graph using miRNA</w:t>
+      </w:r>
+      <w:r>
+        <w:rPr>
+          <w:sz w:val="21"/>
+          <w:szCs w:val="21"/>
+        </w:rPr>
+        <w:t>-</w:t>
+      </w:r>
+      <w:r>
+        <w:rPr>
+          <w:sz w:val="21"/>
+          <w:szCs w:val="21"/>
+        </w:rPr>
+        <w:t>disease associations and similarities, aggregates local neighbor information with GAT, and extracts global features through a jump knowledge network for final prediction.</w:t>
       </w:r>
     </w:p>
     <w:p>
@@ -31959,7 +31560,7 @@
           <w:sz w:val="21"/>
           <w:szCs w:val="21"/>
         </w:rPr>
-        <w:t>JKNMDA</w:t>
+        <w:t>PMDAGS</w:t>
       </w:r>
       <w:r>
         <w:rPr>
@@ -31986,7 +31587,7 @@
           <w:sz w:val="21"/>
           <w:szCs w:val="21"/>
         </w:rPr>
-        <w:instrText xml:space="preserve"> REF _Ref203468783 \r \h </w:instrText>
+        <w:instrText xml:space="preserve"> REF _Ref203468799 \r \h </w:instrText>
       </w:r>
       <w:r>
         <w:rPr>
@@ -32012,7 +31613,7 @@
           <w:sz w:val="21"/>
           <w:szCs w:val="21"/>
         </w:rPr>
-        <w:t>[36]</w:t>
+        <w:t>[37]</w:t>
       </w:r>
       <w:r>
         <w:rPr>
@@ -32028,21 +31629,7 @@
           <w:sz w:val="21"/>
           <w:szCs w:val="21"/>
         </w:rPr>
-        <w:t>: Constructs a heterogeneous graph using miRNA</w:t>
-      </w:r>
-      <w:r>
-        <w:rPr>
-          <w:sz w:val="21"/>
-          <w:szCs w:val="21"/>
-        </w:rPr>
-        <w:t>-</w:t>
-      </w:r>
-      <w:r>
-        <w:rPr>
-          <w:sz w:val="21"/>
-          <w:szCs w:val="21"/>
-        </w:rPr>
-        <w:t>disease associations and similarities, aggregates local neighbor information with GAT, and extracts global features through a jump knowledge network for final prediction.</w:t>
+        <w:t>: Builds node features using similarity vectors and known association vectors, applies nonlinear diffusion-based graph convolution to extract embeddings, and uses a multi-layer perceptron to predict miRNA–disease associations.</w:t>
       </w:r>
     </w:p>
     <w:p>
@@ -32061,7 +31648,7 @@
           <w:sz w:val="21"/>
           <w:szCs w:val="21"/>
         </w:rPr>
-        <w:t>PMDAGS</w:t>
+        <w:t>SMALF</w:t>
       </w:r>
       <w:r>
         <w:rPr>
@@ -32088,7 +31675,7 @@
           <w:sz w:val="21"/>
           <w:szCs w:val="21"/>
         </w:rPr>
-        <w:instrText xml:space="preserve"> REF _Ref203468799 \r \h </w:instrText>
+        <w:instrText xml:space="preserve"> REF _Ref203468808 \r \h </w:instrText>
       </w:r>
       <w:r>
         <w:rPr>
@@ -32114,7 +31701,7 @@
           <w:sz w:val="21"/>
           <w:szCs w:val="21"/>
         </w:rPr>
-        <w:t>[37]</w:t>
+        <w:t>[38]</w:t>
       </w:r>
       <w:r>
         <w:rPr>
@@ -32130,7 +31717,187 @@
           <w:sz w:val="21"/>
           <w:szCs w:val="21"/>
         </w:rPr>
-        <w:t>: Builds node features using similarity vectors and known association vectors, applies nonlinear diffusion-based graph convolution to extract embeddings, and uses a multi-layer perceptron to predict miRNA–disease associations.</w:t>
+        <w:t>: Stacks autoencoders to extract latent features of miRNAs and diseases, fuses similarity information to construct feature vectors, and uses XGBoost for final prediction.</w:t>
+      </w:r>
+    </w:p>
+    <w:p>
+      <w:pPr>
+        <w:spacing w:line="240" w:lineRule="auto"/>
+        <w:ind w:firstLineChars="200" w:firstLine="420"/>
+        <w:rPr>
+          <w:sz w:val="21"/>
+          <w:szCs w:val="21"/>
+        </w:rPr>
+      </w:pPr>
+      <w:r>
+        <w:rPr>
+          <w:sz w:val="21"/>
+          <w:szCs w:val="21"/>
+        </w:rPr>
+        <w:t>The results are shown in Table 3</w:t>
+      </w:r>
+      <w:r>
+        <w:rPr>
+          <w:sz w:val="21"/>
+          <w:szCs w:val="21"/>
+        </w:rPr>
+        <w:t xml:space="preserve">. </w:t>
+      </w:r>
+      <w:r>
+        <w:rPr>
+          <w:sz w:val="21"/>
+          <w:szCs w:val="21"/>
+        </w:rPr>
+        <w:t xml:space="preserve">By comparison, Re-NIA outperforms other models in terms of AUC, AUPR, and F1 score. Although Accuracy and Precision are not the highest </w:t>
+      </w:r>
+    </w:p>
+    <w:p>
+      <w:pPr>
+        <w:spacing w:line="240" w:lineRule="auto"/>
+        <w:rPr>
+          <w:sz w:val="21"/>
+          <w:szCs w:val="21"/>
+        </w:rPr>
+      </w:pPr>
+      <w:r>
+        <w:rPr>
+          <w:sz w:val="21"/>
+          <w:szCs w:val="21"/>
+        </w:rPr>
+        <w:t>among all models, they still remain at a competitive level,</w:t>
+      </w:r>
+      <w:r>
+        <w:rPr>
+          <w:rFonts w:hint="eastAsia"/>
+          <w:sz w:val="21"/>
+          <w:szCs w:val="21"/>
+        </w:rPr>
+        <w:t xml:space="preserve"> </w:t>
+      </w:r>
+      <w:r>
+        <w:rPr>
+          <w:sz w:val="21"/>
+          <w:szCs w:val="21"/>
+        </w:rPr>
+        <w:t>indicating that the model has achieved a good balance</w:t>
+      </w:r>
+      <w:r>
+        <w:rPr>
+          <w:rFonts w:hint="eastAsia"/>
+          <w:sz w:val="21"/>
+          <w:szCs w:val="21"/>
+        </w:rPr>
+        <w:t xml:space="preserve"> </w:t>
+      </w:r>
+      <w:r>
+        <w:rPr>
+          <w:sz w:val="21"/>
+          <w:szCs w:val="21"/>
+        </w:rPr>
+        <w:t>between identifying positive and negative samples. Overall, Re-NIA balances multiple performance metrics well,</w:t>
+      </w:r>
+      <w:r>
+        <w:rPr>
+          <w:sz w:val="21"/>
+          <w:szCs w:val="21"/>
+        </w:rPr>
+        <w:t xml:space="preserve"> </w:t>
+      </w:r>
+      <w:r>
+        <w:rPr>
+          <w:sz w:val="21"/>
+          <w:szCs w:val="21"/>
+        </w:rPr>
+        <w:t>demonstrating its comprehensive advantage in the miRNA</w:t>
+      </w:r>
+      <w:r>
+        <w:rPr>
+          <w:sz w:val="21"/>
+          <w:szCs w:val="21"/>
+        </w:rPr>
+        <w:t>-</w:t>
+      </w:r>
+      <w:r>
+        <w:rPr>
+          <w:sz w:val="21"/>
+          <w:szCs w:val="21"/>
+        </w:rPr>
+        <w:t>disease association prediction task.</w:t>
+      </w:r>
+    </w:p>
+    <w:p>
+      <w:pPr>
+        <w:spacing w:line="440" w:lineRule="exact"/>
+        <w:rPr>
+          <w:szCs w:val="24"/>
+        </w:rPr>
+      </w:pPr>
+      <w:r>
+        <w:rPr>
+          <w:b/>
+          <w:bCs/>
+          <w:szCs w:val="24"/>
+        </w:rPr>
+        <w:t>Ablation Study</w:t>
+      </w:r>
+      <w:r>
+        <w:rPr>
+          <w:b/>
+          <w:bCs/>
+          <w:szCs w:val="24"/>
+        </w:rPr>
+        <w:t xml:space="preserve"> </w:t>
+      </w:r>
+    </w:p>
+    <w:p>
+      <w:pPr>
+        <w:spacing w:line="240" w:lineRule="auto"/>
+        <w:rPr>
+          <w:sz w:val="21"/>
+          <w:szCs w:val="21"/>
+        </w:rPr>
+      </w:pPr>
+      <w:r>
+        <w:rPr>
+          <w:sz w:val="21"/>
+          <w:szCs w:val="21"/>
+        </w:rPr>
+        <w:t xml:space="preserve">To evaluate the contribution of each key </w:t>
+      </w:r>
+      <w:r>
+        <w:rPr>
+          <w:sz w:val="21"/>
+          <w:szCs w:val="21"/>
+        </w:rPr>
+        <w:t>module</w:t>
+      </w:r>
+      <w:r>
+        <w:rPr>
+          <w:sz w:val="21"/>
+          <w:szCs w:val="21"/>
+        </w:rPr>
+        <w:t xml:space="preserve"> in the Re-NIA model to its overall performance, we conducted a series of ablation experiments. Under the same datasets and experimental settings, some modules were removed or</w:t>
+      </w:r>
+      <w:r>
+        <w:rPr>
+          <w:sz w:val="21"/>
+          <w:szCs w:val="21"/>
+        </w:rPr>
+        <w:t xml:space="preserve"> </w:t>
+      </w:r>
+      <w:r>
+        <w:rPr>
+          <w:sz w:val="21"/>
+          <w:szCs w:val="21"/>
+        </w:rPr>
+        <w:t xml:space="preserve">replaced, and the models were retrained for comparative analysis. The ablation experiments primarily targeted the RSAM, BiCAN, and the Relearning module. Accordingly, we </w:t>
+      </w:r>
+      <w:r>
+        <w:rPr>
+          <w:sz w:val="21"/>
+          <w:szCs w:val="21"/>
+        </w:rPr>
+        <w:t>constructed the following variant models:</w:t>
       </w:r>
     </w:p>
     <w:p>
@@ -32149,8 +31916,74 @@
           <w:sz w:val="21"/>
           <w:szCs w:val="21"/>
         </w:rPr>
-        <w:t>SMALF</w:t>
-      </w:r>
+        <w:t>• w/o-RSAM</w:t>
+      </w:r>
+      <w:r>
+        <w:rPr>
+          <w:sz w:val="21"/>
+          <w:szCs w:val="21"/>
+        </w:rPr>
+        <w:t>: The redundancy</w:t>
+      </w:r>
+      <w:r>
+        <w:rPr>
+          <w:sz w:val="21"/>
+          <w:szCs w:val="21"/>
+        </w:rPr>
+        <w:t>-</w:t>
+      </w:r>
+      <w:r>
+        <w:rPr>
+          <w:sz w:val="21"/>
+          <w:szCs w:val="21"/>
+        </w:rPr>
+        <w:t>suppression</w:t>
+      </w:r>
+      <w:r>
+        <w:rPr>
+          <w:sz w:val="21"/>
+          <w:szCs w:val="21"/>
+        </w:rPr>
+        <w:t xml:space="preserve"> </w:t>
+      </w:r>
+      <w:r>
+        <w:rPr>
+          <w:sz w:val="21"/>
+          <w:szCs w:val="21"/>
+        </w:rPr>
+        <w:t>Aggregation</w:t>
+      </w:r>
+      <w:r>
+        <w:rPr>
+          <w:sz w:val="21"/>
+          <w:szCs w:val="21"/>
+        </w:rPr>
+        <w:t xml:space="preserve"> </w:t>
+      </w:r>
+      <w:r>
+        <w:rPr>
+          <w:sz w:val="21"/>
+          <w:szCs w:val="21"/>
+        </w:rPr>
+        <w:t>module</w:t>
+      </w:r>
+      <w:r>
+        <w:rPr>
+          <w:sz w:val="21"/>
+          <w:szCs w:val="21"/>
+        </w:rPr>
+        <w:t xml:space="preserve"> RSAM is removed and replaced by a standard GCN to perform the feature aggregation task.</w:t>
+      </w:r>
+    </w:p>
+    <w:p>
+      <w:pPr>
+        <w:spacing w:line="240" w:lineRule="auto"/>
+        <w:ind w:firstLineChars="200" w:firstLine="422"/>
+        <w:rPr>
+          <w:sz w:val="21"/>
+          <w:szCs w:val="21"/>
+        </w:rPr>
+      </w:pPr>
       <w:r>
         <w:rPr>
           <w:b/>
@@ -32158,8 +31991,38 @@
           <w:sz w:val="21"/>
           <w:szCs w:val="21"/>
         </w:rPr>
-        <w:t xml:space="preserve"> </w:t>
-      </w:r>
+        <w:t>• w/o-BiCAN</w:t>
+      </w:r>
+      <w:r>
+        <w:rPr>
+          <w:sz w:val="21"/>
+          <w:szCs w:val="21"/>
+        </w:rPr>
+        <w:t xml:space="preserve">: The bidirectional cross-attention </w:t>
+      </w:r>
+      <w:r>
+        <w:rPr>
+          <w:sz w:val="21"/>
+          <w:szCs w:val="21"/>
+        </w:rPr>
+        <w:t>module</w:t>
+      </w:r>
+      <w:r>
+        <w:rPr>
+          <w:sz w:val="21"/>
+          <w:szCs w:val="21"/>
+        </w:rPr>
+        <w:t xml:space="preserve"> in BiCAN is removed; instead, the discriminative and aggregation features are concatenated directly and passed through a linear layer for fusion.</w:t>
+      </w:r>
+    </w:p>
+    <w:p>
+      <w:pPr>
+        <w:spacing w:line="240" w:lineRule="auto"/>
+        <w:rPr>
+          <w:sz w:val="21"/>
+          <w:szCs w:val="21"/>
+        </w:rPr>
+      </w:pPr>
       <w:r>
         <w:rPr>
           <w:b/>
@@ -32167,58 +32030,14 @@
           <w:sz w:val="21"/>
           <w:szCs w:val="21"/>
         </w:rPr>
-        <w:fldChar w:fldCharType="begin"/>
-      </w:r>
-      <w:r>
-        <w:rPr>
-          <w:b/>
-          <w:bCs/>
-          <w:sz w:val="21"/>
-          <w:szCs w:val="21"/>
-        </w:rPr>
-        <w:instrText xml:space="preserve"> REF _Ref203468808 \r \h </w:instrText>
-      </w:r>
-      <w:r>
-        <w:rPr>
-          <w:b/>
-          <w:bCs/>
-          <w:sz w:val="21"/>
-          <w:szCs w:val="21"/>
-        </w:rPr>
-      </w:r>
-      <w:r>
-        <w:rPr>
-          <w:b/>
-          <w:bCs/>
-          <w:sz w:val="21"/>
-          <w:szCs w:val="21"/>
-        </w:rPr>
-        <w:fldChar w:fldCharType="separate"/>
-      </w:r>
-      <w:r>
-        <w:rPr>
-          <w:b/>
-          <w:bCs/>
-          <w:sz w:val="21"/>
-          <w:szCs w:val="21"/>
-        </w:rPr>
-        <w:t>[38]</w:t>
-      </w:r>
-      <w:r>
-        <w:rPr>
-          <w:b/>
-          <w:bCs/>
-          <w:sz w:val="21"/>
-          <w:szCs w:val="21"/>
-        </w:rPr>
-        <w:fldChar w:fldCharType="end"/>
-      </w:r>
-      <w:r>
-        <w:rPr>
-          <w:sz w:val="21"/>
-          <w:szCs w:val="21"/>
-        </w:rPr>
-        <w:t>: Stacks autoencoders to extract latent features of miRNAs and diseases, fuses similarity information to construct feature vectors, and uses XGBoost for final prediction.</w:t>
+        <w:t>• w/o-Relearning</w:t>
+      </w:r>
+      <w:r>
+        <w:rPr>
+          <w:sz w:val="21"/>
+          <w:szCs w:val="21"/>
+        </w:rPr>
+        <w:t>: The pretraining stage, unstable association detection, and the subsequent re-learning process are removed. Only the NIA model is used to complete the prediction task.</w:t>
       </w:r>
     </w:p>
     <w:p>
@@ -32235,118 +32054,16 @@
           <w:sz w:val="21"/>
           <w:szCs w:val="21"/>
         </w:rPr>
-        <w:t>The results are shown in Table 3</w:t>
-      </w:r>
-      <w:r>
-        <w:rPr>
-          <w:sz w:val="21"/>
-          <w:szCs w:val="21"/>
-        </w:rPr>
-        <w:t xml:space="preserve">. </w:t>
-      </w:r>
-      <w:r>
-        <w:rPr>
-          <w:sz w:val="21"/>
-          <w:szCs w:val="21"/>
-        </w:rPr>
-        <w:t xml:space="preserve">By comparison, Re-NIA outperforms other models in terms of AUC, AUPR, and F1 score. Although Accuracy and Precision are not the highest </w:t>
-      </w:r>
-    </w:p>
-    <w:p>
-      <w:pPr>
-        <w:spacing w:line="240" w:lineRule="auto"/>
-        <w:rPr>
-          <w:sz w:val="21"/>
-          <w:szCs w:val="21"/>
-        </w:rPr>
-      </w:pPr>
-      <w:r>
-        <w:rPr>
-          <w:sz w:val="21"/>
-          <w:szCs w:val="21"/>
-        </w:rPr>
-        <w:t>among all models, they still remain at a competitive level,</w:t>
-      </w:r>
-      <w:r>
-        <w:rPr>
-          <w:rFonts w:hint="eastAsia"/>
-          <w:sz w:val="21"/>
-          <w:szCs w:val="21"/>
-        </w:rPr>
-        <w:t xml:space="preserve"> </w:t>
-      </w:r>
-      <w:r>
-        <w:rPr>
-          <w:sz w:val="21"/>
-          <w:szCs w:val="21"/>
-        </w:rPr>
-        <w:t>indicating that the model has achieved a good balance</w:t>
-      </w:r>
-      <w:r>
-        <w:rPr>
-          <w:rFonts w:hint="eastAsia"/>
-          <w:sz w:val="21"/>
-          <w:szCs w:val="21"/>
-        </w:rPr>
-        <w:t xml:space="preserve"> </w:t>
-      </w:r>
-      <w:r>
-        <w:rPr>
-          <w:sz w:val="21"/>
-          <w:szCs w:val="21"/>
-        </w:rPr>
-        <w:t>between identifying positive and negative samples. Overall, Re-NIA balances multiple performance metrics well,</w:t>
-      </w:r>
-      <w:r>
-        <w:rPr>
-          <w:sz w:val="21"/>
-          <w:szCs w:val="21"/>
-        </w:rPr>
-        <w:t xml:space="preserve"> </w:t>
-      </w:r>
-      <w:r>
-        <w:rPr>
-          <w:sz w:val="21"/>
-          <w:szCs w:val="21"/>
-        </w:rPr>
-        <w:t>demonstrating its comprehensive advantage in the miRNA</w:t>
-      </w:r>
-      <w:r>
-        <w:rPr>
-          <w:sz w:val="21"/>
-          <w:szCs w:val="21"/>
-        </w:rPr>
-        <w:t>-</w:t>
-      </w:r>
-      <w:r>
-        <w:rPr>
-          <w:sz w:val="21"/>
-          <w:szCs w:val="21"/>
-        </w:rPr>
-        <w:t>disease association prediction task.</w:t>
-      </w:r>
-    </w:p>
-    <w:p>
-      <w:pPr>
-        <w:spacing w:line="440" w:lineRule="exact"/>
-        <w:rPr>
-          <w:szCs w:val="24"/>
-        </w:rPr>
-      </w:pPr>
-      <w:r>
-        <w:rPr>
-          <w:b/>
-          <w:bCs/>
-          <w:szCs w:val="24"/>
-        </w:rPr>
-        <w:t>Ablation Study</w:t>
-      </w:r>
-      <w:r>
-        <w:rPr>
-          <w:b/>
-          <w:bCs/>
-          <w:szCs w:val="24"/>
-        </w:rPr>
+        <w:t>Fig. 5</w:t>
+      </w:r>
+      <w:r>
+        <w:rPr>
+          <w:sz w:val="21"/>
+          <w:szCs w:val="21"/>
+        </w:rPr>
+        <w:t xml:space="preserve"> shows the experimental results of the above variant models. The results indicate that:</w:t>
+      </w:r>
+      <w:r>
         <w:t xml:space="preserve"> </w:t>
       </w:r>
     </w:p>
@@ -32364,278 +32081,14 @@
           <w:sz w:val="21"/>
           <w:szCs w:val="21"/>
         </w:rPr>
-        <w:t xml:space="preserve">To evaluate the contribution of each key </w:t>
-      </w:r>
-      <w:r>
-        <w:rPr>
-          <w:sz w:val="21"/>
-          <w:szCs w:val="21"/>
-        </w:rPr>
-        <w:t>module</w:t>
-      </w:r>
-      <w:r>
-        <w:rPr>
-          <w:sz w:val="21"/>
-          <w:szCs w:val="21"/>
-        </w:rPr>
-        <w:t xml:space="preserve"> in the Re-NIA model to its overall performance, we conducted a series of ablation experiments. Under the same datasets and experimental settings, some modules were removed or </w:t>
-      </w:r>
-      <w:r>
-        <w:rPr>
-          <w:sz w:val="21"/>
-          <w:szCs w:val="21"/>
-        </w:rPr>
-        <w:t xml:space="preserve">replaced, and the models were retrained for comparative analysis. The ablation experiments primarily targeted the </w:t>
-      </w:r>
-      <w:r>
-        <w:rPr>
-          <w:sz w:val="21"/>
-          <w:szCs w:val="21"/>
-        </w:rPr>
-        <w:t>RSAM,</w:t>
-      </w:r>
-      <w:r>
-        <w:rPr>
-          <w:sz w:val="21"/>
-          <w:szCs w:val="21"/>
-        </w:rPr>
-        <w:t xml:space="preserve"> </w:t>
-      </w:r>
-      <w:r>
-        <w:rPr>
-          <w:sz w:val="21"/>
-          <w:szCs w:val="21"/>
-        </w:rPr>
-        <w:t>BiCAN</w:t>
-      </w:r>
-      <w:r>
-        <w:rPr>
-          <w:sz w:val="21"/>
-          <w:szCs w:val="21"/>
-        </w:rPr>
-        <w:t>,</w:t>
-      </w:r>
-      <w:r>
-        <w:rPr>
-          <w:sz w:val="21"/>
-          <w:szCs w:val="21"/>
-        </w:rPr>
-        <w:t xml:space="preserve"> </w:t>
-      </w:r>
-      <w:r>
-        <w:rPr>
-          <w:sz w:val="21"/>
-          <w:szCs w:val="21"/>
-        </w:rPr>
-        <w:t xml:space="preserve">and the Relearning </w:t>
-      </w:r>
-      <w:r>
-        <w:rPr>
-          <w:sz w:val="21"/>
-          <w:szCs w:val="21"/>
-        </w:rPr>
-        <w:t>module</w:t>
-      </w:r>
-      <w:r>
-        <w:rPr>
-          <w:sz w:val="21"/>
-          <w:szCs w:val="21"/>
-        </w:rPr>
-        <w:t>. Accordingly, we constructed the following variant models:</w:t>
-      </w:r>
-    </w:p>
-    <w:p>
-      <w:pPr>
-        <w:spacing w:line="240" w:lineRule="auto"/>
-        <w:ind w:firstLineChars="200" w:firstLine="422"/>
-        <w:rPr>
-          <w:sz w:val="21"/>
-          <w:szCs w:val="21"/>
-        </w:rPr>
-      </w:pPr>
-      <w:r>
-        <w:rPr>
-          <w:b/>
-          <w:bCs/>
-          <w:sz w:val="21"/>
-          <w:szCs w:val="21"/>
-        </w:rPr>
-        <w:t xml:space="preserve">• </w:t>
-      </w:r>
-      <w:r>
-        <w:rPr>
-          <w:b/>
-          <w:bCs/>
-          <w:sz w:val="21"/>
-          <w:szCs w:val="21"/>
-        </w:rPr>
-        <w:t>w/o-RSAM</w:t>
-      </w:r>
-      <w:r>
-        <w:rPr>
-          <w:sz w:val="21"/>
-          <w:szCs w:val="21"/>
-        </w:rPr>
-        <w:t>: The redundancy</w:t>
-      </w:r>
-      <w:r>
-        <w:rPr>
-          <w:sz w:val="21"/>
-          <w:szCs w:val="21"/>
-        </w:rPr>
-        <w:t>-</w:t>
-      </w:r>
-      <w:r>
-        <w:rPr>
-          <w:sz w:val="21"/>
-          <w:szCs w:val="21"/>
-        </w:rPr>
-        <w:t>suppression</w:t>
-      </w:r>
-      <w:r>
-        <w:rPr>
-          <w:sz w:val="21"/>
-          <w:szCs w:val="21"/>
-        </w:rPr>
-        <w:t xml:space="preserve"> </w:t>
-      </w:r>
-      <w:r>
-        <w:rPr>
-          <w:sz w:val="21"/>
-          <w:szCs w:val="21"/>
-        </w:rPr>
-        <w:t>Aggregation</w:t>
-      </w:r>
-      <w:r>
-        <w:rPr>
-          <w:sz w:val="21"/>
-          <w:szCs w:val="21"/>
-        </w:rPr>
-        <w:t xml:space="preserve"> </w:t>
-      </w:r>
-      <w:r>
-        <w:rPr>
-          <w:sz w:val="21"/>
-          <w:szCs w:val="21"/>
-        </w:rPr>
-        <w:t>module</w:t>
-      </w:r>
-      <w:r>
-        <w:rPr>
-          <w:sz w:val="21"/>
-          <w:szCs w:val="21"/>
-        </w:rPr>
-        <w:t xml:space="preserve"> RSAM is removed and replaced by a standard GCN to perform the feature aggregation task.</w:t>
-      </w:r>
-    </w:p>
-    <w:p>
-      <w:pPr>
-        <w:spacing w:line="240" w:lineRule="auto"/>
-        <w:ind w:firstLineChars="200" w:firstLine="422"/>
-        <w:rPr>
-          <w:sz w:val="21"/>
-          <w:szCs w:val="21"/>
-        </w:rPr>
-      </w:pPr>
-      <w:r>
-        <w:rPr>
-          <w:b/>
-          <w:bCs/>
-          <w:sz w:val="21"/>
-          <w:szCs w:val="21"/>
-        </w:rPr>
-        <w:t xml:space="preserve">• </w:t>
-      </w:r>
-      <w:r>
-        <w:rPr>
-          <w:b/>
-          <w:bCs/>
-          <w:sz w:val="21"/>
-          <w:szCs w:val="21"/>
-        </w:rPr>
-        <w:t>w/o-BiCAN</w:t>
-      </w:r>
-      <w:r>
-        <w:rPr>
-          <w:sz w:val="21"/>
-          <w:szCs w:val="21"/>
-        </w:rPr>
-        <w:t xml:space="preserve">: The bidirectional cross-attention </w:t>
-      </w:r>
-      <w:r>
-        <w:rPr>
-          <w:sz w:val="21"/>
-          <w:szCs w:val="21"/>
-        </w:rPr>
-        <w:t>module</w:t>
-      </w:r>
-      <w:r>
-        <w:rPr>
-          <w:sz w:val="21"/>
-          <w:szCs w:val="21"/>
-        </w:rPr>
-        <w:t xml:space="preserve"> in BiCAN is removed; instead, the discriminative and aggregation features are concatenated directly and passed through a linear layer for fusion.</w:t>
-      </w:r>
-    </w:p>
-    <w:p>
-      <w:pPr>
-        <w:spacing w:line="240" w:lineRule="auto"/>
-        <w:ind w:firstLineChars="200" w:firstLine="422"/>
-        <w:rPr>
-          <w:sz w:val="21"/>
-          <w:szCs w:val="21"/>
-        </w:rPr>
-      </w:pPr>
-      <w:r>
-        <w:rPr>
-          <w:b/>
-          <w:bCs/>
-          <w:sz w:val="21"/>
-          <w:szCs w:val="21"/>
-        </w:rPr>
-        <w:t xml:space="preserve">• </w:t>
-      </w:r>
-      <w:r>
-        <w:rPr>
-          <w:b/>
-          <w:bCs/>
-          <w:sz w:val="21"/>
-          <w:szCs w:val="21"/>
-        </w:rPr>
-        <w:t>w/o-Re</w:t>
-      </w:r>
-      <w:r>
-        <w:rPr>
-          <w:b/>
-          <w:bCs/>
-          <w:sz w:val="21"/>
-          <w:szCs w:val="21"/>
-        </w:rPr>
-        <w:t>l</w:t>
-      </w:r>
-      <w:r>
-        <w:rPr>
-          <w:b/>
-          <w:bCs/>
-          <w:sz w:val="21"/>
-          <w:szCs w:val="21"/>
-        </w:rPr>
-        <w:t>earning</w:t>
-      </w:r>
-      <w:r>
-        <w:rPr>
-          <w:sz w:val="21"/>
-          <w:szCs w:val="21"/>
-        </w:rPr>
-        <w:t>: The pretraining stage, unstable association detection, and the subsequent re-learning process are removed. Only the NIA model is used to complete the prediction task.</w:t>
-      </w:r>
-      <w:r>
-        <w:rPr>
-          <w:rFonts w:hint="eastAsia"/>
-          <w:sz w:val="21"/>
-          <w:szCs w:val="21"/>
-        </w:rPr>
-        <w:t xml:space="preserve"> </w:t>
+        <w:t xml:space="preserve">1. </w:t>
+      </w:r>
+      <w:r>
+        <w:rPr>
+          <w:sz w:val="21"/>
+          <w:szCs w:val="21"/>
+        </w:rPr>
+        <w:t>Replacing RSAM with a standard GCN led to a decrease in multiple performance metrics, indicating that RSAM effectively suppresses redundant information during neighbor feature aggregation and enhances the effectiveness of feature representation. In contrast, a conventional GCN lacks the ability to distinguish between relevant and irrelevant features, thereby degrading the model's performance.</w:t>
       </w:r>
     </w:p>
     <w:p>
@@ -32652,17 +32105,14 @@
           <w:sz w:val="21"/>
           <w:szCs w:val="21"/>
         </w:rPr>
-        <w:t>Fig. 5</w:t>
-      </w:r>
-      <w:r>
-        <w:rPr>
-          <w:sz w:val="21"/>
-          <w:szCs w:val="21"/>
-        </w:rPr>
-        <w:t xml:space="preserve"> shows the experimental results of the above variant models. The results indicate that:</w:t>
-      </w:r>
-      <w:r>
-        <w:t xml:space="preserve"> </w:t>
+        <w:t xml:space="preserve">2. </w:t>
+      </w:r>
+      <w:r>
+        <w:rPr>
+          <w:sz w:val="21"/>
+          <w:szCs w:val="21"/>
+        </w:rPr>
+        <w:t>Replacing BiCAN with a simple concatenation and linear fusion module also resulted in performance drops across several metrics. This demonstrates the importance of the bidirectional cross-attention mechanism in BiCAN for improving the quality of neighbor information integration and global discriminability. It further confirms that the mechanism enables dynamic modeling of fine-grained interactions between discriminative and aggregative features, significantly enhancing the expressive power of the final node representations.</w:t>
       </w:r>
     </w:p>
     <w:p>
@@ -32670,6 +32120,7 @@
         <w:spacing w:line="240" w:lineRule="auto"/>
         <w:ind w:firstLineChars="200" w:firstLine="420"/>
         <w:rPr>
+          <w:rFonts w:hint="eastAsia"/>
           <w:sz w:val="21"/>
           <w:szCs w:val="21"/>
         </w:rPr>
@@ -32679,54 +32130,6 @@
           <w:sz w:val="21"/>
           <w:szCs w:val="21"/>
         </w:rPr>
-        <w:t xml:space="preserve">1. </w:t>
-      </w:r>
-      <w:r>
-        <w:rPr>
-          <w:sz w:val="21"/>
-          <w:szCs w:val="21"/>
-        </w:rPr>
-        <w:t>Replacing RSAM with a standard GCN led to a decrease in multiple performance metrics, indicating that RSAM effectively suppresses redundant information during neighbor feature aggregation and enhances the effectiveness of feature representation. In contrast, a conventional GCN lacks the ability to distinguish between relevant and irrelevant features, thereby degrading the model's performance.</w:t>
-      </w:r>
-    </w:p>
-    <w:p>
-      <w:pPr>
-        <w:spacing w:line="240" w:lineRule="auto"/>
-        <w:ind w:firstLineChars="200" w:firstLine="420"/>
-        <w:rPr>
-          <w:sz w:val="21"/>
-          <w:szCs w:val="21"/>
-        </w:rPr>
-      </w:pPr>
-      <w:r>
-        <w:rPr>
-          <w:sz w:val="21"/>
-          <w:szCs w:val="21"/>
-        </w:rPr>
-        <w:t xml:space="preserve">2. </w:t>
-      </w:r>
-      <w:r>
-        <w:rPr>
-          <w:sz w:val="21"/>
-          <w:szCs w:val="21"/>
-        </w:rPr>
-        <w:t>Replacing BiCAN with a simple concatenation and linear fusion module also resulted in performance drops across several metrics. This demonstrates the importance of the bidirectional cross-attention mechanism in BiCAN for improving the quality of neighbor information integration and global discriminability. It further confirms that the mechanism enables dynamic modeling of fine-grained interactions between discriminative and aggregative features, significantly enhancing the expressive power of the final node representations.</w:t>
-      </w:r>
-    </w:p>
-    <w:p>
-      <w:pPr>
-        <w:spacing w:line="240" w:lineRule="auto"/>
-        <w:ind w:firstLineChars="200" w:firstLine="420"/>
-        <w:rPr>
-          <w:sz w:val="21"/>
-          <w:szCs w:val="21"/>
-        </w:rPr>
-      </w:pPr>
-      <w:r>
-        <w:rPr>
-          <w:sz w:val="21"/>
-          <w:szCs w:val="21"/>
-        </w:rPr>
         <w:t xml:space="preserve">3. </w:t>
       </w:r>
       <w:r>
@@ -32749,6 +32152,27 @@
           <w:szCs w:val="21"/>
         </w:rPr>
         <w:t xml:space="preserve">earning module caused the model to lose its capacity to identify and retrain on unstable predictions, which impaired its ability to handle prediction uncertainty, leading to reduced prediction accuracy. Moreover, the </w:t>
+      </w:r>
+      <w:r>
+        <w:rPr>
+          <w:sz w:val="21"/>
+          <w:szCs w:val="21"/>
+        </w:rPr>
+        <w:t>absence of this module also negatively impacted the model’s prediction stability, which will be further discussed next</w:t>
+      </w:r>
+      <w:r>
+        <w:rPr>
+          <w:sz w:val="21"/>
+          <w:szCs w:val="21"/>
+        </w:rPr>
+        <w:t>.</w:t>
+      </w:r>
+      <w:r>
+        <w:rPr>
+          <w:sz w:val="21"/>
+          <w:szCs w:val="21"/>
+        </w:rPr>
+        <w:t xml:space="preserve"> </w:t>
       </w:r>
     </w:p>
     <w:p>
@@ -32808,7 +32232,7 @@
                     </pic:cNvPicPr>
                   </pic:nvPicPr>
                   <pic:blipFill>
-                    <a:blip r:embed="rId12">
+                    <a:blip r:embed="rId11">
                       <a:extLst>
                         <a:ext uri="{28A0092B-C50C-407E-A947-70E740481C1C}">
                           <a14:useLocalDpi xmlns:a14="http://schemas.microsoft.com/office/drawing/2010/main" val="0"/>
@@ -32856,7 +32280,7 @@
           <w:docGrid w:type="linesAndChars" w:linePitch="312"/>
         </w:sectPr>
       </w:pPr>
-      <w:bookmarkStart w:id="10" w:name="_Hlk203331965"/>
+      <w:bookmarkStart w:id="8" w:name="_Hlk203331965"/>
       <w:r>
         <w:rPr>
           <w:b/>
@@ -32873,7 +32297,7 @@
           <w:sz w:val="18"/>
           <w:szCs w:val="18"/>
         </w:rPr>
-        <w:t>5</w:t>
+        <w:t>4</w:t>
       </w:r>
       <w:r>
         <w:rPr>
@@ -32941,10 +32365,11 @@
         <w:t>HMDD v2.0</w:t>
       </w:r>
     </w:p>
-    <w:bookmarkEnd w:id="10"/>
+    <w:bookmarkEnd w:id="8"/>
     <w:p>
       <w:pPr>
         <w:spacing w:line="240" w:lineRule="auto"/>
+        <w:ind w:firstLineChars="200" w:firstLine="420"/>
         <w:rPr>
           <w:sz w:val="21"/>
           <w:szCs w:val="21"/>
@@ -32955,11 +32380,439 @@
           <w:sz w:val="21"/>
           <w:szCs w:val="21"/>
         </w:rPr>
+        <w:t xml:space="preserve">4. </w:t>
+      </w:r>
+      <w:r>
+        <w:rPr>
+          <w:sz w:val="21"/>
+          <w:szCs w:val="21"/>
+        </w:rPr>
+        <w:t xml:space="preserve">It is worth noting that all ablated models achieved better Precision than the original model. This may be because, without certain feature enhancement or neighbor-aware mechanisms, the ablated models tended to make more conservative predictions, favoring high-confidence positive samples. This reduced the number of false positives and improved Precision. However, such conservativeness also limited the model’s ability to recognize borderline or potential positive samples, leading to declines in </w:t>
+      </w:r>
+      <w:r>
+        <w:rPr>
+          <w:sz w:val="21"/>
+          <w:szCs w:val="21"/>
+        </w:rPr>
+        <w:t xml:space="preserve">other </w:t>
+      </w:r>
+      <w:r>
+        <w:rPr>
+          <w:sz w:val="21"/>
+          <w:szCs w:val="21"/>
+        </w:rPr>
+        <w:t>metrics</w:t>
+      </w:r>
+      <w:r>
+        <w:rPr>
+          <w:sz w:val="21"/>
+          <w:szCs w:val="21"/>
+        </w:rPr>
+        <w:t xml:space="preserve">. In contrast, the full Re-NIA model is structurally designed to comprehensively explore potential associations, demonstrating stronger generalization and biological discovery capabilities. Although its </w:t>
+      </w:r>
+      <w:r>
+        <w:rPr>
+          <w:b/>
+          <w:bCs/>
+          <w:sz w:val="21"/>
+          <w:szCs w:val="21"/>
+        </w:rPr>
+        <w:t xml:space="preserve">Precision </w:t>
+      </w:r>
+      <w:r>
+        <w:rPr>
+          <w:sz w:val="21"/>
+          <w:szCs w:val="21"/>
+        </w:rPr>
+        <w:t>is slightly lower, it achieves a more balanced overall performance.</w:t>
+      </w:r>
+    </w:p>
+    <w:p>
+      <w:pPr>
+        <w:spacing w:line="440" w:lineRule="exact"/>
+        <w:rPr>
+          <w:szCs w:val="24"/>
+        </w:rPr>
+      </w:pPr>
+      <w:r>
+        <w:rPr>
+          <w:b/>
+          <w:bCs/>
+          <w:szCs w:val="24"/>
+        </w:rPr>
+        <w:t>Hyperparameter</w:t>
+      </w:r>
+      <w:r>
+        <w:rPr>
+          <w:b/>
+          <w:bCs/>
+          <w:szCs w:val="24"/>
+        </w:rPr>
+        <w:t xml:space="preserve"> Analysis</w:t>
+      </w:r>
+      <w:r>
+        <w:rPr>
+          <w:b/>
+          <w:bCs/>
+          <w:szCs w:val="24"/>
+        </w:rPr>
+        <w:t xml:space="preserve"> </w:t>
+      </w:r>
+    </w:p>
+    <w:p>
+      <w:pPr>
+        <w:spacing w:line="240" w:lineRule="auto"/>
+        <w:rPr>
+          <w:sz w:val="21"/>
+          <w:szCs w:val="21"/>
+        </w:rPr>
+      </w:pPr>
+      <w:r>
+        <w:rPr>
+          <w:sz w:val="21"/>
+          <w:szCs w:val="21"/>
+        </w:rPr>
+        <w:t xml:space="preserve">To explore the impact of certain key hyperparameters on the performance of Re-NIA, we designed a set of sensitivity analysis experiments. We selected two hyperparameters that significantly affect the model’s performance: the number of layers </w:t>
+      </w:r>
+      <m:oMath>
+        <m:r>
+          <w:rPr>
+            <w:rFonts w:ascii="Cambria Math" w:hAnsi="Cambria Math"/>
+            <w:sz w:val="21"/>
+            <w:szCs w:val="21"/>
+          </w:rPr>
+          <m:t>L</m:t>
+        </m:r>
+      </m:oMath>
+      <w:r>
+        <w:rPr>
+          <w:sz w:val="21"/>
+          <w:szCs w:val="21"/>
+        </w:rPr>
+        <w:t xml:space="preserve"> in the NIA model and the number of pretraining epochs </w:t>
+      </w:r>
+      <m:oMath>
+        <m:r>
+          <w:rPr>
+            <w:rFonts w:ascii="Cambria Math" w:hAnsi="Cambria Math"/>
+            <w:sz w:val="21"/>
+            <w:szCs w:val="21"/>
+          </w:rPr>
+          <m:t>K</m:t>
+        </m:r>
+      </m:oMath>
+      <w:r>
+        <w:rPr>
+          <w:sz w:val="21"/>
+          <w:szCs w:val="21"/>
+        </w:rPr>
+        <w:t xml:space="preserve">. Keeping all other parameters constant, we evaluated the prediction performance under different grid </w:t>
+      </w:r>
+      <w:r>
+        <w:rPr>
+          <w:sz w:val="21"/>
+          <w:szCs w:val="21"/>
+        </w:rPr>
+        <w:t xml:space="preserve">values </w:t>
+      </w:r>
+      <w:r>
+        <w:rPr>
+          <w:sz w:val="21"/>
+          <w:szCs w:val="21"/>
+        </w:rPr>
+        <w:t xml:space="preserve">of these two parameters. The results are shown in </w:t>
+      </w:r>
+      <w:r>
+        <w:rPr>
+          <w:rFonts w:hint="eastAsia"/>
+          <w:sz w:val="21"/>
+          <w:szCs w:val="21"/>
+        </w:rPr>
+        <w:t>Fig</w:t>
+      </w:r>
+      <w:r>
+        <w:rPr>
+          <w:sz w:val="21"/>
+          <w:szCs w:val="21"/>
+        </w:rPr>
+        <w:t>.</w:t>
+      </w:r>
+      <w:r>
+        <w:rPr>
+          <w:sz w:val="21"/>
+          <w:szCs w:val="21"/>
+        </w:rPr>
+        <w:t xml:space="preserve"> </w:t>
+      </w:r>
+      <w:r>
+        <w:rPr>
+          <w:sz w:val="21"/>
+          <w:szCs w:val="21"/>
+        </w:rPr>
+        <w:t>6</w:t>
+      </w:r>
+      <w:r>
+        <w:rPr>
+          <w:sz w:val="21"/>
+          <w:szCs w:val="21"/>
+        </w:rPr>
+        <w:t xml:space="preserve"> </w:t>
+      </w:r>
+      <w:r>
+        <w:rPr>
+          <w:rFonts w:hint="eastAsia"/>
+          <w:sz w:val="21"/>
+          <w:szCs w:val="21"/>
+        </w:rPr>
+        <w:t>and</w:t>
+      </w:r>
+      <w:r>
+        <w:rPr>
+          <w:sz w:val="21"/>
+          <w:szCs w:val="21"/>
+        </w:rPr>
+        <w:t xml:space="preserve"> Fig. 7</w:t>
+      </w:r>
+      <w:r>
+        <w:rPr>
+          <w:sz w:val="21"/>
+          <w:szCs w:val="21"/>
+        </w:rPr>
+        <w:t>. According to the experimental results, we observed that:</w:t>
+      </w:r>
+    </w:p>
+    <w:p>
+      <w:pPr>
+        <w:spacing w:line="240" w:lineRule="auto"/>
+        <w:ind w:firstLineChars="200" w:firstLine="420"/>
+        <w:rPr>
+          <w:sz w:val="21"/>
+          <w:szCs w:val="21"/>
+        </w:rPr>
+      </w:pPr>
+      <w:r>
+        <w:rPr>
+          <w:sz w:val="21"/>
+          <w:szCs w:val="21"/>
+        </w:rPr>
+        <w:t xml:space="preserve">1. As the number of layers </w:t>
+      </w:r>
+      <m:oMath>
+        <m:r>
+          <w:rPr>
+            <w:rFonts w:ascii="Cambria Math" w:hAnsi="Cambria Math"/>
+            <w:sz w:val="21"/>
+            <w:szCs w:val="21"/>
+          </w:rPr>
+          <m:t>L</m:t>
+        </m:r>
+      </m:oMath>
+      <w:r>
+        <w:rPr>
+          <w:sz w:val="21"/>
+          <w:szCs w:val="21"/>
+        </w:rPr>
+        <w:t xml:space="preserve"> increases, the model performance shows a trend of first increasing and then decreasing. The model achieves </w:t>
+      </w:r>
+      <w:r>
+        <w:rPr>
+          <w:rFonts w:hint="eastAsia"/>
+          <w:sz w:val="21"/>
+          <w:szCs w:val="21"/>
+        </w:rPr>
+        <w:t>best</w:t>
+      </w:r>
+      <w:r>
+        <w:rPr>
+          <w:sz w:val="21"/>
+          <w:szCs w:val="21"/>
+        </w:rPr>
+        <w:t xml:space="preserve"> </w:t>
+      </w:r>
+      <w:r>
+        <w:rPr>
+          <w:sz w:val="21"/>
+          <w:szCs w:val="21"/>
+        </w:rPr>
+        <w:t xml:space="preserve">performance when </w:t>
+      </w:r>
+      <m:oMath>
+        <m:r>
+          <w:rPr>
+            <w:rFonts w:ascii="Cambria Math" w:hAnsi="Cambria Math"/>
+            <w:sz w:val="21"/>
+            <w:szCs w:val="21"/>
+          </w:rPr>
+          <m:t>L</m:t>
+        </m:r>
+      </m:oMath>
+      <w:r>
+        <w:rPr>
+          <w:sz w:val="21"/>
+          <w:szCs w:val="21"/>
+        </w:rPr>
+        <w:t xml:space="preserve"> </w:t>
+      </w:r>
+      <m:oMath>
+        <m:r>
+          <w:rPr>
+            <w:rFonts w:ascii="Cambria Math" w:hAnsi="Cambria Math"/>
+            <w:sz w:val="21"/>
+            <w:szCs w:val="21"/>
+          </w:rPr>
+          <m:t>=</m:t>
+        </m:r>
+      </m:oMath>
+      <w:r>
+        <w:rPr>
+          <w:sz w:val="21"/>
+          <w:szCs w:val="21"/>
+        </w:rPr>
+        <w:t xml:space="preserve"> </w:t>
+      </w:r>
+    </w:p>
+    <w:p>
+      <w:pPr>
+        <w:spacing w:line="240" w:lineRule="auto"/>
+        <w:rPr>
+          <w:sz w:val="21"/>
+          <w:szCs w:val="21"/>
+        </w:rPr>
+      </w:pPr>
+      <w:r>
+        <w:rPr>
+          <w:noProof/>
+          <w:sz w:val="21"/>
+          <w:szCs w:val="21"/>
+        </w:rPr>
         <w:drawing>
-          <wp:inline distT="0" distB="0" distL="0" distR="0" wp14:anchorId="1E26D9AB" wp14:editId="34832740">
+          <wp:inline distT="0" distB="0" distL="0" distR="0" wp14:anchorId="7D2C6272" wp14:editId="2AC9BA2F">
             <wp:extent cx="3150000" cy="1749600"/>
             <wp:effectExtent l="0" t="0" r="0" b="3175"/>
             <wp:docPr id="5" name="图片 5"/>
+            <wp:cNvGraphicFramePr>
+              <a:graphicFrameLocks xmlns:a="http://schemas.openxmlformats.org/drawingml/2006/main" noChangeAspect="1"/>
+            </wp:cNvGraphicFramePr>
+            <a:graphic xmlns:a="http://schemas.openxmlformats.org/drawingml/2006/main">
+              <a:graphicData uri="http://schemas.openxmlformats.org/drawingml/2006/picture">
+                <pic:pic xmlns:pic="http://schemas.openxmlformats.org/drawingml/2006/picture">
+                  <pic:nvPicPr>
+                    <pic:cNvPr id="1" name=""/>
+                    <pic:cNvPicPr/>
+                  </pic:nvPicPr>
+                  <pic:blipFill>
+                    <a:blip r:embed="rId12"/>
+                    <a:stretch>
+                      <a:fillRect/>
+                    </a:stretch>
+                  </pic:blipFill>
+                  <pic:spPr>
+                    <a:xfrm>
+                      <a:off x="0" y="0"/>
+                      <a:ext cx="3150000" cy="1749600"/>
+                    </a:xfrm>
+                    <a:prstGeom prst="rect">
+                      <a:avLst/>
+                    </a:prstGeom>
+                  </pic:spPr>
+                </pic:pic>
+              </a:graphicData>
+            </a:graphic>
+          </wp:inline>
+        </w:drawing>
+      </w:r>
+    </w:p>
+    <w:p>
+      <w:pPr>
+        <w:spacing w:afterLines="50" w:after="156" w:line="240" w:lineRule="auto"/>
+        <w:jc w:val="center"/>
+        <w:rPr>
+          <w:sz w:val="18"/>
+          <w:szCs w:val="18"/>
+        </w:rPr>
+      </w:pPr>
+      <w:r>
+        <w:rPr>
+          <w:b/>
+          <w:bCs/>
+          <w:sz w:val="18"/>
+          <w:szCs w:val="18"/>
+        </w:rPr>
+        <w:t xml:space="preserve">Fig. </w:t>
+      </w:r>
+      <w:r>
+        <w:rPr>
+          <w:b/>
+          <w:bCs/>
+          <w:sz w:val="18"/>
+          <w:szCs w:val="18"/>
+        </w:rPr>
+        <w:t>5</w:t>
+      </w:r>
+      <w:r>
+        <w:rPr>
+          <w:b/>
+          <w:bCs/>
+          <w:sz w:val="18"/>
+          <w:szCs w:val="18"/>
+        </w:rPr>
+        <w:t>.</w:t>
+      </w:r>
+      <w:r>
+        <w:rPr>
+          <w:sz w:val="18"/>
+          <w:szCs w:val="18"/>
+        </w:rPr>
+        <w:t xml:space="preserve"> The </w:t>
+      </w:r>
+      <w:r>
+        <w:rPr>
+          <w:sz w:val="18"/>
+          <w:szCs w:val="18"/>
+        </w:rPr>
+        <w:t xml:space="preserve">AUC </w:t>
+      </w:r>
+      <w:r>
+        <w:rPr>
+          <w:sz w:val="18"/>
+          <w:szCs w:val="18"/>
+        </w:rPr>
+        <w:t xml:space="preserve">of </w:t>
+      </w:r>
+      <w:r>
+        <w:rPr>
+          <w:sz w:val="18"/>
+          <w:szCs w:val="18"/>
+        </w:rPr>
+        <w:t>Re-NIA model</w:t>
+      </w:r>
+      <w:r>
+        <w:rPr>
+          <w:sz w:val="18"/>
+          <w:szCs w:val="18"/>
+        </w:rPr>
+        <w:t xml:space="preserve"> under different numbers of layers.</w:t>
+      </w:r>
+    </w:p>
+    <w:p>
+      <w:pPr>
+        <w:spacing w:line="240" w:lineRule="auto"/>
+        <w:rPr>
+          <w:sz w:val="21"/>
+          <w:szCs w:val="21"/>
+        </w:rPr>
+      </w:pPr>
+      <w:r>
+        <w:rPr>
+          <w:noProof/>
+          <w:sz w:val="21"/>
+          <w:szCs w:val="21"/>
+        </w:rPr>
+        <w:drawing>
+          <wp:inline distT="0" distB="0" distL="0" distR="0" wp14:anchorId="17F85FD7" wp14:editId="2E816883">
+            <wp:extent cx="3150000" cy="1749600"/>
+            <wp:effectExtent l="0" t="0" r="0" b="3175"/>
+            <wp:docPr id="1" name="图片 1"/>
             <wp:cNvGraphicFramePr>
               <a:graphicFrameLocks xmlns:a="http://schemas.openxmlformats.org/drawingml/2006/main" noChangeAspect="1"/>
             </wp:cNvGraphicFramePr>
@@ -32994,7 +32847,7 @@
     </w:p>
     <w:p>
       <w:pPr>
-        <w:spacing w:line="240" w:lineRule="auto"/>
+        <w:spacing w:afterLines="100" w:after="312" w:line="240" w:lineRule="auto"/>
         <w:jc w:val="center"/>
         <w:rPr>
           <w:sz w:val="18"/>
@@ -33061,7 +32914,21 @@
           <w:sz w:val="18"/>
           <w:szCs w:val="18"/>
         </w:rPr>
-        <w:t xml:space="preserve"> under different numbers of layers.</w:t>
+        <w:t xml:space="preserve"> under different numbers of </w:t>
+      </w:r>
+      <w:r>
+        <w:rPr>
+          <w:sz w:val="18"/>
+          <w:szCs w:val="18"/>
+        </w:rPr>
+        <w:t>epochs</w:t>
+      </w:r>
+      <w:r>
+        <w:rPr>
+          <w:sz w:val="18"/>
+          <w:szCs w:val="18"/>
+        </w:rPr>
+        <w:t>.</w:t>
       </w:r>
     </w:p>
     <w:p>
@@ -33077,243 +32944,7 @@
           <w:sz w:val="21"/>
           <w:szCs w:val="21"/>
         </w:rPr>
-        <w:drawing>
-          <wp:inline distT="0" distB="0" distL="0" distR="0" wp14:anchorId="41CEDE4A" wp14:editId="26859B0B">
-            <wp:extent cx="3150000" cy="1749600"/>
-            <wp:effectExtent l="0" t="0" r="0" b="3175"/>
-            <wp:docPr id="1" name="图片 1"/>
-            <wp:cNvGraphicFramePr>
-              <a:graphicFrameLocks xmlns:a="http://schemas.openxmlformats.org/drawingml/2006/main" noChangeAspect="1"/>
-            </wp:cNvGraphicFramePr>
-            <a:graphic xmlns:a="http://schemas.openxmlformats.org/drawingml/2006/main">
-              <a:graphicData uri="http://schemas.openxmlformats.org/drawingml/2006/picture">
-                <pic:pic xmlns:pic="http://schemas.openxmlformats.org/drawingml/2006/picture">
-                  <pic:nvPicPr>
-                    <pic:cNvPr id="1" name=""/>
-                    <pic:cNvPicPr/>
-                  </pic:nvPicPr>
-                  <pic:blipFill>
-                    <a:blip r:embed="rId14"/>
-                    <a:stretch>
-                      <a:fillRect/>
-                    </a:stretch>
-                  </pic:blipFill>
-                  <pic:spPr>
-                    <a:xfrm>
-                      <a:off x="0" y="0"/>
-                      <a:ext cx="3150000" cy="1749600"/>
-                    </a:xfrm>
-                    <a:prstGeom prst="rect">
-                      <a:avLst/>
-                    </a:prstGeom>
-                  </pic:spPr>
-                </pic:pic>
-              </a:graphicData>
-            </a:graphic>
-          </wp:inline>
-        </w:drawing>
-      </w:r>
-    </w:p>
-    <w:p>
-      <w:pPr>
-        <w:spacing w:afterLines="100" w:after="312" w:line="240" w:lineRule="auto"/>
-        <w:jc w:val="center"/>
-        <w:rPr>
-          <w:sz w:val="18"/>
-          <w:szCs w:val="18"/>
-        </w:rPr>
-      </w:pPr>
-      <w:r>
-        <w:rPr>
-          <w:b/>
-          <w:bCs/>
-          <w:sz w:val="18"/>
-          <w:szCs w:val="18"/>
-        </w:rPr>
-        <w:t xml:space="preserve">Fig. </w:t>
-      </w:r>
-      <w:r>
-        <w:rPr>
-          <w:b/>
-          <w:bCs/>
-          <w:sz w:val="18"/>
-          <w:szCs w:val="18"/>
-        </w:rPr>
-        <w:t>7</w:t>
-      </w:r>
-      <w:r>
-        <w:rPr>
-          <w:b/>
-          <w:bCs/>
-          <w:sz w:val="18"/>
-          <w:szCs w:val="18"/>
-        </w:rPr>
-        <w:t>.</w:t>
-      </w:r>
-      <w:r>
-        <w:rPr>
-          <w:sz w:val="18"/>
-          <w:szCs w:val="18"/>
-        </w:rPr>
-        <w:t xml:space="preserve"> The </w:t>
-      </w:r>
-      <w:r>
-        <w:rPr>
-          <w:sz w:val="18"/>
-          <w:szCs w:val="18"/>
-        </w:rPr>
-        <w:t xml:space="preserve">AUC </w:t>
-      </w:r>
-      <w:r>
-        <w:rPr>
-          <w:sz w:val="18"/>
-          <w:szCs w:val="18"/>
-        </w:rPr>
-        <w:t xml:space="preserve">of </w:t>
-      </w:r>
-      <w:r>
-        <w:rPr>
-          <w:sz w:val="18"/>
-          <w:szCs w:val="18"/>
-        </w:rPr>
-        <w:t>Re-NIA model</w:t>
-      </w:r>
-      <w:r>
-        <w:rPr>
-          <w:sz w:val="18"/>
-          <w:szCs w:val="18"/>
-        </w:rPr>
-        <w:t xml:space="preserve"> under different numbers of </w:t>
-      </w:r>
-      <w:r>
-        <w:rPr>
-          <w:sz w:val="18"/>
-          <w:szCs w:val="18"/>
-        </w:rPr>
-        <w:t>epochs</w:t>
-      </w:r>
-      <w:r>
-        <w:rPr>
-          <w:sz w:val="18"/>
-          <w:szCs w:val="18"/>
-        </w:rPr>
-        <w:t>.</w:t>
-      </w:r>
-    </w:p>
-    <w:p>
-      <w:pPr>
-        <w:spacing w:line="240" w:lineRule="auto"/>
-        <w:rPr>
-          <w:sz w:val="21"/>
-          <w:szCs w:val="21"/>
-        </w:rPr>
-      </w:pPr>
-      <w:r>
-        <w:rPr>
-          <w:sz w:val="21"/>
-          <w:szCs w:val="21"/>
-        </w:rPr>
-        <w:t>absence of this module also negatively impacted the model’s prediction stability, which will be further discussed in the next section.</w:t>
-      </w:r>
-    </w:p>
-    <w:p>
-      <w:pPr>
-        <w:spacing w:line="240" w:lineRule="auto"/>
-        <w:ind w:firstLineChars="200" w:firstLine="420"/>
-        <w:rPr>
-          <w:sz w:val="21"/>
-          <w:szCs w:val="21"/>
-        </w:rPr>
-      </w:pPr>
-      <w:r>
-        <w:rPr>
-          <w:sz w:val="21"/>
-          <w:szCs w:val="21"/>
-        </w:rPr>
-        <w:t xml:space="preserve">4. </w:t>
-      </w:r>
-      <w:r>
-        <w:rPr>
-          <w:sz w:val="21"/>
-          <w:szCs w:val="21"/>
-        </w:rPr>
-        <w:t xml:space="preserve">It is worth noting that all ablated models achieved better Precision than the original model. This may be because, without certain feature enhancement or neighbor-aware mechanisms, the ablated models tended to make more </w:t>
-      </w:r>
-      <w:r>
-        <w:rPr>
-          <w:sz w:val="21"/>
-          <w:szCs w:val="21"/>
-        </w:rPr>
-        <w:t xml:space="preserve">conservative predictions, favoring high-confidence positive samples. This reduced the number of false positives and improved Precision. However, such conservativeness also limited the model’s ability to recognize borderline or potential positive samples, leading to declines in </w:t>
-      </w:r>
-      <w:r>
-        <w:rPr>
-          <w:sz w:val="21"/>
-          <w:szCs w:val="21"/>
-        </w:rPr>
-        <w:t xml:space="preserve">other </w:t>
-      </w:r>
-      <w:r>
-        <w:rPr>
-          <w:sz w:val="21"/>
-          <w:szCs w:val="21"/>
-        </w:rPr>
-        <w:t>metrics</w:t>
-      </w:r>
-      <w:r>
-        <w:rPr>
-          <w:sz w:val="21"/>
-          <w:szCs w:val="21"/>
-        </w:rPr>
-        <w:t>. In contrast, the full Re-NIA model is structurally designed to comprehensively explore potential associations, demonstrating stronger generalization and biological discovery capabilities. Although its Precision is slightly lower, it achieves a more balanced overall performance.</w:t>
-      </w:r>
-    </w:p>
-    <w:p>
-      <w:pPr>
-        <w:spacing w:line="440" w:lineRule="exact"/>
-        <w:rPr>
-          <w:szCs w:val="24"/>
-        </w:rPr>
-      </w:pPr>
-      <w:r>
-        <w:rPr>
-          <w:b/>
-          <w:bCs/>
-          <w:szCs w:val="24"/>
-        </w:rPr>
-        <w:t>Hyperparameter</w:t>
-      </w:r>
-      <w:r>
-        <w:rPr>
-          <w:b/>
-          <w:bCs/>
-          <w:szCs w:val="24"/>
-        </w:rPr>
-        <w:t xml:space="preserve"> Analysis</w:t>
-      </w:r>
-      <w:r>
-        <w:rPr>
-          <w:b/>
-          <w:bCs/>
-          <w:szCs w:val="24"/>
-        </w:rPr>
-        <w:t xml:space="preserve"> </w:t>
-      </w:r>
-    </w:p>
-    <w:p>
-      <w:pPr>
-        <w:spacing w:line="240" w:lineRule="auto"/>
-        <w:rPr>
-          <w:sz w:val="21"/>
-          <w:szCs w:val="21"/>
-        </w:rPr>
-      </w:pPr>
-      <w:r>
-        <w:rPr>
-          <w:sz w:val="21"/>
-          <w:szCs w:val="21"/>
-        </w:rPr>
-        <w:t xml:space="preserve">To explore the impact of certain key hyperparameters on the performance of Re-NIA, we designed a set of sensitivity analysis experiments. We selected two hyperparameters that significantly affect the model’s performance: the number of layers </w:t>
+        <w:t xml:space="preserve">2, indicating that the information propagation and feature representation ability are well-balanced at this depth. A small </w:t>
       </w:r>
       <m:oMath>
         <m:r>
@@ -33330,7 +32961,52 @@
           <w:sz w:val="21"/>
           <w:szCs w:val="21"/>
         </w:rPr>
-        <w:t xml:space="preserve"> in the NIA model and the number of pretraining epochs </w:t>
+        <w:t xml:space="preserve"> limits the receptive field for neighbor information, resulting in insufficient feature aggregation. On the other</w:t>
+      </w:r>
+      <w:r>
+        <w:t xml:space="preserve"> </w:t>
+      </w:r>
+      <w:r>
+        <w:rPr>
+          <w:sz w:val="21"/>
+          <w:szCs w:val="21"/>
+        </w:rPr>
+        <w:t xml:space="preserve">hand, an excessively large </w:t>
+      </w:r>
+      <m:oMath>
+        <m:r>
+          <w:rPr>
+            <w:rFonts w:ascii="Cambria Math" w:hAnsi="Cambria Math"/>
+            <w:sz w:val="21"/>
+            <w:szCs w:val="21"/>
+          </w:rPr>
+          <m:t>L</m:t>
+        </m:r>
+      </m:oMath>
+      <w:r>
+        <w:rPr>
+          <w:sz w:val="21"/>
+          <w:szCs w:val="21"/>
+        </w:rPr>
+        <w:t xml:space="preserve"> may introduce too much noise or redundancy, leading to over-smoothing and a drop in discriminative capability.</w:t>
+      </w:r>
+    </w:p>
+    <w:p>
+      <w:pPr>
+        <w:spacing w:line="240" w:lineRule="auto"/>
+        <w:ind w:firstLineChars="200" w:firstLine="420"/>
+        <w:rPr>
+          <w:sz w:val="21"/>
+          <w:szCs w:val="21"/>
+        </w:rPr>
+      </w:pPr>
+      <w:r>
+        <w:rPr>
+          <w:sz w:val="21"/>
+          <w:szCs w:val="21"/>
+        </w:rPr>
+        <w:lastRenderedPageBreak/>
+        <w:t xml:space="preserve">2. Regarding the number of pretraining epochs </w:t>
       </w:r>
       <m:oMath>
         <m:r>
@@ -33347,231 +33023,7 @@
           <w:sz w:val="21"/>
           <w:szCs w:val="21"/>
         </w:rPr>
-        <w:t xml:space="preserve">. Keeping all other parameters constant, we evaluated the prediction performance under different grid </w:t>
-      </w:r>
-      <w:r>
-        <w:rPr>
-          <w:sz w:val="21"/>
-          <w:szCs w:val="21"/>
-        </w:rPr>
-        <w:t xml:space="preserve">values </w:t>
-      </w:r>
-      <w:r>
-        <w:rPr>
-          <w:sz w:val="21"/>
-          <w:szCs w:val="21"/>
-        </w:rPr>
-        <w:t xml:space="preserve">of these two parameters. The results are shown in </w:t>
-      </w:r>
-      <w:r>
-        <w:rPr>
-          <w:rFonts w:hint="eastAsia"/>
-          <w:sz w:val="21"/>
-          <w:szCs w:val="21"/>
-        </w:rPr>
-        <w:t>Fig</w:t>
-      </w:r>
-      <w:r>
-        <w:rPr>
-          <w:sz w:val="21"/>
-          <w:szCs w:val="21"/>
-        </w:rPr>
-        <w:t>.</w:t>
-      </w:r>
-      <w:r>
-        <w:rPr>
-          <w:sz w:val="21"/>
-          <w:szCs w:val="21"/>
-        </w:rPr>
-        <w:t xml:space="preserve"> </w:t>
-      </w:r>
-      <w:r>
-        <w:rPr>
-          <w:sz w:val="21"/>
-          <w:szCs w:val="21"/>
-        </w:rPr>
-        <w:t>6</w:t>
-      </w:r>
-      <w:r>
-        <w:rPr>
-          <w:sz w:val="21"/>
-          <w:szCs w:val="21"/>
-        </w:rPr>
-        <w:t xml:space="preserve"> </w:t>
-      </w:r>
-      <w:r>
-        <w:rPr>
-          <w:rFonts w:hint="eastAsia"/>
-          <w:sz w:val="21"/>
-          <w:szCs w:val="21"/>
-        </w:rPr>
-        <w:t>and</w:t>
-      </w:r>
-      <w:r>
-        <w:rPr>
-          <w:sz w:val="21"/>
-          <w:szCs w:val="21"/>
-        </w:rPr>
-        <w:t xml:space="preserve"> Fig. 7</w:t>
-      </w:r>
-      <w:r>
-        <w:rPr>
-          <w:sz w:val="21"/>
-          <w:szCs w:val="21"/>
-        </w:rPr>
-        <w:t>. According to the experimental results, we observed that:</w:t>
-      </w:r>
-    </w:p>
-    <w:p>
-      <w:pPr>
-        <w:spacing w:line="240" w:lineRule="auto"/>
-        <w:ind w:firstLineChars="200" w:firstLine="420"/>
-        <w:rPr>
-          <w:sz w:val="21"/>
-          <w:szCs w:val="21"/>
-        </w:rPr>
-      </w:pPr>
-      <w:r>
-        <w:rPr>
-          <w:sz w:val="21"/>
-          <w:szCs w:val="21"/>
-        </w:rPr>
-        <w:t xml:space="preserve">1. As the number of layers </w:t>
-      </w:r>
-      <m:oMath>
-        <m:r>
-          <w:rPr>
-            <w:rFonts w:ascii="Cambria Math" w:hAnsi="Cambria Math"/>
-            <w:sz w:val="21"/>
-            <w:szCs w:val="21"/>
-          </w:rPr>
-          <m:t>L</m:t>
-        </m:r>
-      </m:oMath>
-      <w:r>
-        <w:rPr>
-          <w:sz w:val="21"/>
-          <w:szCs w:val="21"/>
-        </w:rPr>
-        <w:t xml:space="preserve"> increases, the model performance shows a trend of first increasing and then decreasing. The model achieves </w:t>
-      </w:r>
-      <w:r>
-        <w:rPr>
-          <w:rFonts w:hint="eastAsia"/>
-          <w:sz w:val="21"/>
-          <w:szCs w:val="21"/>
-        </w:rPr>
-        <w:t>best</w:t>
-      </w:r>
-      <w:r>
-        <w:rPr>
-          <w:sz w:val="21"/>
-          <w:szCs w:val="21"/>
-        </w:rPr>
-        <w:t xml:space="preserve"> </w:t>
-      </w:r>
-      <w:r>
-        <w:rPr>
-          <w:sz w:val="21"/>
-          <w:szCs w:val="21"/>
-        </w:rPr>
-        <w:t xml:space="preserve">performance when </w:t>
-      </w:r>
-      <m:oMath>
-        <m:r>
-          <w:rPr>
-            <w:rFonts w:ascii="Cambria Math" w:hAnsi="Cambria Math"/>
-            <w:sz w:val="21"/>
-            <w:szCs w:val="21"/>
-          </w:rPr>
-          <m:t>L</m:t>
-        </m:r>
-      </m:oMath>
-      <w:r>
-        <w:rPr>
-          <w:sz w:val="21"/>
-          <w:szCs w:val="21"/>
-        </w:rPr>
-        <w:t xml:space="preserve"> </w:t>
-      </w:r>
-      <m:oMath>
-        <m:r>
-          <w:rPr>
-            <w:rFonts w:ascii="Cambria Math" w:hAnsi="Cambria Math"/>
-            <w:sz w:val="21"/>
-            <w:szCs w:val="21"/>
-          </w:rPr>
-          <m:t>=</m:t>
-        </m:r>
-      </m:oMath>
-      <w:r>
-        <w:rPr>
-          <w:sz w:val="21"/>
-          <w:szCs w:val="21"/>
-        </w:rPr>
-        <w:t xml:space="preserve"> 2, indicating that the information propagation and feature representation ability are well-balanced at this depth. A small </w:t>
-      </w:r>
-      <m:oMath>
-        <m:r>
-          <w:rPr>
-            <w:rFonts w:ascii="Cambria Math" w:hAnsi="Cambria Math"/>
-            <w:sz w:val="21"/>
-            <w:szCs w:val="21"/>
-          </w:rPr>
-          <m:t>L</m:t>
-        </m:r>
-      </m:oMath>
-      <w:r>
-        <w:rPr>
-          <w:sz w:val="21"/>
-          <w:szCs w:val="21"/>
-        </w:rPr>
-        <w:t xml:space="preserve"> limits the receptive field for neighbor information, resulting in insufficient feature aggregation. On the other</w:t>
-      </w:r>
-      <w:r>
-        <w:t xml:space="preserve"> </w:t>
-      </w:r>
-      <w:r>
-        <w:rPr>
-          <w:sz w:val="21"/>
-          <w:szCs w:val="21"/>
-        </w:rPr>
-        <w:lastRenderedPageBreak/>
-        <w:t xml:space="preserve">hand, an excessively large </w:t>
-      </w:r>
-      <m:oMath>
-        <m:r>
-          <w:rPr>
-            <w:rFonts w:ascii="Cambria Math" w:hAnsi="Cambria Math"/>
-            <w:sz w:val="21"/>
-            <w:szCs w:val="21"/>
-          </w:rPr>
-          <m:t>L</m:t>
-        </m:r>
-      </m:oMath>
-      <w:r>
-        <w:rPr>
-          <w:sz w:val="21"/>
-          <w:szCs w:val="21"/>
-        </w:rPr>
-        <w:t xml:space="preserve"> may introduce too much noise or redundancy, leading to over-smoothing and a drop in discriminative capability.</w:t>
-      </w:r>
-    </w:p>
-    <w:p>
-      <w:pPr>
-        <w:spacing w:line="240" w:lineRule="auto"/>
-        <w:ind w:firstLineChars="200" w:firstLine="420"/>
-        <w:rPr>
-          <w:sz w:val="21"/>
-          <w:szCs w:val="21"/>
-        </w:rPr>
-      </w:pPr>
-      <w:r>
-        <w:rPr>
-          <w:sz w:val="21"/>
-          <w:szCs w:val="21"/>
-        </w:rPr>
-        <w:t xml:space="preserve">2. Regarding the number of pretraining epochs </w:t>
+        <w:t xml:space="preserve">, we found that performance tends to improve with increasing </w:t>
       </w:r>
       <m:oMath>
         <m:r>
@@ -33588,7 +33040,7 @@
           <w:sz w:val="21"/>
           <w:szCs w:val="21"/>
         </w:rPr>
-        <w:t xml:space="preserve">, we found that performance tends to improve with increasing </w:t>
+        <w:t xml:space="preserve">. This may be because when </w:t>
       </w:r>
       <m:oMath>
         <m:r>
@@ -33605,7 +33057,7 @@
           <w:sz w:val="21"/>
           <w:szCs w:val="21"/>
         </w:rPr>
-        <w:t xml:space="preserve">. This may be because when </w:t>
+        <w:t xml:space="preserve"> is small, the detection of unstable predictions is not sufficient, and thus the guidance effect of the relearning phase is limited. When </w:t>
       </w:r>
       <m:oMath>
         <m:r>
@@ -33622,7 +33074,22 @@
           <w:sz w:val="21"/>
           <w:szCs w:val="21"/>
         </w:rPr>
-        <w:t xml:space="preserve"> is small, the detection of unstable predictions is not sufficient, and thus the guidance effect of the relearning phase is limited. When </w:t>
+        <w:t xml:space="preserve"> increases</w:t>
+      </w:r>
+      <w:r>
+        <w:rPr>
+          <w:rFonts w:hint="eastAsia"/>
+          <w:sz w:val="21"/>
+          <w:szCs w:val="21"/>
+        </w:rPr>
+        <w:t xml:space="preserve"> </w:t>
+      </w:r>
+      <w:r>
+        <w:rPr>
+          <w:sz w:val="21"/>
+          <w:szCs w:val="21"/>
+        </w:rPr>
+        <w:t xml:space="preserve">to a moderate value, the model achieves its best performance. However, further increasing </w:t>
       </w:r>
       <m:oMath>
         <m:r>
@@ -33639,7 +33106,54 @@
           <w:sz w:val="21"/>
           <w:szCs w:val="21"/>
         </w:rPr>
-        <w:t xml:space="preserve"> increases</w:t>
+        <w:t xml:space="preserve"> causes performance even slightly degrade, possibly because excessive pretraining leads</w:t>
+      </w:r>
+    </w:p>
+    <w:p>
+      <w:pPr>
+        <w:spacing w:line="240" w:lineRule="auto"/>
+        <w:rPr>
+          <w:sz w:val="21"/>
+          <w:szCs w:val="21"/>
+        </w:rPr>
+      </w:pPr>
+      <w:r>
+        <w:rPr>
+          <w:sz w:val="21"/>
+          <w:szCs w:val="21"/>
+        </w:rPr>
+        <w:t>the model to overfit the unstable patterns, compromising its global generalization ability.</w:t>
+      </w:r>
+    </w:p>
+    <w:p>
+      <w:pPr>
+        <w:spacing w:line="440" w:lineRule="exact"/>
+        <w:rPr>
+          <w:szCs w:val="24"/>
+        </w:rPr>
+      </w:pPr>
+      <w:r>
+        <w:rPr>
+          <w:b/>
+          <w:bCs/>
+          <w:szCs w:val="24"/>
+        </w:rPr>
+        <w:t>Stability Evaluation of Re-NIA</w:t>
+      </w:r>
+    </w:p>
+    <w:p>
+      <w:pPr>
+        <w:rPr>
+          <w:sz w:val="21"/>
+          <w:szCs w:val="21"/>
+        </w:rPr>
+      </w:pPr>
+      <w:r>
+        <w:rPr>
+          <w:sz w:val="21"/>
+          <w:szCs w:val="21"/>
+        </w:rPr>
+        <w:t xml:space="preserve">To evaluate the prediction stability of Re-NIA and the contribution of the relearning mechanism, we designed a </w:t>
       </w:r>
       <w:r>
         <w:rPr>
@@ -33647,14 +33161,28 @@
           <w:sz w:val="21"/>
           <w:szCs w:val="21"/>
         </w:rPr>
-        <w:t xml:space="preserve"> </w:t>
-      </w:r>
-      <w:r>
-        <w:rPr>
-          <w:sz w:val="21"/>
-          <w:szCs w:val="21"/>
-        </w:rPr>
-        <w:t xml:space="preserve">to a moderate value, the model achieves its best performance. However, further increasing </w:t>
+        <w:t>spe</w:t>
+      </w:r>
+      <w:r>
+        <w:rPr>
+          <w:sz w:val="21"/>
+          <w:szCs w:val="21"/>
+        </w:rPr>
+        <w:t xml:space="preserve">cial </w:t>
+      </w:r>
+      <w:r>
+        <w:rPr>
+          <w:sz w:val="21"/>
+          <w:szCs w:val="21"/>
+        </w:rPr>
+        <w:t xml:space="preserve">comparative experiment. First, </w:t>
+      </w:r>
+      <w:r>
+        <w:rPr>
+          <w:sz w:val="21"/>
+          <w:szCs w:val="21"/>
+        </w:rPr>
+        <w:t xml:space="preserve">we collected the training history from the last </w:t>
       </w:r>
       <m:oMath>
         <m:r>
@@ -33671,102 +33199,9 @@
           <w:sz w:val="21"/>
           <w:szCs w:val="21"/>
         </w:rPr>
-        <w:t xml:space="preserve"> causes performance even slightly degrade, possibly because excessive pretraining leads</w:t>
-      </w:r>
-    </w:p>
-    <w:p>
-      <w:pPr>
-        <w:spacing w:line="240" w:lineRule="auto"/>
-        <w:rPr>
-          <w:sz w:val="21"/>
-          <w:szCs w:val="21"/>
-        </w:rPr>
-      </w:pPr>
-      <w:r>
-        <w:rPr>
-          <w:sz w:val="21"/>
-          <w:szCs w:val="21"/>
-        </w:rPr>
-        <w:t>the model to overfit the unstable patterns, compromising its global generalization ability.</w:t>
-      </w:r>
-    </w:p>
-    <w:p>
-      <w:pPr>
-        <w:spacing w:line="440" w:lineRule="exact"/>
-        <w:rPr>
-          <w:szCs w:val="24"/>
-        </w:rPr>
-      </w:pPr>
-      <w:r>
-        <w:rPr>
-          <w:b/>
-          <w:bCs/>
-          <w:szCs w:val="24"/>
-        </w:rPr>
-        <w:t>Stability Evaluation of Re-NIA</w:t>
-      </w:r>
-    </w:p>
-    <w:p>
-      <w:pPr>
-        <w:rPr>
-          <w:sz w:val="21"/>
-          <w:szCs w:val="21"/>
-        </w:rPr>
-      </w:pPr>
-      <w:r>
-        <w:rPr>
-          <w:sz w:val="21"/>
-          <w:szCs w:val="21"/>
-        </w:rPr>
-        <w:t xml:space="preserve">To evaluate the prediction stability of Re-NIA and the contribution of the relearning mechanism, we designed a </w:t>
-      </w:r>
-      <w:r>
-        <w:rPr>
-          <w:rFonts w:hint="eastAsia"/>
-          <w:sz w:val="21"/>
-          <w:szCs w:val="21"/>
-        </w:rPr>
-        <w:t>spe</w:t>
-      </w:r>
-      <w:r>
-        <w:rPr>
-          <w:sz w:val="21"/>
-          <w:szCs w:val="21"/>
-        </w:rPr>
-        <w:t xml:space="preserve">cial </w:t>
-      </w:r>
-      <w:r>
-        <w:rPr>
-          <w:sz w:val="21"/>
-          <w:szCs w:val="21"/>
-        </w:rPr>
-        <w:t xml:space="preserve">comparative experiment. First, </w:t>
-      </w:r>
-      <w:r>
-        <w:rPr>
-          <w:sz w:val="21"/>
-          <w:szCs w:val="21"/>
-        </w:rPr>
-        <w:t xml:space="preserve">we collected the training history from the last </w:t>
-      </w:r>
-      <m:oMath>
-        <m:r>
-          <w:rPr>
-            <w:rFonts w:ascii="Cambria Math" w:hAnsi="Cambria Math"/>
-            <w:sz w:val="21"/>
-            <w:szCs w:val="21"/>
-          </w:rPr>
-          <m:t>K</m:t>
-        </m:r>
-      </m:oMath>
-      <w:r>
-        <w:rPr>
-          <w:sz w:val="21"/>
-          <w:szCs w:val="21"/>
-        </w:rPr>
         <w:t xml:space="preserve"> epochs of Re-NIA during the relearning phase, and constructed the corresponding pulse matrix </w:t>
       </w:r>
-      <w:bookmarkStart w:id="11" w:name="_Hlk202989674"/>
+      <w:bookmarkStart w:id="9" w:name="_Hlk202989674"/>
       <m:oMath>
         <m:sSup>
           <m:sSupPr>
@@ -33815,7 +33250,7 @@
           </m:sup>
         </m:sSup>
       </m:oMath>
-      <w:bookmarkEnd w:id="11"/>
+      <w:bookmarkEnd w:id="9"/>
       <w:r>
         <w:rPr>
           <w:sz w:val="21"/>
@@ -33823,7 +33258,7 @@
         </w:rPr>
         <w:t xml:space="preserve"> according to the previously introduced unstable association detection method. Similarly, we built the pulse matrix </w:t>
       </w:r>
-      <w:bookmarkStart w:id="12" w:name="_Hlk202989684"/>
+      <w:bookmarkStart w:id="10" w:name="_Hlk202989684"/>
       <m:oMath>
         <m:sSup>
           <m:sSupPr>
@@ -33872,7 +33307,7 @@
           </m:sup>
         </m:sSup>
       </m:oMath>
-      <w:bookmarkEnd w:id="12"/>
+      <w:bookmarkEnd w:id="10"/>
       <w:r>
         <w:rPr>
           <w:sz w:val="21"/>
@@ -33911,7 +33346,7 @@
         </w:rPr>
         <w:t xml:space="preserve">). For each </w:t>
       </w:r>
-      <w:bookmarkStart w:id="13" w:name="_Hlk203496413"/>
+      <w:bookmarkStart w:id="11" w:name="_Hlk203496413"/>
       <w:r>
         <w:rPr>
           <w:sz w:val="21"/>
@@ -33933,7 +33368,7 @@
         </w:rPr>
         <w:t>disease association pair,</w:t>
       </w:r>
-      <w:bookmarkEnd w:id="13"/>
+      <w:bookmarkEnd w:id="11"/>
       <w:r>
         <w:rPr>
           <w:sz w:val="21"/>
@@ -34087,15 +33522,7 @@
                 <w:sz w:val="21"/>
                 <w:szCs w:val="21"/>
               </w:rPr>
-              <m:t>K</m:t>
-            </m:r>
-            <m:r>
-              <w:rPr>
-                <w:rFonts w:ascii="Cambria Math" w:hAnsi="Cambria Math"/>
-                <w:sz w:val="21"/>
-                <w:szCs w:val="21"/>
-              </w:rPr>
-              <m:t>-1)</m:t>
+              <m:t>K-1)</m:t>
             </m:r>
           </m:sup>
         </m:sSup>
@@ -34916,14 +34343,7 @@
           <w:sz w:val="21"/>
           <w:szCs w:val="21"/>
         </w:rPr>
-        <w:t xml:space="preserve"> value remains relatively low; however, the presence of long, continuous </w:t>
-      </w:r>
-      <w:r>
-        <w:rPr>
-          <w:sz w:val="21"/>
-          <w:szCs w:val="21"/>
-        </w:rPr>
-        <w:t>instability intervals significantly increase this value, effectively reflecting the degree of temporal prediction inconsistency.</w:t>
+        <w:t xml:space="preserve"> value remains relatively low; however, the presence of long, continuous instability intervals significantly increase this value, effectively reflecting the degree of temporal prediction inconsistency.</w:t>
       </w:r>
       <w:r>
         <w:rPr>
@@ -34937,7 +34357,14 @@
           <w:sz w:val="21"/>
           <w:szCs w:val="21"/>
         </w:rPr>
-        <w:t xml:space="preserve">To further validate this metric, we also computed </w:t>
+        <w:t xml:space="preserve">To further validate this metric, we also </w:t>
+      </w:r>
+      <w:r>
+        <w:rPr>
+          <w:sz w:val="21"/>
+          <w:szCs w:val="21"/>
+        </w:rPr>
+        <w:t xml:space="preserve">computed </w:t>
       </w:r>
       <m:oMath>
         <m:r>
@@ -35175,6 +34602,7 @@
       <w:r>
         <w:rPr>
           <w:rFonts w:eastAsia="宋体"/>
+          <w:noProof/>
           <w:sz w:val="21"/>
           <w:szCs w:val="21"/>
         </w:rPr>
@@ -35194,7 +34622,7 @@
                     <pic:cNvPicPr/>
                   </pic:nvPicPr>
                   <pic:blipFill>
-                    <a:blip r:embed="rId15"/>
+                    <a:blip r:embed="rId14"/>
                     <a:stretch>
                       <a:fillRect/>
                     </a:stretch>
@@ -35240,7 +34668,7 @@
           <w:sz w:val="18"/>
           <w:szCs w:val="18"/>
         </w:rPr>
-        <w:t>8</w:t>
+        <w:t>7</w:t>
       </w:r>
       <w:r>
         <w:rPr>
@@ -35263,42 +34691,21 @@
           <w:sz w:val="18"/>
           <w:szCs w:val="18"/>
         </w:rPr>
-        <w:t>WFRL value</w:t>
+        <w:t xml:space="preserve">WFRL value </w:t>
       </w:r>
       <w:r>
         <w:rPr>
           <w:sz w:val="18"/>
           <w:szCs w:val="18"/>
         </w:rPr>
-        <w:t xml:space="preserve"> </w:t>
+        <w:t xml:space="preserve">of </w:t>
       </w:r>
       <w:r>
         <w:rPr>
           <w:sz w:val="18"/>
           <w:szCs w:val="18"/>
         </w:rPr>
-        <w:t xml:space="preserve">of </w:t>
-      </w:r>
-      <w:r>
-        <w:rPr>
-          <w:sz w:val="18"/>
-          <w:szCs w:val="18"/>
-        </w:rPr>
-        <w:t>five</w:t>
-      </w:r>
-      <w:r>
-        <w:rPr>
-          <w:sz w:val="18"/>
-          <w:szCs w:val="18"/>
-        </w:rPr>
-        <w:t xml:space="preserve"> model</w:t>
-      </w:r>
-      <w:r>
-        <w:rPr>
-          <w:sz w:val="18"/>
-          <w:szCs w:val="18"/>
-        </w:rPr>
-        <w:t>s</w:t>
+        <w:t>five models</w:t>
       </w:r>
       <w:r>
         <w:rPr>
@@ -35364,7 +34771,7 @@
         </w:rPr>
         <w:t xml:space="preserve">, </w:t>
       </w:r>
-      <w:bookmarkStart w:id="14" w:name="_Hlk203248415"/>
+      <w:bookmarkStart w:id="12" w:name="_Hlk203248415"/>
       <w:r>
         <w:rPr>
           <w:b/>
@@ -35383,7 +34790,7 @@
         </w:rPr>
         <w:t xml:space="preserve">sophageal </w:t>
       </w:r>
-      <w:bookmarkEnd w:id="14"/>
+      <w:bookmarkEnd w:id="12"/>
       <w:r>
         <w:rPr>
           <w:b/>
@@ -35400,7 +34807,7 @@
         </w:rPr>
         <w:t xml:space="preserve">, and </w:t>
       </w:r>
-      <w:bookmarkStart w:id="15" w:name="_Hlk203325700"/>
+      <w:bookmarkStart w:id="13" w:name="_Hlk203325700"/>
       <w:r>
         <w:rPr>
           <w:b/>
@@ -35410,7 +34817,7 @@
         </w:rPr>
         <w:t>Prostate Neoplasms</w:t>
       </w:r>
-      <w:bookmarkEnd w:id="15"/>
+      <w:bookmarkEnd w:id="13"/>
       <w:r>
         <w:rPr>
           <w:sz w:val="21"/>
@@ -35700,36 +35107,43 @@
           <w:sz w:val="21"/>
           <w:szCs w:val="21"/>
         </w:rPr>
+        <w:t xml:space="preserve">lymphoma associations is of great practical significance. As shown in Table x, among the top </w:t>
+      </w:r>
+      <w:r>
+        <w:rPr>
+          <w:sz w:val="21"/>
+          <w:szCs w:val="21"/>
+        </w:rPr>
+        <w:t>3</w:t>
+      </w:r>
+      <w:r>
+        <w:rPr>
+          <w:sz w:val="21"/>
+          <w:szCs w:val="21"/>
+        </w:rPr>
+        <w:t xml:space="preserve">0 miRNAs predicted by Re-NIA to be associated with lymphoma, </w:t>
+      </w:r>
+      <w:r>
+        <w:rPr>
+          <w:sz w:val="21"/>
+          <w:szCs w:val="21"/>
+        </w:rPr>
+        <w:t>28</w:t>
+      </w:r>
+      <w:r>
+        <w:rPr>
+          <w:sz w:val="21"/>
+          <w:szCs w:val="21"/>
+        </w:rPr>
+        <w:t xml:space="preserve"> were validated by </w:t>
+      </w:r>
+      <w:r>
+        <w:rPr>
+          <w:sz w:val="21"/>
+          <w:szCs w:val="21"/>
+        </w:rPr>
         <w:lastRenderedPageBreak/>
-        <w:t xml:space="preserve">lymphoma associations is of great practical significance. As shown in Table x, among the top </w:t>
-      </w:r>
-      <w:r>
-        <w:rPr>
-          <w:sz w:val="21"/>
-          <w:szCs w:val="21"/>
-        </w:rPr>
-        <w:t>3</w:t>
-      </w:r>
-      <w:r>
-        <w:rPr>
-          <w:sz w:val="21"/>
-          <w:szCs w:val="21"/>
-        </w:rPr>
-        <w:t xml:space="preserve">0 miRNAs predicted by Re-NIA to be associated with lymphoma, </w:t>
-      </w:r>
-      <w:r>
-        <w:rPr>
-          <w:sz w:val="21"/>
-          <w:szCs w:val="21"/>
-        </w:rPr>
-        <w:t>28</w:t>
-      </w:r>
-      <w:r>
-        <w:rPr>
-          <w:sz w:val="21"/>
-          <w:szCs w:val="21"/>
-        </w:rPr>
-        <w:t xml:space="preserve"> were validated by the dbDEMC and miR2Disease databases.</w:t>
+        <w:t>the dbDEMC and miR2Disease databases.</w:t>
       </w:r>
     </w:p>
     <w:p>
@@ -38606,7 +38020,7 @@
       </w:tr>
       <w:tr>
         <w:trPr>
-          <w:trHeight w:hRule="exact" w:val="284"/>
+          <w:trHeight w:hRule="exact" w:val="340"/>
           <w:jc w:val="center"/>
         </w:trPr>
         <w:tc>
@@ -38704,7 +38118,7 @@
       </w:tr>
       <w:tr>
         <w:trPr>
-          <w:trHeight w:hRule="exact" w:val="284"/>
+          <w:trHeight w:hRule="exact" w:val="340"/>
           <w:jc w:val="center"/>
         </w:trPr>
         <w:tc>
@@ -38802,7 +38216,7 @@
       </w:tr>
       <w:tr>
         <w:trPr>
-          <w:trHeight w:hRule="exact" w:val="284"/>
+          <w:trHeight w:hRule="exact" w:val="340"/>
           <w:jc w:val="center"/>
         </w:trPr>
         <w:tc>
@@ -38900,7 +38314,7 @@
       </w:tr>
       <w:tr>
         <w:trPr>
-          <w:trHeight w:hRule="exact" w:val="284"/>
+          <w:trHeight w:hRule="exact" w:val="340"/>
           <w:jc w:val="center"/>
         </w:trPr>
         <w:tc>
@@ -38998,7 +38412,7 @@
       </w:tr>
       <w:tr>
         <w:trPr>
-          <w:trHeight w:hRule="exact" w:val="284"/>
+          <w:trHeight w:hRule="exact" w:val="340"/>
           <w:jc w:val="center"/>
         </w:trPr>
         <w:tc>
@@ -39096,7 +38510,7 @@
       </w:tr>
       <w:tr>
         <w:trPr>
-          <w:trHeight w:hRule="exact" w:val="284"/>
+          <w:trHeight w:hRule="exact" w:val="340"/>
           <w:jc w:val="center"/>
         </w:trPr>
         <w:tc>
@@ -39194,7 +38608,7 @@
       </w:tr>
       <w:tr>
         <w:trPr>
-          <w:trHeight w:hRule="exact" w:val="284"/>
+          <w:trHeight w:hRule="exact" w:val="340"/>
           <w:jc w:val="center"/>
         </w:trPr>
         <w:tc>
@@ -39292,7 +38706,7 @@
       </w:tr>
       <w:tr>
         <w:trPr>
-          <w:trHeight w:hRule="exact" w:val="284"/>
+          <w:trHeight w:hRule="exact" w:val="340"/>
           <w:jc w:val="center"/>
         </w:trPr>
         <w:tc>
@@ -39390,7 +38804,7 @@
       </w:tr>
       <w:tr>
         <w:trPr>
-          <w:trHeight w:hRule="exact" w:val="284"/>
+          <w:trHeight w:hRule="exact" w:val="340"/>
           <w:jc w:val="center"/>
         </w:trPr>
         <w:tc>
@@ -39488,7 +38902,7 @@
       </w:tr>
       <w:tr>
         <w:trPr>
-          <w:trHeight w:hRule="exact" w:val="284"/>
+          <w:trHeight w:hRule="exact" w:val="340"/>
           <w:jc w:val="center"/>
         </w:trPr>
         <w:tc>
@@ -39586,7 +39000,7 @@
       </w:tr>
       <w:tr>
         <w:trPr>
-          <w:trHeight w:hRule="exact" w:val="284"/>
+          <w:trHeight w:hRule="exact" w:val="340"/>
           <w:jc w:val="center"/>
         </w:trPr>
         <w:tc>
@@ -39684,7 +39098,7 @@
       </w:tr>
       <w:tr>
         <w:trPr>
-          <w:trHeight w:hRule="exact" w:val="284"/>
+          <w:trHeight w:hRule="exact" w:val="340"/>
           <w:jc w:val="center"/>
         </w:trPr>
         <w:tc>
@@ -39782,7 +39196,7 @@
       </w:tr>
       <w:tr>
         <w:trPr>
-          <w:trHeight w:hRule="exact" w:val="284"/>
+          <w:trHeight w:hRule="exact" w:val="340"/>
           <w:jc w:val="center"/>
         </w:trPr>
         <w:tc>
@@ -39880,7 +39294,7 @@
       </w:tr>
       <w:tr>
         <w:trPr>
-          <w:trHeight w:hRule="exact" w:val="284"/>
+          <w:trHeight w:hRule="exact" w:val="340"/>
           <w:jc w:val="center"/>
         </w:trPr>
         <w:tc>
@@ -39978,7 +39392,7 @@
       </w:tr>
       <w:tr>
         <w:trPr>
-          <w:trHeight w:hRule="exact" w:val="284"/>
+          <w:trHeight w:hRule="exact" w:val="340"/>
           <w:jc w:val="center"/>
         </w:trPr>
         <w:tc>
@@ -40423,7 +39837,7 @@
       </w:tr>
       <w:tr>
         <w:trPr>
-          <w:trHeight w:hRule="exact" w:val="454"/>
+          <w:trHeight w:hRule="exact" w:val="510"/>
         </w:trPr>
         <w:tc>
           <w:tcPr>
@@ -40520,7 +39934,7 @@
       </w:tr>
       <w:tr>
         <w:trPr>
-          <w:trHeight w:hRule="exact" w:val="454"/>
+          <w:trHeight w:hRule="exact" w:val="510"/>
         </w:trPr>
         <w:tc>
           <w:tcPr>
@@ -40617,7 +40031,7 @@
       </w:tr>
       <w:tr>
         <w:trPr>
-          <w:trHeight w:hRule="exact" w:val="454"/>
+          <w:trHeight w:hRule="exact" w:val="510"/>
         </w:trPr>
         <w:tc>
           <w:tcPr>
@@ -40714,7 +40128,7 @@
       </w:tr>
       <w:tr>
         <w:trPr>
-          <w:trHeight w:hRule="exact" w:val="454"/>
+          <w:trHeight w:hRule="exact" w:val="510"/>
         </w:trPr>
         <w:tc>
           <w:tcPr>
@@ -40811,7 +40225,7 @@
       </w:tr>
       <w:tr>
         <w:trPr>
-          <w:trHeight w:hRule="exact" w:val="454"/>
+          <w:trHeight w:hRule="exact" w:val="510"/>
         </w:trPr>
         <w:tc>
           <w:tcPr>
@@ -40908,7 +40322,7 @@
       </w:tr>
       <w:tr>
         <w:trPr>
-          <w:trHeight w:hRule="exact" w:val="454"/>
+          <w:trHeight w:hRule="exact" w:val="510"/>
         </w:trPr>
         <w:tc>
           <w:tcPr>
@@ -40929,6 +40343,7 @@
                 <w:sz w:val="18"/>
                 <w:szCs w:val="18"/>
               </w:rPr>
+              <w:lastRenderedPageBreak/>
               <w:t>hsa-mir-34a</w:t>
             </w:r>
           </w:p>
@@ -41005,7 +40420,7 @@
       </w:tr>
       <w:tr>
         <w:trPr>
-          <w:trHeight w:hRule="exact" w:val="454"/>
+          <w:trHeight w:hRule="exact" w:val="510"/>
         </w:trPr>
         <w:tc>
           <w:tcPr>
@@ -41026,7 +40441,6 @@
                 <w:sz w:val="18"/>
                 <w:szCs w:val="18"/>
               </w:rPr>
-              <w:lastRenderedPageBreak/>
               <w:t>hsa-mir-16</w:t>
             </w:r>
           </w:p>
@@ -41103,7 +40517,7 @@
       </w:tr>
       <w:tr>
         <w:trPr>
-          <w:trHeight w:hRule="exact" w:val="454"/>
+          <w:trHeight w:hRule="exact" w:val="510"/>
         </w:trPr>
         <w:tc>
           <w:tcPr>
@@ -41200,7 +40614,7 @@
       </w:tr>
       <w:tr>
         <w:trPr>
-          <w:trHeight w:hRule="exact" w:val="454"/>
+          <w:trHeight w:hRule="exact" w:val="510"/>
         </w:trPr>
         <w:tc>
           <w:tcPr>
@@ -41297,7 +40711,7 @@
       </w:tr>
       <w:tr>
         <w:trPr>
-          <w:trHeight w:hRule="exact" w:val="454"/>
+          <w:trHeight w:hRule="exact" w:val="510"/>
         </w:trPr>
         <w:tc>
           <w:tcPr>
@@ -41394,7 +40808,7 @@
       </w:tr>
       <w:tr>
         <w:trPr>
-          <w:trHeight w:hRule="exact" w:val="454"/>
+          <w:trHeight w:hRule="exact" w:val="510"/>
         </w:trPr>
         <w:tc>
           <w:tcPr>
@@ -41491,7 +40905,7 @@
       </w:tr>
       <w:tr>
         <w:trPr>
-          <w:trHeight w:hRule="exact" w:val="454"/>
+          <w:trHeight w:hRule="exact" w:val="510"/>
         </w:trPr>
         <w:tc>
           <w:tcPr>
@@ -41588,7 +41002,7 @@
       </w:tr>
       <w:tr>
         <w:trPr>
-          <w:trHeight w:hRule="exact" w:val="454"/>
+          <w:trHeight w:hRule="exact" w:val="510"/>
         </w:trPr>
         <w:tc>
           <w:tcPr>
@@ -41685,7 +41099,7 @@
       </w:tr>
       <w:tr>
         <w:trPr>
-          <w:trHeight w:hRule="exact" w:val="454"/>
+          <w:trHeight w:hRule="exact" w:val="510"/>
         </w:trPr>
         <w:tc>
           <w:tcPr>
@@ -41782,7 +41196,7 @@
       </w:tr>
       <w:tr>
         <w:trPr>
-          <w:trHeight w:hRule="exact" w:val="454"/>
+          <w:trHeight w:hRule="exact" w:val="510"/>
         </w:trPr>
         <w:tc>
           <w:tcPr>
@@ -41888,6 +41302,17 @@
           <w:szCs w:val="30"/>
         </w:rPr>
       </w:pPr>
+    </w:p>
+    <w:p>
+      <w:pPr>
+        <w:spacing w:line="440" w:lineRule="exact"/>
+        <w:rPr>
+          <w:b/>
+          <w:bCs/>
+          <w:sz w:val="30"/>
+          <w:szCs w:val="30"/>
+        </w:rPr>
+      </w:pPr>
       <w:r>
         <w:rPr>
           <w:rFonts w:hint="eastAsia"/>
@@ -42024,7 +41449,7 @@
           <w:sz w:val="21"/>
           <w:szCs w:val="21"/>
         </w:rPr>
-        <w:t>0 predicted miRNAs, respectively, were validated by authoritative databases, highlighting the model’s strong practical applicability. Future research will further explore integrating multi-source biological data such as sequence information, functional annotations, and cross-species knowledge into the heterogeneous graph modeling framework, while also optimizing model stability to improve prediction accuracy and interpretability. Overall, Re-NIA provides a reliable and efficient solution for the task of miRNA</w:t>
+        <w:t>0 predicted miRNAs, respectively, were validated by authoritative databases, highlighting the model’s strong practical applicability. Future research will further explore integrating multi-source biological data such as sequence information, functional annotations, and cross-species knowledge into the heterogeneous graph modeling framework, while also optimizing model stability to improve prediction accuracy and interpretability. Overall, Re-NIA provides a reliable and efficient solution for miRNA</w:t>
       </w:r>
       <w:r>
         <w:rPr>
@@ -42047,15 +41472,6 @@
         </w:rPr>
         <w:t>.</w:t>
       </w:r>
-    </w:p>
-    <w:p>
-      <w:pPr>
-        <w:spacing w:line="240" w:lineRule="auto"/>
-        <w:rPr>
-          <w:sz w:val="21"/>
-          <w:szCs w:val="21"/>
-        </w:rPr>
-      </w:pPr>
     </w:p>
     <w:p>
       <w:pPr>
@@ -42099,36 +41515,29 @@
         </w:rPr>
         <w:t xml:space="preserve"> </w:t>
       </w:r>
-      <w:bookmarkStart w:id="16" w:name="_Ref203416768"/>
+      <w:bookmarkStart w:id="14" w:name="_Ref203416768"/>
       <w:r>
         <w:rPr>
           <w:sz w:val="18"/>
           <w:szCs w:val="18"/>
         </w:rPr>
-        <w:t xml:space="preserve">Bartel, D. P. (2004). MicroRNAs: genomics, biogenesis, </w:t>
+        <w:t xml:space="preserve">Bartel, D. P. (2004). MicroRNAs: genomics, biogenesis, mechanism, </w:t>
       </w:r>
       <w:r>
         <w:rPr>
           <w:sz w:val="18"/>
           <w:szCs w:val="18"/>
         </w:rPr>
-        <w:t xml:space="preserve">mechanism, </w:t>
+        <w:t xml:space="preserve">  </w:t>
       </w:r>
       <w:r>
         <w:rPr>
           <w:sz w:val="18"/>
           <w:szCs w:val="18"/>
         </w:rPr>
-        <w:t xml:space="preserve">  </w:t>
-      </w:r>
-      <w:r>
-        <w:rPr>
-          <w:sz w:val="18"/>
-          <w:szCs w:val="18"/>
-        </w:rPr>
         <w:t>and function. Cell, 116(2), 281–297.</w:t>
       </w:r>
-      <w:bookmarkEnd w:id="16"/>
+      <w:bookmarkEnd w:id="14"/>
       <w:r>
         <w:rPr>
           <w:sz w:val="18"/>
@@ -42158,7 +41567,7 @@
         </w:rPr>
         <w:t xml:space="preserve"> </w:t>
       </w:r>
-      <w:bookmarkStart w:id="17" w:name="_Ref203416783"/>
+      <w:bookmarkStart w:id="15" w:name="_Ref203416783"/>
       <w:r>
         <w:rPr>
           <w:sz w:val="18"/>
@@ -42166,7 +41575,7 @@
         </w:rPr>
         <w:t>He, L., &amp; Hannon, G. J. (2004). MicroRNAs: small RNAs with a big role in gene regulation. Nature Reviews Genetics, 5(7), 522–531.</w:t>
       </w:r>
-      <w:bookmarkEnd w:id="17"/>
+      <w:bookmarkEnd w:id="15"/>
       <w:r>
         <w:rPr>
           <w:sz w:val="18"/>
@@ -42196,7 +41605,7 @@
         </w:rPr>
         <w:t xml:space="preserve"> </w:t>
       </w:r>
-      <w:bookmarkStart w:id="18" w:name="_Ref203417636"/>
+      <w:bookmarkStart w:id="16" w:name="_Ref203417636"/>
       <w:r>
         <w:rPr>
           <w:sz w:val="18"/>
@@ -42211,6 +41620,68 @@
           <w:szCs w:val="18"/>
         </w:rPr>
         <w:t>.</w:t>
+      </w:r>
+      <w:bookmarkEnd w:id="16"/>
+    </w:p>
+    <w:p>
+      <w:pPr>
+        <w:pStyle w:val="af"/>
+        <w:numPr>
+          <w:ilvl w:val="0"/>
+          <w:numId w:val="2"/>
+        </w:numPr>
+        <w:spacing w:line="240" w:lineRule="auto"/>
+        <w:ind w:left="350" w:firstLineChars="0" w:hanging="350"/>
+        <w:rPr>
+          <w:sz w:val="18"/>
+          <w:szCs w:val="18"/>
+        </w:rPr>
+      </w:pPr>
+      <w:r>
+        <w:rPr>
+          <w:sz w:val="18"/>
+          <w:szCs w:val="18"/>
+        </w:rPr>
+        <w:t xml:space="preserve"> </w:t>
+      </w:r>
+      <w:bookmarkStart w:id="17" w:name="_Ref203416815"/>
+      <w:r>
+        <w:rPr>
+          <w:sz w:val="18"/>
+          <w:szCs w:val="18"/>
+        </w:rPr>
+        <w:t>Calin, G. A., &amp; Croce, C. M. (2006). MicroRNA signatures in human cancers. Nature Reviews Cancer, 6(11), 857–866.</w:t>
+      </w:r>
+      <w:bookmarkEnd w:id="17"/>
+    </w:p>
+    <w:p>
+      <w:pPr>
+        <w:pStyle w:val="af"/>
+        <w:numPr>
+          <w:ilvl w:val="0"/>
+          <w:numId w:val="2"/>
+        </w:numPr>
+        <w:spacing w:line="240" w:lineRule="auto"/>
+        <w:ind w:left="350" w:firstLineChars="0" w:hanging="350"/>
+        <w:rPr>
+          <w:sz w:val="18"/>
+          <w:szCs w:val="18"/>
+        </w:rPr>
+      </w:pPr>
+      <w:r>
+        <w:rPr>
+          <w:sz w:val="18"/>
+          <w:szCs w:val="18"/>
+        </w:rPr>
+        <w:t xml:space="preserve"> </w:t>
+      </w:r>
+      <w:bookmarkStart w:id="18" w:name="_Ref203417658"/>
+      <w:r>
+        <w:rPr>
+          <w:sz w:val="18"/>
+          <w:szCs w:val="18"/>
+        </w:rPr>
+        <w:t>Chen, X., &amp; Yan, G. Y. (2013). Novel Human miRNA–Disease Association Inference Based on miRNA Expression Similarity. Scientific Reports, 3, 2193.</w:t>
       </w:r>
       <w:bookmarkEnd w:id="18"/>
     </w:p>
@@ -42235,13 +41706,13 @@
         </w:rPr>
         <w:t xml:space="preserve"> </w:t>
       </w:r>
-      <w:bookmarkStart w:id="19" w:name="_Ref203416815"/>
+      <w:bookmarkStart w:id="19" w:name="_Ref203417663"/>
       <w:r>
         <w:rPr>
           <w:sz w:val="18"/>
           <w:szCs w:val="18"/>
         </w:rPr>
-        <w:t>Calin, G. A., &amp; Croce, C. M. (2006). MicroRNA signatures in human cancers. Nature Reviews Cancer, 6(11), 857–866.</w:t>
+        <w:t>Jiang, Q., Wang, Y., Hao, Y., Juan, L., Teng, M., Zhang, X., ... &amp; Liu, Y. (2009). miR2Disease: A manually curated database for microRNA deregulation in human disease. Nucleic Acids Research, 37(Database issue), D98–D104.</w:t>
       </w:r>
       <w:bookmarkEnd w:id="19"/>
     </w:p>
@@ -42266,13 +41737,13 @@
         </w:rPr>
         <w:t xml:space="preserve"> </w:t>
       </w:r>
-      <w:bookmarkStart w:id="20" w:name="_Ref203417658"/>
+      <w:bookmarkStart w:id="20" w:name="_Ref203417719"/>
       <w:r>
         <w:rPr>
           <w:sz w:val="18"/>
           <w:szCs w:val="18"/>
         </w:rPr>
-        <w:t>Chen, X., &amp; Yan, G. Y. (2013). Novel Human miRNA–Disease Association Inference Based on miRNA Expression Similarity. Scientific Reports, 3, 2193.</w:t>
+        <w:t>Liu, C. G., Calin, G. A., Volinia, S., &amp; Croce, C. M. (2008). MicroRNA expression profiling using microarrays. Nature Protocols, 3(4), 563–578.</w:t>
       </w:r>
       <w:bookmarkEnd w:id="20"/>
     </w:p>
@@ -42297,13 +41768,28 @@
         </w:rPr>
         <w:t xml:space="preserve"> </w:t>
       </w:r>
-      <w:bookmarkStart w:id="21" w:name="_Ref203417663"/>
+      <w:bookmarkStart w:id="21" w:name="_Ref203417729"/>
       <w:r>
         <w:rPr>
           <w:sz w:val="18"/>
           <w:szCs w:val="18"/>
         </w:rPr>
-        <w:t>Jiang, Q., Wang, Y., Hao, Y., Juan, L., Teng, M., Zhang, X., ... &amp; Liu, Y. (2009). miR2Disease: A manually curated database for microRNA deregulation in human disease. Nucleic Acids Research, 37(Database issue), D98–D104.</w:t>
+        <w:t xml:space="preserve">Li, Y., Qiu, C., Tu, J., Geng, B., Yang, J., Jiang, T., &amp; Cui, Q. (2014). </w:t>
+      </w:r>
+      <w:r>
+        <w:rPr>
+          <w:rFonts w:hint="eastAsia"/>
+          <w:sz w:val="18"/>
+          <w:szCs w:val="18"/>
+        </w:rPr>
+        <w:t>H</w:t>
+      </w:r>
+      <w:r>
+        <w:rPr>
+          <w:sz w:val="18"/>
+          <w:szCs w:val="18"/>
+        </w:rPr>
+        <w:t>MDD v2.0: a database for experimentally supported human microRNA and disease associations. Nucleic Acids Research, 42(D1), D1070–D1074.</w:t>
       </w:r>
       <w:bookmarkEnd w:id="21"/>
     </w:p>
@@ -42328,13 +41814,27 @@
         </w:rPr>
         <w:t xml:space="preserve"> </w:t>
       </w:r>
-      <w:bookmarkStart w:id="22" w:name="_Ref203417719"/>
+      <w:bookmarkStart w:id="22" w:name="_Ref203417736"/>
       <w:r>
         <w:rPr>
           <w:sz w:val="18"/>
           <w:szCs w:val="18"/>
         </w:rPr>
-        <w:t>Liu, C. G., Calin, G. A., Volinia, S., &amp; Croce, C. M. (2008). MicroRNA expression profiling using microarrays. Nature Protocols, 3(4), 563–578.</w:t>
+        <w:t xml:space="preserve">Jiang, Q., Wang, Y., Hao, Y., Juan, L., Teng, M., Zhang, X., ... &amp; </w:t>
+      </w:r>
+      <w:r>
+        <w:rPr>
+          <w:sz w:val="18"/>
+          <w:szCs w:val="18"/>
+        </w:rPr>
+        <w:t xml:space="preserve">  </w:t>
+      </w:r>
+      <w:r>
+        <w:rPr>
+          <w:sz w:val="18"/>
+          <w:szCs w:val="18"/>
+        </w:rPr>
+        <w:t>Liu, Y. (2009). miR2Disease: A manually curated database for microRNA deregulation in human disease. Nucleic Acids Research, 37(Database issue), D98–D104.</w:t>
       </w:r>
       <w:bookmarkEnd w:id="22"/>
     </w:p>
@@ -42352,35 +41852,13 @@
           <w:szCs w:val="18"/>
         </w:rPr>
       </w:pPr>
+      <w:bookmarkStart w:id="23" w:name="_Ref203417742"/>
       <w:r>
         <w:rPr>
           <w:sz w:val="18"/>
           <w:szCs w:val="18"/>
         </w:rPr>
-        <w:t xml:space="preserve"> </w:t>
-      </w:r>
-      <w:bookmarkStart w:id="23" w:name="_Ref203417729"/>
-      <w:r>
-        <w:rPr>
-          <w:sz w:val="18"/>
-          <w:szCs w:val="18"/>
-        </w:rPr>
-        <w:t xml:space="preserve">Li, Y., Qiu, C., Tu, J., Geng, B., Yang, J., Jiang, T., &amp; Cui, Q. (2014). </w:t>
-      </w:r>
-      <w:r>
-        <w:rPr>
-          <w:rFonts w:hint="eastAsia"/>
-          <w:sz w:val="18"/>
-          <w:szCs w:val="18"/>
-        </w:rPr>
-        <w:t>H</w:t>
-      </w:r>
-      <w:r>
-        <w:rPr>
-          <w:sz w:val="18"/>
-          <w:szCs w:val="18"/>
-        </w:rPr>
-        <w:t>MDD v2.0: a database for experimentally supported human microRNA and disease associations. Nucleic Acids Research, 42(D1), D1070–D1074.</w:t>
+        <w:t>Xuan, P., Han, K., Guo, M., Guo, Y., Li, J., Ding, J., &amp; Zhang, T. (2013). Prediction of microRNAs associated with human diseases based on weighted k most similar neighbors. PLOS ONE, 8(8), e70204.</w:t>
       </w:r>
       <w:bookmarkEnd w:id="23"/>
     </w:p>
@@ -42398,34 +41876,13 @@
           <w:szCs w:val="18"/>
         </w:rPr>
       </w:pPr>
+      <w:bookmarkStart w:id="24" w:name="_Ref203417747"/>
       <w:r>
         <w:rPr>
           <w:sz w:val="18"/>
           <w:szCs w:val="18"/>
         </w:rPr>
-        <w:t xml:space="preserve"> </w:t>
-      </w:r>
-      <w:bookmarkStart w:id="24" w:name="_Ref203417736"/>
-      <w:r>
-        <w:rPr>
-          <w:sz w:val="18"/>
-          <w:szCs w:val="18"/>
-        </w:rPr>
-        <w:t xml:space="preserve">Jiang, Q., Wang, Y., Hao, Y., Juan, L., Teng, M., Zhang, X., ... &amp; </w:t>
-      </w:r>
-      <w:r>
-        <w:rPr>
-          <w:sz w:val="18"/>
-          <w:szCs w:val="18"/>
-        </w:rPr>
-        <w:t xml:space="preserve">  </w:t>
-      </w:r>
-      <w:r>
-        <w:rPr>
-          <w:sz w:val="18"/>
-          <w:szCs w:val="18"/>
-        </w:rPr>
-        <w:t>Liu, Y. (2009). miR2Disease: A manually curated database for microRNA deregulation in human disease. Nucleic Acids Research, 37(Database issue), D98–D104.</w:t>
+        <w:t>Chen, X., Liu, M. X., &amp; Yan, G. Y. (2012). RLSMDA: Predicting multiple types of human microRNA–disease associations. Bioinformatics, 28(16), 2252–2258.</w:t>
       </w:r>
       <w:bookmarkEnd w:id="24"/>
     </w:p>
@@ -42443,13 +41900,13 @@
           <w:szCs w:val="18"/>
         </w:rPr>
       </w:pPr>
-      <w:bookmarkStart w:id="25" w:name="_Ref203417742"/>
+      <w:bookmarkStart w:id="25" w:name="_Ref203417754"/>
       <w:r>
         <w:rPr>
           <w:sz w:val="18"/>
           <w:szCs w:val="18"/>
         </w:rPr>
-        <w:t>Xuan, P., Han, K., Guo, M., Guo, Y., Li, J., Ding, J., &amp; Zhang, T. (2013). Prediction of microRNAs associated with human diseases based on weighted k most similar neighbors. PLOS ONE, 8(8), e70204.</w:t>
+        <w:t>Xuan, P., Zhang, T., Wang, X., Wang, H., Liu, Y., &amp; Liu, J. (2019). Dual convolutional neural network for predicting microRNA–disease associations. Frontiers in Genetics, 10, 1127.</w:t>
       </w:r>
       <w:bookmarkEnd w:id="25"/>
     </w:p>
@@ -42467,13 +41924,27 @@
           <w:szCs w:val="18"/>
         </w:rPr>
       </w:pPr>
-      <w:bookmarkStart w:id="26" w:name="_Ref203417747"/>
+      <w:bookmarkStart w:id="26" w:name="_Ref203417760"/>
       <w:r>
         <w:rPr>
           <w:sz w:val="18"/>
           <w:szCs w:val="18"/>
         </w:rPr>
-        <w:t>Chen, X., Liu, M. X., &amp; Yan, G. Y. (2012). RLSMDA: Predicting multiple types of human microRNA–disease associations. Bioinformatics, 28(16), 2252–2258.</w:t>
+        <w:t xml:space="preserve">Zeng, X., Zhang, X., Zou, Q. (2019). Integrative approaches for </w:t>
+      </w:r>
+      <w:r>
+        <w:rPr>
+          <w:sz w:val="18"/>
+          <w:szCs w:val="18"/>
+        </w:rPr>
+        <w:t xml:space="preserve">  </w:t>
+      </w:r>
+      <w:r>
+        <w:rPr>
+          <w:sz w:val="18"/>
+          <w:szCs w:val="18"/>
+        </w:rPr>
+        <w:t>predicting microRNA–disease associations using deep matrix factorization. BMC Bioinformatics, 20(1), 1–12.</w:t>
       </w:r>
       <w:bookmarkEnd w:id="26"/>
     </w:p>
@@ -42491,13 +41962,13 @@
           <w:szCs w:val="18"/>
         </w:rPr>
       </w:pPr>
-      <w:bookmarkStart w:id="27" w:name="_Ref203417754"/>
+      <w:bookmarkStart w:id="27" w:name="_Ref203417765"/>
       <w:r>
         <w:rPr>
           <w:sz w:val="18"/>
           <w:szCs w:val="18"/>
         </w:rPr>
-        <w:t>Xuan, P., Zhang, T., Wang, X., Wang, H., Liu, Y., &amp; Liu, J. (2019). Dual convolutional neural network for predicting microRNA–disease associations. Frontiers in Genetics, 10, 1127.</w:t>
+        <w:t>Kipf, T. N., &amp; Welling, M. (2017). Semi-supervised classification with graph convolutional networks. International Conference on Learning Representations (ICLR).</w:t>
       </w:r>
       <w:bookmarkEnd w:id="27"/>
     </w:p>
@@ -42515,27 +41986,13 @@
           <w:szCs w:val="18"/>
         </w:rPr>
       </w:pPr>
-      <w:bookmarkStart w:id="28" w:name="_Ref203417760"/>
+      <w:bookmarkStart w:id="28" w:name="_Ref203417771"/>
       <w:r>
         <w:rPr>
           <w:sz w:val="18"/>
           <w:szCs w:val="18"/>
         </w:rPr>
-        <w:t xml:space="preserve">Zeng, X., Zhang, X., Zou, Q. (2019). Integrative approaches for </w:t>
-      </w:r>
-      <w:r>
-        <w:rPr>
-          <w:sz w:val="18"/>
-          <w:szCs w:val="18"/>
-        </w:rPr>
-        <w:t xml:space="preserve">  </w:t>
-      </w:r>
-      <w:r>
-        <w:rPr>
-          <w:sz w:val="18"/>
-          <w:szCs w:val="18"/>
-        </w:rPr>
-        <w:t>predicting microRNA–disease associations using deep matrix factorization. BMC Bioinformatics, 20(1), 1–12.</w:t>
+        <w:t>Li, C., Huang, Y., Yang, H., &amp; Jiang, Y. (2021). NIMCGCN: A node-level iterative refinement model for predicting miRNA–disease associations via graph convolutional networks. Briefings in Bioinformatics, 22(5), bbab093.</w:t>
       </w:r>
       <w:bookmarkEnd w:id="28"/>
     </w:p>
@@ -42553,13 +42010,14 @@
           <w:szCs w:val="18"/>
         </w:rPr>
       </w:pPr>
-      <w:bookmarkStart w:id="29" w:name="_Ref203417765"/>
+      <w:bookmarkStart w:id="29" w:name="_Ref203417776"/>
       <w:r>
         <w:rPr>
           <w:sz w:val="18"/>
           <w:szCs w:val="18"/>
         </w:rPr>
-        <w:t>Kipf, T. N., &amp; Welling, M. (2017). Semi-supervised classification with graph convolutional networks. International Conference on Learning Representations (ICLR).</w:t>
+        <w:lastRenderedPageBreak/>
+        <w:t>Tang, C., Zhang, K., Luo, C., &amp; Liu, X. (2022). MSMGCN: Predicting miRNA–disease associations using multi-channel sparse attention and multi-view graph convolutional network. Briefings in Bioinformatics, 23(5), bbac303.</w:t>
       </w:r>
       <w:bookmarkEnd w:id="29"/>
     </w:p>
@@ -42577,13 +42035,13 @@
           <w:szCs w:val="18"/>
         </w:rPr>
       </w:pPr>
-      <w:bookmarkStart w:id="30" w:name="_Ref203417771"/>
+      <w:bookmarkStart w:id="30" w:name="_Ref203417780"/>
       <w:r>
         <w:rPr>
           <w:sz w:val="18"/>
           <w:szCs w:val="18"/>
         </w:rPr>
-        <w:t>Li, C., Huang, Y., Yang, H., &amp; Jiang, Y. (2021). NIMCGCN: A node-level iterative refinement model for predicting miRNA–disease associations via graph convolutional networks. Briefings in Bioinformatics, 22(5), bbab093.</w:t>
+        <w:t>Ding, Y., Tang, J., Guo, F. (2020). Identification of miRNA–disease associations based on variational autoencoder. IEEE Access, 8, 48952–48962.</w:t>
       </w:r>
       <w:bookmarkEnd w:id="30"/>
     </w:p>
@@ -42601,21 +42059,13 @@
           <w:szCs w:val="18"/>
         </w:rPr>
       </w:pPr>
-      <w:bookmarkStart w:id="31" w:name="_Ref203417776"/>
+      <w:bookmarkStart w:id="31" w:name="_Ref203417788"/>
       <w:r>
         <w:rPr>
           <w:sz w:val="18"/>
           <w:szCs w:val="18"/>
         </w:rPr>
-        <w:t xml:space="preserve">Tang, C., Zhang, K., Luo, C., &amp; Liu, X. (2022). MSMGCN: Predicting miRNA–disease associations using multi-channel </w:t>
-      </w:r>
-      <w:r>
-        <w:rPr>
-          <w:sz w:val="18"/>
-          <w:szCs w:val="18"/>
-        </w:rPr>
-        <w:lastRenderedPageBreak/>
-        <w:t>sparse attention and multi-view graph convolutional network. Briefings in Bioinformatics, 23(5), bbac303.</w:t>
+        <w:t>Yu, L., Huang, Y., Jiang, Y., &amp; Ni, J. (2021). MPMDA: meta-path based framework for miRNA–disease association prediction. Briefings in Bioinformatics, 22(6), bbab297.</w:t>
       </w:r>
       <w:bookmarkEnd w:id="31"/>
     </w:p>
@@ -42633,13 +42083,13 @@
           <w:szCs w:val="18"/>
         </w:rPr>
       </w:pPr>
-      <w:bookmarkStart w:id="32" w:name="_Ref203417780"/>
+      <w:bookmarkStart w:id="32" w:name="_Ref203419893"/>
       <w:r>
         <w:rPr>
           <w:sz w:val="18"/>
           <w:szCs w:val="18"/>
         </w:rPr>
-        <w:t>Ding, Y., Tang, J., Guo, F. (2020). Identification of miRNA–disease associations based on variational autoencoder. IEEE Access, 8, 48952–48962.</w:t>
+        <w:t>Zhang, Z., Yu, L., &amp; Jiang, Y. (2021). A survey on graph neural networks for knowledge graph completion. Artificial Intelligence Review, 54(5), 3279–3317.</w:t>
       </w:r>
       <w:bookmarkEnd w:id="32"/>
     </w:p>
@@ -42657,13 +42107,13 @@
           <w:szCs w:val="18"/>
         </w:rPr>
       </w:pPr>
-      <w:bookmarkStart w:id="33" w:name="_Ref203417788"/>
+      <w:bookmarkStart w:id="33" w:name="_Ref203419911"/>
       <w:r>
         <w:rPr>
           <w:sz w:val="18"/>
           <w:szCs w:val="18"/>
         </w:rPr>
-        <w:t>Yu, L., Huang, Y., Jiang, Y., &amp; Ni, J. (2021). MPMDA: meta-path based framework for miRNA–disease association prediction. Briefings in Bioinformatics, 22(6), bbab297.</w:t>
+        <w:t>Wang, X., Ji, H., Shi, C., Wang, B., Ye, Y., Cui, P., &amp; Yu, P. S. (2019). Heterogeneous graph attention network. The World Wide Web Conference (WWW), 2022–2032.</w:t>
       </w:r>
       <w:bookmarkEnd w:id="33"/>
     </w:p>
@@ -42681,13 +42131,13 @@
           <w:szCs w:val="18"/>
         </w:rPr>
       </w:pPr>
-      <w:bookmarkStart w:id="34" w:name="_Ref203419893"/>
+      <w:bookmarkStart w:id="34" w:name="_Ref203419922"/>
       <w:r>
         <w:rPr>
           <w:sz w:val="18"/>
           <w:szCs w:val="18"/>
         </w:rPr>
-        <w:t>Zhang, Z., Yu, L., &amp; Jiang, Y. (2021). A survey on graph neural networks for knowledge graph completion. Artificial Intelligence Review, 54(5), 3279–3317.</w:t>
+        <w:t>Zhou, J., Cui, G., Zhang, Z., Yang, C., Liu, Z., Wang, L., ... &amp; Sun, M. (2020). Graph neural networks: A review of methods and applications. AI Open, 1, 57–81.</w:t>
       </w:r>
       <w:bookmarkEnd w:id="34"/>
     </w:p>
@@ -42705,13 +42155,13 @@
           <w:szCs w:val="18"/>
         </w:rPr>
       </w:pPr>
-      <w:bookmarkStart w:id="35" w:name="_Ref203419911"/>
+      <w:bookmarkStart w:id="35" w:name="_Ref203419941"/>
       <w:r>
         <w:rPr>
           <w:sz w:val="18"/>
           <w:szCs w:val="18"/>
         </w:rPr>
-        <w:t>Wang, X., Ji, H., Shi, C., Wang, B., Ye, Y., Cui, P., &amp; Yu, P. S. (2019). Heterogeneous graph attention network. The World Wide Web Conference (WWW), 2022–2032.</w:t>
+        <w:t>Liu, S., Gao, T., Chen, S., Zhang, J., &amp; Li, X. (2022). Towards stable graph neural networks. International Conference on Learning Representations (ICLR).</w:t>
       </w:r>
       <w:bookmarkEnd w:id="35"/>
     </w:p>
@@ -42729,13 +42179,13 @@
           <w:szCs w:val="18"/>
         </w:rPr>
       </w:pPr>
-      <w:bookmarkStart w:id="36" w:name="_Ref203419922"/>
+      <w:bookmarkStart w:id="36" w:name="_Ref203419954"/>
       <w:r>
         <w:rPr>
           <w:sz w:val="18"/>
           <w:szCs w:val="18"/>
         </w:rPr>
-        <w:t>Zhou, J., Cui, G., Zhang, Z., Yang, C., Liu, Z., Wang, L., ... &amp; Sun, M. (2020). Graph neural networks: A review of methods and applications. AI Open, 1, 57–81.</w:t>
+        <w:t>Oono, K., &amp; Suzuki, T. (2020). Graph neural networks exponentially lose expressive power for node classification. International Conference on Learning Representations (ICLR).</w:t>
       </w:r>
       <w:bookmarkEnd w:id="36"/>
     </w:p>
@@ -42753,13 +42203,13 @@
           <w:szCs w:val="18"/>
         </w:rPr>
       </w:pPr>
-      <w:bookmarkStart w:id="37" w:name="_Ref203419941"/>
+      <w:bookmarkStart w:id="37" w:name="_Ref203420650"/>
       <w:r>
         <w:rPr>
           <w:sz w:val="18"/>
           <w:szCs w:val="18"/>
         </w:rPr>
-        <w:t>Liu, S., Gao, T., Chen, S., Zhang, J., &amp; Li, X. (2022). Towards stable graph neural networks. International Conference on Learning Representations (ICLR).</w:t>
+        <w:t>Chen, X., Yan, C. C., Zhang, X., Li, Z., Deng, L., &amp; Zhang, Y. (2018). HGIMDA: Heterogeneous graph inference for miRNA-disease association prediction. Oncotarget, 8(47), 80185–80194.</w:t>
       </w:r>
       <w:bookmarkEnd w:id="37"/>
     </w:p>
@@ -42777,15 +42227,22 @@
           <w:szCs w:val="18"/>
         </w:rPr>
       </w:pPr>
-      <w:bookmarkStart w:id="38" w:name="_Ref203419954"/>
+      <w:bookmarkStart w:id="38" w:name="_Ref203420672"/>
       <w:r>
         <w:rPr>
           <w:sz w:val="18"/>
           <w:szCs w:val="18"/>
         </w:rPr>
-        <w:t>Oono, K., &amp; Suzuki, T. (2020). Graph neural networks exponentially lose expressive power for node classification. International Conference on Learning Representations (ICLR).</w:t>
+        <w:t>Wang, D., Wang, J., Lu, M., Song, F., &amp; Cui, Q. (2010). Inferring the human microRNA functional similarity and functional network based on microRNA-associated diseases. Bioinformatics, 26(13)</w:t>
       </w:r>
       <w:bookmarkEnd w:id="38"/>
+      <w:r>
+        <w:rPr>
+          <w:sz w:val="18"/>
+          <w:szCs w:val="18"/>
+        </w:rPr>
+        <w:t>.</w:t>
+      </w:r>
     </w:p>
     <w:p>
       <w:pPr>
@@ -42801,13 +42258,13 @@
           <w:szCs w:val="18"/>
         </w:rPr>
       </w:pPr>
-      <w:bookmarkStart w:id="39" w:name="_Ref203420650"/>
+      <w:bookmarkStart w:id="39" w:name="_Ref203420692"/>
       <w:r>
         <w:rPr>
           <w:sz w:val="18"/>
           <w:szCs w:val="18"/>
         </w:rPr>
-        <w:t>Chen, X., Yan, C. C., Zhang, X., Li, Z., Deng, L., &amp; Zhang, Y. (2018). HGIMDA: Heterogeneous graph inference for miRNA-disease association prediction. Oncotarget, 8(47), 80185–80194.</w:t>
+        <w:t>Van Laarhoven, T., Nabuurs, S. B., &amp; Marchiori, E. (2011). Gaussian interaction profile kernels for predicting drug–target interactions. Bioinformatics, 27(21), 3036–3043.</w:t>
       </w:r>
       <w:bookmarkEnd w:id="39"/>
     </w:p>
@@ -42825,13 +42282,55 @@
           <w:szCs w:val="18"/>
         </w:rPr>
       </w:pPr>
-      <w:bookmarkStart w:id="40" w:name="_Ref203420672"/>
+      <w:bookmarkStart w:id="40" w:name="_Ref203420913"/>
       <w:r>
         <w:rPr>
           <w:sz w:val="18"/>
           <w:szCs w:val="18"/>
         </w:rPr>
-        <w:t>Wang, D., Wang, J., Lu, M., Song, F., &amp; Cui, Q. (2010). Inferring the human microRNA functional similarity and functional network based on microRNA-associated diseases. Bioinformatics, 26(13), 1644–1650.</w:t>
+        <w:t xml:space="preserve">M. Chen et al., “A novel information diffusion method based on </w:t>
+      </w:r>
+      <w:r>
+        <w:rPr>
+          <w:sz w:val="18"/>
+          <w:szCs w:val="18"/>
+        </w:rPr>
+        <w:t xml:space="preserve">  </w:t>
+      </w:r>
+      <w:r>
+        <w:rPr>
+          <w:sz w:val="18"/>
+          <w:szCs w:val="18"/>
+        </w:rPr>
+        <w:t>network</w:t>
+      </w:r>
+      <w:r>
+        <w:rPr>
+          <w:sz w:val="18"/>
+          <w:szCs w:val="18"/>
+        </w:rPr>
+        <w:t xml:space="preserve"> </w:t>
+      </w:r>
+      <w:r>
+        <w:rPr>
+          <w:sz w:val="18"/>
+          <w:szCs w:val="18"/>
+        </w:rPr>
+        <w:t>consistency for identifying disease related microRNAs,” RSC Adv.,vol.8,</w:t>
+      </w:r>
+      <w:r>
+        <w:rPr>
+          <w:sz w:val="18"/>
+          <w:szCs w:val="18"/>
+        </w:rPr>
+        <w:t xml:space="preserve"> </w:t>
+      </w:r>
+      <w:r>
+        <w:rPr>
+          <w:sz w:val="18"/>
+          <w:szCs w:val="18"/>
+        </w:rPr>
+        <w:t>no. 64, pp. 36675–36690, 2018.</w:t>
       </w:r>
       <w:bookmarkEnd w:id="40"/>
     </w:p>
@@ -42849,13 +42348,13 @@
           <w:szCs w:val="18"/>
         </w:rPr>
       </w:pPr>
-      <w:bookmarkStart w:id="41" w:name="_Ref203420692"/>
+      <w:bookmarkStart w:id="41" w:name="_Ref203421210"/>
       <w:r>
         <w:rPr>
           <w:sz w:val="18"/>
           <w:szCs w:val="18"/>
         </w:rPr>
-        <w:t>Van Laarhoven, T., Nabuurs, S. B., &amp; Marchiori, E. (2011). Gaussian interaction profile kernels for predicting drug–target interactions. Bioinformatics, 27(21), 3036–3043.</w:t>
+        <w:t>Mounir Ghogho. (2024). Revisiting Neighborhood Aggregation in Graph Neural Networks for Node Classification. arXiv preprint.</w:t>
       </w:r>
       <w:bookmarkEnd w:id="41"/>
     </w:p>
@@ -42873,55 +42372,13 @@
           <w:szCs w:val="18"/>
         </w:rPr>
       </w:pPr>
-      <w:bookmarkStart w:id="42" w:name="_Ref203420913"/>
+      <w:bookmarkStart w:id="42" w:name="_Ref203421221"/>
       <w:r>
         <w:rPr>
           <w:sz w:val="18"/>
           <w:szCs w:val="18"/>
         </w:rPr>
-        <w:t xml:space="preserve">M. Chen et al., “A novel information diffusion method based on </w:t>
-      </w:r>
-      <w:r>
-        <w:rPr>
-          <w:sz w:val="18"/>
-          <w:szCs w:val="18"/>
-        </w:rPr>
-        <w:t xml:space="preserve">  </w:t>
-      </w:r>
-      <w:r>
-        <w:rPr>
-          <w:sz w:val="18"/>
-          <w:szCs w:val="18"/>
-        </w:rPr>
-        <w:t>network</w:t>
-      </w:r>
-      <w:r>
-        <w:rPr>
-          <w:sz w:val="18"/>
-          <w:szCs w:val="18"/>
-        </w:rPr>
-        <w:t xml:space="preserve"> </w:t>
-      </w:r>
-      <w:r>
-        <w:rPr>
-          <w:sz w:val="18"/>
-          <w:szCs w:val="18"/>
-        </w:rPr>
-        <w:t>consistency for identifying disease related microRNAs,” RSC Adv.,vol.8,</w:t>
-      </w:r>
-      <w:r>
-        <w:rPr>
-          <w:sz w:val="18"/>
-          <w:szCs w:val="18"/>
-        </w:rPr>
-        <w:t xml:space="preserve"> </w:t>
-      </w:r>
-      <w:r>
-        <w:rPr>
-          <w:sz w:val="18"/>
-          <w:szCs w:val="18"/>
-        </w:rPr>
-        <w:t>no. 64, pp. 36675–36690, 2018.</w:t>
+        <w:t>Jinbo Song, Chao Chang, Fei Sun, Xinbo Song, &amp; Peng Jiang. (2021). NGAT4Rec: Neighbor-Aware Graph Attention Network For Recommendation. ACM Conference.</w:t>
       </w:r>
       <w:bookmarkEnd w:id="42"/>
     </w:p>
@@ -42939,13 +42396,13 @@
           <w:szCs w:val="18"/>
         </w:rPr>
       </w:pPr>
-      <w:bookmarkStart w:id="43" w:name="_Ref203421210"/>
+      <w:bookmarkStart w:id="43" w:name="_Ref203421234"/>
       <w:r>
         <w:rPr>
           <w:sz w:val="18"/>
           <w:szCs w:val="18"/>
         </w:rPr>
-        <w:t>Mounir Ghogho. (2024). Revisiting Neighborhood Aggregation in Graph Neural Networks for Node Classification. arXiv preprint.</w:t>
+        <w:t>Jimale, E. L., Chen, W., Al‑antari, M. A., Gu, Y. H., Agbesi, V. K., Feroze, W., Akmel, F., Assefa, J. M., &amp; Shahzad, A. (2025). Graph-to-Text Generation with Bidirectional Dual Cross-Attention and Concatenation. Mathematics, 13(6), 935.</w:t>
       </w:r>
       <w:bookmarkEnd w:id="43"/>
     </w:p>
@@ -42963,13 +42420,20 @@
           <w:szCs w:val="18"/>
         </w:rPr>
       </w:pPr>
-      <w:bookmarkStart w:id="44" w:name="_Ref203421221"/>
+      <w:bookmarkStart w:id="44" w:name="_Ref203421611"/>
       <w:r>
         <w:rPr>
           <w:sz w:val="18"/>
           <w:szCs w:val="18"/>
         </w:rPr>
-        <w:t>Jinbo Song, Chao Chang, Fei Sun, Xinbo Song, &amp; Peng Jiang. (2021). NGAT4Rec: Neighbor-Aware Graph Attention Network For Recommendation. ACM Conference.</w:t>
+        <w:t xml:space="preserve">Otsu, N. (1979). A threshold selection method from gray-level histograms. IEEE Transactions on Systems, Man, and Cybernetics, </w:t>
+      </w:r>
+      <w:r>
+        <w:rPr>
+          <w:sz w:val="18"/>
+          <w:szCs w:val="18"/>
+        </w:rPr>
+        <w:t>9(1), 62–66.</w:t>
       </w:r>
       <w:bookmarkEnd w:id="44"/>
     </w:p>
@@ -42987,13 +42451,20 @@
           <w:szCs w:val="18"/>
         </w:rPr>
       </w:pPr>
-      <w:bookmarkStart w:id="45" w:name="_Ref203421234"/>
+      <w:bookmarkStart w:id="45" w:name="_Ref203468717"/>
       <w:r>
         <w:rPr>
           <w:sz w:val="18"/>
           <w:szCs w:val="18"/>
         </w:rPr>
-        <w:t>Jimale, E. L., Chen, W., Al‑antari, M. A., Gu, Y. H., Agbesi, V. K., Feroze, W., Akmel, F., Assefa, J. M., &amp; Shahzad, A. (2025). Graph-to-Text Generation with Bidirectional Dual Cross-Attention and Concatenation. Mathematics, 13(6), 935.</w:t>
+        <w:t>Li, Z., Bai, X., Nie, R., Liu, Y., Zhang, L., &amp; You, Z. (2024). Predicting miRNA–Disease Associations Based on Spectral Graph Transformer With Dynamic Attention and Regularization. IEEE Journal of Biomedical and Health Informatics, 28(12), 7611–7622</w:t>
+      </w:r>
+      <w:r>
+        <w:rPr>
+          <w:sz w:val="18"/>
+          <w:szCs w:val="18"/>
+        </w:rPr>
+        <w:t>.</w:t>
       </w:r>
       <w:bookmarkEnd w:id="45"/>
     </w:p>
@@ -43011,13 +42482,20 @@
           <w:szCs w:val="18"/>
         </w:rPr>
       </w:pPr>
-      <w:bookmarkStart w:id="46" w:name="_Ref203421611"/>
+      <w:bookmarkStart w:id="46" w:name="_Ref203468734"/>
       <w:r>
         <w:rPr>
           <w:sz w:val="18"/>
           <w:szCs w:val="18"/>
         </w:rPr>
-        <w:t>Otsu, N. (1979). A threshold selection method from gray-level histograms. IEEE Transactions on Systems, Man, and Cybernetics, 9(1), 62–66.</w:t>
+        <w:t>Zhong, T., Li, Z., You, Z.-H., Nie, R., &amp; Zhao, H. (2022). Predicting miRNA–disease associations based on graph random propagation network and attention network. Briefings in Bioinformatics, 23(2), bbab589</w:t>
+      </w:r>
+      <w:r>
+        <w:rPr>
+          <w:sz w:val="18"/>
+          <w:szCs w:val="18"/>
+        </w:rPr>
+        <w:t>.</w:t>
       </w:r>
       <w:bookmarkEnd w:id="46"/>
     </w:p>
@@ -43035,13 +42513,13 @@
           <w:szCs w:val="18"/>
         </w:rPr>
       </w:pPr>
-      <w:bookmarkStart w:id="47" w:name="_Ref203468717"/>
+      <w:bookmarkStart w:id="47" w:name="_Ref203468743"/>
       <w:r>
         <w:rPr>
           <w:sz w:val="18"/>
           <w:szCs w:val="18"/>
         </w:rPr>
-        <w:t>Li, Z., Bai, X., Nie, R., Liu, Y., Zhang, L., &amp; You, Z. (2024). Predicting miRNA–Disease Associations Based on Spectral Graph Transformer With Dynamic Attention and Regularization. IEEE Journal of Biomedical and Health Informatics, 28(12), 7611–7622</w:t>
+        <w:t>Ji, C., Wang, Y., Ni, J., Zheng, C., &amp; Su, Y. (2021). Predicting miRNA–Disease Associations Based on Heterogeneous Graph Attention Networks. Frontiers in Genetics, 12, 727744</w:t>
       </w:r>
       <w:r>
         <w:rPr>
@@ -43066,13 +42544,13 @@
           <w:szCs w:val="18"/>
         </w:rPr>
       </w:pPr>
-      <w:bookmarkStart w:id="48" w:name="_Ref203468734"/>
+      <w:bookmarkStart w:id="48" w:name="_Ref203468777"/>
       <w:r>
         <w:rPr>
           <w:sz w:val="18"/>
           <w:szCs w:val="18"/>
         </w:rPr>
-        <w:t>Zhong, T., Li, Z., You, Z.-H., Nie, R., &amp; Zhao, H. (2022). Predicting miRNA–disease associations based on graph random propagation network and attention network. Briefings in Bioinformatics, 23(2), bbab589</w:t>
+        <w:t>Li, Z., Wan, L., Wang, L., Wang, W., &amp; Nie, R. (2024). HHOMR: A Hybrid High‑Order Moment Residual Model for miRNA–Disease Association Prediction. Briefings in Bioinformatics, 25(5), bbae412</w:t>
       </w:r>
       <w:r>
         <w:rPr>
@@ -43097,20 +42575,13 @@
           <w:szCs w:val="18"/>
         </w:rPr>
       </w:pPr>
-      <w:bookmarkStart w:id="49" w:name="_Ref203468743"/>
+      <w:bookmarkStart w:id="49" w:name="_Ref203468783"/>
       <w:r>
         <w:rPr>
           <w:sz w:val="18"/>
           <w:szCs w:val="18"/>
         </w:rPr>
-        <w:t>Ji, C., Wang, Y., Ni, J., Zheng, C., &amp; Su, Y. (2021). Predicting miRNA–Disease Associations Based on Heterogeneous Graph Attention Networks. Frontiers in Genetics, 12, 727744</w:t>
-      </w:r>
-      <w:r>
-        <w:rPr>
-          <w:sz w:val="18"/>
-          <w:szCs w:val="18"/>
-        </w:rPr>
-        <w:t>.</w:t>
+        <w:t>Li, Z.-W., Wang, Q.-K., Yuan, C.-A., Han, P.-Y., You, Z.-H., &amp; Wang, L. (2023). Predicting miRNA–Disease Associations by Graph Representation Learning Based on Jumping Knowledge Networks. IEEE/ACM Transactions on Computational Biology and Bioinformatics, 20(5), 2629–2638.</w:t>
       </w:r>
       <w:bookmarkEnd w:id="49"/>
     </w:p>
@@ -43128,13 +42599,13 @@
           <w:szCs w:val="18"/>
         </w:rPr>
       </w:pPr>
-      <w:bookmarkStart w:id="50" w:name="_Ref203468777"/>
+      <w:bookmarkStart w:id="50" w:name="_Ref203468799"/>
       <w:r>
         <w:rPr>
           <w:sz w:val="18"/>
           <w:szCs w:val="18"/>
         </w:rPr>
-        <w:t>Li, Z., Wan, L., Wang, L., Wang, W., &amp; Nie, R. (2024). HHOMR: A Hybrid High‑Order Moment Residual Model for miRNA–Disease Association Prediction. Briefings in Bioinformatics, 25(5), bbae412</w:t>
+        <w:t>Yan, C., &amp; Duan, G. (2024). PMDAGS: Predicting miRNA–Disease Associations With Graph Nonlinear Diffusion Convolution Network and Similarities. IEEE/ACM Transactions on Computational Biology and Bioinformatics, 21(3), 394–404</w:t>
       </w:r>
       <w:r>
         <w:rPr>
@@ -43159,13 +42630,20 @@
           <w:szCs w:val="18"/>
         </w:rPr>
       </w:pPr>
-      <w:bookmarkStart w:id="51" w:name="_Ref203468783"/>
+      <w:bookmarkStart w:id="51" w:name="_Ref203468808"/>
       <w:r>
         <w:rPr>
           <w:sz w:val="18"/>
           <w:szCs w:val="18"/>
         </w:rPr>
-        <w:t>Li, Z.-W., Wang, Q.-K., Yuan, C.-A., Han, P.-Y., You, Z.-H., &amp; Wang, L. (2023). Predicting miRNA–Disease Associations by Graph Representation Learning Based on Jumping Knowledge Networks. IEEE/ACM Transactions on Computational Biology and Bioinformatics, 20(5), 2629–2638.</w:t>
+        <w:t>Liu, D., Huang, Y., Nie, W., Zhang, J., &amp; Deng, L. (2021). SMALF: miRNA–Disease Associations Prediction Based on Stacked Autoencoder and XGBoost. BMC Bioinformatics, 22(1), 219</w:t>
+      </w:r>
+      <w:r>
+        <w:rPr>
+          <w:sz w:val="18"/>
+          <w:szCs w:val="18"/>
+        </w:rPr>
+        <w:t>.</w:t>
       </w:r>
       <w:bookmarkEnd w:id="51"/>
     </w:p>
@@ -43183,20 +42661,139 @@
           <w:szCs w:val="18"/>
         </w:rPr>
       </w:pPr>
-      <w:bookmarkStart w:id="52" w:name="_Ref203468799"/>
+      <w:bookmarkStart w:id="52" w:name="_Ref203467995"/>
       <w:r>
         <w:rPr>
           <w:sz w:val="18"/>
           <w:szCs w:val="18"/>
         </w:rPr>
-        <w:t>Yan, C., &amp; Duan, G. (2024). PMDAGS: Predicting miRNA–Disease Associations With Graph Nonlinear Diffusion Convolution Network and Similarities. IEEE/ACM Transactions on Computational Biology and Bioinformatics, 21(3), 394–404</w:t>
+        <w:t>Z.Yangetal.,“dbDEMC2.0:Updated</w:t>
       </w:r>
       <w:r>
         <w:rPr>
           <w:sz w:val="18"/>
           <w:szCs w:val="18"/>
         </w:rPr>
-        <w:t>.</w:t>
+        <w:t xml:space="preserve"> </w:t>
+      </w:r>
+      <w:r>
+        <w:rPr>
+          <w:sz w:val="18"/>
+          <w:szCs w:val="18"/>
+        </w:rPr>
+        <w:t>database</w:t>
+      </w:r>
+      <w:r>
+        <w:rPr>
+          <w:sz w:val="18"/>
+          <w:szCs w:val="18"/>
+        </w:rPr>
+        <w:t xml:space="preserve"> </w:t>
+      </w:r>
+      <w:r>
+        <w:rPr>
+          <w:sz w:val="18"/>
+          <w:szCs w:val="18"/>
+        </w:rPr>
+        <w:t>of</w:t>
+      </w:r>
+      <w:r>
+        <w:rPr>
+          <w:sz w:val="18"/>
+          <w:szCs w:val="18"/>
+        </w:rPr>
+        <w:t xml:space="preserve"> </w:t>
+      </w:r>
+      <w:r>
+        <w:rPr>
+          <w:sz w:val="18"/>
+          <w:szCs w:val="18"/>
+        </w:rPr>
+        <w:t>differentially</w:t>
+      </w:r>
+      <w:r>
+        <w:rPr>
+          <w:sz w:val="18"/>
+          <w:szCs w:val="18"/>
+        </w:rPr>
+        <w:t xml:space="preserve"> </w:t>
+      </w:r>
+      <w:r>
+        <w:rPr>
+          <w:sz w:val="18"/>
+          <w:szCs w:val="18"/>
+        </w:rPr>
+        <w:t>expressed</w:t>
+      </w:r>
+      <w:r>
+        <w:rPr>
+          <w:sz w:val="18"/>
+          <w:szCs w:val="18"/>
+        </w:rPr>
+        <w:t xml:space="preserve"> </w:t>
+      </w:r>
+      <w:r>
+        <w:rPr>
+          <w:sz w:val="18"/>
+          <w:szCs w:val="18"/>
+        </w:rPr>
+        <w:t>miRNAs</w:t>
+      </w:r>
+      <w:r>
+        <w:rPr>
+          <w:sz w:val="18"/>
+          <w:szCs w:val="18"/>
+        </w:rPr>
+        <w:t xml:space="preserve"> </w:t>
+      </w:r>
+      <w:r>
+        <w:rPr>
+          <w:sz w:val="18"/>
+          <w:szCs w:val="18"/>
+        </w:rPr>
+        <w:t>in</w:t>
+      </w:r>
+      <w:r>
+        <w:rPr>
+          <w:sz w:val="18"/>
+          <w:szCs w:val="18"/>
+        </w:rPr>
+        <w:t xml:space="preserve"> </w:t>
+      </w:r>
+      <w:r>
+        <w:rPr>
+          <w:sz w:val="18"/>
+          <w:szCs w:val="18"/>
+        </w:rPr>
+        <w:t>human</w:t>
+      </w:r>
+      <w:r>
+        <w:rPr>
+          <w:sz w:val="18"/>
+          <w:szCs w:val="18"/>
+        </w:rPr>
+        <w:t xml:space="preserve"> </w:t>
+      </w:r>
+      <w:r>
+        <w:rPr>
+          <w:sz w:val="18"/>
+          <w:szCs w:val="18"/>
+        </w:rPr>
+        <w:t>cancers,” Nucleic Acids Res., vol. 45, pp. D812–D818,</w:t>
+      </w:r>
+      <w:r>
+        <w:rPr>
+          <w:sz w:val="18"/>
+          <w:szCs w:val="18"/>
+        </w:rPr>
+        <w:t xml:space="preserve"> </w:t>
+      </w:r>
+      <w:r>
+        <w:rPr>
+          <w:sz w:val="18"/>
+          <w:szCs w:val="18"/>
+        </w:rPr>
+        <w:t>2017.</w:t>
       </w:r>
       <w:bookmarkEnd w:id="52"/>
     </w:p>
@@ -43214,20 +42811,13 @@
           <w:szCs w:val="18"/>
         </w:rPr>
       </w:pPr>
-      <w:bookmarkStart w:id="53" w:name="_Ref203468808"/>
+      <w:bookmarkStart w:id="53" w:name="_Ref203468191"/>
       <w:r>
         <w:rPr>
           <w:sz w:val="18"/>
           <w:szCs w:val="18"/>
         </w:rPr>
-        <w:t>Liu, D., Huang, Y., Nie, W., Zhang, J., &amp; Deng, L. (2021). SMALF: miRNA–Disease Associations Prediction Based on Stacked Autoencoder and XGBoost. BMC Bioinformatics, 22(1), 219</w:t>
-      </w:r>
-      <w:r>
-        <w:rPr>
-          <w:sz w:val="18"/>
-          <w:szCs w:val="18"/>
-        </w:rPr>
-        <w:t>.</w:t>
+        <w:t>Olive, V., Bennett, M. J., et al. (2009). miR‑19 is a key oncogenic component of miR‑17‑92. Genes &amp; Development, 23(24), 2839–2849.</w:t>
       </w:r>
       <w:bookmarkEnd w:id="53"/>
     </w:p>
@@ -43245,139 +42835,13 @@
           <w:szCs w:val="18"/>
         </w:rPr>
       </w:pPr>
-      <w:bookmarkStart w:id="54" w:name="_Ref203467995"/>
+      <w:bookmarkStart w:id="54" w:name="_Ref203468208"/>
       <w:r>
         <w:rPr>
           <w:sz w:val="18"/>
           <w:szCs w:val="18"/>
         </w:rPr>
-        <w:t>Z.Yangetal.,“dbDEMC2.0:Updated</w:t>
-      </w:r>
-      <w:r>
-        <w:rPr>
-          <w:sz w:val="18"/>
-          <w:szCs w:val="18"/>
-        </w:rPr>
-        <w:t xml:space="preserve"> </w:t>
-      </w:r>
-      <w:r>
-        <w:rPr>
-          <w:sz w:val="18"/>
-          <w:szCs w:val="18"/>
-        </w:rPr>
-        <w:t>database</w:t>
-      </w:r>
-      <w:r>
-        <w:rPr>
-          <w:sz w:val="18"/>
-          <w:szCs w:val="18"/>
-        </w:rPr>
-        <w:t xml:space="preserve"> </w:t>
-      </w:r>
-      <w:r>
-        <w:rPr>
-          <w:sz w:val="18"/>
-          <w:szCs w:val="18"/>
-        </w:rPr>
-        <w:t>of</w:t>
-      </w:r>
-      <w:r>
-        <w:rPr>
-          <w:sz w:val="18"/>
-          <w:szCs w:val="18"/>
-        </w:rPr>
-        <w:t xml:space="preserve"> </w:t>
-      </w:r>
-      <w:r>
-        <w:rPr>
-          <w:sz w:val="18"/>
-          <w:szCs w:val="18"/>
-        </w:rPr>
-        <w:t>differentially</w:t>
-      </w:r>
-      <w:r>
-        <w:rPr>
-          <w:sz w:val="18"/>
-          <w:szCs w:val="18"/>
-        </w:rPr>
-        <w:t xml:space="preserve"> </w:t>
-      </w:r>
-      <w:r>
-        <w:rPr>
-          <w:sz w:val="18"/>
-          <w:szCs w:val="18"/>
-        </w:rPr>
-        <w:t>expressed</w:t>
-      </w:r>
-      <w:r>
-        <w:rPr>
-          <w:sz w:val="18"/>
-          <w:szCs w:val="18"/>
-        </w:rPr>
-        <w:t xml:space="preserve"> </w:t>
-      </w:r>
-      <w:r>
-        <w:rPr>
-          <w:sz w:val="18"/>
-          <w:szCs w:val="18"/>
-        </w:rPr>
-        <w:t>miRNAs</w:t>
-      </w:r>
-      <w:r>
-        <w:rPr>
-          <w:sz w:val="18"/>
-          <w:szCs w:val="18"/>
-        </w:rPr>
-        <w:t xml:space="preserve"> </w:t>
-      </w:r>
-      <w:r>
-        <w:rPr>
-          <w:sz w:val="18"/>
-          <w:szCs w:val="18"/>
-        </w:rPr>
-        <w:t>in</w:t>
-      </w:r>
-      <w:r>
-        <w:rPr>
-          <w:sz w:val="18"/>
-          <w:szCs w:val="18"/>
-        </w:rPr>
-        <w:t xml:space="preserve"> </w:t>
-      </w:r>
-      <w:r>
-        <w:rPr>
-          <w:sz w:val="18"/>
-          <w:szCs w:val="18"/>
-        </w:rPr>
-        <w:t>human</w:t>
-      </w:r>
-      <w:r>
-        <w:rPr>
-          <w:sz w:val="18"/>
-          <w:szCs w:val="18"/>
-        </w:rPr>
-        <w:t xml:space="preserve"> </w:t>
-      </w:r>
-      <w:r>
-        <w:rPr>
-          <w:sz w:val="18"/>
-          <w:szCs w:val="18"/>
-        </w:rPr>
-        <w:t>cancers,” Nucleic Acids Res., vol. 45, pp. D812–D818,</w:t>
-      </w:r>
-      <w:r>
-        <w:rPr>
-          <w:sz w:val="18"/>
-          <w:szCs w:val="18"/>
-        </w:rPr>
-        <w:t xml:space="preserve"> </w:t>
-      </w:r>
-      <w:r>
-        <w:rPr>
-          <w:sz w:val="18"/>
-          <w:szCs w:val="18"/>
-        </w:rPr>
-        <w:t>2017.</w:t>
+        <w:t>He, L., Thomson, J. M., et al. (2005). A microRNA polycistron as a potential oncogene. Nature, 435(7043), 828–833.</w:t>
       </w:r>
       <w:bookmarkEnd w:id="54"/>
     </w:p>
@@ -43395,13 +42859,13 @@
           <w:szCs w:val="18"/>
         </w:rPr>
       </w:pPr>
-      <w:bookmarkStart w:id="55" w:name="_Ref203468191"/>
+      <w:bookmarkStart w:id="55" w:name="_Ref203468252"/>
       <w:r>
         <w:rPr>
           <w:sz w:val="18"/>
           <w:szCs w:val="18"/>
         </w:rPr>
-        <w:t>Olive, V., Bennett, M. J., et al. (2009). miR‑19 is a key oncogenic component of miR‑17‑92. Genes &amp; Development, 23(24), 2839–2849.</w:t>
+        <w:t>Wang, L., Wang, L., Chang, W., et al. (2019). miR‑373 promotes ESCC by targeting LATS2 and OXR1. International Journal of Biological Markers, 34(3), 221–229.</w:t>
       </w:r>
       <w:bookmarkEnd w:id="55"/>
     </w:p>
@@ -43419,13 +42883,13 @@
           <w:szCs w:val="18"/>
         </w:rPr>
       </w:pPr>
-      <w:bookmarkStart w:id="56" w:name="_Ref203468208"/>
+      <w:bookmarkStart w:id="56" w:name="_Ref203468262"/>
       <w:r>
         <w:rPr>
           <w:sz w:val="18"/>
           <w:szCs w:val="18"/>
         </w:rPr>
-        <w:t>He, L., Thomson, J. M., et al. (2005). A microRNA polycistron as a potential oncogene. Nature, 435(7043), 828–833.</w:t>
+        <w:t>Spandidos Publications. (2012). MicroRNAs in esophageal cancer. Molecular Medicine Reports, 5(2), 256–262.</w:t>
       </w:r>
       <w:bookmarkEnd w:id="56"/>
     </w:p>
@@ -43443,13 +42907,13 @@
           <w:szCs w:val="18"/>
         </w:rPr>
       </w:pPr>
-      <w:bookmarkStart w:id="57" w:name="_Ref203468252"/>
+      <w:bookmarkStart w:id="57" w:name="_Ref203468269"/>
       <w:r>
         <w:rPr>
           <w:sz w:val="18"/>
           <w:szCs w:val="18"/>
         </w:rPr>
-        <w:t>Wang, L., Wang, L., Chang, W., et al. (2019). miR‑373 promotes ESCC by targeting LATS2 and OXR1. International Journal of Biological Markers, 34(3), 221–229.</w:t>
+        <w:t>Li, W. et al. (2018). Upregulation of miR‑371–373 cluster in ESCC. Cancer Journal, 24(1), 22–29.</w:t>
       </w:r>
       <w:bookmarkEnd w:id="57"/>
     </w:p>
@@ -43467,13 +42931,13 @@
           <w:szCs w:val="18"/>
         </w:rPr>
       </w:pPr>
-      <w:bookmarkStart w:id="58" w:name="_Ref203468262"/>
+      <w:bookmarkStart w:id="58" w:name="_Ref203468315"/>
       <w:r>
         <w:rPr>
           <w:sz w:val="18"/>
           <w:szCs w:val="18"/>
         </w:rPr>
-        <w:t>Spandidos Publications. (2012). MicroRNAs in esophageal cancer. Molecular Medicine Reports, 5(2), 256–262.</w:t>
+        <w:t>Adammek, M., et al. (2013). miR‑143 and miR‑145 suppress prostate cancer cell migration and invasion. Fertility and Sterility, 99(7), 2006–2014.</w:t>
       </w:r>
       <w:bookmarkEnd w:id="58"/>
     </w:p>
@@ -43491,73 +42955,15 @@
           <w:szCs w:val="18"/>
         </w:rPr>
       </w:pPr>
-      <w:bookmarkStart w:id="59" w:name="_Ref203468269"/>
+      <w:bookmarkStart w:id="59" w:name="_Ref203468327"/>
       <w:r>
         <w:rPr>
           <w:sz w:val="18"/>
           <w:szCs w:val="18"/>
         </w:rPr>
-        <w:t>Li, W. et al. (2018). Upregulation of miR‑371–373 cluster in ESCC. Cancer Journal, 24(1), 22–29.</w:t>
+        <w:t>Porkka, K. P., et al. (2007). MicroRNA expression profiling in prostate cancer. Cancer Research, 67(13), 6130–6135.</w:t>
       </w:r>
       <w:bookmarkEnd w:id="59"/>
-    </w:p>
-    <w:p>
-      <w:pPr>
-        <w:pStyle w:val="af"/>
-        <w:numPr>
-          <w:ilvl w:val="0"/>
-          <w:numId w:val="2"/>
-        </w:numPr>
-        <w:spacing w:line="240" w:lineRule="auto"/>
-        <w:ind w:left="350" w:firstLineChars="0" w:hanging="350"/>
-        <w:rPr>
-          <w:sz w:val="18"/>
-          <w:szCs w:val="18"/>
-        </w:rPr>
-      </w:pPr>
-      <w:bookmarkStart w:id="60" w:name="_Ref203468315"/>
-      <w:r>
-        <w:rPr>
-          <w:sz w:val="18"/>
-          <w:szCs w:val="18"/>
-        </w:rPr>
-        <w:t>Adammek, M., et al. (2013). miR‑143 and miR‑145 suppress prostate cancer cell migration and invasion. Fertility and Sterility, 99(7), 2006–2014.</w:t>
-      </w:r>
-      <w:bookmarkEnd w:id="60"/>
-    </w:p>
-    <w:p>
-      <w:pPr>
-        <w:pStyle w:val="af"/>
-        <w:numPr>
-          <w:ilvl w:val="0"/>
-          <w:numId w:val="2"/>
-        </w:numPr>
-        <w:spacing w:line="240" w:lineRule="auto"/>
-        <w:ind w:left="350" w:firstLineChars="0" w:hanging="350"/>
-        <w:rPr>
-          <w:sz w:val="18"/>
-          <w:szCs w:val="18"/>
-        </w:rPr>
-      </w:pPr>
-      <w:bookmarkStart w:id="61" w:name="_Ref203468327"/>
-      <w:r>
-        <w:rPr>
-          <w:sz w:val="18"/>
-          <w:szCs w:val="18"/>
-        </w:rPr>
-        <w:t>Porkka, K. P., et al. (2007). MicroRNA expression profiling in prostate cancer. Cancer Research, 67(13), 6130–6135.</w:t>
-      </w:r>
-      <w:bookmarkEnd w:id="61"/>
-    </w:p>
-    <w:p>
-      <w:pPr>
-        <w:spacing w:line="240" w:lineRule="auto"/>
-        <w:rPr>
-          <w:rFonts w:hint="eastAsia"/>
-          <w:sz w:val="18"/>
-          <w:szCs w:val="18"/>
-        </w:rPr>
-      </w:pPr>
     </w:p>
     <w:sectPr>
       <w:type w:val="continuous"/>
@@ -44220,6 +43626,7 @@
   <w:style w:type="character" w:default="1" w:styleId="a0">
     <w:name w:val="Default Paragraph Font"/>
     <w:uiPriority w:val="1"/>
+    <w:semiHidden/>
     <w:unhideWhenUsed/>
   </w:style>
   <w:style w:type="table" w:default="1" w:styleId="a1">

--- a/paper/Re-NIA.docx
+++ b/paper/Re-NIA.docx
@@ -244,7 +244,23 @@
           <w:sz w:val="21"/>
           <w:szCs w:val="21"/>
         </w:rPr>
-        <w:t xml:space="preserve"> out of the top 30 predicted miRNAs respectively validated by the dbDEMC and miR2Disease databases</w:t>
+        <w:t xml:space="preserve"> out of the top 30 predicted miRNAs respectively validated by the </w:t>
+      </w:r>
+      <w:proofErr w:type="spellStart"/>
+      <w:r>
+        <w:rPr>
+          <w:sz w:val="21"/>
+          <w:szCs w:val="21"/>
+        </w:rPr>
+        <w:t>dbDEMC</w:t>
+      </w:r>
+      <w:proofErr w:type="spellEnd"/>
+      <w:r>
+        <w:rPr>
+          <w:sz w:val="21"/>
+          <w:szCs w:val="21"/>
+        </w:rPr>
+        <w:t xml:space="preserve"> and miR2Disease databases</w:t>
       </w:r>
       <w:r>
         <w:rPr>
@@ -2275,7 +2291,23 @@
           <w:sz w:val="21"/>
           <w:szCs w:val="21"/>
         </w:rPr>
-        <w:t xml:space="preserve"> labeled as 1 for positive (associated) miRNA</w:t>
+        <w:t xml:space="preserve"> lab</w:t>
+      </w:r>
+      <w:proofErr w:type="spellStart"/>
+      <w:r>
+        <w:rPr>
+          <w:sz w:val="21"/>
+          <w:szCs w:val="21"/>
+        </w:rPr>
+        <w:t>eled</w:t>
+      </w:r>
+      <w:proofErr w:type="spellEnd"/>
+      <w:r>
+        <w:rPr>
+          <w:sz w:val="21"/>
+          <w:szCs w:val="21"/>
+        </w:rPr>
+        <w:t xml:space="preserve"> as 1 for positive (associated) miRNA</w:t>
       </w:r>
       <w:r>
         <w:rPr>
@@ -3514,7 +3546,23 @@
           <w:sz w:val="21"/>
           <w:szCs w:val="21"/>
         </w:rPr>
-        <w:t>For disease similarity, a similar two-step approach is adopted. First, using the hierarchical structure of the Medical Subject Headings (MeSH) database, each disease is represented by a Directed Acyclic Graph (DAG). The semantic contribution of each ancestor node in the DAG is calculated by considering its frequency and relevance across different DAGs</w:t>
+        <w:t>For disease similarity, a similar two-step approach is adopted. First, using the hierarchical structure of the Medical Subject Headings (</w:t>
+      </w:r>
+      <w:proofErr w:type="spellStart"/>
+      <w:r>
+        <w:rPr>
+          <w:sz w:val="21"/>
+          <w:szCs w:val="21"/>
+        </w:rPr>
+        <w:t>MeSH</w:t>
+      </w:r>
+      <w:proofErr w:type="spellEnd"/>
+      <w:r>
+        <w:rPr>
+          <w:sz w:val="21"/>
+          <w:szCs w:val="21"/>
+        </w:rPr>
+        <w:t>) database, each disease is represented by a Directed Acyclic Graph (DAG). The semantic contribution of each ancestor node in the DAG is calculated by considering its frequency and relevance across different DAGs</w:t>
       </w:r>
       <w:r>
         <w:rPr>
@@ -4970,7 +5018,6 @@
       <w:pPr>
         <w:spacing w:line="240" w:lineRule="auto"/>
         <w:rPr>
-          <w:rFonts w:hint="eastAsia"/>
           <w:sz w:val="21"/>
           <w:szCs w:val="21"/>
         </w:rPr>
@@ -5280,14 +5327,7 @@
           <w:sz w:val="21"/>
           <w:szCs w:val="21"/>
         </w:rPr>
-        <w:t>the</w:t>
-      </w:r>
-      <w:r>
-        <w:rPr>
-          <w:sz w:val="21"/>
-          <w:szCs w:val="21"/>
-        </w:rPr>
-        <w:t xml:space="preserve"> </w:t>
+        <w:t xml:space="preserve">the </w:t>
       </w:r>
       <w:r>
         <w:rPr>
@@ -5362,7 +5402,6 @@
       <w:pPr>
         <w:spacing w:line="240" w:lineRule="auto"/>
         <w:rPr>
-          <w:rFonts w:hint="eastAsia"/>
           <w:sz w:val="21"/>
           <w:szCs w:val="21"/>
         </w:rPr>
@@ -5444,7 +5483,6 @@
         <w:spacing w:line="240" w:lineRule="auto"/>
         <w:jc w:val="center"/>
         <w:rPr>
-          <w:rFonts w:hint="eastAsia"/>
           <w:sz w:val="18"/>
           <w:szCs w:val="18"/>
         </w:rPr>
@@ -5589,7 +5627,6 @@
       <w:pPr>
         <w:spacing w:line="440" w:lineRule="exact"/>
         <w:rPr>
-          <w:rFonts w:hint="eastAsia"/>
           <w:b/>
           <w:bCs/>
           <w:szCs w:val="24"/>
@@ -5857,12 +5894,21 @@
           <w:szCs w:val="21"/>
         </w:rPr>
       </w:pPr>
-      <w:r>
-        <w:rPr>
-          <w:sz w:val="21"/>
-          <w:szCs w:val="21"/>
-        </w:rPr>
-        <w:t>A illustration of the Re-NIA framework</w:t>
+      <w:proofErr w:type="gramStart"/>
+      <w:r>
+        <w:rPr>
+          <w:sz w:val="21"/>
+          <w:szCs w:val="21"/>
+        </w:rPr>
+        <w:t>A</w:t>
+      </w:r>
+      <w:proofErr w:type="gramEnd"/>
+      <w:r>
+        <w:rPr>
+          <w:sz w:val="21"/>
+          <w:szCs w:val="21"/>
+        </w:rPr>
+        <w:t xml:space="preserve"> illustration of the Re-NIA framework</w:t>
       </w:r>
       <w:r>
         <w:t xml:space="preserve"> </w:t>
@@ -6719,7 +6765,23 @@
           <w:sz w:val="21"/>
           <w:szCs w:val="21"/>
         </w:rPr>
-        <w:t xml:space="preserve"> is a learnable weight matrix used for linear transformation. </w:t>
+        <w:t xml:space="preserve"> is a learnable weight matrix used for linear </w:t>
+      </w:r>
+      <w:proofErr w:type="gramStart"/>
+      <w:r>
+        <w:rPr>
+          <w:sz w:val="21"/>
+          <w:szCs w:val="21"/>
+        </w:rPr>
+        <w:t>transformation.</w:t>
+      </w:r>
+      <w:proofErr w:type="gramEnd"/>
+      <w:r>
+        <w:rPr>
+          <w:sz w:val="21"/>
+          <w:szCs w:val="21"/>
+        </w:rPr>
+        <w:t xml:space="preserve"> </w:t>
       </w:r>
       <m:oMath>
         <m:r>
@@ -9007,7 +9069,23 @@
           <w:sz w:val="21"/>
           <w:szCs w:val="21"/>
         </w:rPr>
-        <w:t xml:space="preserve"> is a learnable parameter matrix that adjusts sensitivity to different redundant dimensions. The objective is to penalize highly correlated dimensions, thereby enhancing feature expressiveness.</w:t>
+        <w:t xml:space="preserve"> is a learnable parameter matrix that adjusts sensitivity to different redundant dimensions. The objective is to penalize highly correlated dimensions, thereby enhanc</w:t>
+      </w:r>
+      <w:proofErr w:type="spellStart"/>
+      <w:r>
+        <w:rPr>
+          <w:sz w:val="21"/>
+          <w:szCs w:val="21"/>
+        </w:rPr>
+        <w:t>ing</w:t>
+      </w:r>
+      <w:proofErr w:type="spellEnd"/>
+      <w:r>
+        <w:rPr>
+          <w:sz w:val="21"/>
+          <w:szCs w:val="21"/>
+        </w:rPr>
+        <w:t xml:space="preserve"> feature expressiveness.</w:t>
       </w:r>
     </w:p>
     <w:p>
@@ -14376,7 +14454,23 @@
           <w:sz w:val="21"/>
           <w:szCs w:val="21"/>
         </w:rPr>
-        <w:t xml:space="preserve">. To alleviate the vanishing gradient problem, we introduce a residual structure in the prediction phase by fusing the final node feature </w:t>
+        <w:t>. To alleviate the vanishing gradient problem, we introduce a residual structure in the prediction phase by fusing the f</w:t>
+      </w:r>
+      <w:proofErr w:type="spellStart"/>
+      <w:r>
+        <w:rPr>
+          <w:sz w:val="21"/>
+          <w:szCs w:val="21"/>
+        </w:rPr>
+        <w:t>inal</w:t>
+      </w:r>
+      <w:proofErr w:type="spellEnd"/>
+      <w:r>
+        <w:rPr>
+          <w:sz w:val="21"/>
+          <w:szCs w:val="21"/>
+        </w:rPr>
+        <w:t xml:space="preserve"> node feature </w:t>
       </w:r>
       <m:oMath>
         <m:sSubSup>
@@ -16543,7 +16637,25 @@
           <w:sz w:val="21"/>
           <w:szCs w:val="21"/>
         </w:rPr>
-        <w:t xml:space="preserve"> and the disease index </w:t>
+        <w:t xml:space="preserve"> a</w:t>
+      </w:r>
+      <w:proofErr w:type="spellStart"/>
+      <w:r>
+        <w:rPr>
+          <w:rFonts w:hint="eastAsia"/>
+          <w:sz w:val="21"/>
+          <w:szCs w:val="21"/>
+        </w:rPr>
+        <w:t>nd</w:t>
+      </w:r>
+      <w:proofErr w:type="spellEnd"/>
+      <w:r>
+        <w:rPr>
+          <w:rFonts w:hint="eastAsia"/>
+          <w:sz w:val="21"/>
+          <w:szCs w:val="21"/>
+        </w:rPr>
+        <w:t xml:space="preserve"> the disease index </w:t>
       </w:r>
       <m:oMath>
         <m:sSub>
@@ -17208,12 +17320,21 @@
         </w:rPr>
         <w:t>, and com</w:t>
       </w:r>
-      <w:r>
-        <w:rPr>
-          <w:sz w:val="21"/>
-          <w:szCs w:val="21"/>
-        </w:rPr>
-        <w:t>pute the prediction scores:</w:t>
+      <w:proofErr w:type="spellStart"/>
+      <w:r>
+        <w:rPr>
+          <w:sz w:val="21"/>
+          <w:szCs w:val="21"/>
+        </w:rPr>
+        <w:t>pute</w:t>
+      </w:r>
+      <w:proofErr w:type="spellEnd"/>
+      <w:r>
+        <w:rPr>
+          <w:sz w:val="21"/>
+          <w:szCs w:val="21"/>
+        </w:rPr>
+        <w:t xml:space="preserve"> the prediction scores:</w:t>
       </w:r>
     </w:p>
     <w:p>
@@ -17749,12 +17870,21 @@
         </w:rPr>
         <w:t>model, where each row indicates the predicted probability of an associ</w:t>
       </w:r>
-      <w:r>
-        <w:rPr>
-          <w:sz w:val="21"/>
-          <w:szCs w:val="21"/>
-        </w:rPr>
-        <w:t>ation between a given miRNA and disease pair.</w:t>
+      <w:proofErr w:type="spellStart"/>
+      <w:r>
+        <w:rPr>
+          <w:sz w:val="21"/>
+          <w:szCs w:val="21"/>
+        </w:rPr>
+        <w:t>ation</w:t>
+      </w:r>
+      <w:proofErr w:type="spellEnd"/>
+      <w:r>
+        <w:rPr>
+          <w:sz w:val="21"/>
+          <w:szCs w:val="21"/>
+        </w:rPr>
+        <w:t xml:space="preserve"> between a given miRNA and disease pair.</w:t>
       </w:r>
     </w:p>
     <w:p>
@@ -22295,13 +22425,41 @@
         </w:rPr>
         <w:t xml:space="preserve"> is a sma</w:t>
       </w:r>
+      <w:proofErr w:type="spellStart"/>
       <w:r>
         <w:rPr>
           <w:rFonts w:hint="eastAsia"/>
           <w:sz w:val="21"/>
           <w:szCs w:val="21"/>
         </w:rPr>
-        <w:t xml:space="preserve">ll constant introduced to prevent division by zero. Since </w:t>
+        <w:t>ll</w:t>
+      </w:r>
+      <w:proofErr w:type="spellEnd"/>
+      <w:r>
+        <w:rPr>
+          <w:rFonts w:hint="eastAsia"/>
+          <w:sz w:val="21"/>
+          <w:szCs w:val="21"/>
+        </w:rPr>
+        <w:t xml:space="preserve"> constant introduced to prevent division by </w:t>
+      </w:r>
+      <w:proofErr w:type="gramStart"/>
+      <w:r>
+        <w:rPr>
+          <w:rFonts w:hint="eastAsia"/>
+          <w:sz w:val="21"/>
+          <w:szCs w:val="21"/>
+        </w:rPr>
+        <w:t>zero.</w:t>
+      </w:r>
+      <w:proofErr w:type="gramEnd"/>
+      <w:r>
+        <w:rPr>
+          <w:rFonts w:hint="eastAsia"/>
+          <w:sz w:val="21"/>
+          <w:szCs w:val="21"/>
+        </w:rPr>
+        <w:t xml:space="preserve"> Since </w:t>
       </w:r>
       <m:oMath>
         <m:r>
@@ -22825,7 +22983,23 @@
           <w:sz w:val="21"/>
           <w:szCs w:val="21"/>
         </w:rPr>
-        <w:t xml:space="preserve"> obtained from the previous step. This subgraph consists of miRNA</w:t>
+        <w:t xml:space="preserve"> obtained from the prev</w:t>
+      </w:r>
+      <w:proofErr w:type="spellStart"/>
+      <w:r>
+        <w:rPr>
+          <w:sz w:val="21"/>
+          <w:szCs w:val="21"/>
+        </w:rPr>
+        <w:t>ious</w:t>
+      </w:r>
+      <w:proofErr w:type="spellEnd"/>
+      <w:r>
+        <w:rPr>
+          <w:sz w:val="21"/>
+          <w:szCs w:val="21"/>
+        </w:rPr>
+        <w:t xml:space="preserve"> step. This subgraph consists of miRNA</w:t>
       </w:r>
       <w:r>
         <w:rPr>
@@ -22943,7 +23117,23 @@
           <w:sz w:val="21"/>
           <w:szCs w:val="21"/>
         </w:rPr>
-        <w:t xml:space="preserve"> on the unstable subgraph </w:t>
+        <w:t xml:space="preserve"> on the unstable s</w:t>
+      </w:r>
+      <w:proofErr w:type="spellStart"/>
+      <w:r>
+        <w:rPr>
+          <w:sz w:val="21"/>
+          <w:szCs w:val="21"/>
+        </w:rPr>
+        <w:t>ubgraph</w:t>
+      </w:r>
+      <w:proofErr w:type="spellEnd"/>
+      <w:r>
+        <w:rPr>
+          <w:sz w:val="21"/>
+          <w:szCs w:val="21"/>
+        </w:rPr>
+        <w:t xml:space="preserve"> </w:t>
       </w:r>
       <m:oMath>
         <m:sSub>
@@ -25012,34 +25202,6 @@
             <w:pPr>
               <w:spacing w:line="280" w:lineRule="exact"/>
               <w:rPr>
-                <w:rFonts w:cstheme="minorBidi" w:hint="eastAsia"/>
-                <w:b/>
-                <w:bCs/>
-                <w:kern w:val="2"/>
-                <w:sz w:val="18"/>
-                <w:szCs w:val="18"/>
-              </w:rPr>
-            </w:pPr>
-            <w:r>
-              <w:rPr>
-                <w:rFonts w:cstheme="minorBidi"/>
-                <w:kern w:val="2"/>
-                <w:sz w:val="18"/>
-                <w:szCs w:val="18"/>
-              </w:rPr>
-              <w:t>5</w:t>
-            </w:r>
-            <w:r>
-              <w:rPr>
-                <w:rFonts w:cstheme="minorBidi"/>
-                <w:kern w:val="2"/>
-                <w:sz w:val="18"/>
-                <w:szCs w:val="18"/>
-              </w:rPr>
-              <w:t xml:space="preserve">   </w:t>
-            </w:r>
-            <w:r>
-              <w:rPr>
                 <w:rFonts w:cstheme="minorBidi"/>
                 <w:b/>
                 <w:bCs/>
@@ -25047,8 +25209,26 @@
                 <w:sz w:val="18"/>
                 <w:szCs w:val="18"/>
               </w:rPr>
-              <w:t>e</w:t>
-            </w:r>
+            </w:pPr>
+            <w:r>
+              <w:rPr>
+                <w:rFonts w:cstheme="minorBidi"/>
+                <w:kern w:val="2"/>
+                <w:sz w:val="18"/>
+                <w:szCs w:val="18"/>
+              </w:rPr>
+              <w:t>5</w:t>
+            </w:r>
+            <w:r>
+              <w:rPr>
+                <w:rFonts w:cstheme="minorBidi"/>
+                <w:kern w:val="2"/>
+                <w:sz w:val="18"/>
+                <w:szCs w:val="18"/>
+              </w:rPr>
+              <w:t xml:space="preserve">   </w:t>
+            </w:r>
+            <w:proofErr w:type="gramStart"/>
             <w:r>
               <w:rPr>
                 <w:rFonts w:cstheme="minorBidi"/>
@@ -25058,8 +25238,20 @@
                 <w:sz w:val="18"/>
                 <w:szCs w:val="18"/>
               </w:rPr>
+              <w:t>e</w:t>
+            </w:r>
+            <w:r>
+              <w:rPr>
+                <w:rFonts w:cstheme="minorBidi"/>
+                <w:b/>
+                <w:bCs/>
+                <w:kern w:val="2"/>
+                <w:sz w:val="18"/>
+                <w:szCs w:val="18"/>
+              </w:rPr>
               <w:t>nd</w:t>
             </w:r>
+            <w:proofErr w:type="gramEnd"/>
           </w:p>
           <w:p>
             <w:pPr>
@@ -26439,6 +26631,7 @@
               </w:rPr>
               <w:t xml:space="preserve">  </w:t>
             </w:r>
+            <w:proofErr w:type="gramStart"/>
             <w:r>
               <w:rPr>
                 <w:rFonts w:cstheme="minorBidi"/>
@@ -26450,6 +26643,7 @@
               </w:rPr>
               <w:t>end</w:t>
             </w:r>
+            <w:proofErr w:type="gramEnd"/>
           </w:p>
           <w:p>
             <w:pPr>
@@ -26735,7 +26929,39 @@
           <w:sz w:val="21"/>
           <w:szCs w:val="21"/>
         </w:rPr>
-        <w:t xml:space="preserve">The Re-NIA model is implemented using Pytorch Geometric (PyG), a framework specifically designed for the efficient construction and training of graph neural networks. Additionally, Deep Graph Library (DGL) is also utilized for certain graph structure construction and processing tasks. Re-NIA adopts five-fold cross-validation, where each fold </w:t>
+        <w:t xml:space="preserve">The Re-NIA model is implemented using </w:t>
+      </w:r>
+      <w:proofErr w:type="spellStart"/>
+      <w:r>
+        <w:rPr>
+          <w:sz w:val="21"/>
+          <w:szCs w:val="21"/>
+        </w:rPr>
+        <w:t>Pytorch</w:t>
+      </w:r>
+      <w:proofErr w:type="spellEnd"/>
+      <w:r>
+        <w:rPr>
+          <w:sz w:val="21"/>
+          <w:szCs w:val="21"/>
+        </w:rPr>
+        <w:t xml:space="preserve"> Geometric (</w:t>
+      </w:r>
+      <w:proofErr w:type="spellStart"/>
+      <w:r>
+        <w:rPr>
+          <w:sz w:val="21"/>
+          <w:szCs w:val="21"/>
+        </w:rPr>
+        <w:t>PyG</w:t>
+      </w:r>
+      <w:proofErr w:type="spellEnd"/>
+      <w:r>
+        <w:rPr>
+          <w:sz w:val="21"/>
+          <w:szCs w:val="21"/>
+        </w:rPr>
+        <w:t xml:space="preserve">), a framework specifically designed for the efficient construction and training of graph neural networks. Additionally, Deep Graph Library (DGL) is also utilized for certain graph structure construction and processing tasks. Re-NIA adopts five-fold cross-validation, where each fold </w:t>
       </w:r>
       <w:r>
         <w:rPr>
@@ -26760,7 +26986,23 @@
           <w:sz w:val="21"/>
           <w:szCs w:val="21"/>
         </w:rPr>
-        <w:t xml:space="preserve"> epochs, followed by the re-learning phase. During the relearning phase, an early stopping strategy is applied</w:t>
+        <w:t xml:space="preserve"> epochs, followed by the re-learning phase. During the relearning phase, an e</w:t>
+      </w:r>
+      <w:proofErr w:type="spellStart"/>
+      <w:r>
+        <w:rPr>
+          <w:sz w:val="21"/>
+          <w:szCs w:val="21"/>
+        </w:rPr>
+        <w:t>arly</w:t>
+      </w:r>
+      <w:proofErr w:type="spellEnd"/>
+      <w:r>
+        <w:rPr>
+          <w:sz w:val="21"/>
+          <w:szCs w:val="21"/>
+        </w:rPr>
+        <w:t xml:space="preserve"> stopping strategy is applied</w:t>
       </w:r>
       <w:r>
         <w:rPr>
@@ -28995,6 +29237,7 @@
           <w:szCs w:val="21"/>
         </w:rPr>
       </w:pPr>
+      <w:proofErr w:type="spellStart"/>
       <w:r>
         <w:rPr>
           <w:b/>
@@ -29004,6 +29247,7 @@
         </w:rPr>
         <w:t>DARSFormer</w:t>
       </w:r>
+      <w:proofErr w:type="spellEnd"/>
       <w:r>
         <w:rPr>
           <w:b/>
@@ -29300,7 +29544,23 @@
           <w:sz w:val="21"/>
           <w:szCs w:val="21"/>
         </w:rPr>
-        <w:t>: Proposes an heterogeneous graph attention network that employs multi-head mechanisms to fuse neighbor structures and node attributes for embedding</w:t>
+        <w:t xml:space="preserve">: Proposes </w:t>
+      </w:r>
+      <w:proofErr w:type="gramStart"/>
+      <w:r>
+        <w:rPr>
+          <w:sz w:val="21"/>
+          <w:szCs w:val="21"/>
+        </w:rPr>
+        <w:t>an</w:t>
+      </w:r>
+      <w:proofErr w:type="gramEnd"/>
+      <w:r>
+        <w:rPr>
+          <w:sz w:val="21"/>
+          <w:szCs w:val="21"/>
+        </w:rPr>
+        <w:t xml:space="preserve"> heterogeneous graph attention network that employs multi-head mechanisms to fuse neighbor structures and node attributes for embedding</w:t>
       </w:r>
     </w:p>
     <w:p>
@@ -29308,7 +29568,6 @@
         <w:spacing w:line="240" w:lineRule="auto"/>
         <w:ind w:firstLineChars="200" w:firstLine="420"/>
         <w:rPr>
-          <w:rFonts w:hint="eastAsia"/>
           <w:sz w:val="21"/>
           <w:szCs w:val="21"/>
         </w:rPr>
@@ -29434,14 +29693,7 @@
           <w:sz w:val="18"/>
           <w:szCs w:val="18"/>
         </w:rPr>
-        <w:t>ROC</w:t>
-      </w:r>
-      <w:r>
-        <w:rPr>
-          <w:sz w:val="18"/>
-          <w:szCs w:val="18"/>
-        </w:rPr>
-        <w:t xml:space="preserve"> and P-R </w:t>
+        <w:t xml:space="preserve">ROC and P-R </w:t>
       </w:r>
       <w:r>
         <w:rPr>
@@ -29881,6 +30133,7 @@
                 <w:szCs w:val="21"/>
               </w:rPr>
             </w:pPr>
+            <w:proofErr w:type="spellStart"/>
             <w:r>
               <w:rPr>
                 <w:sz w:val="21"/>
@@ -29888,6 +30141,7 @@
               </w:rPr>
               <w:t>DARSFormer</w:t>
             </w:r>
+            <w:proofErr w:type="spellEnd"/>
           </w:p>
         </w:tc>
         <w:tc>
@@ -31326,9 +31580,6 @@
     </w:tbl>
     <w:p>
       <w:pPr>
-        <w:rPr>
-          <w:rFonts w:hint="eastAsia"/>
-        </w:rPr>
         <w:sectPr>
           <w:type w:val="continuous"/>
           <w:pgSz w:w="11906" w:h="16838" w:code="9"/>
@@ -31717,7 +31968,23 @@
           <w:sz w:val="21"/>
           <w:szCs w:val="21"/>
         </w:rPr>
-        <w:t>: Stacks autoencoders to extract latent features of miRNAs and diseases, fuses similarity information to construct feature vectors, and uses XGBoost for final prediction.</w:t>
+        <w:t xml:space="preserve">: Stacks autoencoders to extract latent features of miRNAs and diseases, fuses similarity information to construct feature vectors, and uses </w:t>
+      </w:r>
+      <w:proofErr w:type="spellStart"/>
+      <w:r>
+        <w:rPr>
+          <w:sz w:val="21"/>
+          <w:szCs w:val="21"/>
+        </w:rPr>
+        <w:t>XGBoost</w:t>
+      </w:r>
+      <w:proofErr w:type="spellEnd"/>
+      <w:r>
+        <w:rPr>
+          <w:sz w:val="21"/>
+          <w:szCs w:val="21"/>
+        </w:rPr>
+        <w:t xml:space="preserve"> for final prediction.</w:t>
       </w:r>
     </w:p>
     <w:p>
@@ -32120,7 +32387,6 @@
         <w:spacing w:line="240" w:lineRule="auto"/>
         <w:ind w:firstLineChars="200" w:firstLine="420"/>
         <w:rPr>
-          <w:rFonts w:hint="eastAsia"/>
           <w:sz w:val="21"/>
           <w:szCs w:val="21"/>
         </w:rPr>
@@ -33106,7 +33372,23 @@
           <w:sz w:val="21"/>
           <w:szCs w:val="21"/>
         </w:rPr>
-        <w:t xml:space="preserve"> causes performance even slightly degrade, possibly because excessive pretraining leads</w:t>
+        <w:t xml:space="preserve"> causes performance even slightly </w:t>
+      </w:r>
+      <w:proofErr w:type="gramStart"/>
+      <w:r>
+        <w:rPr>
+          <w:sz w:val="21"/>
+          <w:szCs w:val="21"/>
+        </w:rPr>
+        <w:t>degrade</w:t>
+      </w:r>
+      <w:proofErr w:type="gramEnd"/>
+      <w:r>
+        <w:rPr>
+          <w:sz w:val="21"/>
+          <w:szCs w:val="21"/>
+        </w:rPr>
+        <w:t>, possibly because excessive pretraining leads</w:t>
       </w:r>
     </w:p>
     <w:p>
@@ -34343,7 +34625,23 @@
           <w:sz w:val="21"/>
           <w:szCs w:val="21"/>
         </w:rPr>
-        <w:t xml:space="preserve"> value remains relatively low; however, the presence of long, continuous instability intervals significantly increase this value, effectively reflecting the degree of temporal prediction inconsistency.</w:t>
+        <w:t xml:space="preserve"> value remains relatively low; however, the presence of long, continuous instability intervals significantly increase this value, effectively reflecting the degree of temporal p</w:t>
+      </w:r>
+      <w:proofErr w:type="spellStart"/>
+      <w:r>
+        <w:rPr>
+          <w:sz w:val="21"/>
+          <w:szCs w:val="21"/>
+        </w:rPr>
+        <w:t>rediction</w:t>
+      </w:r>
+      <w:proofErr w:type="spellEnd"/>
+      <w:r>
+        <w:rPr>
+          <w:sz w:val="21"/>
+          <w:szCs w:val="21"/>
+        </w:rPr>
+        <w:t xml:space="preserve"> inconsistency.</w:t>
       </w:r>
       <w:r>
         <w:rPr>
@@ -34383,6 +34681,7 @@
         </w:rPr>
         <w:t xml:space="preserve"> for t</w:t>
       </w:r>
+      <w:proofErr w:type="spellStart"/>
       <w:r>
         <w:rPr>
           <w:sz w:val="21"/>
@@ -34390,6 +34689,7 @@
         </w:rPr>
         <w:t>hree</w:t>
       </w:r>
+      <w:proofErr w:type="spellEnd"/>
       <w:r>
         <w:rPr>
           <w:sz w:val="21"/>
@@ -34586,7 +34886,23 @@
           <w:sz w:val="21"/>
           <w:szCs w:val="21"/>
         </w:rPr>
-        <w:t xml:space="preserve"> among all models, indicating significantly reduced prediction fluctuation and enhanced stability. This validates the effectiveness of our relearning strategy guided by unstable associations, which mitigates the inherent instability issues in GNN-based MDA prediction tasks.</w:t>
+        <w:t xml:space="preserve"> among all models, indicating significantly reduced prediction fluctuation and enhanced stability. This validates the effec</w:t>
+      </w:r>
+      <w:proofErr w:type="spellStart"/>
+      <w:r>
+        <w:rPr>
+          <w:sz w:val="21"/>
+          <w:szCs w:val="21"/>
+        </w:rPr>
+        <w:t>tiveness</w:t>
+      </w:r>
+      <w:proofErr w:type="spellEnd"/>
+      <w:r>
+        <w:rPr>
+          <w:sz w:val="21"/>
+          <w:szCs w:val="21"/>
+        </w:rPr>
+        <w:t xml:space="preserve"> of our relearning strategy guided by unstable associations, which mitigates the inherent instability issues in GNN-based MDA prediction tasks.</w:t>
       </w:r>
     </w:p>
     <w:p>
@@ -34602,15 +34918,14 @@
       <w:r>
         <w:rPr>
           <w:rFonts w:eastAsia="宋体"/>
-          <w:noProof/>
           <w:sz w:val="21"/>
           <w:szCs w:val="21"/>
         </w:rPr>
         <w:drawing>
-          <wp:inline distT="0" distB="0" distL="0" distR="0" wp14:anchorId="18404FEC" wp14:editId="104C0AAA">
-            <wp:extent cx="3114000" cy="2336400"/>
-            <wp:effectExtent l="0" t="0" r="0" b="6985"/>
-            <wp:docPr id="6" name="图片 6"/>
+          <wp:inline distT="0" distB="0" distL="0" distR="0" wp14:anchorId="71653288" wp14:editId="10886E79">
+            <wp:extent cx="3256915" cy="2442845"/>
+            <wp:effectExtent l="0" t="0" r="635" b="0"/>
+            <wp:docPr id="3" name="图片 3"/>
             <wp:cNvGraphicFramePr>
               <a:graphicFrameLocks xmlns:a="http://schemas.openxmlformats.org/drawingml/2006/main" noChangeAspect="1"/>
             </wp:cNvGraphicFramePr>
@@ -34630,7 +34945,7 @@
                   <pic:spPr>
                     <a:xfrm>
                       <a:off x="0" y="0"/>
-                      <a:ext cx="3114000" cy="2336400"/>
+                      <a:ext cx="3256915" cy="2442845"/>
                     </a:xfrm>
                     <a:prstGeom prst="rect">
                       <a:avLst/>
@@ -34823,7 +35138,23 @@
           <w:sz w:val="21"/>
           <w:szCs w:val="21"/>
         </w:rPr>
-        <w:t xml:space="preserve"> were selected as the target diseases. First, we adjusted the training and testing datasets: all edges connecting the target disease to miRNAs were assigned to the testing set, while the remaining edges were used for training. Based on this setup, the Re-NIA model was trained. After training, Re-NIA was used to generate prediction scores for the specific disease–miRNA associations, which were then ranked in descending order. The predicted results were subsequently validated using the dbDEMC and miR2Disease databases</w:t>
+        <w:t xml:space="preserve"> were selected as the target diseases. First, we adjusted the training and testing datasets: all edges connecting the target disease to miRNAs were assigned to the testing set, while the remaining edges were used for training. Based on this setup, the Re-NIA model was trained. After training, Re-NIA was used to generate prediction scores for the specific disease–miRNA associations, which were then ranked in descending order. The predicted results were subsequently validated using the </w:t>
+      </w:r>
+      <w:proofErr w:type="spellStart"/>
+      <w:r>
+        <w:rPr>
+          <w:sz w:val="21"/>
+          <w:szCs w:val="21"/>
+        </w:rPr>
+        <w:t>dbDEMC</w:t>
+      </w:r>
+      <w:proofErr w:type="spellEnd"/>
+      <w:r>
+        <w:rPr>
+          <w:sz w:val="21"/>
+          <w:szCs w:val="21"/>
+        </w:rPr>
+        <w:t xml:space="preserve"> and miR2Disease databases</w:t>
       </w:r>
       <w:r>
         <w:rPr>
@@ -35121,7 +35452,15 @@
           <w:sz w:val="21"/>
           <w:szCs w:val="21"/>
         </w:rPr>
-        <w:t xml:space="preserve">0 miRNAs predicted by Re-NIA to be associated with lymphoma, </w:t>
+        <w:t>0 miRNAs predicted by Re-</w:t>
+      </w:r>
+      <w:r>
+        <w:rPr>
+          <w:sz w:val="21"/>
+          <w:szCs w:val="21"/>
+        </w:rPr>
+        <w:lastRenderedPageBreak/>
+        <w:t xml:space="preserve">NIA to be associated with lymphoma, </w:t>
       </w:r>
       <w:r>
         <w:rPr>
@@ -35135,15 +35474,23 @@
           <w:sz w:val="21"/>
           <w:szCs w:val="21"/>
         </w:rPr>
-        <w:t xml:space="preserve"> were validated by </w:t>
-      </w:r>
-      <w:r>
-        <w:rPr>
-          <w:sz w:val="21"/>
-          <w:szCs w:val="21"/>
-        </w:rPr>
-        <w:lastRenderedPageBreak/>
-        <w:t>the dbDEMC and miR2Disease databases.</w:t>
+        <w:t xml:space="preserve"> were validated by the </w:t>
+      </w:r>
+      <w:proofErr w:type="spellStart"/>
+      <w:r>
+        <w:rPr>
+          <w:sz w:val="21"/>
+          <w:szCs w:val="21"/>
+        </w:rPr>
+        <w:t>dbDEMC</w:t>
+      </w:r>
+      <w:proofErr w:type="spellEnd"/>
+      <w:r>
+        <w:rPr>
+          <w:sz w:val="21"/>
+          <w:szCs w:val="21"/>
+        </w:rPr>
+        <w:t xml:space="preserve"> and miR2Disease databases.</w:t>
       </w:r>
     </w:p>
     <w:p>
@@ -35437,8 +35784,17 @@
           <w:sz w:val="21"/>
           <w:szCs w:val="21"/>
         </w:rPr>
-        <w:t xml:space="preserve"> were validated by the dbDEMC</w:t>
-      </w:r>
+        <w:t xml:space="preserve"> were validated by the </w:t>
+      </w:r>
+      <w:proofErr w:type="spellStart"/>
+      <w:r>
+        <w:rPr>
+          <w:sz w:val="21"/>
+          <w:szCs w:val="21"/>
+        </w:rPr>
+        <w:t>dbDEMC</w:t>
+      </w:r>
+      <w:proofErr w:type="spellEnd"/>
       <w:r>
         <w:rPr>
           <w:sz w:val="21"/>
@@ -35638,7 +35994,23 @@
           <w:sz w:val="21"/>
           <w:szCs w:val="21"/>
         </w:rPr>
-        <w:t>0 miRNAs predicted to be associated with prostate cancer were validated by the dbDEMC and miR2Disease databases.</w:t>
+        <w:t xml:space="preserve">0 miRNAs predicted to be associated with prostate cancer were validated by the </w:t>
+      </w:r>
+      <w:proofErr w:type="spellStart"/>
+      <w:r>
+        <w:rPr>
+          <w:sz w:val="21"/>
+          <w:szCs w:val="21"/>
+        </w:rPr>
+        <w:t>dbDEMC</w:t>
+      </w:r>
+      <w:proofErr w:type="spellEnd"/>
+      <w:r>
+        <w:rPr>
+          <w:sz w:val="21"/>
+          <w:szCs w:val="21"/>
+        </w:rPr>
+        <w:t xml:space="preserve"> and miR2Disease databases.</w:t>
       </w:r>
     </w:p>
     <w:p>
@@ -36205,6 +36577,7 @@
                 <w:szCs w:val="18"/>
               </w:rPr>
             </w:pPr>
+            <w:proofErr w:type="spellStart"/>
             <w:r>
               <w:rPr>
                 <w:sz w:val="18"/>
@@ -36212,6 +36585,7 @@
               </w:rPr>
               <w:t>dbDEMC</w:t>
             </w:r>
+            <w:proofErr w:type="spellEnd"/>
           </w:p>
         </w:tc>
         <w:tc>
@@ -36251,6 +36625,7 @@
                 <w:szCs w:val="18"/>
               </w:rPr>
             </w:pPr>
+            <w:proofErr w:type="spellStart"/>
             <w:r>
               <w:rPr>
                 <w:sz w:val="18"/>
@@ -36258,6 +36633,7 @@
               </w:rPr>
               <w:t>dbDEMC</w:t>
             </w:r>
+            <w:proofErr w:type="spellEnd"/>
           </w:p>
         </w:tc>
       </w:tr>
@@ -36303,6 +36679,7 @@
                 <w:szCs w:val="18"/>
               </w:rPr>
             </w:pPr>
+            <w:proofErr w:type="spellStart"/>
             <w:r>
               <w:rPr>
                 <w:sz w:val="18"/>
@@ -36310,6 +36687,7 @@
               </w:rPr>
               <w:t>dbDEMC</w:t>
             </w:r>
+            <w:proofErr w:type="spellEnd"/>
           </w:p>
         </w:tc>
         <w:tc>
@@ -36349,6 +36727,7 @@
                 <w:szCs w:val="18"/>
               </w:rPr>
             </w:pPr>
+            <w:proofErr w:type="spellStart"/>
             <w:r>
               <w:rPr>
                 <w:sz w:val="18"/>
@@ -36356,6 +36735,7 @@
               </w:rPr>
               <w:t>dbDEMC</w:t>
             </w:r>
+            <w:proofErr w:type="spellEnd"/>
           </w:p>
         </w:tc>
       </w:tr>
@@ -36401,12 +36781,21 @@
                 <w:szCs w:val="18"/>
               </w:rPr>
             </w:pPr>
-            <w:r>
-              <w:rPr>
-                <w:sz w:val="18"/>
-                <w:szCs w:val="18"/>
-              </w:rPr>
-              <w:t>dbDEMC and miR2Disease</w:t>
+            <w:proofErr w:type="spellStart"/>
+            <w:r>
+              <w:rPr>
+                <w:sz w:val="18"/>
+                <w:szCs w:val="18"/>
+              </w:rPr>
+              <w:t>dbDEMC</w:t>
+            </w:r>
+            <w:proofErr w:type="spellEnd"/>
+            <w:r>
+              <w:rPr>
+                <w:sz w:val="18"/>
+                <w:szCs w:val="18"/>
+              </w:rPr>
+              <w:t xml:space="preserve"> and miR2Disease</w:t>
             </w:r>
           </w:p>
         </w:tc>
@@ -36447,6 +36836,7 @@
                 <w:szCs w:val="18"/>
               </w:rPr>
             </w:pPr>
+            <w:proofErr w:type="spellStart"/>
             <w:r>
               <w:rPr>
                 <w:sz w:val="18"/>
@@ -36454,6 +36844,7 @@
               </w:rPr>
               <w:t>dbDEMC</w:t>
             </w:r>
+            <w:proofErr w:type="spellEnd"/>
           </w:p>
         </w:tc>
       </w:tr>
@@ -36545,6 +36936,7 @@
                 <w:szCs w:val="18"/>
               </w:rPr>
             </w:pPr>
+            <w:proofErr w:type="spellStart"/>
             <w:r>
               <w:rPr>
                 <w:sz w:val="18"/>
@@ -36552,6 +36944,7 @@
               </w:rPr>
               <w:t>dbDEMC</w:t>
             </w:r>
+            <w:proofErr w:type="spellEnd"/>
           </w:p>
         </w:tc>
       </w:tr>
@@ -36597,6 +36990,7 @@
                 <w:szCs w:val="18"/>
               </w:rPr>
             </w:pPr>
+            <w:proofErr w:type="spellStart"/>
             <w:r>
               <w:rPr>
                 <w:sz w:val="18"/>
@@ -36604,6 +36998,7 @@
               </w:rPr>
               <w:t>dbDEMC</w:t>
             </w:r>
+            <w:proofErr w:type="spellEnd"/>
           </w:p>
         </w:tc>
         <w:tc>
@@ -36643,6 +37038,7 @@
                 <w:szCs w:val="18"/>
               </w:rPr>
             </w:pPr>
+            <w:proofErr w:type="spellStart"/>
             <w:r>
               <w:rPr>
                 <w:sz w:val="18"/>
@@ -36650,6 +37046,7 @@
               </w:rPr>
               <w:t>dbDEMC</w:t>
             </w:r>
+            <w:proofErr w:type="spellEnd"/>
           </w:p>
         </w:tc>
       </w:tr>
@@ -36695,12 +37092,21 @@
                 <w:szCs w:val="18"/>
               </w:rPr>
             </w:pPr>
-            <w:r>
-              <w:rPr>
-                <w:sz w:val="18"/>
-                <w:szCs w:val="18"/>
-              </w:rPr>
-              <w:t>dbDEMC and miR2Disease</w:t>
+            <w:proofErr w:type="spellStart"/>
+            <w:r>
+              <w:rPr>
+                <w:sz w:val="18"/>
+                <w:szCs w:val="18"/>
+              </w:rPr>
+              <w:t>dbDEMC</w:t>
+            </w:r>
+            <w:proofErr w:type="spellEnd"/>
+            <w:r>
+              <w:rPr>
+                <w:sz w:val="18"/>
+                <w:szCs w:val="18"/>
+              </w:rPr>
+              <w:t xml:space="preserve"> and miR2Disease</w:t>
             </w:r>
           </w:p>
         </w:tc>
@@ -36741,6 +37147,7 @@
                 <w:szCs w:val="18"/>
               </w:rPr>
             </w:pPr>
+            <w:proofErr w:type="spellStart"/>
             <w:r>
               <w:rPr>
                 <w:sz w:val="18"/>
@@ -36748,6 +37155,7 @@
               </w:rPr>
               <w:t>dbDEMC</w:t>
             </w:r>
+            <w:proofErr w:type="spellEnd"/>
           </w:p>
         </w:tc>
       </w:tr>
@@ -36793,6 +37201,7 @@
                 <w:szCs w:val="18"/>
               </w:rPr>
             </w:pPr>
+            <w:proofErr w:type="spellStart"/>
             <w:r>
               <w:rPr>
                 <w:sz w:val="18"/>
@@ -36800,6 +37209,7 @@
               </w:rPr>
               <w:t>dbDEMC</w:t>
             </w:r>
+            <w:proofErr w:type="spellEnd"/>
           </w:p>
         </w:tc>
         <w:tc>
@@ -36839,6 +37249,7 @@
                 <w:szCs w:val="18"/>
               </w:rPr>
             </w:pPr>
+            <w:proofErr w:type="spellStart"/>
             <w:r>
               <w:rPr>
                 <w:sz w:val="18"/>
@@ -36846,6 +37257,7 @@
               </w:rPr>
               <w:t>dbDEMC</w:t>
             </w:r>
+            <w:proofErr w:type="spellEnd"/>
           </w:p>
         </w:tc>
       </w:tr>
@@ -36891,6 +37303,7 @@
                 <w:szCs w:val="18"/>
               </w:rPr>
             </w:pPr>
+            <w:proofErr w:type="spellStart"/>
             <w:r>
               <w:rPr>
                 <w:sz w:val="18"/>
@@ -36898,6 +37311,7 @@
               </w:rPr>
               <w:t>dbDEMC</w:t>
             </w:r>
+            <w:proofErr w:type="spellEnd"/>
           </w:p>
         </w:tc>
         <w:tc>
@@ -36937,6 +37351,7 @@
                 <w:szCs w:val="18"/>
               </w:rPr>
             </w:pPr>
+            <w:proofErr w:type="spellStart"/>
             <w:r>
               <w:rPr>
                 <w:sz w:val="18"/>
@@ -36944,6 +37359,7 @@
               </w:rPr>
               <w:t>dbDEMC</w:t>
             </w:r>
+            <w:proofErr w:type="spellEnd"/>
           </w:p>
         </w:tc>
       </w:tr>
@@ -36989,6 +37405,7 @@
                 <w:szCs w:val="18"/>
               </w:rPr>
             </w:pPr>
+            <w:proofErr w:type="spellStart"/>
             <w:r>
               <w:rPr>
                 <w:sz w:val="18"/>
@@ -36996,6 +37413,7 @@
               </w:rPr>
               <w:t>dbDEMC</w:t>
             </w:r>
+            <w:proofErr w:type="spellEnd"/>
           </w:p>
         </w:tc>
         <w:tc>
@@ -37035,6 +37453,7 @@
                 <w:szCs w:val="18"/>
               </w:rPr>
             </w:pPr>
+            <w:proofErr w:type="spellStart"/>
             <w:r>
               <w:rPr>
                 <w:sz w:val="18"/>
@@ -37042,6 +37461,7 @@
               </w:rPr>
               <w:t>dbDEMC</w:t>
             </w:r>
+            <w:proofErr w:type="spellEnd"/>
           </w:p>
         </w:tc>
       </w:tr>
@@ -37087,6 +37507,7 @@
                 <w:szCs w:val="18"/>
               </w:rPr>
             </w:pPr>
+            <w:proofErr w:type="spellStart"/>
             <w:r>
               <w:rPr>
                 <w:sz w:val="18"/>
@@ -37094,6 +37515,7 @@
               </w:rPr>
               <w:t>dbDEMC</w:t>
             </w:r>
+            <w:proofErr w:type="spellEnd"/>
           </w:p>
         </w:tc>
         <w:tc>
@@ -37133,6 +37555,7 @@
                 <w:szCs w:val="18"/>
               </w:rPr>
             </w:pPr>
+            <w:proofErr w:type="spellStart"/>
             <w:r>
               <w:rPr>
                 <w:sz w:val="18"/>
@@ -37140,6 +37563,7 @@
               </w:rPr>
               <w:t>dbDEMC</w:t>
             </w:r>
+            <w:proofErr w:type="spellEnd"/>
           </w:p>
         </w:tc>
       </w:tr>
@@ -37185,6 +37609,7 @@
                 <w:szCs w:val="18"/>
               </w:rPr>
             </w:pPr>
+            <w:proofErr w:type="spellStart"/>
             <w:r>
               <w:rPr>
                 <w:sz w:val="18"/>
@@ -37192,6 +37617,7 @@
               </w:rPr>
               <w:t>dbDEMC</w:t>
             </w:r>
+            <w:proofErr w:type="spellEnd"/>
           </w:p>
         </w:tc>
         <w:tc>
@@ -37231,12 +37657,21 @@
                 <w:szCs w:val="18"/>
               </w:rPr>
             </w:pPr>
-            <w:r>
-              <w:rPr>
-                <w:sz w:val="18"/>
-                <w:szCs w:val="18"/>
-              </w:rPr>
-              <w:t>dbDEMC and miR2Disease</w:t>
+            <w:proofErr w:type="spellStart"/>
+            <w:r>
+              <w:rPr>
+                <w:sz w:val="18"/>
+                <w:szCs w:val="18"/>
+              </w:rPr>
+              <w:t>dbDEMC</w:t>
+            </w:r>
+            <w:proofErr w:type="spellEnd"/>
+            <w:r>
+              <w:rPr>
+                <w:sz w:val="18"/>
+                <w:szCs w:val="18"/>
+              </w:rPr>
+              <w:t xml:space="preserve"> and miR2Disease</w:t>
             </w:r>
           </w:p>
         </w:tc>
@@ -37283,6 +37718,7 @@
                 <w:szCs w:val="18"/>
               </w:rPr>
             </w:pPr>
+            <w:proofErr w:type="spellStart"/>
             <w:r>
               <w:rPr>
                 <w:sz w:val="18"/>
@@ -37290,6 +37726,7 @@
               </w:rPr>
               <w:t>dbDEMC</w:t>
             </w:r>
+            <w:proofErr w:type="spellEnd"/>
           </w:p>
         </w:tc>
         <w:tc>
@@ -37329,6 +37766,7 @@
                 <w:szCs w:val="18"/>
               </w:rPr>
             </w:pPr>
+            <w:proofErr w:type="spellStart"/>
             <w:r>
               <w:rPr>
                 <w:sz w:val="18"/>
@@ -37336,6 +37774,7 @@
               </w:rPr>
               <w:t>dbDEMC</w:t>
             </w:r>
+            <w:proofErr w:type="spellEnd"/>
           </w:p>
         </w:tc>
       </w:tr>
@@ -37381,6 +37820,7 @@
                 <w:szCs w:val="18"/>
               </w:rPr>
             </w:pPr>
+            <w:proofErr w:type="spellStart"/>
             <w:r>
               <w:rPr>
                 <w:sz w:val="18"/>
@@ -37388,6 +37828,7 @@
               </w:rPr>
               <w:t>dbDEMC</w:t>
             </w:r>
+            <w:proofErr w:type="spellEnd"/>
           </w:p>
         </w:tc>
         <w:tc>
@@ -37427,6 +37868,7 @@
                 <w:szCs w:val="18"/>
               </w:rPr>
             </w:pPr>
+            <w:proofErr w:type="spellStart"/>
             <w:r>
               <w:rPr>
                 <w:sz w:val="18"/>
@@ -37434,6 +37876,7 @@
               </w:rPr>
               <w:t>dbDEMC</w:t>
             </w:r>
+            <w:proofErr w:type="spellEnd"/>
           </w:p>
         </w:tc>
       </w:tr>
@@ -37479,6 +37922,7 @@
                 <w:szCs w:val="18"/>
               </w:rPr>
             </w:pPr>
+            <w:proofErr w:type="spellStart"/>
             <w:r>
               <w:rPr>
                 <w:sz w:val="18"/>
@@ -37486,6 +37930,7 @@
               </w:rPr>
               <w:t>dbDEMC</w:t>
             </w:r>
+            <w:proofErr w:type="spellEnd"/>
           </w:p>
         </w:tc>
         <w:tc>
@@ -37577,6 +38022,7 @@
                 <w:szCs w:val="18"/>
               </w:rPr>
             </w:pPr>
+            <w:proofErr w:type="spellStart"/>
             <w:r>
               <w:rPr>
                 <w:sz w:val="18"/>
@@ -37584,6 +38030,7 @@
               </w:rPr>
               <w:t>dbDEMC</w:t>
             </w:r>
+            <w:proofErr w:type="spellEnd"/>
           </w:p>
         </w:tc>
         <w:tc>
@@ -37623,6 +38070,7 @@
                 <w:szCs w:val="18"/>
               </w:rPr>
             </w:pPr>
+            <w:proofErr w:type="spellStart"/>
             <w:r>
               <w:rPr>
                 <w:sz w:val="18"/>
@@ -37630,6 +38078,7 @@
               </w:rPr>
               <w:t>dbDEMC</w:t>
             </w:r>
+            <w:proofErr w:type="spellEnd"/>
           </w:p>
         </w:tc>
       </w:tr>
@@ -38060,6 +38509,7 @@
                 <w:szCs w:val="18"/>
               </w:rPr>
             </w:pPr>
+            <w:proofErr w:type="spellStart"/>
             <w:r>
               <w:rPr>
                 <w:sz w:val="18"/>
@@ -38067,6 +38517,7 @@
               </w:rPr>
               <w:t>dbDEMC</w:t>
             </w:r>
+            <w:proofErr w:type="spellEnd"/>
           </w:p>
         </w:tc>
         <w:tc>
@@ -38106,6 +38557,7 @@
                 <w:szCs w:val="18"/>
               </w:rPr>
             </w:pPr>
+            <w:proofErr w:type="spellStart"/>
             <w:r>
               <w:rPr>
                 <w:sz w:val="18"/>
@@ -38113,6 +38565,7 @@
               </w:rPr>
               <w:t>dbDEMC</w:t>
             </w:r>
+            <w:proofErr w:type="spellEnd"/>
           </w:p>
         </w:tc>
       </w:tr>
@@ -38158,6 +38611,7 @@
                 <w:szCs w:val="18"/>
               </w:rPr>
             </w:pPr>
+            <w:proofErr w:type="spellStart"/>
             <w:r>
               <w:rPr>
                 <w:sz w:val="18"/>
@@ -38165,6 +38619,7 @@
               </w:rPr>
               <w:t>dbDEMC</w:t>
             </w:r>
+            <w:proofErr w:type="spellEnd"/>
           </w:p>
         </w:tc>
         <w:tc>
@@ -38204,6 +38659,7 @@
                 <w:szCs w:val="18"/>
               </w:rPr>
             </w:pPr>
+            <w:proofErr w:type="spellStart"/>
             <w:r>
               <w:rPr>
                 <w:sz w:val="18"/>
@@ -38211,6 +38667,7 @@
               </w:rPr>
               <w:t>dbDEMC</w:t>
             </w:r>
+            <w:proofErr w:type="spellEnd"/>
           </w:p>
         </w:tc>
       </w:tr>
@@ -38256,6 +38713,7 @@
                 <w:szCs w:val="18"/>
               </w:rPr>
             </w:pPr>
+            <w:proofErr w:type="spellStart"/>
             <w:r>
               <w:rPr>
                 <w:sz w:val="18"/>
@@ -38263,6 +38721,7 @@
               </w:rPr>
               <w:t>dbDEMC</w:t>
             </w:r>
+            <w:proofErr w:type="spellEnd"/>
           </w:p>
         </w:tc>
         <w:tc>
@@ -38302,6 +38761,7 @@
                 <w:szCs w:val="18"/>
               </w:rPr>
             </w:pPr>
+            <w:proofErr w:type="spellStart"/>
             <w:r>
               <w:rPr>
                 <w:sz w:val="18"/>
@@ -38309,6 +38769,7 @@
               </w:rPr>
               <w:t>dbDEMC</w:t>
             </w:r>
+            <w:proofErr w:type="spellEnd"/>
           </w:p>
         </w:tc>
       </w:tr>
@@ -38354,6 +38815,7 @@
                 <w:szCs w:val="18"/>
               </w:rPr>
             </w:pPr>
+            <w:proofErr w:type="spellStart"/>
             <w:r>
               <w:rPr>
                 <w:sz w:val="18"/>
@@ -38361,6 +38823,7 @@
               </w:rPr>
               <w:t>dbDEMC</w:t>
             </w:r>
+            <w:proofErr w:type="spellEnd"/>
           </w:p>
         </w:tc>
         <w:tc>
@@ -38400,6 +38863,7 @@
                 <w:szCs w:val="18"/>
               </w:rPr>
             </w:pPr>
+            <w:proofErr w:type="spellStart"/>
             <w:r>
               <w:rPr>
                 <w:sz w:val="18"/>
@@ -38407,6 +38871,7 @@
               </w:rPr>
               <w:t>dbDEMC</w:t>
             </w:r>
+            <w:proofErr w:type="spellEnd"/>
           </w:p>
         </w:tc>
       </w:tr>
@@ -38498,6 +38963,7 @@
                 <w:szCs w:val="18"/>
               </w:rPr>
             </w:pPr>
+            <w:proofErr w:type="spellStart"/>
             <w:r>
               <w:rPr>
                 <w:sz w:val="18"/>
@@ -38505,6 +38971,7 @@
               </w:rPr>
               <w:t>dbDEMC</w:t>
             </w:r>
+            <w:proofErr w:type="spellEnd"/>
           </w:p>
         </w:tc>
       </w:tr>
@@ -38550,6 +39017,7 @@
                 <w:szCs w:val="18"/>
               </w:rPr>
             </w:pPr>
+            <w:proofErr w:type="spellStart"/>
             <w:r>
               <w:rPr>
                 <w:sz w:val="18"/>
@@ -38557,6 +39025,7 @@
               </w:rPr>
               <w:t>dbDEMC</w:t>
             </w:r>
+            <w:proofErr w:type="spellEnd"/>
           </w:p>
         </w:tc>
         <w:tc>
@@ -38596,6 +39065,7 @@
                 <w:szCs w:val="18"/>
               </w:rPr>
             </w:pPr>
+            <w:proofErr w:type="spellStart"/>
             <w:r>
               <w:rPr>
                 <w:sz w:val="18"/>
@@ -38603,6 +39073,7 @@
               </w:rPr>
               <w:t>dbDEMC</w:t>
             </w:r>
+            <w:proofErr w:type="spellEnd"/>
           </w:p>
         </w:tc>
       </w:tr>
@@ -38648,6 +39119,7 @@
                 <w:szCs w:val="18"/>
               </w:rPr>
             </w:pPr>
+            <w:proofErr w:type="spellStart"/>
             <w:r>
               <w:rPr>
                 <w:sz w:val="18"/>
@@ -38655,6 +39127,7 @@
               </w:rPr>
               <w:t>dbDEMC</w:t>
             </w:r>
+            <w:proofErr w:type="spellEnd"/>
           </w:p>
         </w:tc>
         <w:tc>
@@ -38694,6 +39167,7 @@
                 <w:szCs w:val="18"/>
               </w:rPr>
             </w:pPr>
+            <w:proofErr w:type="spellStart"/>
             <w:r>
               <w:rPr>
                 <w:sz w:val="18"/>
@@ -38701,6 +39175,7 @@
               </w:rPr>
               <w:t>dbDEMC</w:t>
             </w:r>
+            <w:proofErr w:type="spellEnd"/>
           </w:p>
         </w:tc>
       </w:tr>
@@ -38746,6 +39221,7 @@
                 <w:szCs w:val="18"/>
               </w:rPr>
             </w:pPr>
+            <w:proofErr w:type="spellStart"/>
             <w:r>
               <w:rPr>
                 <w:sz w:val="18"/>
@@ -38753,6 +39229,7 @@
               </w:rPr>
               <w:t>dbDEMC</w:t>
             </w:r>
+            <w:proofErr w:type="spellEnd"/>
           </w:p>
         </w:tc>
         <w:tc>
@@ -38792,6 +39269,7 @@
                 <w:szCs w:val="18"/>
               </w:rPr>
             </w:pPr>
+            <w:proofErr w:type="spellStart"/>
             <w:r>
               <w:rPr>
                 <w:sz w:val="18"/>
@@ -38799,6 +39277,7 @@
               </w:rPr>
               <w:t>dbDEMC</w:t>
             </w:r>
+            <w:proofErr w:type="spellEnd"/>
           </w:p>
         </w:tc>
       </w:tr>
@@ -38844,6 +39323,7 @@
                 <w:szCs w:val="18"/>
               </w:rPr>
             </w:pPr>
+            <w:proofErr w:type="spellStart"/>
             <w:r>
               <w:rPr>
                 <w:sz w:val="18"/>
@@ -38851,6 +39331,7 @@
               </w:rPr>
               <w:t>dbDEMC</w:t>
             </w:r>
+            <w:proofErr w:type="spellEnd"/>
           </w:p>
         </w:tc>
         <w:tc>
@@ -38890,6 +39371,7 @@
                 <w:szCs w:val="18"/>
               </w:rPr>
             </w:pPr>
+            <w:proofErr w:type="spellStart"/>
             <w:r>
               <w:rPr>
                 <w:sz w:val="18"/>
@@ -38897,6 +39379,7 @@
               </w:rPr>
               <w:t>dbDEMC</w:t>
             </w:r>
+            <w:proofErr w:type="spellEnd"/>
           </w:p>
         </w:tc>
       </w:tr>
@@ -38942,6 +39425,7 @@
                 <w:szCs w:val="18"/>
               </w:rPr>
             </w:pPr>
+            <w:proofErr w:type="spellStart"/>
             <w:r>
               <w:rPr>
                 <w:sz w:val="18"/>
@@ -38949,6 +39433,7 @@
               </w:rPr>
               <w:t>dbDEMC</w:t>
             </w:r>
+            <w:proofErr w:type="spellEnd"/>
           </w:p>
         </w:tc>
         <w:tc>
@@ -38988,6 +39473,7 @@
                 <w:szCs w:val="18"/>
               </w:rPr>
             </w:pPr>
+            <w:proofErr w:type="spellStart"/>
             <w:r>
               <w:rPr>
                 <w:sz w:val="18"/>
@@ -38995,6 +39481,7 @@
               </w:rPr>
               <w:t>dbDEMC</w:t>
             </w:r>
+            <w:proofErr w:type="spellEnd"/>
           </w:p>
         </w:tc>
       </w:tr>
@@ -39040,6 +39527,7 @@
                 <w:szCs w:val="18"/>
               </w:rPr>
             </w:pPr>
+            <w:proofErr w:type="spellStart"/>
             <w:r>
               <w:rPr>
                 <w:sz w:val="18"/>
@@ -39047,6 +39535,7 @@
               </w:rPr>
               <w:t>dbDEMC</w:t>
             </w:r>
+            <w:proofErr w:type="spellEnd"/>
           </w:p>
         </w:tc>
         <w:tc>
@@ -39086,6 +39575,7 @@
                 <w:szCs w:val="18"/>
               </w:rPr>
             </w:pPr>
+            <w:proofErr w:type="spellStart"/>
             <w:r>
               <w:rPr>
                 <w:sz w:val="18"/>
@@ -39093,6 +39583,7 @@
               </w:rPr>
               <w:t>dbDEMC</w:t>
             </w:r>
+            <w:proofErr w:type="spellEnd"/>
           </w:p>
         </w:tc>
       </w:tr>
@@ -39138,6 +39629,7 @@
                 <w:szCs w:val="18"/>
               </w:rPr>
             </w:pPr>
+            <w:proofErr w:type="spellStart"/>
             <w:r>
               <w:rPr>
                 <w:sz w:val="18"/>
@@ -39145,6 +39637,7 @@
               </w:rPr>
               <w:t>dbDEMC</w:t>
             </w:r>
+            <w:proofErr w:type="spellEnd"/>
           </w:p>
         </w:tc>
         <w:tc>
@@ -39184,6 +39677,7 @@
                 <w:szCs w:val="18"/>
               </w:rPr>
             </w:pPr>
+            <w:proofErr w:type="spellStart"/>
             <w:r>
               <w:rPr>
                 <w:sz w:val="18"/>
@@ -39191,6 +39685,7 @@
               </w:rPr>
               <w:t>dbDEMC</w:t>
             </w:r>
+            <w:proofErr w:type="spellEnd"/>
           </w:p>
         </w:tc>
       </w:tr>
@@ -39236,6 +39731,7 @@
                 <w:szCs w:val="18"/>
               </w:rPr>
             </w:pPr>
+            <w:proofErr w:type="spellStart"/>
             <w:r>
               <w:rPr>
                 <w:sz w:val="18"/>
@@ -39243,6 +39739,7 @@
               </w:rPr>
               <w:t>dbDEMC</w:t>
             </w:r>
+            <w:proofErr w:type="spellEnd"/>
           </w:p>
         </w:tc>
         <w:tc>
@@ -39282,6 +39779,7 @@
                 <w:szCs w:val="18"/>
               </w:rPr>
             </w:pPr>
+            <w:proofErr w:type="spellStart"/>
             <w:r>
               <w:rPr>
                 <w:sz w:val="18"/>
@@ -39289,6 +39787,7 @@
               </w:rPr>
               <w:t>dbDEMC</w:t>
             </w:r>
+            <w:proofErr w:type="spellEnd"/>
           </w:p>
         </w:tc>
       </w:tr>
@@ -39334,6 +39833,7 @@
                 <w:szCs w:val="18"/>
               </w:rPr>
             </w:pPr>
+            <w:proofErr w:type="spellStart"/>
             <w:r>
               <w:rPr>
                 <w:sz w:val="18"/>
@@ -39341,6 +39841,7 @@
               </w:rPr>
               <w:t>dbDEMC</w:t>
             </w:r>
+            <w:proofErr w:type="spellEnd"/>
           </w:p>
         </w:tc>
         <w:tc>
@@ -39380,6 +39881,7 @@
                 <w:szCs w:val="18"/>
               </w:rPr>
             </w:pPr>
+            <w:proofErr w:type="spellStart"/>
             <w:r>
               <w:rPr>
                 <w:sz w:val="18"/>
@@ -39387,6 +39889,7 @@
               </w:rPr>
               <w:t>dbDEMC</w:t>
             </w:r>
+            <w:proofErr w:type="spellEnd"/>
           </w:p>
         </w:tc>
       </w:tr>
@@ -39432,6 +39935,7 @@
                 <w:szCs w:val="18"/>
               </w:rPr>
             </w:pPr>
+            <w:proofErr w:type="spellStart"/>
             <w:r>
               <w:rPr>
                 <w:sz w:val="18"/>
@@ -39439,6 +39943,7 @@
               </w:rPr>
               <w:t>dbDEMC</w:t>
             </w:r>
+            <w:proofErr w:type="spellEnd"/>
           </w:p>
         </w:tc>
         <w:tc>
@@ -39478,6 +39983,7 @@
                 <w:szCs w:val="18"/>
               </w:rPr>
             </w:pPr>
+            <w:proofErr w:type="spellStart"/>
             <w:r>
               <w:rPr>
                 <w:sz w:val="18"/>
@@ -39485,6 +39991,7 @@
               </w:rPr>
               <w:t>dbDEMC</w:t>
             </w:r>
+            <w:proofErr w:type="spellEnd"/>
           </w:p>
         </w:tc>
       </w:tr>
@@ -39876,12 +40383,21 @@
                 <w:szCs w:val="18"/>
               </w:rPr>
             </w:pPr>
-            <w:r>
-              <w:rPr>
-                <w:sz w:val="18"/>
-                <w:szCs w:val="18"/>
-              </w:rPr>
-              <w:t>dbDEMC and miR2Disease</w:t>
+            <w:proofErr w:type="spellStart"/>
+            <w:r>
+              <w:rPr>
+                <w:sz w:val="18"/>
+                <w:szCs w:val="18"/>
+              </w:rPr>
+              <w:t>dbDEMC</w:t>
+            </w:r>
+            <w:proofErr w:type="spellEnd"/>
+            <w:r>
+              <w:rPr>
+                <w:sz w:val="18"/>
+                <w:szCs w:val="18"/>
+              </w:rPr>
+              <w:t xml:space="preserve"> and miR2Disease</w:t>
             </w:r>
           </w:p>
         </w:tc>
@@ -39922,6 +40438,7 @@
                 <w:szCs w:val="18"/>
               </w:rPr>
             </w:pPr>
+            <w:proofErr w:type="spellStart"/>
             <w:r>
               <w:rPr>
                 <w:sz w:val="18"/>
@@ -39929,6 +40446,7 @@
               </w:rPr>
               <w:t>dbDEMC</w:t>
             </w:r>
+            <w:proofErr w:type="spellEnd"/>
           </w:p>
         </w:tc>
       </w:tr>
@@ -39973,6 +40491,7 @@
                 <w:szCs w:val="18"/>
               </w:rPr>
             </w:pPr>
+            <w:proofErr w:type="spellStart"/>
             <w:r>
               <w:rPr>
                 <w:sz w:val="18"/>
@@ -39980,6 +40499,7 @@
               </w:rPr>
               <w:t>dbDEMC</w:t>
             </w:r>
+            <w:proofErr w:type="spellEnd"/>
           </w:p>
         </w:tc>
         <w:tc>
@@ -40019,12 +40539,21 @@
                 <w:szCs w:val="18"/>
               </w:rPr>
             </w:pPr>
-            <w:r>
-              <w:rPr>
-                <w:sz w:val="18"/>
-                <w:szCs w:val="18"/>
-              </w:rPr>
-              <w:t>dbDEMC and miR2Disease</w:t>
+            <w:proofErr w:type="spellStart"/>
+            <w:r>
+              <w:rPr>
+                <w:sz w:val="18"/>
+                <w:szCs w:val="18"/>
+              </w:rPr>
+              <w:t>dbDEMC</w:t>
+            </w:r>
+            <w:proofErr w:type="spellEnd"/>
+            <w:r>
+              <w:rPr>
+                <w:sz w:val="18"/>
+                <w:szCs w:val="18"/>
+              </w:rPr>
+              <w:t xml:space="preserve"> and miR2Disease</w:t>
             </w:r>
           </w:p>
         </w:tc>
@@ -40116,12 +40645,21 @@
                 <w:szCs w:val="18"/>
               </w:rPr>
             </w:pPr>
-            <w:r>
-              <w:rPr>
-                <w:sz w:val="18"/>
-                <w:szCs w:val="18"/>
-              </w:rPr>
-              <w:t>dbDEMC and miR2Disease</w:t>
+            <w:proofErr w:type="spellStart"/>
+            <w:r>
+              <w:rPr>
+                <w:sz w:val="18"/>
+                <w:szCs w:val="18"/>
+              </w:rPr>
+              <w:t>dbDEMC</w:t>
+            </w:r>
+            <w:proofErr w:type="spellEnd"/>
+            <w:r>
+              <w:rPr>
+                <w:sz w:val="18"/>
+                <w:szCs w:val="18"/>
+              </w:rPr>
+              <w:t xml:space="preserve"> and miR2Disease</w:t>
             </w:r>
           </w:p>
         </w:tc>
@@ -40213,12 +40751,21 @@
                 <w:szCs w:val="18"/>
               </w:rPr>
             </w:pPr>
-            <w:r>
-              <w:rPr>
-                <w:sz w:val="18"/>
-                <w:szCs w:val="18"/>
-              </w:rPr>
-              <w:t>dbDEMC and miR2Disease</w:t>
+            <w:proofErr w:type="spellStart"/>
+            <w:r>
+              <w:rPr>
+                <w:sz w:val="18"/>
+                <w:szCs w:val="18"/>
+              </w:rPr>
+              <w:t>dbDEMC</w:t>
+            </w:r>
+            <w:proofErr w:type="spellEnd"/>
+            <w:r>
+              <w:rPr>
+                <w:sz w:val="18"/>
+                <w:szCs w:val="18"/>
+              </w:rPr>
+              <w:t xml:space="preserve"> and miR2Disease</w:t>
             </w:r>
           </w:p>
         </w:tc>
@@ -40362,12 +40909,21 @@
                 <w:szCs w:val="18"/>
               </w:rPr>
             </w:pPr>
-            <w:r>
-              <w:rPr>
-                <w:sz w:val="18"/>
-                <w:szCs w:val="18"/>
-              </w:rPr>
-              <w:t>dbDEMC and miR2Disease</w:t>
+            <w:proofErr w:type="spellStart"/>
+            <w:r>
+              <w:rPr>
+                <w:sz w:val="18"/>
+                <w:szCs w:val="18"/>
+              </w:rPr>
+              <w:t>dbDEMC</w:t>
+            </w:r>
+            <w:proofErr w:type="spellEnd"/>
+            <w:r>
+              <w:rPr>
+                <w:sz w:val="18"/>
+                <w:szCs w:val="18"/>
+              </w:rPr>
+              <w:t xml:space="preserve"> and miR2Disease</w:t>
             </w:r>
           </w:p>
         </w:tc>
@@ -40459,12 +41015,21 @@
                 <w:szCs w:val="18"/>
               </w:rPr>
             </w:pPr>
-            <w:r>
-              <w:rPr>
-                <w:sz w:val="18"/>
-                <w:szCs w:val="18"/>
-              </w:rPr>
-              <w:t>dbDEMC and miR2Disease</w:t>
+            <w:proofErr w:type="spellStart"/>
+            <w:r>
+              <w:rPr>
+                <w:sz w:val="18"/>
+                <w:szCs w:val="18"/>
+              </w:rPr>
+              <w:t>dbDEMC</w:t>
+            </w:r>
+            <w:proofErr w:type="spellEnd"/>
+            <w:r>
+              <w:rPr>
+                <w:sz w:val="18"/>
+                <w:szCs w:val="18"/>
+              </w:rPr>
+              <w:t xml:space="preserve"> and miR2Disease</w:t>
             </w:r>
           </w:p>
         </w:tc>
@@ -40505,6 +41070,7 @@
                 <w:szCs w:val="18"/>
               </w:rPr>
             </w:pPr>
+            <w:proofErr w:type="spellStart"/>
             <w:r>
               <w:rPr>
                 <w:sz w:val="18"/>
@@ -40512,6 +41078,7 @@
               </w:rPr>
               <w:t>dbDEMC</w:t>
             </w:r>
+            <w:proofErr w:type="spellEnd"/>
           </w:p>
         </w:tc>
       </w:tr>
@@ -40556,12 +41123,21 @@
                 <w:szCs w:val="18"/>
               </w:rPr>
             </w:pPr>
-            <w:r>
-              <w:rPr>
-                <w:sz w:val="18"/>
-                <w:szCs w:val="18"/>
-              </w:rPr>
-              <w:t>dbDEMC and miR2Disease</w:t>
+            <w:proofErr w:type="spellStart"/>
+            <w:r>
+              <w:rPr>
+                <w:sz w:val="18"/>
+                <w:szCs w:val="18"/>
+              </w:rPr>
+              <w:t>dbDEMC</w:t>
+            </w:r>
+            <w:proofErr w:type="spellEnd"/>
+            <w:r>
+              <w:rPr>
+                <w:sz w:val="18"/>
+                <w:szCs w:val="18"/>
+              </w:rPr>
+              <w:t xml:space="preserve"> and miR2Disease</w:t>
             </w:r>
           </w:p>
         </w:tc>
@@ -40602,6 +41178,7 @@
                 <w:szCs w:val="18"/>
               </w:rPr>
             </w:pPr>
+            <w:proofErr w:type="spellStart"/>
             <w:r>
               <w:rPr>
                 <w:sz w:val="18"/>
@@ -40609,6 +41186,7 @@
               </w:rPr>
               <w:t>dbDEMC</w:t>
             </w:r>
+            <w:proofErr w:type="spellEnd"/>
           </w:p>
         </w:tc>
       </w:tr>
@@ -40699,12 +41277,21 @@
                 <w:szCs w:val="18"/>
               </w:rPr>
             </w:pPr>
-            <w:r>
-              <w:rPr>
-                <w:sz w:val="18"/>
-                <w:szCs w:val="18"/>
-              </w:rPr>
-              <w:t>dbDEMC and miR2Disease</w:t>
+            <w:proofErr w:type="spellStart"/>
+            <w:r>
+              <w:rPr>
+                <w:sz w:val="18"/>
+                <w:szCs w:val="18"/>
+              </w:rPr>
+              <w:t>dbDEMC</w:t>
+            </w:r>
+            <w:proofErr w:type="spellEnd"/>
+            <w:r>
+              <w:rPr>
+                <w:sz w:val="18"/>
+                <w:szCs w:val="18"/>
+              </w:rPr>
+              <w:t xml:space="preserve"> and miR2Disease</w:t>
             </w:r>
           </w:p>
         </w:tc>
@@ -40750,12 +41337,21 @@
                 <w:szCs w:val="18"/>
               </w:rPr>
             </w:pPr>
-            <w:r>
-              <w:rPr>
-                <w:sz w:val="18"/>
-                <w:szCs w:val="18"/>
-              </w:rPr>
-              <w:t>dbDEMC and miR2Disease</w:t>
+            <w:proofErr w:type="spellStart"/>
+            <w:r>
+              <w:rPr>
+                <w:sz w:val="18"/>
+                <w:szCs w:val="18"/>
+              </w:rPr>
+              <w:t>dbDEMC</w:t>
+            </w:r>
+            <w:proofErr w:type="spellEnd"/>
+            <w:r>
+              <w:rPr>
+                <w:sz w:val="18"/>
+                <w:szCs w:val="18"/>
+              </w:rPr>
+              <w:t xml:space="preserve"> and miR2Disease</w:t>
             </w:r>
           </w:p>
         </w:tc>
@@ -40796,12 +41392,21 @@
                 <w:szCs w:val="18"/>
               </w:rPr>
             </w:pPr>
-            <w:r>
-              <w:rPr>
-                <w:sz w:val="18"/>
-                <w:szCs w:val="18"/>
-              </w:rPr>
-              <w:t>dbDEMC and miR2Disease</w:t>
+            <w:proofErr w:type="spellStart"/>
+            <w:r>
+              <w:rPr>
+                <w:sz w:val="18"/>
+                <w:szCs w:val="18"/>
+              </w:rPr>
+              <w:t>dbDEMC</w:t>
+            </w:r>
+            <w:proofErr w:type="spellEnd"/>
+            <w:r>
+              <w:rPr>
+                <w:sz w:val="18"/>
+                <w:szCs w:val="18"/>
+              </w:rPr>
+              <w:t xml:space="preserve"> and miR2Disease</w:t>
             </w:r>
           </w:p>
         </w:tc>
@@ -40847,6 +41452,7 @@
                 <w:szCs w:val="18"/>
               </w:rPr>
             </w:pPr>
+            <w:proofErr w:type="spellStart"/>
             <w:r>
               <w:rPr>
                 <w:sz w:val="18"/>
@@ -40854,6 +41460,7 @@
               </w:rPr>
               <w:t>dbDEMC</w:t>
             </w:r>
+            <w:proofErr w:type="spellEnd"/>
           </w:p>
         </w:tc>
         <w:tc>
@@ -40893,12 +41500,21 @@
                 <w:szCs w:val="18"/>
               </w:rPr>
             </w:pPr>
-            <w:r>
-              <w:rPr>
-                <w:sz w:val="18"/>
-                <w:szCs w:val="18"/>
-              </w:rPr>
-              <w:t>dbDEMC and miR2Disease</w:t>
+            <w:proofErr w:type="spellStart"/>
+            <w:r>
+              <w:rPr>
+                <w:sz w:val="18"/>
+                <w:szCs w:val="18"/>
+              </w:rPr>
+              <w:t>dbDEMC</w:t>
+            </w:r>
+            <w:proofErr w:type="spellEnd"/>
+            <w:r>
+              <w:rPr>
+                <w:sz w:val="18"/>
+                <w:szCs w:val="18"/>
+              </w:rPr>
+              <w:t xml:space="preserve"> and miR2Disease</w:t>
             </w:r>
           </w:p>
         </w:tc>
@@ -40944,12 +41560,21 @@
                 <w:szCs w:val="18"/>
               </w:rPr>
             </w:pPr>
-            <w:r>
-              <w:rPr>
-                <w:sz w:val="18"/>
-                <w:szCs w:val="18"/>
-              </w:rPr>
-              <w:t>dbDEMC and miR2Disease</w:t>
+            <w:proofErr w:type="spellStart"/>
+            <w:r>
+              <w:rPr>
+                <w:sz w:val="18"/>
+                <w:szCs w:val="18"/>
+              </w:rPr>
+              <w:t>dbDEMC</w:t>
+            </w:r>
+            <w:proofErr w:type="spellEnd"/>
+            <w:r>
+              <w:rPr>
+                <w:sz w:val="18"/>
+                <w:szCs w:val="18"/>
+              </w:rPr>
+              <w:t xml:space="preserve"> and miR2Disease</w:t>
             </w:r>
           </w:p>
         </w:tc>
@@ -40990,12 +41615,21 @@
                 <w:szCs w:val="18"/>
               </w:rPr>
             </w:pPr>
-            <w:r>
-              <w:rPr>
-                <w:sz w:val="18"/>
-                <w:szCs w:val="18"/>
-              </w:rPr>
-              <w:t>dbDEMC and miR2Disease</w:t>
+            <w:proofErr w:type="spellStart"/>
+            <w:r>
+              <w:rPr>
+                <w:sz w:val="18"/>
+                <w:szCs w:val="18"/>
+              </w:rPr>
+              <w:t>dbDEMC</w:t>
+            </w:r>
+            <w:proofErr w:type="spellEnd"/>
+            <w:r>
+              <w:rPr>
+                <w:sz w:val="18"/>
+                <w:szCs w:val="18"/>
+              </w:rPr>
+              <w:t xml:space="preserve"> and miR2Disease</w:t>
             </w:r>
           </w:p>
         </w:tc>
@@ -41041,12 +41675,21 @@
                 <w:szCs w:val="18"/>
               </w:rPr>
             </w:pPr>
-            <w:r>
-              <w:rPr>
-                <w:sz w:val="18"/>
-                <w:szCs w:val="18"/>
-              </w:rPr>
-              <w:t>dbDEMC and miR2Disease</w:t>
+            <w:proofErr w:type="spellStart"/>
+            <w:r>
+              <w:rPr>
+                <w:sz w:val="18"/>
+                <w:szCs w:val="18"/>
+              </w:rPr>
+              <w:t>dbDEMC</w:t>
+            </w:r>
+            <w:proofErr w:type="spellEnd"/>
+            <w:r>
+              <w:rPr>
+                <w:sz w:val="18"/>
+                <w:szCs w:val="18"/>
+              </w:rPr>
+              <w:t xml:space="preserve"> and miR2Disease</w:t>
             </w:r>
           </w:p>
         </w:tc>
@@ -41138,12 +41781,21 @@
                 <w:szCs w:val="18"/>
               </w:rPr>
             </w:pPr>
-            <w:r>
-              <w:rPr>
-                <w:sz w:val="18"/>
-                <w:szCs w:val="18"/>
-              </w:rPr>
-              <w:t>dbDEMC and miR2Disease</w:t>
+            <w:proofErr w:type="spellStart"/>
+            <w:r>
+              <w:rPr>
+                <w:sz w:val="18"/>
+                <w:szCs w:val="18"/>
+              </w:rPr>
+              <w:t>dbDEMC</w:t>
+            </w:r>
+            <w:proofErr w:type="spellEnd"/>
+            <w:r>
+              <w:rPr>
+                <w:sz w:val="18"/>
+                <w:szCs w:val="18"/>
+              </w:rPr>
+              <w:t xml:space="preserve"> and miR2Disease</w:t>
             </w:r>
           </w:p>
         </w:tc>
@@ -41184,12 +41836,21 @@
                 <w:szCs w:val="18"/>
               </w:rPr>
             </w:pPr>
-            <w:r>
-              <w:rPr>
-                <w:sz w:val="18"/>
-                <w:szCs w:val="18"/>
-              </w:rPr>
-              <w:t>dbDEMC and miR2Disease</w:t>
+            <w:proofErr w:type="spellStart"/>
+            <w:r>
+              <w:rPr>
+                <w:sz w:val="18"/>
+                <w:szCs w:val="18"/>
+              </w:rPr>
+              <w:t>dbDEMC</w:t>
+            </w:r>
+            <w:proofErr w:type="spellEnd"/>
+            <w:r>
+              <w:rPr>
+                <w:sz w:val="18"/>
+                <w:szCs w:val="18"/>
+              </w:rPr>
+              <w:t xml:space="preserve"> and miR2Disease</w:t>
             </w:r>
           </w:p>
         </w:tc>
@@ -41235,12 +41896,21 @@
                 <w:szCs w:val="18"/>
               </w:rPr>
             </w:pPr>
-            <w:r>
-              <w:rPr>
-                <w:sz w:val="18"/>
-                <w:szCs w:val="18"/>
-              </w:rPr>
-              <w:t>dbDEMC and miR2Disease</w:t>
+            <w:proofErr w:type="spellStart"/>
+            <w:r>
+              <w:rPr>
+                <w:sz w:val="18"/>
+                <w:szCs w:val="18"/>
+              </w:rPr>
+              <w:t>dbDEMC</w:t>
+            </w:r>
+            <w:proofErr w:type="spellEnd"/>
+            <w:r>
+              <w:rPr>
+                <w:sz w:val="18"/>
+                <w:szCs w:val="18"/>
+              </w:rPr>
+              <w:t xml:space="preserve"> and miR2Disease</w:t>
             </w:r>
           </w:p>
         </w:tc>
@@ -41281,6 +41951,7 @@
                 <w:szCs w:val="18"/>
               </w:rPr>
             </w:pPr>
+            <w:proofErr w:type="spellStart"/>
             <w:r>
               <w:rPr>
                 <w:sz w:val="18"/>
@@ -41288,6 +41959,7 @@
               </w:rPr>
               <w:t>dbDEMC</w:t>
             </w:r>
+            <w:proofErr w:type="spellEnd"/>
           </w:p>
         </w:tc>
       </w:tr>
@@ -41743,7 +42415,23 @@
           <w:sz w:val="18"/>
           <w:szCs w:val="18"/>
         </w:rPr>
-        <w:t>Liu, C. G., Calin, G. A., Volinia, S., &amp; Croce, C. M. (2008). MicroRNA expression profiling using microarrays. Nature Protocols, 3(4), 563–578.</w:t>
+        <w:t xml:space="preserve">Liu, C. G., Calin, G. A., </w:t>
+      </w:r>
+      <w:proofErr w:type="spellStart"/>
+      <w:r>
+        <w:rPr>
+          <w:sz w:val="18"/>
+          <w:szCs w:val="18"/>
+        </w:rPr>
+        <w:t>Volinia</w:t>
+      </w:r>
+      <w:proofErr w:type="spellEnd"/>
+      <w:r>
+        <w:rPr>
+          <w:sz w:val="18"/>
+          <w:szCs w:val="18"/>
+        </w:rPr>
+        <w:t>, S., &amp; Croce, C. M. (2008). MicroRNA expression profiling using microarrays. Nature Protocols, 3(4), 563–578.</w:t>
       </w:r>
       <w:bookmarkEnd w:id="20"/>
     </w:p>
@@ -42065,7 +42753,23 @@
           <w:sz w:val="18"/>
           <w:szCs w:val="18"/>
         </w:rPr>
-        <w:t>Yu, L., Huang, Y., Jiang, Y., &amp; Ni, J. (2021). MPMDA: meta-path based framework for miRNA–disease association prediction. Briefings in Bioinformatics, 22(6), bbab297.</w:t>
+        <w:t>Yu, L., Huang, Y., Jiang, Y., &amp; Ni, J. (2021). MPMDA: meta-</w:t>
+      </w:r>
+      <w:proofErr w:type="gramStart"/>
+      <w:r>
+        <w:rPr>
+          <w:sz w:val="18"/>
+          <w:szCs w:val="18"/>
+        </w:rPr>
+        <w:t>path based</w:t>
+      </w:r>
+      <w:proofErr w:type="gramEnd"/>
+      <w:r>
+        <w:rPr>
+          <w:sz w:val="18"/>
+          <w:szCs w:val="18"/>
+        </w:rPr>
+        <w:t xml:space="preserve"> framework for miRNA–disease association prediction. Briefings in Bioinformatics, 22(6), bbab297.</w:t>
       </w:r>
       <w:bookmarkEnd w:id="31"/>
     </w:p>
@@ -42180,12 +42884,21 @@
         </w:rPr>
       </w:pPr>
       <w:bookmarkStart w:id="36" w:name="_Ref203419954"/>
+      <w:proofErr w:type="spellStart"/>
       <w:r>
         <w:rPr>
           <w:sz w:val="18"/>
           <w:szCs w:val="18"/>
         </w:rPr>
-        <w:t>Oono, K., &amp; Suzuki, T. (2020). Graph neural networks exponentially lose expressive power for node classification. International Conference on Learning Representations (ICLR).</w:t>
+        <w:t>Oono</w:t>
+      </w:r>
+      <w:proofErr w:type="spellEnd"/>
+      <w:r>
+        <w:rPr>
+          <w:sz w:val="18"/>
+          <w:szCs w:val="18"/>
+        </w:rPr>
+        <w:t>, K., &amp; Suzuki, T. (2020). Graph neural networks exponentially lose expressive power for node classification. International Conference on Learning Representations (ICLR).</w:t>
       </w:r>
       <w:bookmarkEnd w:id="36"/>
     </w:p>
@@ -42209,7 +42922,23 @@
           <w:sz w:val="18"/>
           <w:szCs w:val="18"/>
         </w:rPr>
-        <w:t>Chen, X., Yan, C. C., Zhang, X., Li, Z., Deng, L., &amp; Zhang, Y. (2018). HGIMDA: Heterogeneous graph inference for miRNA-disease association prediction. Oncotarget, 8(47), 80185–80194.</w:t>
+        <w:t xml:space="preserve">Chen, X., Yan, C. C., Zhang, X., Li, Z., Deng, L., &amp; Zhang, Y. (2018). HGIMDA: Heterogeneous graph inference for miRNA-disease association prediction. </w:t>
+      </w:r>
+      <w:proofErr w:type="spellStart"/>
+      <w:r>
+        <w:rPr>
+          <w:sz w:val="18"/>
+          <w:szCs w:val="18"/>
+        </w:rPr>
+        <w:t>Oncotarget</w:t>
+      </w:r>
+      <w:proofErr w:type="spellEnd"/>
+      <w:r>
+        <w:rPr>
+          <w:sz w:val="18"/>
+          <w:szCs w:val="18"/>
+        </w:rPr>
+        <w:t>, 8(47), 80185–80194.</w:t>
       </w:r>
       <w:bookmarkEnd w:id="37"/>
     </w:p>
@@ -42264,7 +42993,39 @@
           <w:sz w:val="18"/>
           <w:szCs w:val="18"/>
         </w:rPr>
-        <w:t>Van Laarhoven, T., Nabuurs, S. B., &amp; Marchiori, E. (2011). Gaussian interaction profile kernels for predicting drug–target interactions. Bioinformatics, 27(21), 3036–3043.</w:t>
+        <w:t xml:space="preserve">Van </w:t>
+      </w:r>
+      <w:proofErr w:type="spellStart"/>
+      <w:r>
+        <w:rPr>
+          <w:sz w:val="18"/>
+          <w:szCs w:val="18"/>
+        </w:rPr>
+        <w:t>Laarhoven</w:t>
+      </w:r>
+      <w:proofErr w:type="spellEnd"/>
+      <w:r>
+        <w:rPr>
+          <w:sz w:val="18"/>
+          <w:szCs w:val="18"/>
+        </w:rPr>
+        <w:t xml:space="preserve">, T., </w:t>
+      </w:r>
+      <w:proofErr w:type="spellStart"/>
+      <w:r>
+        <w:rPr>
+          <w:sz w:val="18"/>
+          <w:szCs w:val="18"/>
+        </w:rPr>
+        <w:t>Nabuurs</w:t>
+      </w:r>
+      <w:proofErr w:type="spellEnd"/>
+      <w:r>
+        <w:rPr>
+          <w:sz w:val="18"/>
+          <w:szCs w:val="18"/>
+        </w:rPr>
+        <w:t>, S. B., &amp; Marchiori, E. (2011). Gaussian interaction profile kernels for predicting drug–target interactions. Bioinformatics, 27(21), 3036–3043.</w:t>
       </w:r>
       <w:bookmarkEnd w:id="39"/>
     </w:p>
@@ -42354,7 +43115,39 @@
           <w:sz w:val="18"/>
           <w:szCs w:val="18"/>
         </w:rPr>
-        <w:t>Mounir Ghogho. (2024). Revisiting Neighborhood Aggregation in Graph Neural Networks for Node Classification. arXiv preprint.</w:t>
+        <w:t xml:space="preserve">Mounir </w:t>
+      </w:r>
+      <w:proofErr w:type="spellStart"/>
+      <w:r>
+        <w:rPr>
+          <w:sz w:val="18"/>
+          <w:szCs w:val="18"/>
+        </w:rPr>
+        <w:t>Ghogho</w:t>
+      </w:r>
+      <w:proofErr w:type="spellEnd"/>
+      <w:r>
+        <w:rPr>
+          <w:sz w:val="18"/>
+          <w:szCs w:val="18"/>
+        </w:rPr>
+        <w:t xml:space="preserve">. (2024). Revisiting Neighborhood Aggregation in Graph Neural Networks for Node Classification. </w:t>
+      </w:r>
+      <w:proofErr w:type="spellStart"/>
+      <w:r>
+        <w:rPr>
+          <w:sz w:val="18"/>
+          <w:szCs w:val="18"/>
+        </w:rPr>
+        <w:t>arXiv</w:t>
+      </w:r>
+      <w:proofErr w:type="spellEnd"/>
+      <w:r>
+        <w:rPr>
+          <w:sz w:val="18"/>
+          <w:szCs w:val="18"/>
+        </w:rPr>
+        <w:t xml:space="preserve"> preprint.</w:t>
       </w:r>
       <w:bookmarkEnd w:id="41"/>
     </w:p>
@@ -42378,7 +43171,39 @@
           <w:sz w:val="18"/>
           <w:szCs w:val="18"/>
         </w:rPr>
-        <w:t>Jinbo Song, Chao Chang, Fei Sun, Xinbo Song, &amp; Peng Jiang. (2021). NGAT4Rec: Neighbor-Aware Graph Attention Network For Recommendation. ACM Conference.</w:t>
+        <w:t xml:space="preserve">Jinbo Song, Chao Chang, Fei Sun, </w:t>
+      </w:r>
+      <w:proofErr w:type="spellStart"/>
+      <w:r>
+        <w:rPr>
+          <w:sz w:val="18"/>
+          <w:szCs w:val="18"/>
+        </w:rPr>
+        <w:t>Xinbo</w:t>
+      </w:r>
+      <w:proofErr w:type="spellEnd"/>
+      <w:r>
+        <w:rPr>
+          <w:sz w:val="18"/>
+          <w:szCs w:val="18"/>
+        </w:rPr>
+        <w:t xml:space="preserve"> Song, &amp; Peng Jiang. (2021). NGAT4Rec: Neighbor-Aware Graph Attention Network </w:t>
+      </w:r>
+      <w:proofErr w:type="gramStart"/>
+      <w:r>
+        <w:rPr>
+          <w:sz w:val="18"/>
+          <w:szCs w:val="18"/>
+        </w:rPr>
+        <w:t>For</w:t>
+      </w:r>
+      <w:proofErr w:type="gramEnd"/>
+      <w:r>
+        <w:rPr>
+          <w:sz w:val="18"/>
+          <w:szCs w:val="18"/>
+        </w:rPr>
+        <w:t xml:space="preserve"> Recommendation. ACM Conference.</w:t>
       </w:r>
       <w:bookmarkEnd w:id="42"/>
     </w:p>
@@ -42402,7 +43227,55 @@
           <w:sz w:val="18"/>
           <w:szCs w:val="18"/>
         </w:rPr>
-        <w:t>Jimale, E. L., Chen, W., Al‑antari, M. A., Gu, Y. H., Agbesi, V. K., Feroze, W., Akmel, F., Assefa, J. M., &amp; Shahzad, A. (2025). Graph-to-Text Generation with Bidirectional Dual Cross-Attention and Concatenation. Mathematics, 13(6), 935.</w:t>
+        <w:t>Jimale, E. L., Chen, W., Al‑</w:t>
+      </w:r>
+      <w:proofErr w:type="spellStart"/>
+      <w:r>
+        <w:rPr>
+          <w:sz w:val="18"/>
+          <w:szCs w:val="18"/>
+        </w:rPr>
+        <w:t>antari</w:t>
+      </w:r>
+      <w:proofErr w:type="spellEnd"/>
+      <w:r>
+        <w:rPr>
+          <w:sz w:val="18"/>
+          <w:szCs w:val="18"/>
+        </w:rPr>
+        <w:t xml:space="preserve">, M. A., Gu, Y. H., </w:t>
+      </w:r>
+      <w:proofErr w:type="spellStart"/>
+      <w:r>
+        <w:rPr>
+          <w:sz w:val="18"/>
+          <w:szCs w:val="18"/>
+        </w:rPr>
+        <w:t>Agbesi</w:t>
+      </w:r>
+      <w:proofErr w:type="spellEnd"/>
+      <w:r>
+        <w:rPr>
+          <w:sz w:val="18"/>
+          <w:szCs w:val="18"/>
+        </w:rPr>
+        <w:t xml:space="preserve">, V. K., Feroze, W., </w:t>
+      </w:r>
+      <w:proofErr w:type="spellStart"/>
+      <w:r>
+        <w:rPr>
+          <w:sz w:val="18"/>
+          <w:szCs w:val="18"/>
+        </w:rPr>
+        <w:t>Akmel</w:t>
+      </w:r>
+      <w:proofErr w:type="spellEnd"/>
+      <w:r>
+        <w:rPr>
+          <w:sz w:val="18"/>
+          <w:szCs w:val="18"/>
+        </w:rPr>
+        <w:t>, F., Assefa, J. M., &amp; Shahzad, A. (2025). Graph-to-Text Generation with Bidirectional Dual Cross-Attention and Concatenation. Mathematics, 13(6), 935.</w:t>
       </w:r>
       <w:bookmarkEnd w:id="43"/>
     </w:p>
@@ -42457,7 +43330,23 @@
           <w:sz w:val="18"/>
           <w:szCs w:val="18"/>
         </w:rPr>
-        <w:t>Li, Z., Bai, X., Nie, R., Liu, Y., Zhang, L., &amp; You, Z. (2024). Predicting miRNA–Disease Associations Based on Spectral Graph Transformer With Dynamic Attention and Regularization. IEEE Journal of Biomedical and Health Informatics, 28(12), 7611–7622</w:t>
+        <w:t xml:space="preserve">Li, Z., Bai, X., Nie, R., Liu, Y., Zhang, L., &amp; You, Z. (2024). Predicting miRNA–Disease Associations Based on Spectral Graph Transformer </w:t>
+      </w:r>
+      <w:proofErr w:type="gramStart"/>
+      <w:r>
+        <w:rPr>
+          <w:sz w:val="18"/>
+          <w:szCs w:val="18"/>
+        </w:rPr>
+        <w:t>With</w:t>
+      </w:r>
+      <w:proofErr w:type="gramEnd"/>
+      <w:r>
+        <w:rPr>
+          <w:sz w:val="18"/>
+          <w:szCs w:val="18"/>
+        </w:rPr>
+        <w:t xml:space="preserve"> Dynamic Attention and Regularization. IEEE Journal of Biomedical and Health Informatics, 28(12), 7611–7622</w:t>
       </w:r>
       <w:r>
         <w:rPr>
@@ -42519,7 +43408,23 @@
           <w:sz w:val="18"/>
           <w:szCs w:val="18"/>
         </w:rPr>
-        <w:t>Ji, C., Wang, Y., Ni, J., Zheng, C., &amp; Su, Y. (2021). Predicting miRNA–Disease Associations Based on Heterogeneous Graph Attention Networks. Frontiers in Genetics, 12, 727744</w:t>
+        <w:t xml:space="preserve">Ji, C., Wang, Y., Ni, J., Zheng, C., &amp; </w:t>
+      </w:r>
+      <w:proofErr w:type="spellStart"/>
+      <w:r>
+        <w:rPr>
+          <w:sz w:val="18"/>
+          <w:szCs w:val="18"/>
+        </w:rPr>
+        <w:t>Su</w:t>
+      </w:r>
+      <w:proofErr w:type="spellEnd"/>
+      <w:r>
+        <w:rPr>
+          <w:sz w:val="18"/>
+          <w:szCs w:val="18"/>
+        </w:rPr>
+        <w:t>, Y. (2021). Predicting miRNA–Disease Associations Based on Heterogeneous Graph Attention Networks. Frontiers in Genetics, 12, 727744</w:t>
       </w:r>
       <w:r>
         <w:rPr>
@@ -42605,7 +43510,23 @@
           <w:sz w:val="18"/>
           <w:szCs w:val="18"/>
         </w:rPr>
-        <w:t>Yan, C., &amp; Duan, G. (2024). PMDAGS: Predicting miRNA–Disease Associations With Graph Nonlinear Diffusion Convolution Network and Similarities. IEEE/ACM Transactions on Computational Biology and Bioinformatics, 21(3), 394–404</w:t>
+        <w:t xml:space="preserve">Yan, C., &amp; Duan, G. (2024). PMDAGS: Predicting miRNA–Disease Associations </w:t>
+      </w:r>
+      <w:proofErr w:type="gramStart"/>
+      <w:r>
+        <w:rPr>
+          <w:sz w:val="18"/>
+          <w:szCs w:val="18"/>
+        </w:rPr>
+        <w:t>With</w:t>
+      </w:r>
+      <w:proofErr w:type="gramEnd"/>
+      <w:r>
+        <w:rPr>
+          <w:sz w:val="18"/>
+          <w:szCs w:val="18"/>
+        </w:rPr>
+        <w:t xml:space="preserve"> Graph Nonlinear Diffusion Convolution Network and Similarities. IEEE/ACM Transactions on Computational Biology and Bioinformatics, 21(3), 394–404</w:t>
       </w:r>
       <w:r>
         <w:rPr>
@@ -42636,7 +43557,23 @@
           <w:sz w:val="18"/>
           <w:szCs w:val="18"/>
         </w:rPr>
-        <w:t>Liu, D., Huang, Y., Nie, W., Zhang, J., &amp; Deng, L. (2021). SMALF: miRNA–Disease Associations Prediction Based on Stacked Autoencoder and XGBoost. BMC Bioinformatics, 22(1), 219</w:t>
+        <w:t xml:space="preserve">Liu, D., Huang, Y., Nie, W., Zhang, J., &amp; Deng, L. (2021). SMALF: miRNA–Disease Associations Prediction Based on Stacked Autoencoder and </w:t>
+      </w:r>
+      <w:proofErr w:type="spellStart"/>
+      <w:r>
+        <w:rPr>
+          <w:sz w:val="18"/>
+          <w:szCs w:val="18"/>
+        </w:rPr>
+        <w:t>XGBoost</w:t>
+      </w:r>
+      <w:proofErr w:type="spellEnd"/>
+      <w:r>
+        <w:rPr>
+          <w:sz w:val="18"/>
+          <w:szCs w:val="18"/>
+        </w:rPr>
+        <w:t>. BMC Bioinformatics, 22(1), 219</w:t>
       </w:r>
       <w:r>
         <w:rPr>
@@ -42841,7 +43778,23 @@
           <w:sz w:val="18"/>
           <w:szCs w:val="18"/>
         </w:rPr>
-        <w:t>He, L., Thomson, J. M., et al. (2005). A microRNA polycistron as a potential oncogene. Nature, 435(7043), 828–833.</w:t>
+        <w:t xml:space="preserve">He, L., Thomson, J. M., et al. (2005). A microRNA </w:t>
+      </w:r>
+      <w:proofErr w:type="spellStart"/>
+      <w:r>
+        <w:rPr>
+          <w:sz w:val="18"/>
+          <w:szCs w:val="18"/>
+        </w:rPr>
+        <w:t>polycistron</w:t>
+      </w:r>
+      <w:proofErr w:type="spellEnd"/>
+      <w:r>
+        <w:rPr>
+          <w:sz w:val="18"/>
+          <w:szCs w:val="18"/>
+        </w:rPr>
+        <w:t xml:space="preserve"> as a potential oncogene. Nature, 435(7043), 828–833.</w:t>
       </w:r>
       <w:bookmarkEnd w:id="54"/>
     </w:p>
@@ -42884,12 +43837,21 @@
         </w:rPr>
       </w:pPr>
       <w:bookmarkStart w:id="56" w:name="_Ref203468262"/>
+      <w:proofErr w:type="spellStart"/>
       <w:r>
         <w:rPr>
           <w:sz w:val="18"/>
           <w:szCs w:val="18"/>
         </w:rPr>
-        <w:t>Spandidos Publications. (2012). MicroRNAs in esophageal cancer. Molecular Medicine Reports, 5(2), 256–262.</w:t>
+        <w:t>Spandidos</w:t>
+      </w:r>
+      <w:proofErr w:type="spellEnd"/>
+      <w:r>
+        <w:rPr>
+          <w:sz w:val="18"/>
+          <w:szCs w:val="18"/>
+        </w:rPr>
+        <w:t xml:space="preserve"> Publications. (2012). MicroRNAs in esophageal cancer. Molecular Medicine Reports, 5(2), 256–262.</w:t>
       </w:r>
       <w:bookmarkEnd w:id="56"/>
     </w:p>
@@ -42932,12 +43894,21 @@
         </w:rPr>
       </w:pPr>
       <w:bookmarkStart w:id="58" w:name="_Ref203468315"/>
+      <w:proofErr w:type="spellStart"/>
       <w:r>
         <w:rPr>
           <w:sz w:val="18"/>
           <w:szCs w:val="18"/>
         </w:rPr>
-        <w:t>Adammek, M., et al. (2013). miR‑143 and miR‑145 suppress prostate cancer cell migration and invasion. Fertility and Sterility, 99(7), 2006–2014.</w:t>
+        <w:t>Adammek</w:t>
+      </w:r>
+      <w:proofErr w:type="spellEnd"/>
+      <w:r>
+        <w:rPr>
+          <w:sz w:val="18"/>
+          <w:szCs w:val="18"/>
+        </w:rPr>
+        <w:t>, M., et al. (2013). miR‑143 and miR‑145 suppress prostate cancer cell migration and invasion. Fertility and Sterility, 99(7), 2006–2014.</w:t>
       </w:r>
       <w:bookmarkEnd w:id="58"/>
     </w:p>

--- a/paper/Re-NIA.docx
+++ b/paper/Re-NIA.docx
@@ -9069,23 +9069,7 @@
           <w:sz w:val="21"/>
           <w:szCs w:val="21"/>
         </w:rPr>
-        <w:t xml:space="preserve"> is a learnable parameter matrix that adjusts sensitivity to different redundant dimensions. The objective is to penalize highly correlated dimensions, thereby enhanc</w:t>
-      </w:r>
-      <w:proofErr w:type="spellStart"/>
-      <w:r>
-        <w:rPr>
-          <w:sz w:val="21"/>
-          <w:szCs w:val="21"/>
-        </w:rPr>
-        <w:t>ing</w:t>
-      </w:r>
-      <w:proofErr w:type="spellEnd"/>
-      <w:r>
-        <w:rPr>
-          <w:sz w:val="21"/>
-          <w:szCs w:val="21"/>
-        </w:rPr>
-        <w:t xml:space="preserve"> feature expressiveness.</w:t>
+        <w:t xml:space="preserve"> is a learnable parameter matrix that adjusts sensitivity to different redundant dimensions. The objective is to penalize highly correlated dimensions, thereby enhancing feature expressiveness.</w:t>
       </w:r>
     </w:p>
     <w:p>
@@ -14454,23 +14438,7 @@
           <w:sz w:val="21"/>
           <w:szCs w:val="21"/>
         </w:rPr>
-        <w:t>. To alleviate the vanishing gradient problem, we introduce a residual structure in the prediction phase by fusing the f</w:t>
-      </w:r>
-      <w:proofErr w:type="spellStart"/>
-      <w:r>
-        <w:rPr>
-          <w:sz w:val="21"/>
-          <w:szCs w:val="21"/>
-        </w:rPr>
-        <w:t>inal</w:t>
-      </w:r>
-      <w:proofErr w:type="spellEnd"/>
-      <w:r>
-        <w:rPr>
-          <w:sz w:val="21"/>
-          <w:szCs w:val="21"/>
-        </w:rPr>
-        <w:t xml:space="preserve"> node feature </w:t>
+        <w:t xml:space="preserve">. To alleviate the vanishing gradient problem, we introduce a residual structure in the prediction phase by fusing the final node feature </w:t>
       </w:r>
       <m:oMath>
         <m:sSubSup>
@@ -16637,25 +16605,7 @@
           <w:sz w:val="21"/>
           <w:szCs w:val="21"/>
         </w:rPr>
-        <w:t xml:space="preserve"> a</w:t>
-      </w:r>
-      <w:proofErr w:type="spellStart"/>
-      <w:r>
-        <w:rPr>
-          <w:rFonts w:hint="eastAsia"/>
-          <w:sz w:val="21"/>
-          <w:szCs w:val="21"/>
-        </w:rPr>
-        <w:t>nd</w:t>
-      </w:r>
-      <w:proofErr w:type="spellEnd"/>
-      <w:r>
-        <w:rPr>
-          <w:rFonts w:hint="eastAsia"/>
-          <w:sz w:val="21"/>
-          <w:szCs w:val="21"/>
-        </w:rPr>
-        <w:t xml:space="preserve"> the disease index </w:t>
+        <w:t xml:space="preserve"> and the disease index </w:t>
       </w:r>
       <m:oMath>
         <m:sSub>
@@ -17320,21 +17270,12 @@
         </w:rPr>
         <w:t>, and com</w:t>
       </w:r>
-      <w:proofErr w:type="spellStart"/>
-      <w:r>
-        <w:rPr>
-          <w:sz w:val="21"/>
-          <w:szCs w:val="21"/>
-        </w:rPr>
-        <w:t>pute</w:t>
-      </w:r>
-      <w:proofErr w:type="spellEnd"/>
-      <w:r>
-        <w:rPr>
-          <w:sz w:val="21"/>
-          <w:szCs w:val="21"/>
-        </w:rPr>
-        <w:t xml:space="preserve"> the prediction scores:</w:t>
+      <w:r>
+        <w:rPr>
+          <w:sz w:val="21"/>
+          <w:szCs w:val="21"/>
+        </w:rPr>
+        <w:t>pute the prediction scores:</w:t>
       </w:r>
     </w:p>
     <w:p>
@@ -17870,21 +17811,12 @@
         </w:rPr>
         <w:t>model, where each row indicates the predicted probability of an associ</w:t>
       </w:r>
-      <w:proofErr w:type="spellStart"/>
-      <w:r>
-        <w:rPr>
-          <w:sz w:val="21"/>
-          <w:szCs w:val="21"/>
-        </w:rPr>
-        <w:t>ation</w:t>
-      </w:r>
-      <w:proofErr w:type="spellEnd"/>
-      <w:r>
-        <w:rPr>
-          <w:sz w:val="21"/>
-          <w:szCs w:val="21"/>
-        </w:rPr>
-        <w:t xml:space="preserve"> between a given miRNA and disease pair.</w:t>
+      <w:r>
+        <w:rPr>
+          <w:sz w:val="21"/>
+          <w:szCs w:val="21"/>
+        </w:rPr>
+        <w:t>ation between a given miRNA and disease pair.</w:t>
       </w:r>
     </w:p>
     <w:p>
@@ -22425,23 +22357,13 @@
         </w:rPr>
         <w:t xml:space="preserve"> is a sma</w:t>
       </w:r>
-      <w:proofErr w:type="spellStart"/>
       <w:r>
         <w:rPr>
           <w:rFonts w:hint="eastAsia"/>
           <w:sz w:val="21"/>
           <w:szCs w:val="21"/>
         </w:rPr>
-        <w:t>ll</w:t>
-      </w:r>
-      <w:proofErr w:type="spellEnd"/>
-      <w:r>
-        <w:rPr>
-          <w:rFonts w:hint="eastAsia"/>
-          <w:sz w:val="21"/>
-          <w:szCs w:val="21"/>
-        </w:rPr>
-        <w:t xml:space="preserve"> constant introduced to prevent division by </w:t>
+        <w:t xml:space="preserve">ll constant introduced to prevent division by </w:t>
       </w:r>
       <w:proofErr w:type="gramStart"/>
       <w:r>
@@ -22983,23 +22905,7 @@
           <w:sz w:val="21"/>
           <w:szCs w:val="21"/>
         </w:rPr>
-        <w:t xml:space="preserve"> obtained from the prev</w:t>
-      </w:r>
-      <w:proofErr w:type="spellStart"/>
-      <w:r>
-        <w:rPr>
-          <w:sz w:val="21"/>
-          <w:szCs w:val="21"/>
-        </w:rPr>
-        <w:t>ious</w:t>
-      </w:r>
-      <w:proofErr w:type="spellEnd"/>
-      <w:r>
-        <w:rPr>
-          <w:sz w:val="21"/>
-          <w:szCs w:val="21"/>
-        </w:rPr>
-        <w:t xml:space="preserve"> step. This subgraph consists of miRNA</w:t>
+        <w:t xml:space="preserve"> obtained from the previous step. This subgraph consists of miRNA</w:t>
       </w:r>
       <w:r>
         <w:rPr>
@@ -23117,23 +23023,7 @@
           <w:sz w:val="21"/>
           <w:szCs w:val="21"/>
         </w:rPr>
-        <w:t xml:space="preserve"> on the unstable s</w:t>
-      </w:r>
-      <w:proofErr w:type="spellStart"/>
-      <w:r>
-        <w:rPr>
-          <w:sz w:val="21"/>
-          <w:szCs w:val="21"/>
-        </w:rPr>
-        <w:t>ubgraph</w:t>
-      </w:r>
-      <w:proofErr w:type="spellEnd"/>
-      <w:r>
-        <w:rPr>
-          <w:sz w:val="21"/>
-          <w:szCs w:val="21"/>
-        </w:rPr>
-        <w:t xml:space="preserve"> </w:t>
+        <w:t xml:space="preserve"> on the unstable subgraph </w:t>
       </w:r>
       <m:oMath>
         <m:sSub>
@@ -26986,23 +26876,7 @@
           <w:sz w:val="21"/>
           <w:szCs w:val="21"/>
         </w:rPr>
-        <w:t xml:space="preserve"> epochs, followed by the re-learning phase. During the relearning phase, an e</w:t>
-      </w:r>
-      <w:proofErr w:type="spellStart"/>
-      <w:r>
-        <w:rPr>
-          <w:sz w:val="21"/>
-          <w:szCs w:val="21"/>
-        </w:rPr>
-        <w:t>arly</w:t>
-      </w:r>
-      <w:proofErr w:type="spellEnd"/>
-      <w:r>
-        <w:rPr>
-          <w:sz w:val="21"/>
-          <w:szCs w:val="21"/>
-        </w:rPr>
-        <w:t xml:space="preserve"> stopping strategy is applied</w:t>
+        <w:t xml:space="preserve"> epochs, followed by the re-learning phase. During the relearning phase, an early stopping strategy is applied</w:t>
       </w:r>
       <w:r>
         <w:rPr>
@@ -27106,7 +26980,21 @@
           <w:sz w:val="21"/>
           <w:szCs w:val="21"/>
         </w:rPr>
-        <w:t xml:space="preserve">in the NIA model is set to 2. For Re-NIA, the number of training epochs </w:t>
+        <w:t xml:space="preserve">in the NIA model is set to </w:t>
+      </w:r>
+      <w:r>
+        <w:rPr>
+          <w:sz w:val="21"/>
+          <w:szCs w:val="21"/>
+        </w:rPr>
+        <w:t>3</w:t>
+      </w:r>
+      <w:r>
+        <w:rPr>
+          <w:sz w:val="21"/>
+          <w:szCs w:val="21"/>
+        </w:rPr>
+        <w:t xml:space="preserve">. For Re-NIA, the number of training epochs </w:t>
       </w:r>
       <m:oMath>
         <m:r>
@@ -32738,7 +32626,35 @@
           <w:sz w:val="21"/>
           <w:szCs w:val="21"/>
         </w:rPr>
-        <w:t xml:space="preserve">To explore the impact of certain key hyperparameters on the performance of Re-NIA, we designed a set of sensitivity analysis experiments. We selected two hyperparameters that significantly affect the model’s performance: the number of layers </w:t>
+        <w:t xml:space="preserve">To explore the impact of certain key hyperparameters on the performance of Re-NIA, </w:t>
+      </w:r>
+      <w:r>
+        <w:rPr>
+          <w:sz w:val="21"/>
+          <w:szCs w:val="21"/>
+        </w:rPr>
+        <w:t>w</w:t>
+      </w:r>
+      <w:r>
+        <w:rPr>
+          <w:sz w:val="21"/>
+          <w:szCs w:val="21"/>
+        </w:rPr>
+        <w:t xml:space="preserve">e selected two hyperparameters that </w:t>
+      </w:r>
+      <w:r>
+        <w:rPr>
+          <w:sz w:val="21"/>
+          <w:szCs w:val="21"/>
+        </w:rPr>
+        <w:t>may</w:t>
+      </w:r>
+      <w:r>
+        <w:rPr>
+          <w:sz w:val="21"/>
+          <w:szCs w:val="21"/>
+        </w:rPr>
+        <w:t xml:space="preserve"> affect the model’s performance: the number of layers </w:t>
       </w:r>
       <m:oMath>
         <m:r>
@@ -32861,12 +32777,26 @@
           <w:sz w:val="21"/>
           <w:szCs w:val="21"/>
         </w:rPr>
-        <w:t xml:space="preserve">1. As the number of layers </w:t>
+        <w:t xml:space="preserve">1. </w:t>
+      </w:r>
+      <w:r>
+        <w:rPr>
+          <w:sz w:val="21"/>
+          <w:szCs w:val="21"/>
+        </w:rPr>
+        <w:t>As the number of layers</w:t>
+      </w:r>
+      <w:r>
+        <w:rPr>
+          <w:sz w:val="21"/>
+          <w:szCs w:val="21"/>
+        </w:rPr>
+        <w:t xml:space="preserve"> </w:t>
       </w:r>
       <m:oMath>
         <m:r>
           <w:rPr>
-            <w:rFonts w:ascii="Cambria Math" w:hAnsi="Cambria Math"/>
+            <w:rFonts w:ascii="Cambria Math" w:hAnsi="Cambria Math" w:cs="Cambria Math"/>
             <w:sz w:val="21"/>
             <w:szCs w:val="21"/>
           </w:rPr>
@@ -32875,21 +32805,7 @@
       </m:oMath>
       <w:r>
         <w:rPr>
-          <w:sz w:val="21"/>
-          <w:szCs w:val="21"/>
-        </w:rPr>
-        <w:t xml:space="preserve"> increases, the model performance shows a trend of first increasing and then decreasing. The model achieves </w:t>
-      </w:r>
-      <w:r>
-        <w:rPr>
-          <w:rFonts w:hint="eastAsia"/>
-          <w:sz w:val="21"/>
-          <w:szCs w:val="21"/>
-        </w:rPr>
-        <w:t>best</w:t>
-      </w:r>
-      <w:r>
-        <w:rPr>
+          <w:rFonts w:ascii="Cambria Math" w:hAnsi="Cambria Math" w:cs="Cambria Math"/>
           <w:sz w:val="21"/>
           <w:szCs w:val="21"/>
         </w:rPr>
@@ -32900,12 +32816,88 @@
           <w:sz w:val="21"/>
           <w:szCs w:val="21"/>
         </w:rPr>
-        <w:t xml:space="preserve">performance when </w:t>
+        <w:t xml:space="preserve">in the Re-NIA model increases, the model performance exhibits a general trend of rising initially and then slowly declining. The </w:t>
+      </w:r>
+      <w:r>
+        <w:rPr>
+          <w:sz w:val="21"/>
+          <w:szCs w:val="21"/>
+        </w:rPr>
+        <w:t>best result is</w:t>
+      </w:r>
+      <w:r>
+        <w:rPr>
+          <w:sz w:val="21"/>
+          <w:szCs w:val="21"/>
+        </w:rPr>
+        <w:t xml:space="preserve"> </w:t>
+      </w:r>
+    </w:p>
+    <w:p>
+      <w:pPr>
+        <w:spacing w:line="240" w:lineRule="auto"/>
+        <w:rPr>
+          <w:sz w:val="21"/>
+          <w:szCs w:val="21"/>
+        </w:rPr>
+      </w:pPr>
+      <w:r>
+        <w:rPr>
+          <w:sz w:val="21"/>
+          <w:szCs w:val="21"/>
+        </w:rPr>
+        <w:t>achieved when</w:t>
+      </w:r>
+      <w:r>
+        <w:rPr>
+          <w:sz w:val="21"/>
+          <w:szCs w:val="21"/>
+        </w:rPr>
+        <w:t xml:space="preserve"> </w:t>
       </w:r>
       <m:oMath>
         <m:r>
           <w:rPr>
-            <w:rFonts w:ascii="Cambria Math" w:hAnsi="Cambria Math"/>
+            <w:rFonts w:ascii="Cambria Math" w:hAnsi="Cambria Math" w:cs="Cambria Math"/>
+            <w:sz w:val="21"/>
+            <w:szCs w:val="21"/>
+          </w:rPr>
+          <m:t>L</m:t>
+        </m:r>
+        <m:r>
+          <w:rPr>
+            <w:rFonts w:ascii="Cambria Math" w:hAnsi="Cambria Math" w:cs="Cambria Math"/>
+            <w:sz w:val="21"/>
+            <w:szCs w:val="21"/>
+          </w:rPr>
+          <m:t>=</m:t>
+        </m:r>
+      </m:oMath>
+      <w:r>
+        <w:rPr>
+          <w:sz w:val="21"/>
+          <w:szCs w:val="21"/>
+        </w:rPr>
+        <w:t>3</w:t>
+      </w:r>
+      <w:r>
+        <w:rPr>
+          <w:sz w:val="21"/>
+          <w:szCs w:val="21"/>
+        </w:rPr>
+        <w:t xml:space="preserve">. </w:t>
+      </w:r>
+      <w:r>
+        <w:rPr>
+          <w:sz w:val="21"/>
+          <w:szCs w:val="21"/>
+        </w:rPr>
+        <w:t xml:space="preserve">A smaller </w:t>
+      </w:r>
+      <m:oMath>
+        <m:r>
+          <w:rPr>
+            <w:rFonts w:ascii="Cambria Math" w:hAnsi="Cambria Math" w:cs="Cambria Math"/>
             <w:sz w:val="21"/>
             <w:szCs w:val="21"/>
           </w:rPr>
@@ -32919,22 +32911,12 @@
         </w:rPr>
         <w:t xml:space="preserve"> </w:t>
       </w:r>
-      <m:oMath>
-        <m:r>
-          <w:rPr>
-            <w:rFonts w:ascii="Cambria Math" w:hAnsi="Cambria Math"/>
-            <w:sz w:val="21"/>
-            <w:szCs w:val="21"/>
-          </w:rPr>
-          <m:t>=</m:t>
-        </m:r>
-      </m:oMath>
-      <w:r>
-        <w:rPr>
-          <w:sz w:val="21"/>
-          <w:szCs w:val="21"/>
-        </w:rPr>
-        <w:t xml:space="preserve"> </w:t>
+      <w:r>
+        <w:rPr>
+          <w:sz w:val="21"/>
+          <w:szCs w:val="21"/>
+        </w:rPr>
+        <w:t>limits the model’s ability to perceive neighbor information, resulting in insufficient</w:t>
       </w:r>
     </w:p>
     <w:p>
@@ -32947,15 +32929,14 @@
       </w:pPr>
       <w:r>
         <w:rPr>
-          <w:noProof/>
           <w:sz w:val="21"/>
           <w:szCs w:val="21"/>
         </w:rPr>
         <w:drawing>
-          <wp:inline distT="0" distB="0" distL="0" distR="0" wp14:anchorId="7D2C6272" wp14:editId="2AC9BA2F">
+          <wp:inline distT="0" distB="0" distL="0" distR="0" wp14:anchorId="640D0E86" wp14:editId="0126E882">
             <wp:extent cx="3150000" cy="1749600"/>
             <wp:effectExtent l="0" t="0" r="0" b="3175"/>
-            <wp:docPr id="5" name="图片 5"/>
+            <wp:docPr id="7" name="图片 7"/>
             <wp:cNvGraphicFramePr>
               <a:graphicFrameLocks xmlns:a="http://schemas.openxmlformats.org/drawingml/2006/main" noChangeAspect="1"/>
             </wp:cNvGraphicFramePr>
@@ -33075,7 +33056,7 @@
           <w:szCs w:val="21"/>
         </w:rPr>
         <w:drawing>
-          <wp:inline distT="0" distB="0" distL="0" distR="0" wp14:anchorId="17F85FD7" wp14:editId="2E816883">
+          <wp:inline distT="0" distB="0" distL="0" distR="0" wp14:anchorId="5B2AA06D" wp14:editId="0D596817">
             <wp:extent cx="3150000" cy="1749600"/>
             <wp:effectExtent l="0" t="0" r="0" b="3175"/>
             <wp:docPr id="1" name="图片 1"/>
@@ -33210,12 +33191,12 @@
           <w:sz w:val="21"/>
           <w:szCs w:val="21"/>
         </w:rPr>
-        <w:t xml:space="preserve">2, indicating that the information propagation and feature representation ability are well-balanced at this depth. A small </w:t>
+        <w:t xml:space="preserve">feature aggregation. Conversely, a larger </w:t>
       </w:r>
       <m:oMath>
         <m:r>
           <w:rPr>
-            <w:rFonts w:ascii="Cambria Math" w:hAnsi="Cambria Math"/>
+            <w:rFonts w:ascii="Cambria Math" w:hAnsi="Cambria Math" w:cs="Cambria Math"/>
             <w:sz w:val="21"/>
             <w:szCs w:val="21"/>
           </w:rPr>
@@ -33227,9 +33208,6 @@
           <w:sz w:val="21"/>
           <w:szCs w:val="21"/>
         </w:rPr>
-        <w:t xml:space="preserve"> limits the receptive field for neighbor information, resulting in insufficient feature aggregation. On the other</w:t>
-      </w:r>
-      <w:r>
         <w:t xml:space="preserve"> </w:t>
       </w:r>
       <w:r>
@@ -33237,12 +33215,27 @@
           <w:sz w:val="21"/>
           <w:szCs w:val="21"/>
         </w:rPr>
-        <w:t xml:space="preserve">hand, an excessively large </w:t>
+        <w:t xml:space="preserve">tends to introduce noise or redundant information, thereby reducing the model’s discriminative capability. </w:t>
+      </w:r>
+      <w:r>
+        <w:rPr>
+          <w:rFonts w:hint="eastAsia"/>
+          <w:sz w:val="21"/>
+          <w:szCs w:val="21"/>
+        </w:rPr>
+        <w:t>Due</w:t>
+      </w:r>
+      <w:r>
+        <w:rPr>
+          <w:sz w:val="21"/>
+          <w:szCs w:val="21"/>
+        </w:rPr>
+        <w:t xml:space="preserve"> to the integration of the RSAM module, the performance of Re-NIA does not experience a sharp drop even with a larger </w:t>
       </w:r>
       <m:oMath>
         <m:r>
           <w:rPr>
-            <w:rFonts w:ascii="Cambria Math" w:hAnsi="Cambria Math"/>
+            <w:rFonts w:ascii="Cambria Math" w:hAnsi="Cambria Math" w:cs="Cambria Math"/>
             <w:sz w:val="21"/>
             <w:szCs w:val="21"/>
           </w:rPr>
@@ -33254,7 +33247,21 @@
           <w:sz w:val="21"/>
           <w:szCs w:val="21"/>
         </w:rPr>
-        <w:t xml:space="preserve"> may introduce too much noise or redundancy, leading to over-smoothing and a drop in discriminative capability.</w:t>
+        <w:t>,</w:t>
+      </w:r>
+      <w:r>
+        <w:rPr>
+          <w:sz w:val="21"/>
+          <w:szCs w:val="21"/>
+        </w:rPr>
+        <w:t xml:space="preserve"> </w:t>
+      </w:r>
+      <w:r>
+        <w:rPr>
+          <w:sz w:val="21"/>
+          <w:szCs w:val="21"/>
+        </w:rPr>
+        <w:t>indicating that the redundancy suppression mechanism of RSAM offers a degree of resistance against over-smoothing.</w:t>
       </w:r>
     </w:p>
     <w:p>
@@ -34625,23 +34632,7 @@
           <w:sz w:val="21"/>
           <w:szCs w:val="21"/>
         </w:rPr>
-        <w:t xml:space="preserve"> value remains relatively low; however, the presence of long, continuous instability intervals significantly increase this value, effectively reflecting the degree of temporal p</w:t>
-      </w:r>
-      <w:proofErr w:type="spellStart"/>
-      <w:r>
-        <w:rPr>
-          <w:sz w:val="21"/>
-          <w:szCs w:val="21"/>
-        </w:rPr>
-        <w:t>rediction</w:t>
-      </w:r>
-      <w:proofErr w:type="spellEnd"/>
-      <w:r>
-        <w:rPr>
-          <w:sz w:val="21"/>
-          <w:szCs w:val="21"/>
-        </w:rPr>
-        <w:t xml:space="preserve"> inconsistency.</w:t>
+        <w:t xml:space="preserve"> value remains relatively low; however, the presence of long, continuous instability intervals significantly increase this value, effectively reflecting the degree of temporal prediction inconsistency.</w:t>
       </w:r>
       <w:r>
         <w:rPr>
@@ -34681,7 +34672,6 @@
         </w:rPr>
         <w:t xml:space="preserve"> for t</w:t>
       </w:r>
-      <w:proofErr w:type="spellStart"/>
       <w:r>
         <w:rPr>
           <w:sz w:val="21"/>
@@ -34689,7 +34679,6 @@
         </w:rPr>
         <w:t>hree</w:t>
       </w:r>
-      <w:proofErr w:type="spellEnd"/>
       <w:r>
         <w:rPr>
           <w:sz w:val="21"/>
@@ -34886,23 +34875,7 @@
           <w:sz w:val="21"/>
           <w:szCs w:val="21"/>
         </w:rPr>
-        <w:t xml:space="preserve"> among all models, indicating significantly reduced prediction fluctuation and enhanced stability. This validates the effec</w:t>
-      </w:r>
-      <w:proofErr w:type="spellStart"/>
-      <w:r>
-        <w:rPr>
-          <w:sz w:val="21"/>
-          <w:szCs w:val="21"/>
-        </w:rPr>
-        <w:t>tiveness</w:t>
-      </w:r>
-      <w:proofErr w:type="spellEnd"/>
-      <w:r>
-        <w:rPr>
-          <w:sz w:val="21"/>
-          <w:szCs w:val="21"/>
-        </w:rPr>
-        <w:t xml:space="preserve"> of our relearning strategy guided by unstable associations, which mitigates the inherent instability issues in GNN-based MDA prediction tasks.</w:t>
+        <w:t xml:space="preserve"> among all models, indicating significantly reduced prediction fluctuation and enhanced stability. This validates the effectiveness of our relearning strategy guided by unstable associations, which mitigates the inherent instability issues in GNN-based MDA prediction tasks.</w:t>
       </w:r>
     </w:p>
     <w:p>
@@ -34918,6 +34891,7 @@
       <w:r>
         <w:rPr>
           <w:rFonts w:eastAsia="宋体"/>
+          <w:noProof/>
           <w:sz w:val="21"/>
           <w:szCs w:val="21"/>
         </w:rPr>

--- a/paper/Re-NIA.docx
+++ b/paper/Re-NIA.docx
@@ -374,7 +374,14 @@
           <w:sz w:val="21"/>
           <w:szCs w:val="21"/>
         </w:rPr>
-        <w:t>relearning mechanism.</w:t>
+        <w:t>relearning strategy</w:t>
+      </w:r>
+      <w:r>
+        <w:rPr>
+          <w:sz w:val="21"/>
+          <w:szCs w:val="21"/>
+        </w:rPr>
+        <w:t>.</w:t>
       </w:r>
     </w:p>
     <w:p/>
@@ -4829,7 +4836,7 @@
     </w:p>
     <w:p>
       <w:pPr>
-        <w:spacing w:beforeLines="100" w:before="312" w:line="240" w:lineRule="auto"/>
+        <w:spacing w:beforeLines="50" w:before="156" w:line="240" w:lineRule="auto"/>
         <w:jc w:val="center"/>
         <w:rPr>
           <w:sz w:val="21"/>
@@ -4841,10 +4848,10 @@
           <w:noProof/>
         </w:rPr>
         <w:drawing>
-          <wp:inline distT="0" distB="0" distL="0" distR="0" wp14:anchorId="7F29DFC7" wp14:editId="4D00DDEE">
-            <wp:extent cx="3256915" cy="1682115"/>
-            <wp:effectExtent l="0" t="0" r="635" b="0"/>
-            <wp:docPr id="2" name="图片 2"/>
+          <wp:inline distT="0" distB="0" distL="0" distR="0" wp14:anchorId="05FE17EC" wp14:editId="0FB432EE">
+            <wp:extent cx="3256915" cy="1668145"/>
+            <wp:effectExtent l="0" t="0" r="635" b="8255"/>
+            <wp:docPr id="10" name="图片 10"/>
             <wp:cNvGraphicFramePr>
               <a:graphicFrameLocks xmlns:a="http://schemas.openxmlformats.org/drawingml/2006/main" noChangeAspect="1"/>
             </wp:cNvGraphicFramePr>
@@ -4852,7 +4859,7 @@
               <a:graphicData uri="http://schemas.openxmlformats.org/drawingml/2006/picture">
                 <pic:pic xmlns:pic="http://schemas.openxmlformats.org/drawingml/2006/picture">
                   <pic:nvPicPr>
-                    <pic:cNvPr id="0" name="Picture 1"/>
+                    <pic:cNvPr id="0" name="Picture 12"/>
                     <pic:cNvPicPr>
                       <a:picLocks noChangeAspect="1" noChangeArrowheads="1"/>
                     </pic:cNvPicPr>
@@ -4873,7 +4880,7 @@
                   <pic:spPr bwMode="auto">
                     <a:xfrm>
                       <a:off x="0" y="0"/>
-                      <a:ext cx="3256915" cy="1682115"/>
+                      <a:ext cx="3256915" cy="1668145"/>
                     </a:xfrm>
                     <a:prstGeom prst="rect">
                       <a:avLst/>
@@ -4892,7 +4899,7 @@
     </w:p>
     <w:p>
       <w:pPr>
-        <w:spacing w:line="240" w:lineRule="auto"/>
+        <w:spacing w:beforeLines="50" w:before="156" w:line="240" w:lineRule="auto"/>
         <w:jc w:val="center"/>
         <w:rPr>
           <w:sz w:val="18"/>
@@ -5429,10 +5436,10 @@
         </w:rPr>
         <w:lastRenderedPageBreak/>
         <w:drawing>
-          <wp:inline distT="0" distB="0" distL="0" distR="0" wp14:anchorId="3720D779" wp14:editId="68E0BCA2">
-            <wp:extent cx="6696710" cy="3340735"/>
-            <wp:effectExtent l="0" t="0" r="0" b="0"/>
-            <wp:docPr id="4" name="图片 4"/>
+          <wp:inline distT="0" distB="0" distL="0" distR="0" wp14:anchorId="15B6C25A" wp14:editId="5A29F714">
+            <wp:extent cx="6696710" cy="3340100"/>
+            <wp:effectExtent l="0" t="0" r="8890" b="0"/>
+            <wp:docPr id="9" name="图片 9"/>
             <wp:cNvGraphicFramePr>
               <a:graphicFrameLocks xmlns:a="http://schemas.openxmlformats.org/drawingml/2006/main" noChangeAspect="1"/>
             </wp:cNvGraphicFramePr>
@@ -5440,7 +5447,7 @@
               <a:graphicData uri="http://schemas.openxmlformats.org/drawingml/2006/picture">
                 <pic:pic xmlns:pic="http://schemas.openxmlformats.org/drawingml/2006/picture">
                   <pic:nvPicPr>
-                    <pic:cNvPr id="0" name="Picture 3"/>
+                    <pic:cNvPr id="0" name="Picture 10"/>
                     <pic:cNvPicPr>
                       <a:picLocks noChangeAspect="1" noChangeArrowheads="1"/>
                     </pic:cNvPicPr>
@@ -5461,7 +5468,7 @@
                   <pic:spPr bwMode="auto">
                     <a:xfrm>
                       <a:off x="0" y="0"/>
-                      <a:ext cx="6696710" cy="3340735"/>
+                      <a:ext cx="6696710" cy="3340100"/>
                     </a:xfrm>
                     <a:prstGeom prst="rect">
                       <a:avLst/>
@@ -16228,11 +16235,18 @@
       </w:pPr>
       <w:r>
         <w:rPr>
+          <w:sz w:val="21"/>
+          <w:szCs w:val="21"/>
+        </w:rPr>
+        <w:t>Where</w:t>
+      </w:r>
+      <w:r>
+        <w:rPr>
           <w:rFonts w:hint="eastAsia"/>
           <w:sz w:val="21"/>
           <w:szCs w:val="21"/>
         </w:rPr>
-        <w:t xml:space="preserve">Here, </w:t>
+        <w:t xml:space="preserve"> </w:t>
       </w:r>
       <m:oMath>
         <m:r>
@@ -16277,7 +16291,29 @@
           <w:sz w:val="21"/>
           <w:szCs w:val="21"/>
         </w:rPr>
-        <w:t xml:space="preserve">is the activation function; </w:t>
+        <w:t xml:space="preserve">is </w:t>
+      </w:r>
+      <w:r>
+        <w:rPr>
+          <w:sz w:val="21"/>
+          <w:szCs w:val="21"/>
+        </w:rPr>
+        <w:t xml:space="preserve">a </w:t>
+      </w:r>
+      <w:r>
+        <w:rPr>
+          <w:sz w:val="21"/>
+          <w:szCs w:val="21"/>
+        </w:rPr>
+        <w:t>commonly used activation function</w:t>
+      </w:r>
+      <w:r>
+        <w:rPr>
+          <w:rFonts w:hint="eastAsia"/>
+          <w:sz w:val="21"/>
+          <w:szCs w:val="21"/>
+        </w:rPr>
+        <w:t xml:space="preserve">; </w:t>
       </w:r>
       <m:oMath>
         <m:sSub>
@@ -16378,13 +16414,22 @@
             </m:r>
           </m:sup>
         </m:sSup>
+      </m:oMath>
+      <w:r>
+        <w:rPr>
+          <w:sz w:val="21"/>
+          <w:szCs w:val="21"/>
+        </w:rPr>
+        <w:t>,</w:t>
+      </w:r>
+      <m:oMath>
         <m:r>
           <w:rPr>
             <w:rFonts w:ascii="Cambria Math" w:hAnsi="Cambria Math"/>
             <w:sz w:val="21"/>
             <w:szCs w:val="21"/>
           </w:rPr>
-          <m:t>、</m:t>
+          <m:t xml:space="preserve"> </m:t>
         </m:r>
         <m:sSub>
           <m:sSubPr>
@@ -18759,7 +18804,21 @@
           <w:sz w:val="21"/>
           <w:szCs w:val="21"/>
         </w:rPr>
-        <w:t>To address this issue and enhance the stability of our model, we employ a relearning strategy guided by unstable predicted associations. First, after constructing a complete NIA network as described in previous steps, we initialize a primary NIA model den</w:t>
+        <w:t>To enhance the stability of our model</w:t>
+      </w:r>
+      <w:r>
+        <w:rPr>
+          <w:sz w:val="21"/>
+          <w:szCs w:val="21"/>
+        </w:rPr>
+        <w:t>'s performance</w:t>
+      </w:r>
+      <w:r>
+        <w:rPr>
+          <w:sz w:val="21"/>
+          <w:szCs w:val="21"/>
+        </w:rPr>
+        <w:t>, we employ a relearning strategy guided by unstable predicted associations. First, after constructing a complete NIA network as described in previous steps, we initialize a primary NIA model den</w:t>
       </w:r>
       <w:r>
         <w:rPr>
@@ -19659,27 +19718,25 @@
       </w:pPr>
       <w:r>
         <w:rPr>
+          <w:sz w:val="21"/>
+          <w:szCs w:val="21"/>
+        </w:rPr>
+        <w:t>In order to identify unstable prediction</w:t>
+      </w:r>
+      <w:r>
+        <w:rPr>
+          <w:sz w:val="21"/>
+          <w:szCs w:val="21"/>
+        </w:rPr>
+        <w:t xml:space="preserve"> results</w:t>
+      </w:r>
+      <w:r>
+        <w:rPr>
           <w:rFonts w:hint="eastAsia"/>
           <w:sz w:val="21"/>
           <w:szCs w:val="21"/>
         </w:rPr>
-        <w:t>To identify unstable miRNA</w:t>
-      </w:r>
-      <w:r>
-        <w:rPr>
-          <w:rFonts w:hint="eastAsia"/>
-          <w:sz w:val="21"/>
-          <w:szCs w:val="21"/>
-        </w:rPr>
-        <w:t>-</w:t>
-      </w:r>
-      <w:r>
-        <w:rPr>
-          <w:rFonts w:hint="eastAsia"/>
-          <w:sz w:val="21"/>
-          <w:szCs w:val="21"/>
-        </w:rPr>
-        <w:t xml:space="preserve">disease associations, we use the pretraining information matrix </w:t>
+        <w:t xml:space="preserve">, we use the pretraining information matrix </w:t>
       </w:r>
       <m:oMath>
         <m:r>
@@ -32173,6 +32230,7 @@
     <w:p>
       <w:pPr>
         <w:spacing w:line="240" w:lineRule="auto"/>
+        <w:ind w:firstLineChars="200" w:firstLine="422"/>
         <w:rPr>
           <w:sz w:val="21"/>
           <w:szCs w:val="21"/>
@@ -32562,7 +32620,43 @@
           <w:sz w:val="21"/>
           <w:szCs w:val="21"/>
         </w:rPr>
-        <w:t xml:space="preserve">. In contrast, the full Re-NIA model is structurally designed to comprehensively explore potential associations, demonstrating stronger generalization and biological discovery capabilities. Although its </w:t>
+        <w:t>. In contrast, the full Re-NIA model is structurally designed to comprehensively explore</w:t>
+      </w:r>
+      <w:r>
+        <w:rPr>
+          <w:sz w:val="21"/>
+          <w:szCs w:val="21"/>
+        </w:rPr>
+        <w:t xml:space="preserve"> </w:t>
+      </w:r>
+      <w:r>
+        <w:rPr>
+          <w:rFonts w:hint="eastAsia"/>
+          <w:sz w:val="21"/>
+          <w:szCs w:val="21"/>
+        </w:rPr>
+        <w:t>more</w:t>
+      </w:r>
+      <w:r>
+        <w:rPr>
+          <w:sz w:val="21"/>
+          <w:szCs w:val="21"/>
+        </w:rPr>
+        <w:t xml:space="preserve"> potential associations, demonstrating stronger generalization and biological discovery capabilities. Although its </w:t>
+      </w:r>
+      <w:r>
+        <w:rPr>
+          <w:sz w:val="21"/>
+          <w:szCs w:val="21"/>
+        </w:rPr>
+        <w:t>p</w:t>
+      </w:r>
+      <w:r>
+        <w:rPr>
+          <w:sz w:val="21"/>
+          <w:szCs w:val="21"/>
+        </w:rPr>
+        <w:t>recision</w:t>
       </w:r>
       <w:r>
         <w:rPr>
@@ -32571,14 +32665,14 @@
           <w:sz w:val="21"/>
           <w:szCs w:val="21"/>
         </w:rPr>
-        <w:t xml:space="preserve">Precision </w:t>
-      </w:r>
-      <w:r>
-        <w:rPr>
-          <w:sz w:val="21"/>
-          <w:szCs w:val="21"/>
-        </w:rPr>
-        <w:t>is slightly lower, it achieves a more balanced overall performance.</w:t>
+        <w:t xml:space="preserve"> </w:t>
+      </w:r>
+      <w:r>
+        <w:rPr>
+          <w:sz w:val="21"/>
+          <w:szCs w:val="21"/>
+        </w:rPr>
+        <w:t>is lower, it achieves a more balanced overall performance.</w:t>
       </w:r>
     </w:p>
     <w:p>
@@ -32862,15 +32956,7 @@
             <w:sz w:val="21"/>
             <w:szCs w:val="21"/>
           </w:rPr>
-          <m:t>L</m:t>
-        </m:r>
-        <m:r>
-          <w:rPr>
-            <w:rFonts w:ascii="Cambria Math" w:hAnsi="Cambria Math" w:cs="Cambria Math"/>
-            <w:sz w:val="21"/>
-            <w:szCs w:val="21"/>
-          </w:rPr>
-          <m:t>=</m:t>
+          <m:t>L=</m:t>
         </m:r>
       </m:oMath>
       <w:r>
@@ -32929,14 +33015,15 @@
       </w:pPr>
       <w:r>
         <w:rPr>
+          <w:noProof/>
           <w:sz w:val="21"/>
           <w:szCs w:val="21"/>
         </w:rPr>
         <w:drawing>
-          <wp:inline distT="0" distB="0" distL="0" distR="0" wp14:anchorId="640D0E86" wp14:editId="0126E882">
+          <wp:inline distT="0" distB="0" distL="0" distR="0" wp14:anchorId="74FFE598" wp14:editId="69786530">
             <wp:extent cx="3150000" cy="1749600"/>
             <wp:effectExtent l="0" t="0" r="0" b="3175"/>
-            <wp:docPr id="7" name="图片 7"/>
+            <wp:docPr id="6" name="图片 6"/>
             <wp:cNvGraphicFramePr>
               <a:graphicFrameLocks xmlns:a="http://schemas.openxmlformats.org/drawingml/2006/main" noChangeAspect="1"/>
             </wp:cNvGraphicFramePr>
@@ -33056,7 +33143,7 @@
           <w:szCs w:val="21"/>
         </w:rPr>
         <w:drawing>
-          <wp:inline distT="0" distB="0" distL="0" distR="0" wp14:anchorId="5B2AA06D" wp14:editId="0D596817">
+          <wp:inline distT="0" distB="0" distL="0" distR="0" wp14:anchorId="63767B2A" wp14:editId="3F3C3DD0">
             <wp:extent cx="3150000" cy="1749600"/>
             <wp:effectExtent l="0" t="0" r="0" b="3175"/>
             <wp:docPr id="1" name="图片 1"/>
@@ -34980,7 +35067,22 @@
           <w:sz w:val="18"/>
           <w:szCs w:val="18"/>
         </w:rPr>
-        <w:t xml:space="preserve">WFRL value </w:t>
+        <w:t>WFRL value</w:t>
+      </w:r>
+      <w:r>
+        <w:rPr>
+          <w:rFonts w:hint="eastAsia"/>
+          <w:sz w:val="18"/>
+          <w:szCs w:val="18"/>
+        </w:rPr>
+        <w:t>s</w:t>
+      </w:r>
+      <w:r>
+        <w:rPr>
+          <w:sz w:val="18"/>
+          <w:szCs w:val="18"/>
+        </w:rPr>
+        <w:t xml:space="preserve"> </w:t>
       </w:r>
       <w:r>
         <w:rPr>
@@ -42167,14 +42269,14 @@
           <w:sz w:val="18"/>
           <w:szCs w:val="18"/>
         </w:rPr>
-        <w:t xml:space="preserve">Bartel, D. P. (2004). MicroRNAs: genomics, biogenesis, mechanism, </w:t>
+        <w:t>Bartel, D. P. (2004). MicroRNAs: genomics, biogenesis, mechanism,</w:t>
       </w:r>
       <w:r>
         <w:rPr>
           <w:sz w:val="18"/>
           <w:szCs w:val="18"/>
         </w:rPr>
-        <w:t xml:space="preserve">  </w:t>
+        <w:t xml:space="preserve"> </w:t>
       </w:r>
       <w:r>
         <w:rPr>

--- a/paper/Re-NIA.docx
+++ b/paper/Re-NIA.docx
@@ -244,23 +244,7 @@
           <w:sz w:val="21"/>
           <w:szCs w:val="21"/>
         </w:rPr>
-        <w:t xml:space="preserve"> out of the top 30 predicted miRNAs respectively validated by the </w:t>
-      </w:r>
-      <w:proofErr w:type="spellStart"/>
-      <w:r>
-        <w:rPr>
-          <w:sz w:val="21"/>
-          <w:szCs w:val="21"/>
-        </w:rPr>
-        <w:t>dbDEMC</w:t>
-      </w:r>
-      <w:proofErr w:type="spellEnd"/>
-      <w:r>
-        <w:rPr>
-          <w:sz w:val="21"/>
-          <w:szCs w:val="21"/>
-        </w:rPr>
-        <w:t xml:space="preserve"> and miR2Disease databases</w:t>
+        <w:t xml:space="preserve"> out of the top 30 predicted miRNAs respectively validated by the dbDEMC and miR2Disease databases</w:t>
       </w:r>
       <w:r>
         <w:rPr>
@@ -2298,23 +2282,7 @@
           <w:sz w:val="21"/>
           <w:szCs w:val="21"/>
         </w:rPr>
-        <w:t xml:space="preserve"> lab</w:t>
-      </w:r>
-      <w:proofErr w:type="spellStart"/>
-      <w:r>
-        <w:rPr>
-          <w:sz w:val="21"/>
-          <w:szCs w:val="21"/>
-        </w:rPr>
-        <w:t>eled</w:t>
-      </w:r>
-      <w:proofErr w:type="spellEnd"/>
-      <w:r>
-        <w:rPr>
-          <w:sz w:val="21"/>
-          <w:szCs w:val="21"/>
-        </w:rPr>
-        <w:t xml:space="preserve"> as 1 for positive (associated) miRNA</w:t>
+        <w:t xml:space="preserve"> labeled as 1 for positive (associated) miRNA</w:t>
       </w:r>
       <w:r>
         <w:rPr>
@@ -3553,23 +3521,7 @@
           <w:sz w:val="21"/>
           <w:szCs w:val="21"/>
         </w:rPr>
-        <w:t>For disease similarity, a similar two-step approach is adopted. First, using the hierarchical structure of the Medical Subject Headings (</w:t>
-      </w:r>
-      <w:proofErr w:type="spellStart"/>
-      <w:r>
-        <w:rPr>
-          <w:sz w:val="21"/>
-          <w:szCs w:val="21"/>
-        </w:rPr>
-        <w:t>MeSH</w:t>
-      </w:r>
-      <w:proofErr w:type="spellEnd"/>
-      <w:r>
-        <w:rPr>
-          <w:sz w:val="21"/>
-          <w:szCs w:val="21"/>
-        </w:rPr>
-        <w:t>) database, each disease is represented by a Directed Acyclic Graph (DAG). The semantic contribution of each ancestor node in the DAG is calculated by considering its frequency and relevance across different DAGs</w:t>
+        <w:t>For disease similarity, a similar two-step approach is adopted. First, using the hierarchical structure of the Medical Subject Headings (MeSH) database, each disease is represented by a Directed Acyclic Graph (DAG). The semantic contribution of each ancestor node in the DAG is calculated by considering its frequency and relevance across different DAGs</w:t>
       </w:r>
       <w:r>
         <w:rPr>
@@ -5901,21 +5853,12 @@
           <w:szCs w:val="21"/>
         </w:rPr>
       </w:pPr>
-      <w:proofErr w:type="gramStart"/>
-      <w:r>
-        <w:rPr>
-          <w:sz w:val="21"/>
-          <w:szCs w:val="21"/>
-        </w:rPr>
-        <w:t>A</w:t>
-      </w:r>
-      <w:proofErr w:type="gramEnd"/>
-      <w:r>
-        <w:rPr>
-          <w:sz w:val="21"/>
-          <w:szCs w:val="21"/>
-        </w:rPr>
-        <w:t xml:space="preserve"> illustration of the Re-NIA framework</w:t>
+      <w:r>
+        <w:rPr>
+          <w:sz w:val="21"/>
+          <w:szCs w:val="21"/>
+        </w:rPr>
+        <w:t>A illustration of the Re-NIA framework</w:t>
       </w:r>
       <w:r>
         <w:t xml:space="preserve"> </w:t>
@@ -6772,23 +6715,7 @@
           <w:sz w:val="21"/>
           <w:szCs w:val="21"/>
         </w:rPr>
-        <w:t xml:space="preserve"> is a learnable weight matrix used for linear </w:t>
-      </w:r>
-      <w:proofErr w:type="gramStart"/>
-      <w:r>
-        <w:rPr>
-          <w:sz w:val="21"/>
-          <w:szCs w:val="21"/>
-        </w:rPr>
-        <w:t>transformation.</w:t>
-      </w:r>
-      <w:proofErr w:type="gramEnd"/>
-      <w:r>
-        <w:rPr>
-          <w:sz w:val="21"/>
-          <w:szCs w:val="21"/>
-        </w:rPr>
-        <w:t xml:space="preserve"> </w:t>
+        <w:t xml:space="preserve"> is a learnable weight matrix used for linear transformation. </w:t>
       </w:r>
       <m:oMath>
         <m:r>
@@ -22420,25 +22347,7 @@
           <w:sz w:val="21"/>
           <w:szCs w:val="21"/>
         </w:rPr>
-        <w:t xml:space="preserve">ll constant introduced to prevent division by </w:t>
-      </w:r>
-      <w:proofErr w:type="gramStart"/>
-      <w:r>
-        <w:rPr>
-          <w:rFonts w:hint="eastAsia"/>
-          <w:sz w:val="21"/>
-          <w:szCs w:val="21"/>
-        </w:rPr>
-        <w:t>zero.</w:t>
-      </w:r>
-      <w:proofErr w:type="gramEnd"/>
-      <w:r>
-        <w:rPr>
-          <w:rFonts w:hint="eastAsia"/>
-          <w:sz w:val="21"/>
-          <w:szCs w:val="21"/>
-        </w:rPr>
-        <w:t xml:space="preserve"> Since </w:t>
+        <w:t xml:space="preserve">ll constant introduced to prevent division by zero. Since </w:t>
       </w:r>
       <m:oMath>
         <m:r>
@@ -25175,7 +25084,6 @@
               </w:rPr>
               <w:t xml:space="preserve">   </w:t>
             </w:r>
-            <w:proofErr w:type="gramStart"/>
             <w:r>
               <w:rPr>
                 <w:rFonts w:cstheme="minorBidi"/>
@@ -25198,7 +25106,6 @@
               </w:rPr>
               <w:t>nd</w:t>
             </w:r>
-            <w:proofErr w:type="gramEnd"/>
           </w:p>
           <w:p>
             <w:pPr>
@@ -26578,7 +26485,6 @@
               </w:rPr>
               <w:t xml:space="preserve">  </w:t>
             </w:r>
-            <w:proofErr w:type="gramStart"/>
             <w:r>
               <w:rPr>
                 <w:rFonts w:cstheme="minorBidi"/>
@@ -26590,7 +26496,6 @@
               </w:rPr>
               <w:t>end</w:t>
             </w:r>
-            <w:proofErr w:type="gramEnd"/>
           </w:p>
           <w:p>
             <w:pPr>
@@ -26876,39 +26781,7 @@
           <w:sz w:val="21"/>
           <w:szCs w:val="21"/>
         </w:rPr>
-        <w:t xml:space="preserve">The Re-NIA model is implemented using </w:t>
-      </w:r>
-      <w:proofErr w:type="spellStart"/>
-      <w:r>
-        <w:rPr>
-          <w:sz w:val="21"/>
-          <w:szCs w:val="21"/>
-        </w:rPr>
-        <w:t>Pytorch</w:t>
-      </w:r>
-      <w:proofErr w:type="spellEnd"/>
-      <w:r>
-        <w:rPr>
-          <w:sz w:val="21"/>
-          <w:szCs w:val="21"/>
-        </w:rPr>
-        <w:t xml:space="preserve"> Geometric (</w:t>
-      </w:r>
-      <w:proofErr w:type="spellStart"/>
-      <w:r>
-        <w:rPr>
-          <w:sz w:val="21"/>
-          <w:szCs w:val="21"/>
-        </w:rPr>
-        <w:t>PyG</w:t>
-      </w:r>
-      <w:proofErr w:type="spellEnd"/>
-      <w:r>
-        <w:rPr>
-          <w:sz w:val="21"/>
-          <w:szCs w:val="21"/>
-        </w:rPr>
-        <w:t xml:space="preserve">), a framework specifically designed for the efficient construction and training of graph neural networks. Additionally, Deep Graph Library (DGL) is also utilized for certain graph structure construction and processing tasks. Re-NIA adopts five-fold cross-validation, where each fold </w:t>
+        <w:t xml:space="preserve">The Re-NIA model is implemented using Pytorch Geometric (PyG), a framework specifically designed for the efficient construction and training of graph neural networks. Additionally, Deep Graph Library (DGL) is also utilized for certain graph structure construction and processing tasks. Re-NIA adopts five-fold cross-validation, where each fold </w:t>
       </w:r>
       <w:r>
         <w:rPr>
@@ -29182,7 +29055,6 @@
           <w:szCs w:val="21"/>
         </w:rPr>
       </w:pPr>
-      <w:proofErr w:type="spellStart"/>
       <w:r>
         <w:rPr>
           <w:b/>
@@ -29192,7 +29064,6 @@
         </w:rPr>
         <w:t>DARSFormer</w:t>
       </w:r>
-      <w:proofErr w:type="spellEnd"/>
       <w:r>
         <w:rPr>
           <w:b/>
@@ -29489,23 +29360,7 @@
           <w:sz w:val="21"/>
           <w:szCs w:val="21"/>
         </w:rPr>
-        <w:t xml:space="preserve">: Proposes </w:t>
-      </w:r>
-      <w:proofErr w:type="gramStart"/>
-      <w:r>
-        <w:rPr>
-          <w:sz w:val="21"/>
-          <w:szCs w:val="21"/>
-        </w:rPr>
-        <w:t>an</w:t>
-      </w:r>
-      <w:proofErr w:type="gramEnd"/>
-      <w:r>
-        <w:rPr>
-          <w:sz w:val="21"/>
-          <w:szCs w:val="21"/>
-        </w:rPr>
-        <w:t xml:space="preserve"> heterogeneous graph attention network that employs multi-head mechanisms to fuse neighbor structures and node attributes for embedding</w:t>
+        <w:t>: Proposes an heterogeneous graph attention network that employs multi-head mechanisms to fuse neighbor structures and node attributes for embedding</w:t>
       </w:r>
     </w:p>
     <w:p>
@@ -30078,7 +29933,6 @@
                 <w:szCs w:val="21"/>
               </w:rPr>
             </w:pPr>
-            <w:proofErr w:type="spellStart"/>
             <w:r>
               <w:rPr>
                 <w:sz w:val="21"/>
@@ -30086,7 +29940,6 @@
               </w:rPr>
               <w:t>DARSFormer</w:t>
             </w:r>
-            <w:proofErr w:type="spellEnd"/>
           </w:p>
         </w:tc>
         <w:tc>
@@ -31913,23 +31766,7 @@
           <w:sz w:val="21"/>
           <w:szCs w:val="21"/>
         </w:rPr>
-        <w:t xml:space="preserve">: Stacks autoencoders to extract latent features of miRNAs and diseases, fuses similarity information to construct feature vectors, and uses </w:t>
-      </w:r>
-      <w:proofErr w:type="spellStart"/>
-      <w:r>
-        <w:rPr>
-          <w:sz w:val="21"/>
-          <w:szCs w:val="21"/>
-        </w:rPr>
-        <w:t>XGBoost</w:t>
-      </w:r>
-      <w:proofErr w:type="spellEnd"/>
-      <w:r>
-        <w:rPr>
-          <w:sz w:val="21"/>
-          <w:szCs w:val="21"/>
-        </w:rPr>
-        <w:t xml:space="preserve"> for final prediction.</w:t>
+        <w:t>: Stacks autoencoders to extract latent features of miRNAs and diseases, fuses similarity information to construct feature vectors, and uses XGBoost for final prediction.</w:t>
       </w:r>
     </w:p>
     <w:p>
@@ -33138,12 +32975,11 @@
       </w:pPr>
       <w:r>
         <w:rPr>
-          <w:noProof/>
           <w:sz w:val="21"/>
           <w:szCs w:val="21"/>
         </w:rPr>
         <w:drawing>
-          <wp:inline distT="0" distB="0" distL="0" distR="0" wp14:anchorId="63767B2A" wp14:editId="3F3C3DD0">
+          <wp:inline distT="0" distB="0" distL="0" distR="0" wp14:anchorId="690570D0" wp14:editId="40D59BF7">
             <wp:extent cx="3150000" cy="1749600"/>
             <wp:effectExtent l="0" t="0" r="0" b="3175"/>
             <wp:docPr id="1" name="图片 1"/>
@@ -33466,23 +33302,7 @@
           <w:sz w:val="21"/>
           <w:szCs w:val="21"/>
         </w:rPr>
-        <w:t xml:space="preserve"> causes performance even slightly </w:t>
-      </w:r>
-      <w:proofErr w:type="gramStart"/>
-      <w:r>
-        <w:rPr>
-          <w:sz w:val="21"/>
-          <w:szCs w:val="21"/>
-        </w:rPr>
-        <w:t>degrade</w:t>
-      </w:r>
-      <w:proofErr w:type="gramEnd"/>
-      <w:r>
-        <w:rPr>
-          <w:sz w:val="21"/>
-          <w:szCs w:val="21"/>
-        </w:rPr>
-        <w:t>, possibly because excessive pretraining leads</w:t>
+        <w:t xml:space="preserve"> causes performance even slightly degrade, possibly because excessive pretraining leads</w:t>
       </w:r>
     </w:p>
     <w:p>
@@ -35214,23 +35034,7 @@
           <w:sz w:val="21"/>
           <w:szCs w:val="21"/>
         </w:rPr>
-        <w:t xml:space="preserve"> were selected as the target diseases. First, we adjusted the training and testing datasets: all edges connecting the target disease to miRNAs were assigned to the testing set, while the remaining edges were used for training. Based on this setup, the Re-NIA model was trained. After training, Re-NIA was used to generate prediction scores for the specific disease–miRNA associations, which were then ranked in descending order. The predicted results were subsequently validated using the </w:t>
-      </w:r>
-      <w:proofErr w:type="spellStart"/>
-      <w:r>
-        <w:rPr>
-          <w:sz w:val="21"/>
-          <w:szCs w:val="21"/>
-        </w:rPr>
-        <w:t>dbDEMC</w:t>
-      </w:r>
-      <w:proofErr w:type="spellEnd"/>
-      <w:r>
-        <w:rPr>
-          <w:sz w:val="21"/>
-          <w:szCs w:val="21"/>
-        </w:rPr>
-        <w:t xml:space="preserve"> and miR2Disease databases</w:t>
+        <w:t xml:space="preserve"> were selected as the target diseases. First, we adjusted the training and testing datasets: all edges connecting the target disease to miRNAs were assigned to the testing set, while the remaining edges were used for training. Based on this setup, the Re-NIA model was trained. After training, Re-NIA was used to generate prediction scores for the specific disease–miRNA associations, which were then ranked in descending order. The predicted results were subsequently validated using the dbDEMC and miR2Disease databases</w:t>
       </w:r>
       <w:r>
         <w:rPr>
@@ -35550,23 +35354,7 @@
           <w:sz w:val="21"/>
           <w:szCs w:val="21"/>
         </w:rPr>
-        <w:t xml:space="preserve"> were validated by the </w:t>
-      </w:r>
-      <w:proofErr w:type="spellStart"/>
-      <w:r>
-        <w:rPr>
-          <w:sz w:val="21"/>
-          <w:szCs w:val="21"/>
-        </w:rPr>
-        <w:t>dbDEMC</w:t>
-      </w:r>
-      <w:proofErr w:type="spellEnd"/>
-      <w:r>
-        <w:rPr>
-          <w:sz w:val="21"/>
-          <w:szCs w:val="21"/>
-        </w:rPr>
-        <w:t xml:space="preserve"> and miR2Disease databases.</w:t>
+        <w:t xml:space="preserve"> were validated by the dbDEMC and miR2Disease databases.</w:t>
       </w:r>
     </w:p>
     <w:p>
@@ -35860,17 +35648,8 @@
           <w:sz w:val="21"/>
           <w:szCs w:val="21"/>
         </w:rPr>
-        <w:t xml:space="preserve"> were validated by the </w:t>
-      </w:r>
-      <w:proofErr w:type="spellStart"/>
-      <w:r>
-        <w:rPr>
-          <w:sz w:val="21"/>
-          <w:szCs w:val="21"/>
-        </w:rPr>
-        <w:t>dbDEMC</w:t>
-      </w:r>
-      <w:proofErr w:type="spellEnd"/>
+        <w:t xml:space="preserve"> were validated by the dbDEMC</w:t>
+      </w:r>
       <w:r>
         <w:rPr>
           <w:sz w:val="21"/>
@@ -36070,23 +35849,7 @@
           <w:sz w:val="21"/>
           <w:szCs w:val="21"/>
         </w:rPr>
-        <w:t xml:space="preserve">0 miRNAs predicted to be associated with prostate cancer were validated by the </w:t>
-      </w:r>
-      <w:proofErr w:type="spellStart"/>
-      <w:r>
-        <w:rPr>
-          <w:sz w:val="21"/>
-          <w:szCs w:val="21"/>
-        </w:rPr>
-        <w:t>dbDEMC</w:t>
-      </w:r>
-      <w:proofErr w:type="spellEnd"/>
-      <w:r>
-        <w:rPr>
-          <w:sz w:val="21"/>
-          <w:szCs w:val="21"/>
-        </w:rPr>
-        <w:t xml:space="preserve"> and miR2Disease databases.</w:t>
+        <w:t>0 miRNAs predicted to be associated with prostate cancer were validated by the dbDEMC and miR2Disease databases.</w:t>
       </w:r>
     </w:p>
     <w:p>
@@ -36653,7 +36416,6 @@
                 <w:szCs w:val="18"/>
               </w:rPr>
             </w:pPr>
-            <w:proofErr w:type="spellStart"/>
             <w:r>
               <w:rPr>
                 <w:sz w:val="18"/>
@@ -36661,7 +36423,6 @@
               </w:rPr>
               <w:t>dbDEMC</w:t>
             </w:r>
-            <w:proofErr w:type="spellEnd"/>
           </w:p>
         </w:tc>
         <w:tc>
@@ -36701,7 +36462,6 @@
                 <w:szCs w:val="18"/>
               </w:rPr>
             </w:pPr>
-            <w:proofErr w:type="spellStart"/>
             <w:r>
               <w:rPr>
                 <w:sz w:val="18"/>
@@ -36709,7 +36469,6 @@
               </w:rPr>
               <w:t>dbDEMC</w:t>
             </w:r>
-            <w:proofErr w:type="spellEnd"/>
           </w:p>
         </w:tc>
       </w:tr>
@@ -36755,7 +36514,6 @@
                 <w:szCs w:val="18"/>
               </w:rPr>
             </w:pPr>
-            <w:proofErr w:type="spellStart"/>
             <w:r>
               <w:rPr>
                 <w:sz w:val="18"/>
@@ -36763,7 +36521,6 @@
               </w:rPr>
               <w:t>dbDEMC</w:t>
             </w:r>
-            <w:proofErr w:type="spellEnd"/>
           </w:p>
         </w:tc>
         <w:tc>
@@ -36803,7 +36560,6 @@
                 <w:szCs w:val="18"/>
               </w:rPr>
             </w:pPr>
-            <w:proofErr w:type="spellStart"/>
             <w:r>
               <w:rPr>
                 <w:sz w:val="18"/>
@@ -36811,7 +36567,6 @@
               </w:rPr>
               <w:t>dbDEMC</w:t>
             </w:r>
-            <w:proofErr w:type="spellEnd"/>
           </w:p>
         </w:tc>
       </w:tr>
@@ -36857,21 +36612,12 @@
                 <w:szCs w:val="18"/>
               </w:rPr>
             </w:pPr>
-            <w:proofErr w:type="spellStart"/>
-            <w:r>
-              <w:rPr>
-                <w:sz w:val="18"/>
-                <w:szCs w:val="18"/>
-              </w:rPr>
-              <w:t>dbDEMC</w:t>
-            </w:r>
-            <w:proofErr w:type="spellEnd"/>
-            <w:r>
-              <w:rPr>
-                <w:sz w:val="18"/>
-                <w:szCs w:val="18"/>
-              </w:rPr>
-              <w:t xml:space="preserve"> and miR2Disease</w:t>
+            <w:r>
+              <w:rPr>
+                <w:sz w:val="18"/>
+                <w:szCs w:val="18"/>
+              </w:rPr>
+              <w:t>dbDEMC and miR2Disease</w:t>
             </w:r>
           </w:p>
         </w:tc>
@@ -36912,7 +36658,6 @@
                 <w:szCs w:val="18"/>
               </w:rPr>
             </w:pPr>
-            <w:proofErr w:type="spellStart"/>
             <w:r>
               <w:rPr>
                 <w:sz w:val="18"/>
@@ -36920,7 +36665,6 @@
               </w:rPr>
               <w:t>dbDEMC</w:t>
             </w:r>
-            <w:proofErr w:type="spellEnd"/>
           </w:p>
         </w:tc>
       </w:tr>
@@ -37012,7 +36756,6 @@
                 <w:szCs w:val="18"/>
               </w:rPr>
             </w:pPr>
-            <w:proofErr w:type="spellStart"/>
             <w:r>
               <w:rPr>
                 <w:sz w:val="18"/>
@@ -37020,7 +36763,6 @@
               </w:rPr>
               <w:t>dbDEMC</w:t>
             </w:r>
-            <w:proofErr w:type="spellEnd"/>
           </w:p>
         </w:tc>
       </w:tr>
@@ -37066,7 +36808,6 @@
                 <w:szCs w:val="18"/>
               </w:rPr>
             </w:pPr>
-            <w:proofErr w:type="spellStart"/>
             <w:r>
               <w:rPr>
                 <w:sz w:val="18"/>
@@ -37074,7 +36815,6 @@
               </w:rPr>
               <w:t>dbDEMC</w:t>
             </w:r>
-            <w:proofErr w:type="spellEnd"/>
           </w:p>
         </w:tc>
         <w:tc>
@@ -37114,7 +36854,6 @@
                 <w:szCs w:val="18"/>
               </w:rPr>
             </w:pPr>
-            <w:proofErr w:type="spellStart"/>
             <w:r>
               <w:rPr>
                 <w:sz w:val="18"/>
@@ -37122,7 +36861,6 @@
               </w:rPr>
               <w:t>dbDEMC</w:t>
             </w:r>
-            <w:proofErr w:type="spellEnd"/>
           </w:p>
         </w:tc>
       </w:tr>
@@ -37168,21 +36906,12 @@
                 <w:szCs w:val="18"/>
               </w:rPr>
             </w:pPr>
-            <w:proofErr w:type="spellStart"/>
-            <w:r>
-              <w:rPr>
-                <w:sz w:val="18"/>
-                <w:szCs w:val="18"/>
-              </w:rPr>
-              <w:t>dbDEMC</w:t>
-            </w:r>
-            <w:proofErr w:type="spellEnd"/>
-            <w:r>
-              <w:rPr>
-                <w:sz w:val="18"/>
-                <w:szCs w:val="18"/>
-              </w:rPr>
-              <w:t xml:space="preserve"> and miR2Disease</w:t>
+            <w:r>
+              <w:rPr>
+                <w:sz w:val="18"/>
+                <w:szCs w:val="18"/>
+              </w:rPr>
+              <w:t>dbDEMC and miR2Disease</w:t>
             </w:r>
           </w:p>
         </w:tc>
@@ -37223,7 +36952,6 @@
                 <w:szCs w:val="18"/>
               </w:rPr>
             </w:pPr>
-            <w:proofErr w:type="spellStart"/>
             <w:r>
               <w:rPr>
                 <w:sz w:val="18"/>
@@ -37231,7 +36959,6 @@
               </w:rPr>
               <w:t>dbDEMC</w:t>
             </w:r>
-            <w:proofErr w:type="spellEnd"/>
           </w:p>
         </w:tc>
       </w:tr>
@@ -37277,7 +37004,6 @@
                 <w:szCs w:val="18"/>
               </w:rPr>
             </w:pPr>
-            <w:proofErr w:type="spellStart"/>
             <w:r>
               <w:rPr>
                 <w:sz w:val="18"/>
@@ -37285,7 +37011,6 @@
               </w:rPr>
               <w:t>dbDEMC</w:t>
             </w:r>
-            <w:proofErr w:type="spellEnd"/>
           </w:p>
         </w:tc>
         <w:tc>
@@ -37325,7 +37050,6 @@
                 <w:szCs w:val="18"/>
               </w:rPr>
             </w:pPr>
-            <w:proofErr w:type="spellStart"/>
             <w:r>
               <w:rPr>
                 <w:sz w:val="18"/>
@@ -37333,7 +37057,6 @@
               </w:rPr>
               <w:t>dbDEMC</w:t>
             </w:r>
-            <w:proofErr w:type="spellEnd"/>
           </w:p>
         </w:tc>
       </w:tr>
@@ -37379,7 +37102,6 @@
                 <w:szCs w:val="18"/>
               </w:rPr>
             </w:pPr>
-            <w:proofErr w:type="spellStart"/>
             <w:r>
               <w:rPr>
                 <w:sz w:val="18"/>
@@ -37387,7 +37109,6 @@
               </w:rPr>
               <w:t>dbDEMC</w:t>
             </w:r>
-            <w:proofErr w:type="spellEnd"/>
           </w:p>
         </w:tc>
         <w:tc>
@@ -37427,7 +37148,6 @@
                 <w:szCs w:val="18"/>
               </w:rPr>
             </w:pPr>
-            <w:proofErr w:type="spellStart"/>
             <w:r>
               <w:rPr>
                 <w:sz w:val="18"/>
@@ -37435,7 +37155,6 @@
               </w:rPr>
               <w:t>dbDEMC</w:t>
             </w:r>
-            <w:proofErr w:type="spellEnd"/>
           </w:p>
         </w:tc>
       </w:tr>
@@ -37481,7 +37200,6 @@
                 <w:szCs w:val="18"/>
               </w:rPr>
             </w:pPr>
-            <w:proofErr w:type="spellStart"/>
             <w:r>
               <w:rPr>
                 <w:sz w:val="18"/>
@@ -37489,7 +37207,6 @@
               </w:rPr>
               <w:t>dbDEMC</w:t>
             </w:r>
-            <w:proofErr w:type="spellEnd"/>
           </w:p>
         </w:tc>
         <w:tc>
@@ -37529,7 +37246,6 @@
                 <w:szCs w:val="18"/>
               </w:rPr>
             </w:pPr>
-            <w:proofErr w:type="spellStart"/>
             <w:r>
               <w:rPr>
                 <w:sz w:val="18"/>
@@ -37537,7 +37253,6 @@
               </w:rPr>
               <w:t>dbDEMC</w:t>
             </w:r>
-            <w:proofErr w:type="spellEnd"/>
           </w:p>
         </w:tc>
       </w:tr>
@@ -37583,7 +37298,6 @@
                 <w:szCs w:val="18"/>
               </w:rPr>
             </w:pPr>
-            <w:proofErr w:type="spellStart"/>
             <w:r>
               <w:rPr>
                 <w:sz w:val="18"/>
@@ -37591,7 +37305,6 @@
               </w:rPr>
               <w:t>dbDEMC</w:t>
             </w:r>
-            <w:proofErr w:type="spellEnd"/>
           </w:p>
         </w:tc>
         <w:tc>
@@ -37631,7 +37344,6 @@
                 <w:szCs w:val="18"/>
               </w:rPr>
             </w:pPr>
-            <w:proofErr w:type="spellStart"/>
             <w:r>
               <w:rPr>
                 <w:sz w:val="18"/>
@@ -37639,7 +37351,6 @@
               </w:rPr>
               <w:t>dbDEMC</w:t>
             </w:r>
-            <w:proofErr w:type="spellEnd"/>
           </w:p>
         </w:tc>
       </w:tr>
@@ -37685,7 +37396,6 @@
                 <w:szCs w:val="18"/>
               </w:rPr>
             </w:pPr>
-            <w:proofErr w:type="spellStart"/>
             <w:r>
               <w:rPr>
                 <w:sz w:val="18"/>
@@ -37693,7 +37403,6 @@
               </w:rPr>
               <w:t>dbDEMC</w:t>
             </w:r>
-            <w:proofErr w:type="spellEnd"/>
           </w:p>
         </w:tc>
         <w:tc>
@@ -37733,21 +37442,12 @@
                 <w:szCs w:val="18"/>
               </w:rPr>
             </w:pPr>
-            <w:proofErr w:type="spellStart"/>
-            <w:r>
-              <w:rPr>
-                <w:sz w:val="18"/>
-                <w:szCs w:val="18"/>
-              </w:rPr>
-              <w:t>dbDEMC</w:t>
-            </w:r>
-            <w:proofErr w:type="spellEnd"/>
-            <w:r>
-              <w:rPr>
-                <w:sz w:val="18"/>
-                <w:szCs w:val="18"/>
-              </w:rPr>
-              <w:t xml:space="preserve"> and miR2Disease</w:t>
+            <w:r>
+              <w:rPr>
+                <w:sz w:val="18"/>
+                <w:szCs w:val="18"/>
+              </w:rPr>
+              <w:t>dbDEMC and miR2Disease</w:t>
             </w:r>
           </w:p>
         </w:tc>
@@ -37794,7 +37494,6 @@
                 <w:szCs w:val="18"/>
               </w:rPr>
             </w:pPr>
-            <w:proofErr w:type="spellStart"/>
             <w:r>
               <w:rPr>
                 <w:sz w:val="18"/>
@@ -37802,7 +37501,6 @@
               </w:rPr>
               <w:t>dbDEMC</w:t>
             </w:r>
-            <w:proofErr w:type="spellEnd"/>
           </w:p>
         </w:tc>
         <w:tc>
@@ -37842,7 +37540,6 @@
                 <w:szCs w:val="18"/>
               </w:rPr>
             </w:pPr>
-            <w:proofErr w:type="spellStart"/>
             <w:r>
               <w:rPr>
                 <w:sz w:val="18"/>
@@ -37850,7 +37547,6 @@
               </w:rPr>
               <w:t>dbDEMC</w:t>
             </w:r>
-            <w:proofErr w:type="spellEnd"/>
           </w:p>
         </w:tc>
       </w:tr>
@@ -37896,7 +37592,6 @@
                 <w:szCs w:val="18"/>
               </w:rPr>
             </w:pPr>
-            <w:proofErr w:type="spellStart"/>
             <w:r>
               <w:rPr>
                 <w:sz w:val="18"/>
@@ -37904,7 +37599,6 @@
               </w:rPr>
               <w:t>dbDEMC</w:t>
             </w:r>
-            <w:proofErr w:type="spellEnd"/>
           </w:p>
         </w:tc>
         <w:tc>
@@ -37944,7 +37638,6 @@
                 <w:szCs w:val="18"/>
               </w:rPr>
             </w:pPr>
-            <w:proofErr w:type="spellStart"/>
             <w:r>
               <w:rPr>
                 <w:sz w:val="18"/>
@@ -37952,7 +37645,6 @@
               </w:rPr>
               <w:t>dbDEMC</w:t>
             </w:r>
-            <w:proofErr w:type="spellEnd"/>
           </w:p>
         </w:tc>
       </w:tr>
@@ -37998,7 +37690,6 @@
                 <w:szCs w:val="18"/>
               </w:rPr>
             </w:pPr>
-            <w:proofErr w:type="spellStart"/>
             <w:r>
               <w:rPr>
                 <w:sz w:val="18"/>
@@ -38006,7 +37697,6 @@
               </w:rPr>
               <w:t>dbDEMC</w:t>
             </w:r>
-            <w:proofErr w:type="spellEnd"/>
           </w:p>
         </w:tc>
         <w:tc>
@@ -38098,7 +37788,6 @@
                 <w:szCs w:val="18"/>
               </w:rPr>
             </w:pPr>
-            <w:proofErr w:type="spellStart"/>
             <w:r>
               <w:rPr>
                 <w:sz w:val="18"/>
@@ -38106,7 +37795,6 @@
               </w:rPr>
               <w:t>dbDEMC</w:t>
             </w:r>
-            <w:proofErr w:type="spellEnd"/>
           </w:p>
         </w:tc>
         <w:tc>
@@ -38146,7 +37834,6 @@
                 <w:szCs w:val="18"/>
               </w:rPr>
             </w:pPr>
-            <w:proofErr w:type="spellStart"/>
             <w:r>
               <w:rPr>
                 <w:sz w:val="18"/>
@@ -38154,7 +37841,6 @@
               </w:rPr>
               <w:t>dbDEMC</w:t>
             </w:r>
-            <w:proofErr w:type="spellEnd"/>
           </w:p>
         </w:tc>
       </w:tr>
@@ -38585,7 +38271,6 @@
                 <w:szCs w:val="18"/>
               </w:rPr>
             </w:pPr>
-            <w:proofErr w:type="spellStart"/>
             <w:r>
               <w:rPr>
                 <w:sz w:val="18"/>
@@ -38593,7 +38278,6 @@
               </w:rPr>
               <w:t>dbDEMC</w:t>
             </w:r>
-            <w:proofErr w:type="spellEnd"/>
           </w:p>
         </w:tc>
         <w:tc>
@@ -38633,7 +38317,6 @@
                 <w:szCs w:val="18"/>
               </w:rPr>
             </w:pPr>
-            <w:proofErr w:type="spellStart"/>
             <w:r>
               <w:rPr>
                 <w:sz w:val="18"/>
@@ -38641,7 +38324,6 @@
               </w:rPr>
               <w:t>dbDEMC</w:t>
             </w:r>
-            <w:proofErr w:type="spellEnd"/>
           </w:p>
         </w:tc>
       </w:tr>
@@ -38687,7 +38369,6 @@
                 <w:szCs w:val="18"/>
               </w:rPr>
             </w:pPr>
-            <w:proofErr w:type="spellStart"/>
             <w:r>
               <w:rPr>
                 <w:sz w:val="18"/>
@@ -38695,7 +38376,6 @@
               </w:rPr>
               <w:t>dbDEMC</w:t>
             </w:r>
-            <w:proofErr w:type="spellEnd"/>
           </w:p>
         </w:tc>
         <w:tc>
@@ -38735,7 +38415,6 @@
                 <w:szCs w:val="18"/>
               </w:rPr>
             </w:pPr>
-            <w:proofErr w:type="spellStart"/>
             <w:r>
               <w:rPr>
                 <w:sz w:val="18"/>
@@ -38743,7 +38422,6 @@
               </w:rPr>
               <w:t>dbDEMC</w:t>
             </w:r>
-            <w:proofErr w:type="spellEnd"/>
           </w:p>
         </w:tc>
       </w:tr>
@@ -38789,7 +38467,6 @@
                 <w:szCs w:val="18"/>
               </w:rPr>
             </w:pPr>
-            <w:proofErr w:type="spellStart"/>
             <w:r>
               <w:rPr>
                 <w:sz w:val="18"/>
@@ -38797,7 +38474,6 @@
               </w:rPr>
               <w:t>dbDEMC</w:t>
             </w:r>
-            <w:proofErr w:type="spellEnd"/>
           </w:p>
         </w:tc>
         <w:tc>
@@ -38837,7 +38513,6 @@
                 <w:szCs w:val="18"/>
               </w:rPr>
             </w:pPr>
-            <w:proofErr w:type="spellStart"/>
             <w:r>
               <w:rPr>
                 <w:sz w:val="18"/>
@@ -38845,7 +38520,6 @@
               </w:rPr>
               <w:t>dbDEMC</w:t>
             </w:r>
-            <w:proofErr w:type="spellEnd"/>
           </w:p>
         </w:tc>
       </w:tr>
@@ -38891,7 +38565,6 @@
                 <w:szCs w:val="18"/>
               </w:rPr>
             </w:pPr>
-            <w:proofErr w:type="spellStart"/>
             <w:r>
               <w:rPr>
                 <w:sz w:val="18"/>
@@ -38899,7 +38572,6 @@
               </w:rPr>
               <w:t>dbDEMC</w:t>
             </w:r>
-            <w:proofErr w:type="spellEnd"/>
           </w:p>
         </w:tc>
         <w:tc>
@@ -38939,7 +38611,6 @@
                 <w:szCs w:val="18"/>
               </w:rPr>
             </w:pPr>
-            <w:proofErr w:type="spellStart"/>
             <w:r>
               <w:rPr>
                 <w:sz w:val="18"/>
@@ -38947,7 +38618,6 @@
               </w:rPr>
               <w:t>dbDEMC</w:t>
             </w:r>
-            <w:proofErr w:type="spellEnd"/>
           </w:p>
         </w:tc>
       </w:tr>
@@ -39039,7 +38709,6 @@
                 <w:szCs w:val="18"/>
               </w:rPr>
             </w:pPr>
-            <w:proofErr w:type="spellStart"/>
             <w:r>
               <w:rPr>
                 <w:sz w:val="18"/>
@@ -39047,7 +38716,6 @@
               </w:rPr>
               <w:t>dbDEMC</w:t>
             </w:r>
-            <w:proofErr w:type="spellEnd"/>
           </w:p>
         </w:tc>
       </w:tr>
@@ -39093,7 +38761,6 @@
                 <w:szCs w:val="18"/>
               </w:rPr>
             </w:pPr>
-            <w:proofErr w:type="spellStart"/>
             <w:r>
               <w:rPr>
                 <w:sz w:val="18"/>
@@ -39101,7 +38768,6 @@
               </w:rPr>
               <w:t>dbDEMC</w:t>
             </w:r>
-            <w:proofErr w:type="spellEnd"/>
           </w:p>
         </w:tc>
         <w:tc>
@@ -39141,7 +38807,6 @@
                 <w:szCs w:val="18"/>
               </w:rPr>
             </w:pPr>
-            <w:proofErr w:type="spellStart"/>
             <w:r>
               <w:rPr>
                 <w:sz w:val="18"/>
@@ -39149,7 +38814,6 @@
               </w:rPr>
               <w:t>dbDEMC</w:t>
             </w:r>
-            <w:proofErr w:type="spellEnd"/>
           </w:p>
         </w:tc>
       </w:tr>
@@ -39195,7 +38859,6 @@
                 <w:szCs w:val="18"/>
               </w:rPr>
             </w:pPr>
-            <w:proofErr w:type="spellStart"/>
             <w:r>
               <w:rPr>
                 <w:sz w:val="18"/>
@@ -39203,7 +38866,6 @@
               </w:rPr>
               <w:t>dbDEMC</w:t>
             </w:r>
-            <w:proofErr w:type="spellEnd"/>
           </w:p>
         </w:tc>
         <w:tc>
@@ -39243,7 +38905,6 @@
                 <w:szCs w:val="18"/>
               </w:rPr>
             </w:pPr>
-            <w:proofErr w:type="spellStart"/>
             <w:r>
               <w:rPr>
                 <w:sz w:val="18"/>
@@ -39251,7 +38912,6 @@
               </w:rPr>
               <w:t>dbDEMC</w:t>
             </w:r>
-            <w:proofErr w:type="spellEnd"/>
           </w:p>
         </w:tc>
       </w:tr>
@@ -39297,7 +38957,6 @@
                 <w:szCs w:val="18"/>
               </w:rPr>
             </w:pPr>
-            <w:proofErr w:type="spellStart"/>
             <w:r>
               <w:rPr>
                 <w:sz w:val="18"/>
@@ -39305,7 +38964,6 @@
               </w:rPr>
               <w:t>dbDEMC</w:t>
             </w:r>
-            <w:proofErr w:type="spellEnd"/>
           </w:p>
         </w:tc>
         <w:tc>
@@ -39345,7 +39003,6 @@
                 <w:szCs w:val="18"/>
               </w:rPr>
             </w:pPr>
-            <w:proofErr w:type="spellStart"/>
             <w:r>
               <w:rPr>
                 <w:sz w:val="18"/>
@@ -39353,7 +39010,6 @@
               </w:rPr>
               <w:t>dbDEMC</w:t>
             </w:r>
-            <w:proofErr w:type="spellEnd"/>
           </w:p>
         </w:tc>
       </w:tr>
@@ -39399,7 +39055,6 @@
                 <w:szCs w:val="18"/>
               </w:rPr>
             </w:pPr>
-            <w:proofErr w:type="spellStart"/>
             <w:r>
               <w:rPr>
                 <w:sz w:val="18"/>
@@ -39407,7 +39062,6 @@
               </w:rPr>
               <w:t>dbDEMC</w:t>
             </w:r>
-            <w:proofErr w:type="spellEnd"/>
           </w:p>
         </w:tc>
         <w:tc>
@@ -39447,7 +39101,6 @@
                 <w:szCs w:val="18"/>
               </w:rPr>
             </w:pPr>
-            <w:proofErr w:type="spellStart"/>
             <w:r>
               <w:rPr>
                 <w:sz w:val="18"/>
@@ -39455,7 +39108,6 @@
               </w:rPr>
               <w:t>dbDEMC</w:t>
             </w:r>
-            <w:proofErr w:type="spellEnd"/>
           </w:p>
         </w:tc>
       </w:tr>
@@ -39501,7 +39153,6 @@
                 <w:szCs w:val="18"/>
               </w:rPr>
             </w:pPr>
-            <w:proofErr w:type="spellStart"/>
             <w:r>
               <w:rPr>
                 <w:sz w:val="18"/>
@@ -39509,7 +39160,6 @@
               </w:rPr>
               <w:t>dbDEMC</w:t>
             </w:r>
-            <w:proofErr w:type="spellEnd"/>
           </w:p>
         </w:tc>
         <w:tc>
@@ -39549,7 +39199,6 @@
                 <w:szCs w:val="18"/>
               </w:rPr>
             </w:pPr>
-            <w:proofErr w:type="spellStart"/>
             <w:r>
               <w:rPr>
                 <w:sz w:val="18"/>
@@ -39557,7 +39206,6 @@
               </w:rPr>
               <w:t>dbDEMC</w:t>
             </w:r>
-            <w:proofErr w:type="spellEnd"/>
           </w:p>
         </w:tc>
       </w:tr>
@@ -39603,7 +39251,6 @@
                 <w:szCs w:val="18"/>
               </w:rPr>
             </w:pPr>
-            <w:proofErr w:type="spellStart"/>
             <w:r>
               <w:rPr>
                 <w:sz w:val="18"/>
@@ -39611,7 +39258,6 @@
               </w:rPr>
               <w:t>dbDEMC</w:t>
             </w:r>
-            <w:proofErr w:type="spellEnd"/>
           </w:p>
         </w:tc>
         <w:tc>
@@ -39651,7 +39297,6 @@
                 <w:szCs w:val="18"/>
               </w:rPr>
             </w:pPr>
-            <w:proofErr w:type="spellStart"/>
             <w:r>
               <w:rPr>
                 <w:sz w:val="18"/>
@@ -39659,7 +39304,6 @@
               </w:rPr>
               <w:t>dbDEMC</w:t>
             </w:r>
-            <w:proofErr w:type="spellEnd"/>
           </w:p>
         </w:tc>
       </w:tr>
@@ -39705,7 +39349,6 @@
                 <w:szCs w:val="18"/>
               </w:rPr>
             </w:pPr>
-            <w:proofErr w:type="spellStart"/>
             <w:r>
               <w:rPr>
                 <w:sz w:val="18"/>
@@ -39713,7 +39356,6 @@
               </w:rPr>
               <w:t>dbDEMC</w:t>
             </w:r>
-            <w:proofErr w:type="spellEnd"/>
           </w:p>
         </w:tc>
         <w:tc>
@@ -39753,7 +39395,6 @@
                 <w:szCs w:val="18"/>
               </w:rPr>
             </w:pPr>
-            <w:proofErr w:type="spellStart"/>
             <w:r>
               <w:rPr>
                 <w:sz w:val="18"/>
@@ -39761,7 +39402,6 @@
               </w:rPr>
               <w:t>dbDEMC</w:t>
             </w:r>
-            <w:proofErr w:type="spellEnd"/>
           </w:p>
         </w:tc>
       </w:tr>
@@ -39807,7 +39447,6 @@
                 <w:szCs w:val="18"/>
               </w:rPr>
             </w:pPr>
-            <w:proofErr w:type="spellStart"/>
             <w:r>
               <w:rPr>
                 <w:sz w:val="18"/>
@@ -39815,7 +39454,6 @@
               </w:rPr>
               <w:t>dbDEMC</w:t>
             </w:r>
-            <w:proofErr w:type="spellEnd"/>
           </w:p>
         </w:tc>
         <w:tc>
@@ -39855,7 +39493,6 @@
                 <w:szCs w:val="18"/>
               </w:rPr>
             </w:pPr>
-            <w:proofErr w:type="spellStart"/>
             <w:r>
               <w:rPr>
                 <w:sz w:val="18"/>
@@ -39863,7 +39500,6 @@
               </w:rPr>
               <w:t>dbDEMC</w:t>
             </w:r>
-            <w:proofErr w:type="spellEnd"/>
           </w:p>
         </w:tc>
       </w:tr>
@@ -39909,7 +39545,6 @@
                 <w:szCs w:val="18"/>
               </w:rPr>
             </w:pPr>
-            <w:proofErr w:type="spellStart"/>
             <w:r>
               <w:rPr>
                 <w:sz w:val="18"/>
@@ -39917,7 +39552,6 @@
               </w:rPr>
               <w:t>dbDEMC</w:t>
             </w:r>
-            <w:proofErr w:type="spellEnd"/>
           </w:p>
         </w:tc>
         <w:tc>
@@ -39957,7 +39591,6 @@
                 <w:szCs w:val="18"/>
               </w:rPr>
             </w:pPr>
-            <w:proofErr w:type="spellStart"/>
             <w:r>
               <w:rPr>
                 <w:sz w:val="18"/>
@@ -39965,7 +39598,6 @@
               </w:rPr>
               <w:t>dbDEMC</w:t>
             </w:r>
-            <w:proofErr w:type="spellEnd"/>
           </w:p>
         </w:tc>
       </w:tr>
@@ -40011,7 +39643,6 @@
                 <w:szCs w:val="18"/>
               </w:rPr>
             </w:pPr>
-            <w:proofErr w:type="spellStart"/>
             <w:r>
               <w:rPr>
                 <w:sz w:val="18"/>
@@ -40019,7 +39650,6 @@
               </w:rPr>
               <w:t>dbDEMC</w:t>
             </w:r>
-            <w:proofErr w:type="spellEnd"/>
           </w:p>
         </w:tc>
         <w:tc>
@@ -40059,7 +39689,6 @@
                 <w:szCs w:val="18"/>
               </w:rPr>
             </w:pPr>
-            <w:proofErr w:type="spellStart"/>
             <w:r>
               <w:rPr>
                 <w:sz w:val="18"/>
@@ -40067,7 +39696,6 @@
               </w:rPr>
               <w:t>dbDEMC</w:t>
             </w:r>
-            <w:proofErr w:type="spellEnd"/>
           </w:p>
         </w:tc>
       </w:tr>
@@ -40459,21 +40087,12 @@
                 <w:szCs w:val="18"/>
               </w:rPr>
             </w:pPr>
-            <w:proofErr w:type="spellStart"/>
-            <w:r>
-              <w:rPr>
-                <w:sz w:val="18"/>
-                <w:szCs w:val="18"/>
-              </w:rPr>
-              <w:t>dbDEMC</w:t>
-            </w:r>
-            <w:proofErr w:type="spellEnd"/>
-            <w:r>
-              <w:rPr>
-                <w:sz w:val="18"/>
-                <w:szCs w:val="18"/>
-              </w:rPr>
-              <w:t xml:space="preserve"> and miR2Disease</w:t>
+            <w:r>
+              <w:rPr>
+                <w:sz w:val="18"/>
+                <w:szCs w:val="18"/>
+              </w:rPr>
+              <w:t>dbDEMC and miR2Disease</w:t>
             </w:r>
           </w:p>
         </w:tc>
@@ -40514,7 +40133,6 @@
                 <w:szCs w:val="18"/>
               </w:rPr>
             </w:pPr>
-            <w:proofErr w:type="spellStart"/>
             <w:r>
               <w:rPr>
                 <w:sz w:val="18"/>
@@ -40522,7 +40140,6 @@
               </w:rPr>
               <w:t>dbDEMC</w:t>
             </w:r>
-            <w:proofErr w:type="spellEnd"/>
           </w:p>
         </w:tc>
       </w:tr>
@@ -40567,7 +40184,6 @@
                 <w:szCs w:val="18"/>
               </w:rPr>
             </w:pPr>
-            <w:proofErr w:type="spellStart"/>
             <w:r>
               <w:rPr>
                 <w:sz w:val="18"/>
@@ -40575,7 +40191,6 @@
               </w:rPr>
               <w:t>dbDEMC</w:t>
             </w:r>
-            <w:proofErr w:type="spellEnd"/>
           </w:p>
         </w:tc>
         <w:tc>
@@ -40615,21 +40230,12 @@
                 <w:szCs w:val="18"/>
               </w:rPr>
             </w:pPr>
-            <w:proofErr w:type="spellStart"/>
-            <w:r>
-              <w:rPr>
-                <w:sz w:val="18"/>
-                <w:szCs w:val="18"/>
-              </w:rPr>
-              <w:t>dbDEMC</w:t>
-            </w:r>
-            <w:proofErr w:type="spellEnd"/>
-            <w:r>
-              <w:rPr>
-                <w:sz w:val="18"/>
-                <w:szCs w:val="18"/>
-              </w:rPr>
-              <w:t xml:space="preserve"> and miR2Disease</w:t>
+            <w:r>
+              <w:rPr>
+                <w:sz w:val="18"/>
+                <w:szCs w:val="18"/>
+              </w:rPr>
+              <w:t>dbDEMC and miR2Disease</w:t>
             </w:r>
           </w:p>
         </w:tc>
@@ -40721,21 +40327,12 @@
                 <w:szCs w:val="18"/>
               </w:rPr>
             </w:pPr>
-            <w:proofErr w:type="spellStart"/>
-            <w:r>
-              <w:rPr>
-                <w:sz w:val="18"/>
-                <w:szCs w:val="18"/>
-              </w:rPr>
-              <w:t>dbDEMC</w:t>
-            </w:r>
-            <w:proofErr w:type="spellEnd"/>
-            <w:r>
-              <w:rPr>
-                <w:sz w:val="18"/>
-                <w:szCs w:val="18"/>
-              </w:rPr>
-              <w:t xml:space="preserve"> and miR2Disease</w:t>
+            <w:r>
+              <w:rPr>
+                <w:sz w:val="18"/>
+                <w:szCs w:val="18"/>
+              </w:rPr>
+              <w:t>dbDEMC and miR2Disease</w:t>
             </w:r>
           </w:p>
         </w:tc>
@@ -40827,21 +40424,12 @@
                 <w:szCs w:val="18"/>
               </w:rPr>
             </w:pPr>
-            <w:proofErr w:type="spellStart"/>
-            <w:r>
-              <w:rPr>
-                <w:sz w:val="18"/>
-                <w:szCs w:val="18"/>
-              </w:rPr>
-              <w:t>dbDEMC</w:t>
-            </w:r>
-            <w:proofErr w:type="spellEnd"/>
-            <w:r>
-              <w:rPr>
-                <w:sz w:val="18"/>
-                <w:szCs w:val="18"/>
-              </w:rPr>
-              <w:t xml:space="preserve"> and miR2Disease</w:t>
+            <w:r>
+              <w:rPr>
+                <w:sz w:val="18"/>
+                <w:szCs w:val="18"/>
+              </w:rPr>
+              <w:t>dbDEMC and miR2Disease</w:t>
             </w:r>
           </w:p>
         </w:tc>
@@ -40985,21 +40573,12 @@
                 <w:szCs w:val="18"/>
               </w:rPr>
             </w:pPr>
-            <w:proofErr w:type="spellStart"/>
-            <w:r>
-              <w:rPr>
-                <w:sz w:val="18"/>
-                <w:szCs w:val="18"/>
-              </w:rPr>
-              <w:t>dbDEMC</w:t>
-            </w:r>
-            <w:proofErr w:type="spellEnd"/>
-            <w:r>
-              <w:rPr>
-                <w:sz w:val="18"/>
-                <w:szCs w:val="18"/>
-              </w:rPr>
-              <w:t xml:space="preserve"> and miR2Disease</w:t>
+            <w:r>
+              <w:rPr>
+                <w:sz w:val="18"/>
+                <w:szCs w:val="18"/>
+              </w:rPr>
+              <w:t>dbDEMC and miR2Disease</w:t>
             </w:r>
           </w:p>
         </w:tc>
@@ -41091,21 +40670,12 @@
                 <w:szCs w:val="18"/>
               </w:rPr>
             </w:pPr>
-            <w:proofErr w:type="spellStart"/>
-            <w:r>
-              <w:rPr>
-                <w:sz w:val="18"/>
-                <w:szCs w:val="18"/>
-              </w:rPr>
-              <w:t>dbDEMC</w:t>
-            </w:r>
-            <w:proofErr w:type="spellEnd"/>
-            <w:r>
-              <w:rPr>
-                <w:sz w:val="18"/>
-                <w:szCs w:val="18"/>
-              </w:rPr>
-              <w:t xml:space="preserve"> and miR2Disease</w:t>
+            <w:r>
+              <w:rPr>
+                <w:sz w:val="18"/>
+                <w:szCs w:val="18"/>
+              </w:rPr>
+              <w:t>dbDEMC and miR2Disease</w:t>
             </w:r>
           </w:p>
         </w:tc>
@@ -41146,7 +40716,6 @@
                 <w:szCs w:val="18"/>
               </w:rPr>
             </w:pPr>
-            <w:proofErr w:type="spellStart"/>
             <w:r>
               <w:rPr>
                 <w:sz w:val="18"/>
@@ -41154,7 +40723,6 @@
               </w:rPr>
               <w:t>dbDEMC</w:t>
             </w:r>
-            <w:proofErr w:type="spellEnd"/>
           </w:p>
         </w:tc>
       </w:tr>
@@ -41199,21 +40767,12 @@
                 <w:szCs w:val="18"/>
               </w:rPr>
             </w:pPr>
-            <w:proofErr w:type="spellStart"/>
-            <w:r>
-              <w:rPr>
-                <w:sz w:val="18"/>
-                <w:szCs w:val="18"/>
-              </w:rPr>
-              <w:t>dbDEMC</w:t>
-            </w:r>
-            <w:proofErr w:type="spellEnd"/>
-            <w:r>
-              <w:rPr>
-                <w:sz w:val="18"/>
-                <w:szCs w:val="18"/>
-              </w:rPr>
-              <w:t xml:space="preserve"> and miR2Disease</w:t>
+            <w:r>
+              <w:rPr>
+                <w:sz w:val="18"/>
+                <w:szCs w:val="18"/>
+              </w:rPr>
+              <w:t>dbDEMC and miR2Disease</w:t>
             </w:r>
           </w:p>
         </w:tc>
@@ -41254,7 +40813,6 @@
                 <w:szCs w:val="18"/>
               </w:rPr>
             </w:pPr>
-            <w:proofErr w:type="spellStart"/>
             <w:r>
               <w:rPr>
                 <w:sz w:val="18"/>
@@ -41262,7 +40820,6 @@
               </w:rPr>
               <w:t>dbDEMC</w:t>
             </w:r>
-            <w:proofErr w:type="spellEnd"/>
           </w:p>
         </w:tc>
       </w:tr>
@@ -41353,21 +40910,12 @@
                 <w:szCs w:val="18"/>
               </w:rPr>
             </w:pPr>
-            <w:proofErr w:type="spellStart"/>
-            <w:r>
-              <w:rPr>
-                <w:sz w:val="18"/>
-                <w:szCs w:val="18"/>
-              </w:rPr>
-              <w:t>dbDEMC</w:t>
-            </w:r>
-            <w:proofErr w:type="spellEnd"/>
-            <w:r>
-              <w:rPr>
-                <w:sz w:val="18"/>
-                <w:szCs w:val="18"/>
-              </w:rPr>
-              <w:t xml:space="preserve"> and miR2Disease</w:t>
+            <w:r>
+              <w:rPr>
+                <w:sz w:val="18"/>
+                <w:szCs w:val="18"/>
+              </w:rPr>
+              <w:t>dbDEMC and miR2Disease</w:t>
             </w:r>
           </w:p>
         </w:tc>
@@ -41413,21 +40961,12 @@
                 <w:szCs w:val="18"/>
               </w:rPr>
             </w:pPr>
-            <w:proofErr w:type="spellStart"/>
-            <w:r>
-              <w:rPr>
-                <w:sz w:val="18"/>
-                <w:szCs w:val="18"/>
-              </w:rPr>
-              <w:t>dbDEMC</w:t>
-            </w:r>
-            <w:proofErr w:type="spellEnd"/>
-            <w:r>
-              <w:rPr>
-                <w:sz w:val="18"/>
-                <w:szCs w:val="18"/>
-              </w:rPr>
-              <w:t xml:space="preserve"> and miR2Disease</w:t>
+            <w:r>
+              <w:rPr>
+                <w:sz w:val="18"/>
+                <w:szCs w:val="18"/>
+              </w:rPr>
+              <w:t>dbDEMC and miR2Disease</w:t>
             </w:r>
           </w:p>
         </w:tc>
@@ -41468,21 +41007,12 @@
                 <w:szCs w:val="18"/>
               </w:rPr>
             </w:pPr>
-            <w:proofErr w:type="spellStart"/>
-            <w:r>
-              <w:rPr>
-                <w:sz w:val="18"/>
-                <w:szCs w:val="18"/>
-              </w:rPr>
-              <w:t>dbDEMC</w:t>
-            </w:r>
-            <w:proofErr w:type="spellEnd"/>
-            <w:r>
-              <w:rPr>
-                <w:sz w:val="18"/>
-                <w:szCs w:val="18"/>
-              </w:rPr>
-              <w:t xml:space="preserve"> and miR2Disease</w:t>
+            <w:r>
+              <w:rPr>
+                <w:sz w:val="18"/>
+                <w:szCs w:val="18"/>
+              </w:rPr>
+              <w:t>dbDEMC and miR2Disease</w:t>
             </w:r>
           </w:p>
         </w:tc>
@@ -41528,7 +41058,6 @@
                 <w:szCs w:val="18"/>
               </w:rPr>
             </w:pPr>
-            <w:proofErr w:type="spellStart"/>
             <w:r>
               <w:rPr>
                 <w:sz w:val="18"/>
@@ -41536,7 +41065,6 @@
               </w:rPr>
               <w:t>dbDEMC</w:t>
             </w:r>
-            <w:proofErr w:type="spellEnd"/>
           </w:p>
         </w:tc>
         <w:tc>
@@ -41576,21 +41104,12 @@
                 <w:szCs w:val="18"/>
               </w:rPr>
             </w:pPr>
-            <w:proofErr w:type="spellStart"/>
-            <w:r>
-              <w:rPr>
-                <w:sz w:val="18"/>
-                <w:szCs w:val="18"/>
-              </w:rPr>
-              <w:t>dbDEMC</w:t>
-            </w:r>
-            <w:proofErr w:type="spellEnd"/>
-            <w:r>
-              <w:rPr>
-                <w:sz w:val="18"/>
-                <w:szCs w:val="18"/>
-              </w:rPr>
-              <w:t xml:space="preserve"> and miR2Disease</w:t>
+            <w:r>
+              <w:rPr>
+                <w:sz w:val="18"/>
+                <w:szCs w:val="18"/>
+              </w:rPr>
+              <w:t>dbDEMC and miR2Disease</w:t>
             </w:r>
           </w:p>
         </w:tc>
@@ -41636,21 +41155,12 @@
                 <w:szCs w:val="18"/>
               </w:rPr>
             </w:pPr>
-            <w:proofErr w:type="spellStart"/>
-            <w:r>
-              <w:rPr>
-                <w:sz w:val="18"/>
-                <w:szCs w:val="18"/>
-              </w:rPr>
-              <w:t>dbDEMC</w:t>
-            </w:r>
-            <w:proofErr w:type="spellEnd"/>
-            <w:r>
-              <w:rPr>
-                <w:sz w:val="18"/>
-                <w:szCs w:val="18"/>
-              </w:rPr>
-              <w:t xml:space="preserve"> and miR2Disease</w:t>
+            <w:r>
+              <w:rPr>
+                <w:sz w:val="18"/>
+                <w:szCs w:val="18"/>
+              </w:rPr>
+              <w:t>dbDEMC and miR2Disease</w:t>
             </w:r>
           </w:p>
         </w:tc>
@@ -41691,21 +41201,12 @@
                 <w:szCs w:val="18"/>
               </w:rPr>
             </w:pPr>
-            <w:proofErr w:type="spellStart"/>
-            <w:r>
-              <w:rPr>
-                <w:sz w:val="18"/>
-                <w:szCs w:val="18"/>
-              </w:rPr>
-              <w:t>dbDEMC</w:t>
-            </w:r>
-            <w:proofErr w:type="spellEnd"/>
-            <w:r>
-              <w:rPr>
-                <w:sz w:val="18"/>
-                <w:szCs w:val="18"/>
-              </w:rPr>
-              <w:t xml:space="preserve"> and miR2Disease</w:t>
+            <w:r>
+              <w:rPr>
+                <w:sz w:val="18"/>
+                <w:szCs w:val="18"/>
+              </w:rPr>
+              <w:t>dbDEMC and miR2Disease</w:t>
             </w:r>
           </w:p>
         </w:tc>
@@ -41751,21 +41252,12 @@
                 <w:szCs w:val="18"/>
               </w:rPr>
             </w:pPr>
-            <w:proofErr w:type="spellStart"/>
-            <w:r>
-              <w:rPr>
-                <w:sz w:val="18"/>
-                <w:szCs w:val="18"/>
-              </w:rPr>
-              <w:t>dbDEMC</w:t>
-            </w:r>
-            <w:proofErr w:type="spellEnd"/>
-            <w:r>
-              <w:rPr>
-                <w:sz w:val="18"/>
-                <w:szCs w:val="18"/>
-              </w:rPr>
-              <w:t xml:space="preserve"> and miR2Disease</w:t>
+            <w:r>
+              <w:rPr>
+                <w:sz w:val="18"/>
+                <w:szCs w:val="18"/>
+              </w:rPr>
+              <w:t>dbDEMC and miR2Disease</w:t>
             </w:r>
           </w:p>
         </w:tc>
@@ -41857,21 +41349,12 @@
                 <w:szCs w:val="18"/>
               </w:rPr>
             </w:pPr>
-            <w:proofErr w:type="spellStart"/>
-            <w:r>
-              <w:rPr>
-                <w:sz w:val="18"/>
-                <w:szCs w:val="18"/>
-              </w:rPr>
-              <w:t>dbDEMC</w:t>
-            </w:r>
-            <w:proofErr w:type="spellEnd"/>
-            <w:r>
-              <w:rPr>
-                <w:sz w:val="18"/>
-                <w:szCs w:val="18"/>
-              </w:rPr>
-              <w:t xml:space="preserve"> and miR2Disease</w:t>
+            <w:r>
+              <w:rPr>
+                <w:sz w:val="18"/>
+                <w:szCs w:val="18"/>
+              </w:rPr>
+              <w:t>dbDEMC and miR2Disease</w:t>
             </w:r>
           </w:p>
         </w:tc>
@@ -41912,21 +41395,12 @@
                 <w:szCs w:val="18"/>
               </w:rPr>
             </w:pPr>
-            <w:proofErr w:type="spellStart"/>
-            <w:r>
-              <w:rPr>
-                <w:sz w:val="18"/>
-                <w:szCs w:val="18"/>
-              </w:rPr>
-              <w:t>dbDEMC</w:t>
-            </w:r>
-            <w:proofErr w:type="spellEnd"/>
-            <w:r>
-              <w:rPr>
-                <w:sz w:val="18"/>
-                <w:szCs w:val="18"/>
-              </w:rPr>
-              <w:t xml:space="preserve"> and miR2Disease</w:t>
+            <w:r>
+              <w:rPr>
+                <w:sz w:val="18"/>
+                <w:szCs w:val="18"/>
+              </w:rPr>
+              <w:t>dbDEMC and miR2Disease</w:t>
             </w:r>
           </w:p>
         </w:tc>
@@ -41972,21 +41446,12 @@
                 <w:szCs w:val="18"/>
               </w:rPr>
             </w:pPr>
-            <w:proofErr w:type="spellStart"/>
-            <w:r>
-              <w:rPr>
-                <w:sz w:val="18"/>
-                <w:szCs w:val="18"/>
-              </w:rPr>
-              <w:t>dbDEMC</w:t>
-            </w:r>
-            <w:proofErr w:type="spellEnd"/>
-            <w:r>
-              <w:rPr>
-                <w:sz w:val="18"/>
-                <w:szCs w:val="18"/>
-              </w:rPr>
-              <w:t xml:space="preserve"> and miR2Disease</w:t>
+            <w:r>
+              <w:rPr>
+                <w:sz w:val="18"/>
+                <w:szCs w:val="18"/>
+              </w:rPr>
+              <w:t>dbDEMC and miR2Disease</w:t>
             </w:r>
           </w:p>
         </w:tc>
@@ -42027,7 +41492,6 @@
                 <w:szCs w:val="18"/>
               </w:rPr>
             </w:pPr>
-            <w:proofErr w:type="spellStart"/>
             <w:r>
               <w:rPr>
                 <w:sz w:val="18"/>
@@ -42035,7 +41499,6 @@
               </w:rPr>
               <w:t>dbDEMC</w:t>
             </w:r>
-            <w:proofErr w:type="spellEnd"/>
           </w:p>
         </w:tc>
       </w:tr>
@@ -42491,23 +41954,7 @@
           <w:sz w:val="18"/>
           <w:szCs w:val="18"/>
         </w:rPr>
-        <w:t xml:space="preserve">Liu, C. G., Calin, G. A., </w:t>
-      </w:r>
-      <w:proofErr w:type="spellStart"/>
-      <w:r>
-        <w:rPr>
-          <w:sz w:val="18"/>
-          <w:szCs w:val="18"/>
-        </w:rPr>
-        <w:t>Volinia</w:t>
-      </w:r>
-      <w:proofErr w:type="spellEnd"/>
-      <w:r>
-        <w:rPr>
-          <w:sz w:val="18"/>
-          <w:szCs w:val="18"/>
-        </w:rPr>
-        <w:t>, S., &amp; Croce, C. M. (2008). MicroRNA expression profiling using microarrays. Nature Protocols, 3(4), 563–578.</w:t>
+        <w:t>Liu, C. G., Calin, G. A., Volinia, S., &amp; Croce, C. M. (2008). MicroRNA expression profiling using microarrays. Nature Protocols, 3(4), 563–578.</w:t>
       </w:r>
       <w:bookmarkEnd w:id="20"/>
     </w:p>
@@ -42829,23 +42276,7 @@
           <w:sz w:val="18"/>
           <w:szCs w:val="18"/>
         </w:rPr>
-        <w:t>Yu, L., Huang, Y., Jiang, Y., &amp; Ni, J. (2021). MPMDA: meta-</w:t>
-      </w:r>
-      <w:proofErr w:type="gramStart"/>
-      <w:r>
-        <w:rPr>
-          <w:sz w:val="18"/>
-          <w:szCs w:val="18"/>
-        </w:rPr>
-        <w:t>path based</w:t>
-      </w:r>
-      <w:proofErr w:type="gramEnd"/>
-      <w:r>
-        <w:rPr>
-          <w:sz w:val="18"/>
-          <w:szCs w:val="18"/>
-        </w:rPr>
-        <w:t xml:space="preserve"> framework for miRNA–disease association prediction. Briefings in Bioinformatics, 22(6), bbab297.</w:t>
+        <w:t>Yu, L., Huang, Y., Jiang, Y., &amp; Ni, J. (2021). MPMDA: meta-path based framework for miRNA–disease association prediction. Briefings in Bioinformatics, 22(6), bbab297.</w:t>
       </w:r>
       <w:bookmarkEnd w:id="31"/>
     </w:p>
@@ -42960,21 +42391,12 @@
         </w:rPr>
       </w:pPr>
       <w:bookmarkStart w:id="36" w:name="_Ref203419954"/>
-      <w:proofErr w:type="spellStart"/>
       <w:r>
         <w:rPr>
           <w:sz w:val="18"/>
           <w:szCs w:val="18"/>
         </w:rPr>
-        <w:t>Oono</w:t>
-      </w:r>
-      <w:proofErr w:type="spellEnd"/>
-      <w:r>
-        <w:rPr>
-          <w:sz w:val="18"/>
-          <w:szCs w:val="18"/>
-        </w:rPr>
-        <w:t>, K., &amp; Suzuki, T. (2020). Graph neural networks exponentially lose expressive power for node classification. International Conference on Learning Representations (ICLR).</w:t>
+        <w:t>Oono, K., &amp; Suzuki, T. (2020). Graph neural networks exponentially lose expressive power for node classification. International Conference on Learning Representations (ICLR).</w:t>
       </w:r>
       <w:bookmarkEnd w:id="36"/>
     </w:p>
@@ -42998,23 +42420,7 @@
           <w:sz w:val="18"/>
           <w:szCs w:val="18"/>
         </w:rPr>
-        <w:t xml:space="preserve">Chen, X., Yan, C. C., Zhang, X., Li, Z., Deng, L., &amp; Zhang, Y. (2018). HGIMDA: Heterogeneous graph inference for miRNA-disease association prediction. </w:t>
-      </w:r>
-      <w:proofErr w:type="spellStart"/>
-      <w:r>
-        <w:rPr>
-          <w:sz w:val="18"/>
-          <w:szCs w:val="18"/>
-        </w:rPr>
-        <w:t>Oncotarget</w:t>
-      </w:r>
-      <w:proofErr w:type="spellEnd"/>
-      <w:r>
-        <w:rPr>
-          <w:sz w:val="18"/>
-          <w:szCs w:val="18"/>
-        </w:rPr>
-        <w:t>, 8(47), 80185–80194.</w:t>
+        <w:t>Chen, X., Yan, C. C., Zhang, X., Li, Z., Deng, L., &amp; Zhang, Y. (2018). HGIMDA: Heterogeneous graph inference for miRNA-disease association prediction. Oncotarget, 8(47), 80185–80194.</w:t>
       </w:r>
       <w:bookmarkEnd w:id="37"/>
     </w:p>
@@ -43069,39 +42475,7 @@
           <w:sz w:val="18"/>
           <w:szCs w:val="18"/>
         </w:rPr>
-        <w:t xml:space="preserve">Van </w:t>
-      </w:r>
-      <w:proofErr w:type="spellStart"/>
-      <w:r>
-        <w:rPr>
-          <w:sz w:val="18"/>
-          <w:szCs w:val="18"/>
-        </w:rPr>
-        <w:t>Laarhoven</w:t>
-      </w:r>
-      <w:proofErr w:type="spellEnd"/>
-      <w:r>
-        <w:rPr>
-          <w:sz w:val="18"/>
-          <w:szCs w:val="18"/>
-        </w:rPr>
-        <w:t xml:space="preserve">, T., </w:t>
-      </w:r>
-      <w:proofErr w:type="spellStart"/>
-      <w:r>
-        <w:rPr>
-          <w:sz w:val="18"/>
-          <w:szCs w:val="18"/>
-        </w:rPr>
-        <w:t>Nabuurs</w:t>
-      </w:r>
-      <w:proofErr w:type="spellEnd"/>
-      <w:r>
-        <w:rPr>
-          <w:sz w:val="18"/>
-          <w:szCs w:val="18"/>
-        </w:rPr>
-        <w:t>, S. B., &amp; Marchiori, E. (2011). Gaussian interaction profile kernels for predicting drug–target interactions. Bioinformatics, 27(21), 3036–3043.</w:t>
+        <w:t>Van Laarhoven, T., Nabuurs, S. B., &amp; Marchiori, E. (2011). Gaussian interaction profile kernels for predicting drug–target interactions. Bioinformatics, 27(21), 3036–3043.</w:t>
       </w:r>
       <w:bookmarkEnd w:id="39"/>
     </w:p>
@@ -43191,39 +42565,7 @@
           <w:sz w:val="18"/>
           <w:szCs w:val="18"/>
         </w:rPr>
-        <w:t xml:space="preserve">Mounir </w:t>
-      </w:r>
-      <w:proofErr w:type="spellStart"/>
-      <w:r>
-        <w:rPr>
-          <w:sz w:val="18"/>
-          <w:szCs w:val="18"/>
-        </w:rPr>
-        <w:t>Ghogho</w:t>
-      </w:r>
-      <w:proofErr w:type="spellEnd"/>
-      <w:r>
-        <w:rPr>
-          <w:sz w:val="18"/>
-          <w:szCs w:val="18"/>
-        </w:rPr>
-        <w:t xml:space="preserve">. (2024). Revisiting Neighborhood Aggregation in Graph Neural Networks for Node Classification. </w:t>
-      </w:r>
-      <w:proofErr w:type="spellStart"/>
-      <w:r>
-        <w:rPr>
-          <w:sz w:val="18"/>
-          <w:szCs w:val="18"/>
-        </w:rPr>
-        <w:t>arXiv</w:t>
-      </w:r>
-      <w:proofErr w:type="spellEnd"/>
-      <w:r>
-        <w:rPr>
-          <w:sz w:val="18"/>
-          <w:szCs w:val="18"/>
-        </w:rPr>
-        <w:t xml:space="preserve"> preprint.</w:t>
+        <w:t>Mounir Ghogho. (2024). Revisiting Neighborhood Aggregation in Graph Neural Networks for Node Classification. arXiv preprint.</w:t>
       </w:r>
       <w:bookmarkEnd w:id="41"/>
     </w:p>
@@ -43247,39 +42589,7 @@
           <w:sz w:val="18"/>
           <w:szCs w:val="18"/>
         </w:rPr>
-        <w:t xml:space="preserve">Jinbo Song, Chao Chang, Fei Sun, </w:t>
-      </w:r>
-      <w:proofErr w:type="spellStart"/>
-      <w:r>
-        <w:rPr>
-          <w:sz w:val="18"/>
-          <w:szCs w:val="18"/>
-        </w:rPr>
-        <w:t>Xinbo</w:t>
-      </w:r>
-      <w:proofErr w:type="spellEnd"/>
-      <w:r>
-        <w:rPr>
-          <w:sz w:val="18"/>
-          <w:szCs w:val="18"/>
-        </w:rPr>
-        <w:t xml:space="preserve"> Song, &amp; Peng Jiang. (2021). NGAT4Rec: Neighbor-Aware Graph Attention Network </w:t>
-      </w:r>
-      <w:proofErr w:type="gramStart"/>
-      <w:r>
-        <w:rPr>
-          <w:sz w:val="18"/>
-          <w:szCs w:val="18"/>
-        </w:rPr>
-        <w:t>For</w:t>
-      </w:r>
-      <w:proofErr w:type="gramEnd"/>
-      <w:r>
-        <w:rPr>
-          <w:sz w:val="18"/>
-          <w:szCs w:val="18"/>
-        </w:rPr>
-        <w:t xml:space="preserve"> Recommendation. ACM Conference.</w:t>
+        <w:t>Jinbo Song, Chao Chang, Fei Sun, Xinbo Song, &amp; Peng Jiang. (2021). NGAT4Rec: Neighbor-Aware Graph Attention Network For Recommendation. ACM Conference.</w:t>
       </w:r>
       <w:bookmarkEnd w:id="42"/>
     </w:p>
@@ -43303,55 +42613,7 @@
           <w:sz w:val="18"/>
           <w:szCs w:val="18"/>
         </w:rPr>
-        <w:t>Jimale, E. L., Chen, W., Al‑</w:t>
-      </w:r>
-      <w:proofErr w:type="spellStart"/>
-      <w:r>
-        <w:rPr>
-          <w:sz w:val="18"/>
-          <w:szCs w:val="18"/>
-        </w:rPr>
-        <w:t>antari</w:t>
-      </w:r>
-      <w:proofErr w:type="spellEnd"/>
-      <w:r>
-        <w:rPr>
-          <w:sz w:val="18"/>
-          <w:szCs w:val="18"/>
-        </w:rPr>
-        <w:t xml:space="preserve">, M. A., Gu, Y. H., </w:t>
-      </w:r>
-      <w:proofErr w:type="spellStart"/>
-      <w:r>
-        <w:rPr>
-          <w:sz w:val="18"/>
-          <w:szCs w:val="18"/>
-        </w:rPr>
-        <w:t>Agbesi</w:t>
-      </w:r>
-      <w:proofErr w:type="spellEnd"/>
-      <w:r>
-        <w:rPr>
-          <w:sz w:val="18"/>
-          <w:szCs w:val="18"/>
-        </w:rPr>
-        <w:t xml:space="preserve">, V. K., Feroze, W., </w:t>
-      </w:r>
-      <w:proofErr w:type="spellStart"/>
-      <w:r>
-        <w:rPr>
-          <w:sz w:val="18"/>
-          <w:szCs w:val="18"/>
-        </w:rPr>
-        <w:t>Akmel</w:t>
-      </w:r>
-      <w:proofErr w:type="spellEnd"/>
-      <w:r>
-        <w:rPr>
-          <w:sz w:val="18"/>
-          <w:szCs w:val="18"/>
-        </w:rPr>
-        <w:t>, F., Assefa, J. M., &amp; Shahzad, A. (2025). Graph-to-Text Generation with Bidirectional Dual Cross-Attention and Concatenation. Mathematics, 13(6), 935.</w:t>
+        <w:t>Jimale, E. L., Chen, W., Al‑antari, M. A., Gu, Y. H., Agbesi, V. K., Feroze, W., Akmel, F., Assefa, J. M., &amp; Shahzad, A. (2025). Graph-to-Text Generation with Bidirectional Dual Cross-Attention and Concatenation. Mathematics, 13(6), 935.</w:t>
       </w:r>
       <w:bookmarkEnd w:id="43"/>
     </w:p>
@@ -43406,23 +42668,7 @@
           <w:sz w:val="18"/>
           <w:szCs w:val="18"/>
         </w:rPr>
-        <w:t xml:space="preserve">Li, Z., Bai, X., Nie, R., Liu, Y., Zhang, L., &amp; You, Z. (2024). Predicting miRNA–Disease Associations Based on Spectral Graph Transformer </w:t>
-      </w:r>
-      <w:proofErr w:type="gramStart"/>
-      <w:r>
-        <w:rPr>
-          <w:sz w:val="18"/>
-          <w:szCs w:val="18"/>
-        </w:rPr>
-        <w:t>With</w:t>
-      </w:r>
-      <w:proofErr w:type="gramEnd"/>
-      <w:r>
-        <w:rPr>
-          <w:sz w:val="18"/>
-          <w:szCs w:val="18"/>
-        </w:rPr>
-        <w:t xml:space="preserve"> Dynamic Attention and Regularization. IEEE Journal of Biomedical and Health Informatics, 28(12), 7611–7622</w:t>
+        <w:t>Li, Z., Bai, X., Nie, R., Liu, Y., Zhang, L., &amp; You, Z. (2024). Predicting miRNA–Disease Associations Based on Spectral Graph Transformer With Dynamic Attention and Regularization. IEEE Journal of Biomedical and Health Informatics, 28(12), 7611–7622</w:t>
       </w:r>
       <w:r>
         <w:rPr>
@@ -43484,23 +42730,7 @@
           <w:sz w:val="18"/>
           <w:szCs w:val="18"/>
         </w:rPr>
-        <w:t xml:space="preserve">Ji, C., Wang, Y., Ni, J., Zheng, C., &amp; </w:t>
-      </w:r>
-      <w:proofErr w:type="spellStart"/>
-      <w:r>
-        <w:rPr>
-          <w:sz w:val="18"/>
-          <w:szCs w:val="18"/>
-        </w:rPr>
-        <w:t>Su</w:t>
-      </w:r>
-      <w:proofErr w:type="spellEnd"/>
-      <w:r>
-        <w:rPr>
-          <w:sz w:val="18"/>
-          <w:szCs w:val="18"/>
-        </w:rPr>
-        <w:t>, Y. (2021). Predicting miRNA–Disease Associations Based on Heterogeneous Graph Attention Networks. Frontiers in Genetics, 12, 727744</w:t>
+        <w:t>Ji, C., Wang, Y., Ni, J., Zheng, C., &amp; Su, Y. (2021). Predicting miRNA–Disease Associations Based on Heterogeneous Graph Attention Networks. Frontiers in Genetics, 12, 727744</w:t>
       </w:r>
       <w:r>
         <w:rPr>
@@ -43586,23 +42816,7 @@
           <w:sz w:val="18"/>
           <w:szCs w:val="18"/>
         </w:rPr>
-        <w:t xml:space="preserve">Yan, C., &amp; Duan, G. (2024). PMDAGS: Predicting miRNA–Disease Associations </w:t>
-      </w:r>
-      <w:proofErr w:type="gramStart"/>
-      <w:r>
-        <w:rPr>
-          <w:sz w:val="18"/>
-          <w:szCs w:val="18"/>
-        </w:rPr>
-        <w:t>With</w:t>
-      </w:r>
-      <w:proofErr w:type="gramEnd"/>
-      <w:r>
-        <w:rPr>
-          <w:sz w:val="18"/>
-          <w:szCs w:val="18"/>
-        </w:rPr>
-        <w:t xml:space="preserve"> Graph Nonlinear Diffusion Convolution Network and Similarities. IEEE/ACM Transactions on Computational Biology and Bioinformatics, 21(3), 394–404</w:t>
+        <w:t>Yan, C., &amp; Duan, G. (2024). PMDAGS: Predicting miRNA–Disease Associations With Graph Nonlinear Diffusion Convolution Network and Similarities. IEEE/ACM Transactions on Computational Biology and Bioinformatics, 21(3), 394–404</w:t>
       </w:r>
       <w:r>
         <w:rPr>
@@ -43633,23 +42847,7 @@
           <w:sz w:val="18"/>
           <w:szCs w:val="18"/>
         </w:rPr>
-        <w:t xml:space="preserve">Liu, D., Huang, Y., Nie, W., Zhang, J., &amp; Deng, L. (2021). SMALF: miRNA–Disease Associations Prediction Based on Stacked Autoencoder and </w:t>
-      </w:r>
-      <w:proofErr w:type="spellStart"/>
-      <w:r>
-        <w:rPr>
-          <w:sz w:val="18"/>
-          <w:szCs w:val="18"/>
-        </w:rPr>
-        <w:t>XGBoost</w:t>
-      </w:r>
-      <w:proofErr w:type="spellEnd"/>
-      <w:r>
-        <w:rPr>
-          <w:sz w:val="18"/>
-          <w:szCs w:val="18"/>
-        </w:rPr>
-        <w:t>. BMC Bioinformatics, 22(1), 219</w:t>
+        <w:t>Liu, D., Huang, Y., Nie, W., Zhang, J., &amp; Deng, L. (2021). SMALF: miRNA–Disease Associations Prediction Based on Stacked Autoencoder and XGBoost. BMC Bioinformatics, 22(1), 219</w:t>
       </w:r>
       <w:r>
         <w:rPr>
@@ -43854,23 +43052,7 @@
           <w:sz w:val="18"/>
           <w:szCs w:val="18"/>
         </w:rPr>
-        <w:t xml:space="preserve">He, L., Thomson, J. M., et al. (2005). A microRNA </w:t>
-      </w:r>
-      <w:proofErr w:type="spellStart"/>
-      <w:r>
-        <w:rPr>
-          <w:sz w:val="18"/>
-          <w:szCs w:val="18"/>
-        </w:rPr>
-        <w:t>polycistron</w:t>
-      </w:r>
-      <w:proofErr w:type="spellEnd"/>
-      <w:r>
-        <w:rPr>
-          <w:sz w:val="18"/>
-          <w:szCs w:val="18"/>
-        </w:rPr>
-        <w:t xml:space="preserve"> as a potential oncogene. Nature, 435(7043), 828–833.</w:t>
+        <w:t>He, L., Thomson, J. M., et al. (2005). A microRNA polycistron as a potential oncogene. Nature, 435(7043), 828–833.</w:t>
       </w:r>
       <w:bookmarkEnd w:id="54"/>
     </w:p>
@@ -43913,21 +43095,12 @@
         </w:rPr>
       </w:pPr>
       <w:bookmarkStart w:id="56" w:name="_Ref203468262"/>
-      <w:proofErr w:type="spellStart"/>
       <w:r>
         <w:rPr>
           <w:sz w:val="18"/>
           <w:szCs w:val="18"/>
         </w:rPr>
-        <w:t>Spandidos</w:t>
-      </w:r>
-      <w:proofErr w:type="spellEnd"/>
-      <w:r>
-        <w:rPr>
-          <w:sz w:val="18"/>
-          <w:szCs w:val="18"/>
-        </w:rPr>
-        <w:t xml:space="preserve"> Publications. (2012). MicroRNAs in esophageal cancer. Molecular Medicine Reports, 5(2), 256–262.</w:t>
+        <w:t>Spandidos Publications. (2012). MicroRNAs in esophageal cancer. Molecular Medicine Reports, 5(2), 256–262.</w:t>
       </w:r>
       <w:bookmarkEnd w:id="56"/>
     </w:p>
@@ -43970,21 +43143,12 @@
         </w:rPr>
       </w:pPr>
       <w:bookmarkStart w:id="58" w:name="_Ref203468315"/>
-      <w:proofErr w:type="spellStart"/>
       <w:r>
         <w:rPr>
           <w:sz w:val="18"/>
           <w:szCs w:val="18"/>
         </w:rPr>
-        <w:t>Adammek</w:t>
-      </w:r>
-      <w:proofErr w:type="spellEnd"/>
-      <w:r>
-        <w:rPr>
-          <w:sz w:val="18"/>
-          <w:szCs w:val="18"/>
-        </w:rPr>
-        <w:t>, M., et al. (2013). miR‑143 and miR‑145 suppress prostate cancer cell migration and invasion. Fertility and Sterility, 99(7), 2006–2014.</w:t>
+        <w:t>Adammek, M., et al. (2013). miR‑143 and miR‑145 suppress prostate cancer cell migration and invasion. Fertility and Sterility, 99(7), 2006–2014.</w:t>
       </w:r>
       <w:bookmarkEnd w:id="58"/>
     </w:p>
